--- a/INFORME_EJECUTIVO_AUTOITBA.docx
+++ b/INFORME_EJECUTIVO_AUTOITBA.docx
@@ -11,7 +11,7 @@
           <w:rFonts w:ascii="Calibri" w:hAnsi="Calibri"/>
           <w:b/>
           <w:color w:val="2F5597"/>
-          <w:sz w:val="24"/>
+          <w:sz w:val="26"/>
         </w:rPr>
         <w:t>INSTITUTO TECNOLÓGICO DE BUENOS AIRES (ITBA)</w:t>
       </w:r>
@@ -24,14 +24,14 @@
         <w:rPr>
           <w:rFonts w:ascii="Calibri" w:hAnsi="Calibri"/>
           <w:color w:val="595959"/>
-          <w:sz w:val="21"/>
+          <w:sz w:val="22"/>
         </w:rPr>
         <w:t>Departamento de Ingeniería Industrial — 11.51 / IO51 Investigación de Operaciones</w:t>
       </w:r>
     </w:p>
     <w:p>
       <w:pPr>
-        <w:spacing w:before="360" w:after="120"/>
+        <w:spacing w:before="480" w:after="160"/>
         <w:jc w:val="center"/>
       </w:pPr>
       <w:r>
@@ -39,7 +39,7 @@
           <w:rFonts w:ascii="Calibri" w:hAnsi="Calibri"/>
           <w:b/>
           <w:color w:val="1F4E79"/>
-          <w:sz w:val="40"/>
+          <w:sz w:val="44"/>
         </w:rPr>
         <w:t>TRABAJO PRÁCTICO N° 1 COMPLEMENTARIO</w:t>
         <w:br/>
@@ -48,7 +48,7 @@
     </w:p>
     <w:p>
       <w:pPr>
-        <w:spacing w:after="480"/>
+        <w:spacing w:after="560"/>
         <w:jc w:val="center"/>
       </w:pPr>
       <w:r>
@@ -58,7 +58,7 @@
           <w:color w:val="262626"/>
           <w:sz w:val="24"/>
         </w:rPr>
-        <w:t>Optimización Matemática a 5 Años, Análisis de Sensibilidad y Estrategia Directiva (2026-2030)</w:t>
+        <w:t>Optimización Matemática (MILP), Demostraciones Analíticas y Recomendación Estratégica (2026-2030)</w:t>
       </w:r>
     </w:p>
     <w:tbl>
@@ -175,7 +175,7 @@
                 <w:b/>
                 <w:color w:val="1F4E79"/>
               </w:rPr>
-              <w:t>Herramientas:</w:t>
+              <w:t>Horizonte de Evaluación:</w:t>
             </w:r>
           </w:p>
         </w:tc>
@@ -195,7 +195,7 @@
               <w:rPr>
                 <w:color w:val="262626"/>
               </w:rPr>
-              <w:t>Python 3.12, PuLP (Solver CBC), Pandas, OpenPyXL</w:t>
+              <w:t>5 Años (Año 1 a Año 5 / 2026 - 2030)</w:t>
             </w:r>
           </w:p>
         </w:tc>
@@ -218,7 +218,7 @@
                 <w:b/>
                 <w:color w:val="1F4E79"/>
               </w:rPr>
-              <w:t>Repositorio GitHub:</w:t>
+              <w:t>Herramientas:</w:t>
             </w:r>
           </w:p>
         </w:tc>
@@ -238,6 +238,49 @@
               <w:rPr>
                 <w:color w:val="262626"/>
               </w:rPr>
+              <w:t>Python 3.12, PuLP (Solver CBC / Branch &amp; Bound), Pandas, OpenPyXL</w:t>
+            </w:r>
+          </w:p>
+        </w:tc>
+      </w:tr>
+      <w:tr>
+        <w:tc>
+          <w:tcPr>
+            <w:tcW w:type="dxa" w:w="4680"/>
+            <w:shd w:fill="F2F2F2"/>
+            <w:tcMar>
+              <w:top w:w="60" w:type="dxa"/>
+              <w:bottom w:w="60" w:type="dxa"/>
+              <w:left w:w="100" w:type="dxa"/>
+              <w:right w:w="100" w:type="dxa"/>
+            </w:tcMar>
+          </w:tcPr>
+          <w:p>
+            <w:r>
+              <w:rPr>
+                <w:b/>
+                <w:color w:val="1F4E79"/>
+              </w:rPr>
+              <w:t>Repositorio Oficial:</w:t>
+            </w:r>
+          </w:p>
+        </w:tc>
+        <w:tc>
+          <w:tcPr>
+            <w:tcW w:type="dxa" w:w="4680"/>
+            <w:shd w:fill="FAFAFA"/>
+            <w:tcMar>
+              <w:top w:w="60" w:type="dxa"/>
+              <w:bottom w:w="60" w:type="dxa"/>
+              <w:left w:w="100" w:type="dxa"/>
+              <w:right w:w="100" w:type="dxa"/>
+            </w:tcMar>
+          </w:tcPr>
+          <w:p>
+            <w:r>
+              <w:rPr>
+                <w:color w:val="262626"/>
+              </w:rPr>
               <w:t>https://github.com/Santim1897/TP1-IO</w:t>
             </w:r>
           </w:p>
@@ -245,41 +288,24 @@
       </w:tr>
     </w:tbl>
     <w:p>
-      <w:pPr>
-        <w:spacing w:after="360"/>
-      </w:pPr>
+      <w:r>
+        <w:br w:type="page"/>
+      </w:r>
     </w:p>
     <w:p>
       <w:pPr>
         <w:pStyle w:val="Heading1"/>
-        <w:spacing w:before="240"/>
       </w:pPr>
       <w:r>
         <w:rPr>
           <w:color w:val="1F4E79"/>
         </w:rPr>
-        <w:t>Resumen Ejecutivo</w:t>
+        <w:t>Resumen Ejecutivo y Cuadro de Respuestas</w:t>
       </w:r>
     </w:p>
     <w:p>
       <w:r>
-        <w:t>Se formuló y resolvió un modelo de Programación Lineal Entera Mixta (MILP) para planificar la producción, asignación de turnos, almacenamiento interanual y abastecimiento de mercado de la terminal automotriz AutoITBA S.A. durante un horizonte de cinco años (Año 1 a Año 5). El modelo busca maximizar la Utilidad Neta Total consolidada en dólares estadounidenses (USD), incorporando la dinámica inflacionaria del 20% anual y matrices de tipo de cambio oficial.</w:t>
-      </w:r>
-    </w:p>
-    <w:p>
-      <w:r>
-        <w:t>Bajo el Escenario Base, la Utilidad Neta acumulada alcanza USD 1.993,49 Millones (USD 1.916,30 Millones sin contrato optativo adicional de agronegocios). El plan óptimo establece operar la Línea A únicamente en Turno Mañana (abasteciendo el 100% de la demanda de livianos) y la Línea B en Turno Mañana y Turno Tarde a pleno régimen (dedicada exclusivamente a pick-ups). No se traslada inventario terminado entre períodos debido al elevado costo financiero y logístico de playón (25% anual).</w:t>
-      </w:r>
-    </w:p>
-    <w:p>
-      <w:pPr>
-        <w:pStyle w:val="Heading2"/>
-      </w:pPr>
-      <w:r>
-        <w:rPr>
-          <w:color w:val="2F5597"/>
-        </w:rPr>
-        <w:t>Síntesis de Respuestas a las Consignas</w:t>
+        <w:t>Se formuló y resolvió un modelo de Programación Lineal Entera Mixta (MILP) multiperíodo para optimizar las operaciones de AutoITBA S.A. a lo largo de un horizonte de 5 años. El modelo decide de forma simultánea los volúmenes a producir por línea y turno, la activación de turnos mediante variables binarias, el inventario interanual en playón y el despacho a los distintos canales de venta (mercado interno, exportaciones MERCOSUR y contratos especiales). El objetivo es maximizar la Utilidad Neta Total consolidada en dólares (USD).</w:t>
       </w:r>
     </w:p>
     <w:tbl>
@@ -300,8 +326,98 @@
             <w:tcW w:type="dxa" w:w="2340"/>
             <w:shd w:fill="1F4E79"/>
             <w:tcMar>
-              <w:top w:w="80" w:type="dxa"/>
-              <w:bottom w:w="80" w:type="dxa"/>
+              <w:top w:w="100" w:type="dxa"/>
+              <w:bottom w:w="100" w:type="dxa"/>
+              <w:left w:w="120" w:type="dxa"/>
+              <w:right w:w="120" w:type="dxa"/>
+            </w:tcMar>
+          </w:tcPr>
+          <w:p>
+            <w:r>
+              <w:rPr>
+                <w:b/>
+                <w:color w:val="FFFFFF"/>
+                <w:sz w:val="19"/>
+              </w:rPr>
+              <w:t>Consigna</w:t>
+            </w:r>
+          </w:p>
+        </w:tc>
+        <w:tc>
+          <w:tcPr>
+            <w:tcW w:type="dxa" w:w="2340"/>
+            <w:shd w:fill="1F4E79"/>
+            <w:tcMar>
+              <w:top w:w="100" w:type="dxa"/>
+              <w:bottom w:w="100" w:type="dxa"/>
+              <w:left w:w="120" w:type="dxa"/>
+              <w:right w:w="120" w:type="dxa"/>
+            </w:tcMar>
+          </w:tcPr>
+          <w:p>
+            <w:r>
+              <w:rPr>
+                <w:b/>
+                <w:color w:val="FFFFFF"/>
+                <w:sz w:val="19"/>
+              </w:rPr>
+              <w:t>Planteo Central</w:t>
+            </w:r>
+          </w:p>
+        </w:tc>
+        <w:tc>
+          <w:tcPr>
+            <w:tcW w:type="dxa" w:w="2340"/>
+            <w:shd w:fill="1F4E79"/>
+            <w:tcMar>
+              <w:top w:w="100" w:type="dxa"/>
+              <w:bottom w:w="100" w:type="dxa"/>
+              <w:left w:w="120" w:type="dxa"/>
+              <w:right w:w="120" w:type="dxa"/>
+            </w:tcMar>
+          </w:tcPr>
+          <w:p>
+            <w:r>
+              <w:rPr>
+                <w:b/>
+                <w:color w:val="FFFFFF"/>
+                <w:sz w:val="19"/>
+              </w:rPr>
+              <w:t>Resultado Cuantitativo</w:t>
+            </w:r>
+          </w:p>
+        </w:tc>
+        <w:tc>
+          <w:tcPr>
+            <w:tcW w:type="dxa" w:w="2340"/>
+            <w:shd w:fill="1F4E79"/>
+            <w:tcMar>
+              <w:top w:w="100" w:type="dxa"/>
+              <w:bottom w:w="100" w:type="dxa"/>
+              <w:left w:w="120" w:type="dxa"/>
+              <w:right w:w="120" w:type="dxa"/>
+            </w:tcMar>
+          </w:tcPr>
+          <w:p>
+            <w:r>
+              <w:rPr>
+                <w:b/>
+                <w:color w:val="FFFFFF"/>
+                <w:sz w:val="19"/>
+              </w:rPr>
+              <w:t>Decisión Recomendada</w:t>
+            </w:r>
+          </w:p>
+        </w:tc>
+      </w:tr>
+      <w:tr>
+        <w:tc>
+          <w:tcPr>
+            <w:tcW w:type="dxa" w:w="2340"/>
+            <w:shd w:fill="F2F5F9"/>
+            <w:tcMar>
+              <w:top w:w="60" w:type="dxa"/>
+              <w:bottom w:w="60" w:type="dxa"/>
               <w:left w:w="100" w:type="dxa"/>
               <w:right w:w="100" w:type="dxa"/>
             </w:tcMar>
@@ -309,20 +425,19 @@
           <w:p>
             <w:r>
               <w:rPr>
-                <w:b/>
-                <w:color w:val="FFFFFF"/>
-              </w:rPr>
-              <w:t>Consigna</w:t>
+                <w:sz w:val="18"/>
+              </w:rPr>
+              <w:t>1. Plan Óptimo Base</w:t>
             </w:r>
           </w:p>
         </w:tc>
         <w:tc>
           <w:tcPr>
             <w:tcW w:type="dxa" w:w="2340"/>
-            <w:shd w:fill="1F4E79"/>
-            <w:tcMar>
-              <w:top w:w="80" w:type="dxa"/>
-              <w:bottom w:w="80" w:type="dxa"/>
+            <w:shd w:fill="F2F5F9"/>
+            <w:tcMar>
+              <w:top w:w="60" w:type="dxa"/>
+              <w:bottom w:w="60" w:type="dxa"/>
               <w:left w:w="100" w:type="dxa"/>
               <w:right w:w="100" w:type="dxa"/>
             </w:tcMar>
@@ -330,20 +445,19 @@
           <w:p>
             <w:r>
               <w:rPr>
-                <w:b/>
-                <w:color w:val="FFFFFF"/>
-              </w:rPr>
-              <w:t>Tema Analizado</w:t>
+                <w:sz w:val="18"/>
+              </w:rPr>
+              <w:t>Producción, turnos y cobertura a 5 años</w:t>
             </w:r>
           </w:p>
         </w:tc>
         <w:tc>
           <w:tcPr>
             <w:tcW w:type="dxa" w:w="2340"/>
-            <w:shd w:fill="1F4E79"/>
-            <w:tcMar>
-              <w:top w:w="80" w:type="dxa"/>
-              <w:bottom w:w="80" w:type="dxa"/>
+            <w:shd w:fill="F2F5F9"/>
+            <w:tcMar>
+              <w:top w:w="60" w:type="dxa"/>
+              <w:bottom w:w="60" w:type="dxa"/>
               <w:left w:w="100" w:type="dxa"/>
               <w:right w:w="100" w:type="dxa"/>
             </w:tcMar>
@@ -351,20 +465,19 @@
           <w:p>
             <w:r>
               <w:rPr>
-                <w:b/>
-                <w:color w:val="FFFFFF"/>
-              </w:rPr>
-              <w:t>Resultado Cuantitativo</w:t>
+                <w:sz w:val="18"/>
+              </w:rPr>
+              <w:t>Utilidad: USD 1.916,3 M / 1.993,5 M (Inv = 0)</w:t>
             </w:r>
           </w:p>
         </w:tc>
         <w:tc>
           <w:tcPr>
             <w:tcW w:type="dxa" w:w="2340"/>
-            <w:shd w:fill="1F4E79"/>
-            <w:tcMar>
-              <w:top w:w="80" w:type="dxa"/>
-              <w:bottom w:w="80" w:type="dxa"/>
+            <w:shd w:fill="F2F5F9"/>
+            <w:tcMar>
+              <w:top w:w="60" w:type="dxa"/>
+              <w:bottom w:w="60" w:type="dxa"/>
               <w:left w:w="100" w:type="dxa"/>
               <w:right w:w="100" w:type="dxa"/>
             </w:tcMar>
@@ -372,10 +485,9 @@
           <w:p>
             <w:r>
               <w:rPr>
-                <w:b/>
-                <w:color w:val="FFFFFF"/>
-              </w:rPr>
-              <w:t>Decisión Recomendada</w:t>
+                <w:sz w:val="18"/>
+              </w:rPr>
+              <w:t>Línea A Mañana; Línea B Mañana y Tarde. 100% demanda cubierta.</w:t>
             </w:r>
           </w:p>
         </w:tc>
@@ -384,23 +496,81 @@
         <w:tc>
           <w:tcPr>
             <w:tcW w:type="dxa" w:w="2340"/>
-            <w:shd w:fill="F2F5F9"/>
             <w:tcMar>
               <w:top w:w="60" w:type="dxa"/>
               <w:bottom w:w="60" w:type="dxa"/>
-              <w:left w:w="80" w:type="dxa"/>
-              <w:right w:w="80" w:type="dxa"/>
-            </w:tcMar>
-          </w:tcPr>
-          <w:p>
-            <w:r>
-              <w:rPr>
-                <w:sz w:val="19"/>
-              </w:rPr>
-              <w:t>1. Plan Óptimo Base</w:t>
-            </w:r>
-          </w:p>
-        </w:tc>
+              <w:left w:w="100" w:type="dxa"/>
+              <w:right w:w="100" w:type="dxa"/>
+            </w:tcMar>
+          </w:tcPr>
+          <w:p>
+            <w:r>
+              <w:rPr>
+                <w:sz w:val="18"/>
+              </w:rPr>
+              <w:t>2. Devaluación</w:t>
+            </w:r>
+          </w:p>
+        </w:tc>
+        <w:tc>
+          <w:tcPr>
+            <w:tcW w:type="dxa" w:w="2340"/>
+            <w:tcMar>
+              <w:top w:w="60" w:type="dxa"/>
+              <w:bottom w:w="60" w:type="dxa"/>
+              <w:left w:w="100" w:type="dxa"/>
+              <w:right w:w="100" w:type="dxa"/>
+            </w:tcMar>
+          </w:tcPr>
+          <w:p>
+            <w:r>
+              <w:rPr>
+                <w:sz w:val="18"/>
+              </w:rPr>
+              <w:t>Impacto de tipo de cambio acelerado</w:t>
+            </w:r>
+          </w:p>
+        </w:tc>
+        <w:tc>
+          <w:tcPr>
+            <w:tcW w:type="dxa" w:w="2340"/>
+            <w:tcMar>
+              <w:top w:w="60" w:type="dxa"/>
+              <w:bottom w:w="60" w:type="dxa"/>
+              <w:left w:w="100" w:type="dxa"/>
+              <w:right w:w="100" w:type="dxa"/>
+            </w:tcMar>
+          </w:tcPr>
+          <w:p>
+            <w:r>
+              <w:rPr>
+                <w:sz w:val="18"/>
+              </w:rPr>
+              <w:t>Utilidad: USD 3.779,1 M (+96,1%)</w:t>
+            </w:r>
+          </w:p>
+        </w:tc>
+        <w:tc>
+          <w:tcPr>
+            <w:tcW w:type="dxa" w:w="2340"/>
+            <w:tcMar>
+              <w:top w:w="60" w:type="dxa"/>
+              <w:bottom w:w="60" w:type="dxa"/>
+              <w:left w:w="100" w:type="dxa"/>
+              <w:right w:w="100" w:type="dxa"/>
+            </w:tcMar>
+          </w:tcPr>
+          <w:p>
+            <w:r>
+              <w:rPr>
+                <w:sz w:val="18"/>
+              </w:rPr>
+              <w:t>Costos en pesos se licúan en USD. Turno tarde en Línea B es indispensable.</w:t>
+            </w:r>
+          </w:p>
+        </w:tc>
+      </w:tr>
+      <w:tr>
         <w:tc>
           <w:tcPr>
             <w:tcW w:type="dxa" w:w="2340"/>
@@ -408,16 +578,16 @@
             <w:tcMar>
               <w:top w:w="60" w:type="dxa"/>
               <w:bottom w:w="60" w:type="dxa"/>
-              <w:left w:w="80" w:type="dxa"/>
-              <w:right w:w="80" w:type="dxa"/>
-            </w:tcMar>
-          </w:tcPr>
-          <w:p>
-            <w:r>
-              <w:rPr>
-                <w:sz w:val="19"/>
-              </w:rPr>
-              <w:t>Producción, turnos y cobertura a 5 años</w:t>
+              <w:left w:w="100" w:type="dxa"/>
+              <w:right w:w="100" w:type="dxa"/>
+            </w:tcMar>
+          </w:tcPr>
+          <w:p>
+            <w:r>
+              <w:rPr>
+                <w:sz w:val="18"/>
+              </w:rPr>
+              <w:t>3. Reequipamiento</w:t>
             </w:r>
           </w:p>
         </w:tc>
@@ -428,16 +598,16 @@
             <w:tcMar>
               <w:top w:w="60" w:type="dxa"/>
               <w:bottom w:w="60" w:type="dxa"/>
-              <w:left w:w="80" w:type="dxa"/>
-              <w:right w:w="80" w:type="dxa"/>
-            </w:tcMar>
-          </w:tcPr>
-          <w:p>
-            <w:r>
-              <w:rPr>
-                <w:sz w:val="19"/>
-              </w:rPr>
-              <w:t>Utilidad: USD 1.993,49 M (Inv = 0)</w:t>
+              <w:left w:w="100" w:type="dxa"/>
+              <w:right w:w="100" w:type="dxa"/>
+            </w:tcMar>
+          </w:tcPr>
+          <w:p>
+            <w:r>
+              <w:rPr>
+                <w:sz w:val="18"/>
+              </w:rPr>
+              <w:t>Inversión USD 12M-18M para pick-ups en Línea A</w:t>
             </w:r>
           </w:p>
         </w:tc>
@@ -448,154 +618,14 @@
             <w:tcMar>
               <w:top w:w="60" w:type="dxa"/>
               <w:bottom w:w="60" w:type="dxa"/>
-              <w:left w:w="80" w:type="dxa"/>
-              <w:right w:w="80" w:type="dxa"/>
-            </w:tcMar>
-          </w:tcPr>
-          <w:p>
-            <w:r>
-              <w:rPr>
-                <w:sz w:val="19"/>
-              </w:rPr>
-              <w:t>Línea A Mañana; Línea B Mañana+Tarde. 100% demanda cubierta.</w:t>
-            </w:r>
-          </w:p>
-        </w:tc>
-      </w:tr>
-      <w:tr>
-        <w:tc>
-          <w:tcPr>
-            <w:tcW w:type="dxa" w:w="2340"/>
-            <w:tcMar>
-              <w:top w:w="60" w:type="dxa"/>
-              <w:bottom w:w="60" w:type="dxa"/>
-              <w:left w:w="80" w:type="dxa"/>
-              <w:right w:w="80" w:type="dxa"/>
-            </w:tcMar>
-          </w:tcPr>
-          <w:p>
-            <w:r>
-              <w:rPr>
-                <w:sz w:val="19"/>
-              </w:rPr>
-              <w:t>2. Devaluación</w:t>
-            </w:r>
-          </w:p>
-        </w:tc>
-        <w:tc>
-          <w:tcPr>
-            <w:tcW w:type="dxa" w:w="2340"/>
-            <w:tcMar>
-              <w:top w:w="60" w:type="dxa"/>
-              <w:bottom w:w="60" w:type="dxa"/>
-              <w:left w:w="80" w:type="dxa"/>
-              <w:right w:w="80" w:type="dxa"/>
-            </w:tcMar>
-          </w:tcPr>
-          <w:p>
-            <w:r>
-              <w:rPr>
-                <w:sz w:val="19"/>
-              </w:rPr>
-              <w:t>Impacto de tipo de cambio acelerado</w:t>
-            </w:r>
-          </w:p>
-        </w:tc>
-        <w:tc>
-          <w:tcPr>
-            <w:tcW w:type="dxa" w:w="2340"/>
-            <w:tcMar>
-              <w:top w:w="60" w:type="dxa"/>
-              <w:bottom w:w="60" w:type="dxa"/>
-              <w:left w:w="80" w:type="dxa"/>
-              <w:right w:w="80" w:type="dxa"/>
-            </w:tcMar>
-          </w:tcPr>
-          <w:p>
-            <w:r>
-              <w:rPr>
-                <w:sz w:val="19"/>
-              </w:rPr>
-              <w:t>Utilidad: USD 3.910,05 M (+96,1%)</w:t>
-            </w:r>
-          </w:p>
-        </w:tc>
-        <w:tc>
-          <w:tcPr>
-            <w:tcW w:type="dxa" w:w="2340"/>
-            <w:tcMar>
-              <w:top w:w="60" w:type="dxa"/>
-              <w:bottom w:w="60" w:type="dxa"/>
-              <w:left w:w="80" w:type="dxa"/>
-              <w:right w:w="80" w:type="dxa"/>
-            </w:tcMar>
-          </w:tcPr>
-          <w:p>
-            <w:r>
-              <w:rPr>
-                <w:sz w:val="19"/>
-              </w:rPr>
-              <w:t>Costos en pesos se licúan en USD. Turno tarde es aún más rentable.</w:t>
-            </w:r>
-          </w:p>
-        </w:tc>
-      </w:tr>
-      <w:tr>
-        <w:tc>
-          <w:tcPr>
-            <w:tcW w:type="dxa" w:w="2340"/>
-            <w:shd w:fill="F2F5F9"/>
-            <w:tcMar>
-              <w:top w:w="60" w:type="dxa"/>
-              <w:bottom w:w="60" w:type="dxa"/>
-              <w:left w:w="80" w:type="dxa"/>
-              <w:right w:w="80" w:type="dxa"/>
-            </w:tcMar>
-          </w:tcPr>
-          <w:p>
-            <w:r>
-              <w:rPr>
-                <w:sz w:val="19"/>
-              </w:rPr>
-              <w:t>3. Reequipamiento</w:t>
-            </w:r>
-          </w:p>
-        </w:tc>
-        <w:tc>
-          <w:tcPr>
-            <w:tcW w:type="dxa" w:w="2340"/>
-            <w:shd w:fill="F2F5F9"/>
-            <w:tcMar>
-              <w:top w:w="60" w:type="dxa"/>
-              <w:bottom w:w="60" w:type="dxa"/>
-              <w:left w:w="80" w:type="dxa"/>
-              <w:right w:w="80" w:type="dxa"/>
-            </w:tcMar>
-          </w:tcPr>
-          <w:p>
-            <w:r>
-              <w:rPr>
-                <w:sz w:val="19"/>
-              </w:rPr>
-              <w:t>Inversión USD 12M-18M para pick-ups en Línea A</w:t>
-            </w:r>
-          </w:p>
-        </w:tc>
-        <w:tc>
-          <w:tcPr>
-            <w:tcW w:type="dxa" w:w="2340"/>
-            <w:shd w:fill="F2F5F9"/>
-            <w:tcMar>
-              <w:top w:w="60" w:type="dxa"/>
-              <w:bottom w:w="60" w:type="dxa"/>
-              <w:left w:w="80" w:type="dxa"/>
-              <w:right w:w="80" w:type="dxa"/>
-            </w:tcMar>
-          </w:tcPr>
-          <w:p>
-            <w:r>
-              <w:rPr>
-                <w:sz w:val="19"/>
+              <w:left w:w="100" w:type="dxa"/>
+              <w:right w:w="100" w:type="dxa"/>
+            </w:tcMar>
+          </w:tcPr>
+          <w:p>
+            <w:r>
+              <w:rPr>
+                <w:sz w:val="18"/>
               </w:rPr>
               <w:t>Base: Inviable (-USD 16M a -31M)</w:t>
               <w:br/>
@@ -610,14 +640,14 @@
             <w:tcMar>
               <w:top w:w="60" w:type="dxa"/>
               <w:bottom w:w="60" w:type="dxa"/>
-              <w:left w:w="80" w:type="dxa"/>
-              <w:right w:w="80" w:type="dxa"/>
-            </w:tcMar>
-          </w:tcPr>
-          <w:p>
-            <w:r>
-              <w:rPr>
-                <w:sz w:val="19"/>
+              <w:left w:w="100" w:type="dxa"/>
+              <w:right w:w="100" w:type="dxa"/>
+            </w:tcMar>
+          </w:tcPr>
+          <w:p>
+            <w:r>
+              <w:rPr>
+                <w:sz w:val="18"/>
               </w:rPr>
               <w:t>No reequipar en demanda normal. Con Boom Agropecuario, hacer la obra en Año 1.</w:t>
             </w:r>
@@ -631,14 +661,14 @@
             <w:tcMar>
               <w:top w:w="60" w:type="dxa"/>
               <w:bottom w:w="60" w:type="dxa"/>
-              <w:left w:w="80" w:type="dxa"/>
-              <w:right w:w="80" w:type="dxa"/>
-            </w:tcMar>
-          </w:tcPr>
-          <w:p>
-            <w:r>
-              <w:rPr>
-                <w:sz w:val="19"/>
+              <w:left w:w="100" w:type="dxa"/>
+              <w:right w:w="100" w:type="dxa"/>
+            </w:tcMar>
+          </w:tcPr>
+          <w:p>
+            <w:r>
+              <w:rPr>
+                <w:sz w:val="18"/>
               </w:rPr>
               <w:t>4. Importación China</w:t>
             </w:r>
@@ -650,14 +680,14 @@
             <w:tcMar>
               <w:top w:w="60" w:type="dxa"/>
               <w:bottom w:w="60" w:type="dxa"/>
-              <w:left w:w="80" w:type="dxa"/>
-              <w:right w:w="80" w:type="dxa"/>
-            </w:tcMar>
-          </w:tcPr>
-          <w:p>
-            <w:r>
-              <w:rPr>
-                <w:sz w:val="19"/>
+              <w:left w:w="100" w:type="dxa"/>
+              <w:right w:w="100" w:type="dxa"/>
+            </w:tcMar>
+          </w:tcPr>
+          <w:p>
+            <w:r>
+              <w:rPr>
+                <w:sz w:val="18"/>
               </w:rPr>
               <w:t>Reemplazo de livianos locales desde Año 2</w:t>
             </w:r>
@@ -669,14 +699,14 @@
             <w:tcMar>
               <w:top w:w="60" w:type="dxa"/>
               <w:bottom w:w="60" w:type="dxa"/>
-              <w:left w:w="80" w:type="dxa"/>
-              <w:right w:w="80" w:type="dxa"/>
-            </w:tcMar>
-          </w:tcPr>
-          <w:p>
-            <w:r>
-              <w:rPr>
-                <w:sz w:val="19"/>
+              <w:left w:w="100" w:type="dxa"/>
+              <w:right w:w="100" w:type="dxa"/>
+            </w:tcMar>
+          </w:tcPr>
+          <w:p>
+            <w:r>
+              <w:rPr>
+                <w:sz w:val="18"/>
               </w:rPr>
               <w:t>Base: +USD 109,7 M</w:t>
               <w:br/>
@@ -692,14 +722,14 @@
             <w:tcMar>
               <w:top w:w="60" w:type="dxa"/>
               <w:bottom w:w="60" w:type="dxa"/>
-              <w:left w:w="80" w:type="dxa"/>
-              <w:right w:w="80" w:type="dxa"/>
-            </w:tcMar>
-          </w:tcPr>
-          <w:p>
-            <w:r>
-              <w:rPr>
-                <w:sz w:val="19"/>
+              <w:left w:w="100" w:type="dxa"/>
+              <w:right w:w="100" w:type="dxa"/>
+            </w:tcMar>
+          </w:tcPr>
+          <w:p>
+            <w:r>
+              <w:rPr>
+                <w:sz w:val="18"/>
               </w:rPr>
               <w:t>No desmantelar la planta local. Riesgo regulatorio y cambiario extremo.</w:t>
             </w:r>
@@ -714,14 +744,14 @@
             <w:tcMar>
               <w:top w:w="60" w:type="dxa"/>
               <w:bottom w:w="60" w:type="dxa"/>
-              <w:left w:w="80" w:type="dxa"/>
-              <w:right w:w="80" w:type="dxa"/>
-            </w:tcMar>
-          </w:tcPr>
-          <w:p>
-            <w:r>
-              <w:rPr>
-                <w:sz w:val="19"/>
+              <w:left w:w="100" w:type="dxa"/>
+              <w:right w:w="100" w:type="dxa"/>
+            </w:tcMar>
+          </w:tcPr>
+          <w:p>
+            <w:r>
+              <w:rPr>
+                <w:sz w:val="18"/>
               </w:rPr>
               <w:t>5. Contrato Autonomy</w:t>
             </w:r>
@@ -734,14 +764,14 @@
             <w:tcMar>
               <w:top w:w="60" w:type="dxa"/>
               <w:bottom w:w="60" w:type="dxa"/>
-              <w:left w:w="80" w:type="dxa"/>
-              <w:right w:w="80" w:type="dxa"/>
-            </w:tcMar>
-          </w:tcPr>
-          <w:p>
-            <w:r>
-              <w:rPr>
-                <w:sz w:val="19"/>
+              <w:left w:w="100" w:type="dxa"/>
+              <w:right w:w="100" w:type="dxa"/>
+            </w:tcMar>
+          </w:tcPr>
+          <w:p>
+            <w:r>
+              <w:rPr>
+                <w:sz w:val="18"/>
               </w:rPr>
               <w:t>1.000 LB anuales a USD 27.500 fijo</w:t>
             </w:r>
@@ -754,18 +784,18 @@
             <w:tcMar>
               <w:top w:w="60" w:type="dxa"/>
               <w:bottom w:w="60" w:type="dxa"/>
-              <w:left w:w="80" w:type="dxa"/>
-              <w:right w:w="80" w:type="dxa"/>
-            </w:tcMar>
-          </w:tcPr>
-          <w:p>
-            <w:r>
-              <w:rPr>
-                <w:sz w:val="19"/>
+              <w:left w:w="100" w:type="dxa"/>
+              <w:right w:w="100" w:type="dxa"/>
+            </w:tcMar>
+          </w:tcPr>
+          <w:p>
+            <w:r>
+              <w:rPr>
+                <w:sz w:val="18"/>
               </w:rPr>
               <w:t>Costo oportunidad: +USD 5,17 M</w:t>
               <w:br/>
-              <w:t>Precio umbral: USD 28.534/u</w:t>
+              <w:t>Precio indiferencia: USD 28.534/u</w:t>
             </w:r>
           </w:p>
         </w:tc>
@@ -776,14 +806,14 @@
             <w:tcMar>
               <w:top w:w="60" w:type="dxa"/>
               <w:bottom w:w="60" w:type="dxa"/>
-              <w:left w:w="80" w:type="dxa"/>
-              <w:right w:w="80" w:type="dxa"/>
-            </w:tcMar>
-          </w:tcPr>
-          <w:p>
-            <w:r>
-              <w:rPr>
-                <w:sz w:val="19"/>
+              <w:left w:w="100" w:type="dxa"/>
+              <w:right w:w="100" w:type="dxa"/>
+            </w:tcMar>
+          </w:tcPr>
+          <w:p>
+            <w:r>
+              <w:rPr>
+                <w:sz w:val="18"/>
               </w:rPr>
               <w:t>A USD 27.500 da pérdida en Años 3-5. Renegociar a &gt; USD 28.550 o liberar capacidad.</w:t>
             </w:r>
@@ -797,14 +827,14 @@
             <w:tcMar>
               <w:top w:w="60" w:type="dxa"/>
               <w:bottom w:w="60" w:type="dxa"/>
-              <w:left w:w="80" w:type="dxa"/>
-              <w:right w:w="80" w:type="dxa"/>
-            </w:tcMar>
-          </w:tcPr>
-          <w:p>
-            <w:r>
-              <w:rPr>
-                <w:sz w:val="19"/>
+              <w:left w:w="100" w:type="dxa"/>
+              <w:right w:w="100" w:type="dxa"/>
+            </w:tcMar>
+          </w:tcPr>
+          <w:p>
+            <w:r>
+              <w:rPr>
+                <w:sz w:val="18"/>
               </w:rPr>
               <w:t>6. Costo de Playón</w:t>
             </w:r>
@@ -816,14 +846,14 @@
             <w:tcMar>
               <w:top w:w="60" w:type="dxa"/>
               <w:bottom w:w="60" w:type="dxa"/>
-              <w:left w:w="80" w:type="dxa"/>
-              <w:right w:w="80" w:type="dxa"/>
-            </w:tcMar>
-          </w:tcPr>
-          <w:p>
-            <w:r>
-              <w:rPr>
-                <w:sz w:val="19"/>
+              <w:left w:w="100" w:type="dxa"/>
+              <w:right w:w="100" w:type="dxa"/>
+            </w:tcMar>
+          </w:tcPr>
+          <w:p>
+            <w:r>
+              <w:rPr>
+                <w:sz w:val="18"/>
               </w:rPr>
               <w:t>Sensibilidad al costo de inventario (25%-30%)</w:t>
             </w:r>
@@ -835,14 +865,14 @@
             <w:tcMar>
               <w:top w:w="60" w:type="dxa"/>
               <w:bottom w:w="60" w:type="dxa"/>
-              <w:left w:w="80" w:type="dxa"/>
-              <w:right w:w="80" w:type="dxa"/>
-            </w:tcMar>
-          </w:tcPr>
-          <w:p>
-            <w:r>
-              <w:rPr>
-                <w:sz w:val="19"/>
+              <w:left w:w="100" w:type="dxa"/>
+              <w:right w:w="100" w:type="dxa"/>
+            </w:tcMar>
+          </w:tcPr>
+          <w:p>
+            <w:r>
+              <w:rPr>
+                <w:sz w:val="18"/>
               </w:rPr>
               <w:t>Inv = 0 a 25% y 30%</w:t>
               <w:br/>
@@ -856,14 +886,14 @@
             <w:tcMar>
               <w:top w:w="60" w:type="dxa"/>
               <w:bottom w:w="60" w:type="dxa"/>
-              <w:left w:w="80" w:type="dxa"/>
-              <w:right w:w="80" w:type="dxa"/>
-            </w:tcMar>
-          </w:tcPr>
-          <w:p>
-            <w:r>
-              <w:rPr>
-                <w:sz w:val="19"/>
+              <w:left w:w="100" w:type="dxa"/>
+              <w:right w:w="100" w:type="dxa"/>
+            </w:tcMar>
+          </w:tcPr>
+          <w:p>
+            <w:r>
+              <w:rPr>
+                <w:sz w:val="18"/>
               </w:rPr>
               <w:t>Operar Just-in-Time. Guardar stock solo conviene si la tasa fuera inferior al 8,8%.</w:t>
             </w:r>
@@ -878,14 +908,14 @@
             <w:tcMar>
               <w:top w:w="60" w:type="dxa"/>
               <w:bottom w:w="60" w:type="dxa"/>
-              <w:left w:w="80" w:type="dxa"/>
-              <w:right w:w="80" w:type="dxa"/>
-            </w:tcMar>
-          </w:tcPr>
-          <w:p>
-            <w:r>
-              <w:rPr>
-                <w:sz w:val="19"/>
+              <w:left w:w="100" w:type="dxa"/>
+              <w:right w:w="100" w:type="dxa"/>
+            </w:tcMar>
+          </w:tcPr>
+          <w:p>
+            <w:r>
+              <w:rPr>
+                <w:sz w:val="18"/>
               </w:rPr>
               <w:t>7. Estrategia Directiva</w:t>
             </w:r>
@@ -898,14 +928,14 @@
             <w:tcMar>
               <w:top w:w="60" w:type="dxa"/>
               <w:bottom w:w="60" w:type="dxa"/>
-              <w:left w:w="80" w:type="dxa"/>
-              <w:right w:w="80" w:type="dxa"/>
-            </w:tcMar>
-          </w:tcPr>
-          <w:p>
-            <w:r>
-              <w:rPr>
-                <w:sz w:val="19"/>
+              <w:left w:w="100" w:type="dxa"/>
+              <w:right w:w="100" w:type="dxa"/>
+            </w:tcMar>
+          </w:tcPr>
+          <w:p>
+            <w:r>
+              <w:rPr>
+                <w:sz w:val="18"/>
               </w:rPr>
               <w:t>Robustez vs contingencia (Minimax Regret)</w:t>
             </w:r>
@@ -918,14 +948,14 @@
             <w:tcMar>
               <w:top w:w="60" w:type="dxa"/>
               <w:bottom w:w="60" w:type="dxa"/>
-              <w:left w:w="80" w:type="dxa"/>
-              <w:right w:w="80" w:type="dxa"/>
-            </w:tcMar>
-          </w:tcPr>
-          <w:p>
-            <w:r>
-              <w:rPr>
-                <w:sz w:val="19"/>
+              <w:left w:w="100" w:type="dxa"/>
+              <w:right w:w="100" w:type="dxa"/>
+            </w:tcMar>
+          </w:tcPr>
+          <w:p>
+            <w:r>
+              <w:rPr>
+                <w:sz w:val="18"/>
               </w:rPr>
               <w:t>Arrepentimiento S1: USD 109,7 M</w:t>
               <w:br/>
@@ -940,14 +970,14 @@
             <w:tcMar>
               <w:top w:w="60" w:type="dxa"/>
               <w:bottom w:w="60" w:type="dxa"/>
-              <w:left w:w="80" w:type="dxa"/>
-              <w:right w:w="80" w:type="dxa"/>
-            </w:tcMar>
-          </w:tcPr>
-          <w:p>
-            <w:r>
-              <w:rPr>
-                <w:sz w:val="19"/>
+              <w:left w:w="100" w:type="dxa"/>
+              <w:right w:w="100" w:type="dxa"/>
+            </w:tcMar>
+          </w:tcPr>
+          <w:p>
+            <w:r>
+              <w:rPr>
+                <w:sz w:val="18"/>
               </w:rPr>
               <w:t>Fabricación Local Flexible: No asumir compromisos irreversibles en Años 1 y 2.</w:t>
             </w:r>
@@ -968,7 +998,7 @@
         <w:rPr>
           <w:color w:val="1F4E79"/>
         </w:rPr>
-        <w:t>a) Modelo de Programación Lineal Entera Mixta (MILP)</w:t>
+        <w:t>Sección 1: Formulación Formal del Modelo (MILP)</w:t>
       </w:r>
     </w:p>
     <w:p>
@@ -979,70 +1009,63 @@
         <w:rPr>
           <w:color w:val="2F5597"/>
         </w:rPr>
-        <w:t>i) Supuestos más Importantes</w:t>
+        <w:t>a.i) Supuestos Más Importantes</w:t>
       </w:r>
     </w:p>
     <w:p>
       <w:pPr>
         <w:pStyle w:val="ListBullet"/>
-        <w:spacing w:after="80"/>
       </w:pPr>
       <w:r>
-        <w:t>Unidad Monetaria Homogénea (USD): Dado que los precios de venta locales y de exportación se encuentran fijados en dólares estadounidenses y la economía argentina experimenta inflación en moneda local, toda la función objetivo y evaluación financiera se consolida en USD sin descontar (el enunciado no provee tasa de descuento intertemporal).</w:t>
+        <w:t>Unidad Monetaria Homogénea (USD sin descontar): El precio de venta se percibe en dólares y la función objetivo consolida todos los flujos en USD sin aplicar tasa de descuento intertemporal.</w:t>
       </w:r>
     </w:p>
     <w:p>
       <w:pPr>
         <w:pStyle w:val="ListBullet"/>
-        <w:spacing w:after="80"/>
       </w:pPr>
       <w:r>
-        <w:t>Indexación y Conversión de Costos en Pesos: Los costos operativos originalmente en ARS (mano de obra, encendido de línea y componentes variables locales) se indexan anualmente al ritmo de la inflación proyectada del 20% anual y se convierten a dólares dividiendo por el tipo de cambio oficial del año t (TC_t).</w:t>
+        <w:t>Indexación y Conversión de Costos en Pesos: Los costos operativos en Zárate se indexan anualmente al ritmo de la inflación proyectada del 20% anual: FactorInflacion(t) = (1.20)^(t-1), y se convierten a dólares dividiendo por el tipo de cambio oficial del año t.</w:t>
       </w:r>
     </w:p>
     <w:p>
       <w:pPr>
         <w:pStyle w:val="ListBullet"/>
-        <w:spacing w:after="80"/>
       </w:pPr>
       <w:r>
-        <w:t>Equivalencia de Capacidad en Línea B (Ratio 1.2): La Línea B es flexible y puede ensamblar 30.000 livianos o 25.000 pick-ups por turno mañana. Por ende, cada pick-up consume técnicamente 1,2 veces la capacidad de un liviano (30.000 / 25.000 = 1,2).</w:t>
+        <w:t>Flexibilidad y Ratio de Sustitución en Línea B (Ratio 1,2): La Línea B puede ensamblar 30.000 livianos o 25.000 pick-ups por turno mañana. Cada pick-up equivale a 1,20 livianos de absorción de capacidad (30.000 / 25.000 = 1,20).</w:t>
       </w:r>
     </w:p>
     <w:p>
       <w:pPr>
         <w:pStyle w:val="ListBullet"/>
-        <w:spacing w:after="80"/>
       </w:pPr>
       <w:r>
-        <w:t>Régimen de Turnos y Jerarquía: El turno tarde opera al 75% de la capacidad del turno mañana debido a menor dotación de supervisores e insumos logísticos nocturnos. No es admisible activar el turno tarde sin tener encendido previamente el turno mañana en esa misma línea.</w:t>
+        <w:t>Capacidad y Precedencia del Turno Tarde: El turno tarde opera al 75% del turno mañana. No se puede activar el turno tarde sin tener previamente encendido el turno mañana en esa misma línea (yA &lt;= wA, yB &lt;= wB).</w:t>
       </w:r>
     </w:p>
     <w:p>
       <w:pPr>
         <w:pStyle w:val="ListBullet"/>
-        <w:spacing w:after="80"/>
       </w:pPr>
       <w:r>
-        <w:t>Regla Sindical de Peligrosidad: Si al menos una línea opera en el turno tarde, se activa la exigencia colectiva de contratar 5 operarios adicionales comunes de supervisión de peligrosidad. Estos operarios se pagan una sola vez si hay turno tarde en planta.</w:t>
+        <w:t>Regla Sindical de Peligrosidad (Operarios Compartidos): Si al menos una línea opera el turno tarde, se incorporan 5 operarios adicionales comunes en detalles finales. Su costo se abona una sola vez en el año si hay turno tarde en planta.</w:t>
       </w:r>
     </w:p>
     <w:p>
       <w:pPr>
         <w:pStyle w:val="ListBullet"/>
-        <w:spacing w:after="80"/>
       </w:pPr>
       <w:r>
-        <w:t>Ecuación de Continuidad y Playón: El inventario inicial en Año 1 es cero. Las unidades no comercializadas pueden trasladarse al período siguiente pagando un 25% anual del costo variable unitario de fabricación de dicho vehículo.</w:t>
+        <w:t>Balance de Inventario y Costo de Playón: El inventario inicial en Año 1 es cero. Mantener un vehículo en playón de un año a otro devenga un costo del 25% de su costo variable de fabricación en dicho año.</w:t>
       </w:r>
     </w:p>
     <w:p>
       <w:pPr>
         <w:pStyle w:val="ListBullet"/>
-        <w:spacing w:after="80"/>
       </w:pPr>
       <w:r>
-        <w:t>Prima de Exportación (+5% MERCOSUR): Las pick-ups exportadas perciben un adicional del 5% sobre el precio de lista local por flete, seguro y prima regional de origen argentino.</w:t>
+        <w:t>Diferencial de Exportación (+5% MERCOSUR): Las pick-ups exportadas perciben un sobreprecio del 5% sobre el precio de lista local por flete, seguro y prima regional.</w:t>
       </w:r>
     </w:p>
     <w:p>
@@ -1053,12 +1076,7 @@
         <w:rPr>
           <w:color w:val="2F5597"/>
         </w:rPr>
-        <w:t>ii) Variables de Decisión Elegidas</w:t>
-      </w:r>
-    </w:p>
-    <w:p>
-      <w:r>
-        <w:t>Se adoptó un esquema donde la producción, ventas e inventarios se representan como variables continuas (divisibilidad), mientras que las decisiones de encendido de líneas y turnos se modelan mediante variables binarias:</w:t>
+        <w:t>a.ii) Definición Formal de Variables de Decisión</w:t>
       </w:r>
     </w:p>
     <w:tbl>
@@ -1079,8 +1097,98 @@
             <w:tcW w:type="dxa" w:w="2340"/>
             <w:shd w:fill="1F4E79"/>
             <w:tcMar>
-              <w:top w:w="80" w:type="dxa"/>
-              <w:bottom w:w="80" w:type="dxa"/>
+              <w:top w:w="100" w:type="dxa"/>
+              <w:bottom w:w="100" w:type="dxa"/>
+              <w:left w:w="120" w:type="dxa"/>
+              <w:right w:w="120" w:type="dxa"/>
+            </w:tcMar>
+          </w:tcPr>
+          <w:p>
+            <w:r>
+              <w:rPr>
+                <w:b/>
+                <w:color w:val="FFFFFF"/>
+                <w:sz w:val="19"/>
+              </w:rPr>
+              <w:t>Variable</w:t>
+            </w:r>
+          </w:p>
+        </w:tc>
+        <w:tc>
+          <w:tcPr>
+            <w:tcW w:type="dxa" w:w="2340"/>
+            <w:shd w:fill="1F4E79"/>
+            <w:tcMar>
+              <w:top w:w="100" w:type="dxa"/>
+              <w:bottom w:w="100" w:type="dxa"/>
+              <w:left w:w="120" w:type="dxa"/>
+              <w:right w:w="120" w:type="dxa"/>
+            </w:tcMar>
+          </w:tcPr>
+          <w:p>
+            <w:r>
+              <w:rPr>
+                <w:b/>
+                <w:color w:val="FFFFFF"/>
+                <w:sz w:val="19"/>
+              </w:rPr>
+              <w:t>Dominio</w:t>
+            </w:r>
+          </w:p>
+        </w:tc>
+        <w:tc>
+          <w:tcPr>
+            <w:tcW w:type="dxa" w:w="2340"/>
+            <w:shd w:fill="1F4E79"/>
+            <w:tcMar>
+              <w:top w:w="100" w:type="dxa"/>
+              <w:bottom w:w="100" w:type="dxa"/>
+              <w:left w:w="120" w:type="dxa"/>
+              <w:right w:w="120" w:type="dxa"/>
+            </w:tcMar>
+          </w:tcPr>
+          <w:p>
+            <w:r>
+              <w:rPr>
+                <w:b/>
+                <w:color w:val="FFFFFF"/>
+                <w:sz w:val="19"/>
+              </w:rPr>
+              <w:t>Cantidad</w:t>
+            </w:r>
+          </w:p>
+        </w:tc>
+        <w:tc>
+          <w:tcPr>
+            <w:tcW w:type="dxa" w:w="2340"/>
+            <w:shd w:fill="1F4E79"/>
+            <w:tcMar>
+              <w:top w:w="100" w:type="dxa"/>
+              <w:bottom w:w="100" w:type="dxa"/>
+              <w:left w:w="120" w:type="dxa"/>
+              <w:right w:w="120" w:type="dxa"/>
+            </w:tcMar>
+          </w:tcPr>
+          <w:p>
+            <w:r>
+              <w:rPr>
+                <w:b/>
+                <w:color w:val="FFFFFF"/>
+                <w:sz w:val="19"/>
+              </w:rPr>
+              <w:t>Descripción y Rol Económico</w:t>
+            </w:r>
+          </w:p>
+        </w:tc>
+      </w:tr>
+      <w:tr>
+        <w:tc>
+          <w:tcPr>
+            <w:tcW w:type="dxa" w:w="2340"/>
+            <w:shd w:fill="F2F5F9"/>
+            <w:tcMar>
+              <w:top w:w="60" w:type="dxa"/>
+              <w:bottom w:w="60" w:type="dxa"/>
               <w:left w:w="100" w:type="dxa"/>
               <w:right w:w="100" w:type="dxa"/>
             </w:tcMar>
@@ -1088,20 +1196,19 @@
           <w:p>
             <w:r>
               <w:rPr>
-                <w:b/>
-                <w:color w:val="FFFFFF"/>
-              </w:rPr>
-              <w:t>Variable</w:t>
+                <w:sz w:val="18"/>
+              </w:rPr>
+              <w:t>X(v, l, s, t)</w:t>
             </w:r>
           </w:p>
         </w:tc>
         <w:tc>
           <w:tcPr>
             <w:tcW w:type="dxa" w:w="2340"/>
-            <w:shd w:fill="1F4E79"/>
-            <w:tcMar>
-              <w:top w:w="80" w:type="dxa"/>
-              <w:bottom w:w="80" w:type="dxa"/>
+            <w:shd w:fill="F2F5F9"/>
+            <w:tcMar>
+              <w:top w:w="60" w:type="dxa"/>
+              <w:bottom w:w="60" w:type="dxa"/>
               <w:left w:w="100" w:type="dxa"/>
               <w:right w:w="100" w:type="dxa"/>
             </w:tcMar>
@@ -1109,20 +1216,19 @@
           <w:p>
             <w:r>
               <w:rPr>
-                <w:b/>
-                <w:color w:val="FFFFFF"/>
-              </w:rPr>
-              <w:t>Tipo</w:t>
+                <w:sz w:val="18"/>
+              </w:rPr>
+              <w:t>Real &gt;= 0</w:t>
             </w:r>
           </w:p>
         </w:tc>
         <w:tc>
           <w:tcPr>
             <w:tcW w:type="dxa" w:w="2340"/>
-            <w:shd w:fill="1F4E79"/>
-            <w:tcMar>
-              <w:top w:w="80" w:type="dxa"/>
-              <w:bottom w:w="80" w:type="dxa"/>
+            <w:shd w:fill="F2F5F9"/>
+            <w:tcMar>
+              <w:top w:w="60" w:type="dxa"/>
+              <w:bottom w:w="60" w:type="dxa"/>
               <w:left w:w="100" w:type="dxa"/>
               <w:right w:w="100" w:type="dxa"/>
             </w:tcMar>
@@ -1130,20 +1236,19 @@
           <w:p>
             <w:r>
               <w:rPr>
-                <w:b/>
-                <w:color w:val="FFFFFF"/>
-              </w:rPr>
-              <w:t>Dimensión</w:t>
+                <w:sz w:val="18"/>
+              </w:rPr>
+              <w:t>70</w:t>
             </w:r>
           </w:p>
         </w:tc>
         <w:tc>
           <w:tcPr>
             <w:tcW w:type="dxa" w:w="2340"/>
-            <w:shd w:fill="1F4E79"/>
-            <w:tcMar>
-              <w:top w:w="80" w:type="dxa"/>
-              <w:bottom w:w="80" w:type="dxa"/>
+            <w:shd w:fill="F2F5F9"/>
+            <w:tcMar>
+              <w:top w:w="60" w:type="dxa"/>
+              <w:bottom w:w="60" w:type="dxa"/>
               <w:left w:w="100" w:type="dxa"/>
               <w:right w:w="100" w:type="dxa"/>
             </w:tcMar>
@@ -1151,10 +1256,9 @@
           <w:p>
             <w:r>
               <w:rPr>
-                <w:b/>
-                <w:color w:val="FFFFFF"/>
-              </w:rPr>
-              <w:t>Significado Económico / Operativo</w:t>
+                <w:sz w:val="18"/>
+              </w:rPr>
+              <w:t>Unidades del vehículo v ensambladas en línea l, turno s, año t.</w:t>
             </w:r>
           </w:p>
         </w:tc>
@@ -1163,23 +1267,81 @@
         <w:tc>
           <w:tcPr>
             <w:tcW w:type="dxa" w:w="2340"/>
-            <w:shd w:fill="F2F5F9"/>
             <w:tcMar>
               <w:top w:w="60" w:type="dxa"/>
               <w:bottom w:w="60" w:type="dxa"/>
-              <w:left w:w="80" w:type="dxa"/>
-              <w:right w:w="80" w:type="dxa"/>
-            </w:tcMar>
-          </w:tcPr>
-          <w:p>
-            <w:r>
-              <w:rPr>
-                <w:sz w:val="19"/>
-              </w:rPr>
-              <w:t>X(m, l, k, t)</w:t>
-            </w:r>
-          </w:p>
-        </w:tc>
+              <w:left w:w="100" w:type="dxa"/>
+              <w:right w:w="100" w:type="dxa"/>
+            </w:tcMar>
+          </w:tcPr>
+          <w:p>
+            <w:r>
+              <w:rPr>
+                <w:sz w:val="18"/>
+              </w:rPr>
+              <w:t>sLoc(v, t)</w:t>
+            </w:r>
+          </w:p>
+        </w:tc>
+        <w:tc>
+          <w:tcPr>
+            <w:tcW w:type="dxa" w:w="2340"/>
+            <w:tcMar>
+              <w:top w:w="60" w:type="dxa"/>
+              <w:bottom w:w="60" w:type="dxa"/>
+              <w:left w:w="100" w:type="dxa"/>
+              <w:right w:w="100" w:type="dxa"/>
+            </w:tcMar>
+          </w:tcPr>
+          <w:p>
+            <w:r>
+              <w:rPr>
+                <w:sz w:val="18"/>
+              </w:rPr>
+              <w:t>Real &gt;= 0</w:t>
+            </w:r>
+          </w:p>
+        </w:tc>
+        <w:tc>
+          <w:tcPr>
+            <w:tcW w:type="dxa" w:w="2340"/>
+            <w:tcMar>
+              <w:top w:w="60" w:type="dxa"/>
+              <w:bottom w:w="60" w:type="dxa"/>
+              <w:left w:w="100" w:type="dxa"/>
+              <w:right w:w="100" w:type="dxa"/>
+            </w:tcMar>
+          </w:tcPr>
+          <w:p>
+            <w:r>
+              <w:rPr>
+                <w:sz w:val="18"/>
+              </w:rPr>
+              <w:t>25</w:t>
+            </w:r>
+          </w:p>
+        </w:tc>
+        <w:tc>
+          <w:tcPr>
+            <w:tcW w:type="dxa" w:w="2340"/>
+            <w:tcMar>
+              <w:top w:w="60" w:type="dxa"/>
+              <w:bottom w:w="60" w:type="dxa"/>
+              <w:left w:w="100" w:type="dxa"/>
+              <w:right w:w="100" w:type="dxa"/>
+            </w:tcMar>
+          </w:tcPr>
+          <w:p>
+            <w:r>
+              <w:rPr>
+                <w:sz w:val="18"/>
+              </w:rPr>
+              <w:t>Unidades del modelo v vendidas en el mercado interno en el año t.</w:t>
+            </w:r>
+          </w:p>
+        </w:tc>
+      </w:tr>
+      <w:tr>
         <w:tc>
           <w:tcPr>
             <w:tcW w:type="dxa" w:w="2340"/>
@@ -1187,16 +1349,16 @@
             <w:tcMar>
               <w:top w:w="60" w:type="dxa"/>
               <w:bottom w:w="60" w:type="dxa"/>
-              <w:left w:w="80" w:type="dxa"/>
-              <w:right w:w="80" w:type="dxa"/>
-            </w:tcMar>
-          </w:tcPr>
-          <w:p>
-            <w:r>
-              <w:rPr>
-                <w:sz w:val="19"/>
-              </w:rPr>
-              <w:t>Continua (&gt;=0)</w:t>
+              <w:left w:w="100" w:type="dxa"/>
+              <w:right w:w="100" w:type="dxa"/>
+            </w:tcMar>
+          </w:tcPr>
+          <w:p>
+            <w:r>
+              <w:rPr>
+                <w:sz w:val="18"/>
+              </w:rPr>
+              <w:t>sExp(v, t)</w:t>
             </w:r>
           </w:p>
         </w:tc>
@@ -1207,16 +1369,16 @@
             <w:tcMar>
               <w:top w:w="60" w:type="dxa"/>
               <w:bottom w:w="60" w:type="dxa"/>
-              <w:left w:w="80" w:type="dxa"/>
-              <w:right w:w="80" w:type="dxa"/>
-            </w:tcMar>
-          </w:tcPr>
-          <w:p>
-            <w:r>
-              <w:rPr>
-                <w:sz w:val="19"/>
-              </w:rPr>
-              <w:t>70 variables</w:t>
+              <w:left w:w="100" w:type="dxa"/>
+              <w:right w:w="100" w:type="dxa"/>
+            </w:tcMar>
+          </w:tcPr>
+          <w:p>
+            <w:r>
+              <w:rPr>
+                <w:sz w:val="18"/>
+              </w:rPr>
+              <w:t>Real &gt;= 0</w:t>
             </w:r>
           </w:p>
         </w:tc>
@@ -1227,16 +1389,36 @@
             <w:tcMar>
               <w:top w:w="60" w:type="dxa"/>
               <w:bottom w:w="60" w:type="dxa"/>
-              <w:left w:w="80" w:type="dxa"/>
-              <w:right w:w="80" w:type="dxa"/>
-            </w:tcMar>
-          </w:tcPr>
-          <w:p>
-            <w:r>
-              <w:rPr>
-                <w:sz w:val="19"/>
-              </w:rPr>
-              <w:t>Unidades producidas del modelo m en la línea l, turno k, año t.</w:t>
+              <w:left w:w="100" w:type="dxa"/>
+              <w:right w:w="100" w:type="dxa"/>
+            </w:tcMar>
+          </w:tcPr>
+          <w:p>
+            <w:r>
+              <w:rPr>
+                <w:sz w:val="18"/>
+              </w:rPr>
+              <w:t>15</w:t>
+            </w:r>
+          </w:p>
+        </w:tc>
+        <w:tc>
+          <w:tcPr>
+            <w:tcW w:type="dxa" w:w="2340"/>
+            <w:shd w:fill="F2F5F9"/>
+            <w:tcMar>
+              <w:top w:w="60" w:type="dxa"/>
+              <w:bottom w:w="60" w:type="dxa"/>
+              <w:left w:w="100" w:type="dxa"/>
+              <w:right w:w="100" w:type="dxa"/>
+            </w:tcMar>
+          </w:tcPr>
+          <w:p>
+            <w:r>
+              <w:rPr>
+                <w:sz w:val="18"/>
+              </w:rPr>
+              <w:t>Unidades de pick-ups exportadas al MERCOSUR en el año t.</w:t>
             </w:r>
           </w:p>
         </w:tc>
@@ -1248,16 +1430,16 @@
             <w:tcMar>
               <w:top w:w="60" w:type="dxa"/>
               <w:bottom w:w="60" w:type="dxa"/>
-              <w:left w:w="80" w:type="dxa"/>
-              <w:right w:w="80" w:type="dxa"/>
-            </w:tcMar>
-          </w:tcPr>
-          <w:p>
-            <w:r>
-              <w:rPr>
-                <w:sz w:val="19"/>
-              </w:rPr>
-              <w:t>S_local(m, t)</w:t>
+              <w:left w:w="100" w:type="dxa"/>
+              <w:right w:w="100" w:type="dxa"/>
+            </w:tcMar>
+          </w:tcPr>
+          <w:p>
+            <w:r>
+              <w:rPr>
+                <w:sz w:val="18"/>
+              </w:rPr>
+              <w:t>I(v, t)</w:t>
             </w:r>
           </w:p>
         </w:tc>
@@ -1267,16 +1449,16 @@
             <w:tcMar>
               <w:top w:w="60" w:type="dxa"/>
               <w:bottom w:w="60" w:type="dxa"/>
-              <w:left w:w="80" w:type="dxa"/>
-              <w:right w:w="80" w:type="dxa"/>
-            </w:tcMar>
-          </w:tcPr>
-          <w:p>
-            <w:r>
-              <w:rPr>
-                <w:sz w:val="19"/>
-              </w:rPr>
-              <w:t>Continua (&gt;=0)</w:t>
+              <w:left w:w="100" w:type="dxa"/>
+              <w:right w:w="100" w:type="dxa"/>
+            </w:tcMar>
+          </w:tcPr>
+          <w:p>
+            <w:r>
+              <w:rPr>
+                <w:sz w:val="18"/>
+              </w:rPr>
+              <w:t>Real &gt;= 0</w:t>
             </w:r>
           </w:p>
         </w:tc>
@@ -1286,16 +1468,16 @@
             <w:tcMar>
               <w:top w:w="60" w:type="dxa"/>
               <w:bottom w:w="60" w:type="dxa"/>
-              <w:left w:w="80" w:type="dxa"/>
-              <w:right w:w="80" w:type="dxa"/>
-            </w:tcMar>
-          </w:tcPr>
-          <w:p>
-            <w:r>
-              <w:rPr>
-                <w:sz w:val="19"/>
-              </w:rPr>
-              <w:t>25 variables</w:t>
+              <w:left w:w="100" w:type="dxa"/>
+              <w:right w:w="100" w:type="dxa"/>
+            </w:tcMar>
+          </w:tcPr>
+          <w:p>
+            <w:r>
+              <w:rPr>
+                <w:sz w:val="18"/>
+              </w:rPr>
+              <w:t>25</w:t>
             </w:r>
           </w:p>
         </w:tc>
@@ -1305,16 +1487,16 @@
             <w:tcMar>
               <w:top w:w="60" w:type="dxa"/>
               <w:bottom w:w="60" w:type="dxa"/>
-              <w:left w:w="80" w:type="dxa"/>
-              <w:right w:w="80" w:type="dxa"/>
-            </w:tcMar>
-          </w:tcPr>
-          <w:p>
-            <w:r>
-              <w:rPr>
-                <w:sz w:val="19"/>
-              </w:rPr>
-              <w:t>Unidades vendidas en el mercado local del modelo m en el año t.</w:t>
+              <w:left w:w="100" w:type="dxa"/>
+              <w:right w:w="100" w:type="dxa"/>
+            </w:tcMar>
+          </w:tcPr>
+          <w:p>
+            <w:r>
+              <w:rPr>
+                <w:sz w:val="18"/>
+              </w:rPr>
+              <w:t>Inventario en playón del modelo v al cierre del año t (I(v, 0) = 0).</w:t>
             </w:r>
           </w:p>
         </w:tc>
@@ -1327,16 +1509,16 @@
             <w:tcMar>
               <w:top w:w="60" w:type="dxa"/>
               <w:bottom w:w="60" w:type="dxa"/>
-              <w:left w:w="80" w:type="dxa"/>
-              <w:right w:w="80" w:type="dxa"/>
-            </w:tcMar>
-          </w:tcPr>
-          <w:p>
-            <w:r>
-              <w:rPr>
-                <w:sz w:val="19"/>
-              </w:rPr>
-              <w:t>S_export(m, t)</w:t>
+              <w:left w:w="100" w:type="dxa"/>
+              <w:right w:w="100" w:type="dxa"/>
+            </w:tcMar>
+          </w:tcPr>
+          <w:p>
+            <w:r>
+              <w:rPr>
+                <w:sz w:val="18"/>
+              </w:rPr>
+              <w:t>wA(t), wB(t)</w:t>
             </w:r>
           </w:p>
         </w:tc>
@@ -1347,16 +1529,16 @@
             <w:tcMar>
               <w:top w:w="60" w:type="dxa"/>
               <w:bottom w:w="60" w:type="dxa"/>
-              <w:left w:w="80" w:type="dxa"/>
-              <w:right w:w="80" w:type="dxa"/>
-            </w:tcMar>
-          </w:tcPr>
-          <w:p>
-            <w:r>
-              <w:rPr>
-                <w:sz w:val="19"/>
-              </w:rPr>
-              <w:t>Continua (&gt;=0)</w:t>
+              <w:left w:w="100" w:type="dxa"/>
+              <w:right w:w="100" w:type="dxa"/>
+            </w:tcMar>
+          </w:tcPr>
+          <w:p>
+            <w:r>
+              <w:rPr>
+                <w:sz w:val="18"/>
+              </w:rPr>
+              <w:t>Binaria {0, 1}</w:t>
             </w:r>
           </w:p>
         </w:tc>
@@ -1367,16 +1549,16 @@
             <w:tcMar>
               <w:top w:w="60" w:type="dxa"/>
               <w:bottom w:w="60" w:type="dxa"/>
-              <w:left w:w="80" w:type="dxa"/>
-              <w:right w:w="80" w:type="dxa"/>
-            </w:tcMar>
-          </w:tcPr>
-          <w:p>
-            <w:r>
-              <w:rPr>
-                <w:sz w:val="19"/>
-              </w:rPr>
-              <w:t>15 variables</w:t>
+              <w:left w:w="100" w:type="dxa"/>
+              <w:right w:w="100" w:type="dxa"/>
+            </w:tcMar>
+          </w:tcPr>
+          <w:p>
+            <w:r>
+              <w:rPr>
+                <w:sz w:val="18"/>
+              </w:rPr>
+              <w:t>10</w:t>
             </w:r>
           </w:p>
         </w:tc>
@@ -1387,16 +1569,16 @@
             <w:tcMar>
               <w:top w:w="60" w:type="dxa"/>
               <w:bottom w:w="60" w:type="dxa"/>
-              <w:left w:w="80" w:type="dxa"/>
-              <w:right w:w="80" w:type="dxa"/>
-            </w:tcMar>
-          </w:tcPr>
-          <w:p>
-            <w:r>
-              <w:rPr>
-                <w:sz w:val="19"/>
-              </w:rPr>
-              <w:t>Unidades exportadas al MERCOSUR del modelo m (pick-ups) en el año t.</w:t>
+              <w:left w:w="100" w:type="dxa"/>
+              <w:right w:w="100" w:type="dxa"/>
+            </w:tcMar>
+          </w:tcPr>
+          <w:p>
+            <w:r>
+              <w:rPr>
+                <w:sz w:val="18"/>
+              </w:rPr>
+              <w:t>Vale 1 si se activa el Turno Mañana de la Línea A / B en el año t.</w:t>
             </w:r>
           </w:p>
         </w:tc>
@@ -1408,16 +1590,16 @@
             <w:tcMar>
               <w:top w:w="60" w:type="dxa"/>
               <w:bottom w:w="60" w:type="dxa"/>
-              <w:left w:w="80" w:type="dxa"/>
-              <w:right w:w="80" w:type="dxa"/>
-            </w:tcMar>
-          </w:tcPr>
-          <w:p>
-            <w:r>
-              <w:rPr>
-                <w:sz w:val="19"/>
-              </w:rPr>
-              <w:t>I(m, t)</w:t>
+              <w:left w:w="100" w:type="dxa"/>
+              <w:right w:w="100" w:type="dxa"/>
+            </w:tcMar>
+          </w:tcPr>
+          <w:p>
+            <w:r>
+              <w:rPr>
+                <w:sz w:val="18"/>
+              </w:rPr>
+              <w:t>yA(t), yB(t)</w:t>
             </w:r>
           </w:p>
         </w:tc>
@@ -1427,16 +1609,16 @@
             <w:tcMar>
               <w:top w:w="60" w:type="dxa"/>
               <w:bottom w:w="60" w:type="dxa"/>
-              <w:left w:w="80" w:type="dxa"/>
-              <w:right w:w="80" w:type="dxa"/>
-            </w:tcMar>
-          </w:tcPr>
-          <w:p>
-            <w:r>
-              <w:rPr>
-                <w:sz w:val="19"/>
-              </w:rPr>
-              <w:t>Continua (&gt;=0)</w:t>
+              <w:left w:w="100" w:type="dxa"/>
+              <w:right w:w="100" w:type="dxa"/>
+            </w:tcMar>
+          </w:tcPr>
+          <w:p>
+            <w:r>
+              <w:rPr>
+                <w:sz w:val="18"/>
+              </w:rPr>
+              <w:t>Binaria {0, 1}</w:t>
             </w:r>
           </w:p>
         </w:tc>
@@ -1446,16 +1628,16 @@
             <w:tcMar>
               <w:top w:w="60" w:type="dxa"/>
               <w:bottom w:w="60" w:type="dxa"/>
-              <w:left w:w="80" w:type="dxa"/>
-              <w:right w:w="80" w:type="dxa"/>
-            </w:tcMar>
-          </w:tcPr>
-          <w:p>
-            <w:r>
-              <w:rPr>
-                <w:sz w:val="19"/>
-              </w:rPr>
-              <w:t>25 variables</w:t>
+              <w:left w:w="100" w:type="dxa"/>
+              <w:right w:w="100" w:type="dxa"/>
+            </w:tcMar>
+          </w:tcPr>
+          <w:p>
+            <w:r>
+              <w:rPr>
+                <w:sz w:val="18"/>
+              </w:rPr>
+              <w:t>10</w:t>
             </w:r>
           </w:p>
         </w:tc>
@@ -1465,16 +1647,16 @@
             <w:tcMar>
               <w:top w:w="60" w:type="dxa"/>
               <w:bottom w:w="60" w:type="dxa"/>
-              <w:left w:w="80" w:type="dxa"/>
-              <w:right w:w="80" w:type="dxa"/>
-            </w:tcMar>
-          </w:tcPr>
-          <w:p>
-            <w:r>
-              <w:rPr>
-                <w:sz w:val="19"/>
-              </w:rPr>
-              <w:t>Inventario en playón del modelo m al cierre del año t (I(m, 0) = 0).</w:t>
+              <w:left w:w="100" w:type="dxa"/>
+              <w:right w:w="100" w:type="dxa"/>
+            </w:tcMar>
+          </w:tcPr>
+          <w:p>
+            <w:r>
+              <w:rPr>
+                <w:sz w:val="18"/>
+              </w:rPr>
+              <w:t>Vale 1 si se activa el Turno Tarde de la Línea A / B en el año t.</w:t>
             </w:r>
           </w:p>
         </w:tc>
@@ -1487,16 +1669,16 @@
             <w:tcMar>
               <w:top w:w="60" w:type="dxa"/>
               <w:bottom w:w="60" w:type="dxa"/>
-              <w:left w:w="80" w:type="dxa"/>
-              <w:right w:w="80" w:type="dxa"/>
-            </w:tcMar>
-          </w:tcPr>
-          <w:p>
-            <w:r>
-              <w:rPr>
-                <w:sz w:val="19"/>
-              </w:rPr>
-              <w:t>wA(t), wB(t)</w:t>
+              <w:left w:w="100" w:type="dxa"/>
+              <w:right w:w="100" w:type="dxa"/>
+            </w:tcMar>
+          </w:tcPr>
+          <w:p>
+            <w:r>
+              <w:rPr>
+                <w:sz w:val="18"/>
+              </w:rPr>
+              <w:t>z(t)</w:t>
             </w:r>
           </w:p>
         </w:tc>
@@ -1507,14 +1689,14 @@
             <w:tcMar>
               <w:top w:w="60" w:type="dxa"/>
               <w:bottom w:w="60" w:type="dxa"/>
-              <w:left w:w="80" w:type="dxa"/>
-              <w:right w:w="80" w:type="dxa"/>
-            </w:tcMar>
-          </w:tcPr>
-          <w:p>
-            <w:r>
-              <w:rPr>
-                <w:sz w:val="19"/>
+              <w:left w:w="100" w:type="dxa"/>
+              <w:right w:w="100" w:type="dxa"/>
+            </w:tcMar>
+          </w:tcPr>
+          <w:p>
+            <w:r>
+              <w:rPr>
+                <w:sz w:val="18"/>
               </w:rPr>
               <w:t>Binaria {0, 1}</w:t>
             </w:r>
@@ -1527,16 +1709,16 @@
             <w:tcMar>
               <w:top w:w="60" w:type="dxa"/>
               <w:bottom w:w="60" w:type="dxa"/>
-              <w:left w:w="80" w:type="dxa"/>
-              <w:right w:w="80" w:type="dxa"/>
-            </w:tcMar>
-          </w:tcPr>
-          <w:p>
-            <w:r>
-              <w:rPr>
-                <w:sz w:val="19"/>
-              </w:rPr>
-              <w:t>10 variables</w:t>
+              <w:left w:w="100" w:type="dxa"/>
+              <w:right w:w="100" w:type="dxa"/>
+            </w:tcMar>
+          </w:tcPr>
+          <w:p>
+            <w:r>
+              <w:rPr>
+                <w:sz w:val="18"/>
+              </w:rPr>
+              <w:t>5</w:t>
             </w:r>
           </w:p>
         </w:tc>
@@ -1547,174 +1729,14 @@
             <w:tcMar>
               <w:top w:w="60" w:type="dxa"/>
               <w:bottom w:w="60" w:type="dxa"/>
-              <w:left w:w="80" w:type="dxa"/>
-              <w:right w:w="80" w:type="dxa"/>
-            </w:tcMar>
-          </w:tcPr>
-          <w:p>
-            <w:r>
-              <w:rPr>
-                <w:sz w:val="19"/>
-              </w:rPr>
-              <w:t>Vale 1 si la línea A / B opera en Turno Mañana en el año t; 0 si no.</w:t>
-            </w:r>
-          </w:p>
-        </w:tc>
-      </w:tr>
-      <w:tr>
-        <w:tc>
-          <w:tcPr>
-            <w:tcW w:type="dxa" w:w="2340"/>
-            <w:tcMar>
-              <w:top w:w="60" w:type="dxa"/>
-              <w:bottom w:w="60" w:type="dxa"/>
-              <w:left w:w="80" w:type="dxa"/>
-              <w:right w:w="80" w:type="dxa"/>
-            </w:tcMar>
-          </w:tcPr>
-          <w:p>
-            <w:r>
-              <w:rPr>
-                <w:sz w:val="19"/>
-              </w:rPr>
-              <w:t>yA(t), yB(t)</w:t>
-            </w:r>
-          </w:p>
-        </w:tc>
-        <w:tc>
-          <w:tcPr>
-            <w:tcW w:type="dxa" w:w="2340"/>
-            <w:tcMar>
-              <w:top w:w="60" w:type="dxa"/>
-              <w:bottom w:w="60" w:type="dxa"/>
-              <w:left w:w="80" w:type="dxa"/>
-              <w:right w:w="80" w:type="dxa"/>
-            </w:tcMar>
-          </w:tcPr>
-          <w:p>
-            <w:r>
-              <w:rPr>
-                <w:sz w:val="19"/>
-              </w:rPr>
-              <w:t>Binaria {0, 1}</w:t>
-            </w:r>
-          </w:p>
-        </w:tc>
-        <w:tc>
-          <w:tcPr>
-            <w:tcW w:type="dxa" w:w="2340"/>
-            <w:tcMar>
-              <w:top w:w="60" w:type="dxa"/>
-              <w:bottom w:w="60" w:type="dxa"/>
-              <w:left w:w="80" w:type="dxa"/>
-              <w:right w:w="80" w:type="dxa"/>
-            </w:tcMar>
-          </w:tcPr>
-          <w:p>
-            <w:r>
-              <w:rPr>
-                <w:sz w:val="19"/>
-              </w:rPr>
-              <w:t>10 variables</w:t>
-            </w:r>
-          </w:p>
-        </w:tc>
-        <w:tc>
-          <w:tcPr>
-            <w:tcW w:type="dxa" w:w="2340"/>
-            <w:tcMar>
-              <w:top w:w="60" w:type="dxa"/>
-              <w:bottom w:w="60" w:type="dxa"/>
-              <w:left w:w="80" w:type="dxa"/>
-              <w:right w:w="80" w:type="dxa"/>
-            </w:tcMar>
-          </w:tcPr>
-          <w:p>
-            <w:r>
-              <w:rPr>
-                <w:sz w:val="19"/>
-              </w:rPr>
-              <w:t>Vale 1 si la línea A / B opera en Turno Tarde en el año t; 0 si no.</w:t>
-            </w:r>
-          </w:p>
-        </w:tc>
-      </w:tr>
-      <w:tr>
-        <w:tc>
-          <w:tcPr>
-            <w:tcW w:type="dxa" w:w="2340"/>
-            <w:shd w:fill="F2F5F9"/>
-            <w:tcMar>
-              <w:top w:w="60" w:type="dxa"/>
-              <w:bottom w:w="60" w:type="dxa"/>
-              <w:left w:w="80" w:type="dxa"/>
-              <w:right w:w="80" w:type="dxa"/>
-            </w:tcMar>
-          </w:tcPr>
-          <w:p>
-            <w:r>
-              <w:rPr>
-                <w:sz w:val="19"/>
-              </w:rPr>
-              <w:t>z(t)</w:t>
-            </w:r>
-          </w:p>
-        </w:tc>
-        <w:tc>
-          <w:tcPr>
-            <w:tcW w:type="dxa" w:w="2340"/>
-            <w:shd w:fill="F2F5F9"/>
-            <w:tcMar>
-              <w:top w:w="60" w:type="dxa"/>
-              <w:bottom w:w="60" w:type="dxa"/>
-              <w:left w:w="80" w:type="dxa"/>
-              <w:right w:w="80" w:type="dxa"/>
-            </w:tcMar>
-          </w:tcPr>
-          <w:p>
-            <w:r>
-              <w:rPr>
-                <w:sz w:val="19"/>
-              </w:rPr>
-              <w:t>Binaria {0, 1}</w:t>
-            </w:r>
-          </w:p>
-        </w:tc>
-        <w:tc>
-          <w:tcPr>
-            <w:tcW w:type="dxa" w:w="2340"/>
-            <w:shd w:fill="F2F5F9"/>
-            <w:tcMar>
-              <w:top w:w="60" w:type="dxa"/>
-              <w:bottom w:w="60" w:type="dxa"/>
-              <w:left w:w="80" w:type="dxa"/>
-              <w:right w:w="80" w:type="dxa"/>
-            </w:tcMar>
-          </w:tcPr>
-          <w:p>
-            <w:r>
-              <w:rPr>
-                <w:sz w:val="19"/>
-              </w:rPr>
-              <w:t>5 variables</w:t>
-            </w:r>
-          </w:p>
-        </w:tc>
-        <w:tc>
-          <w:tcPr>
-            <w:tcW w:type="dxa" w:w="2340"/>
-            <w:shd w:fill="F2F5F9"/>
-            <w:tcMar>
-              <w:top w:w="60" w:type="dxa"/>
-              <w:bottom w:w="60" w:type="dxa"/>
-              <w:left w:w="80" w:type="dxa"/>
-              <w:right w:w="80" w:type="dxa"/>
-            </w:tcMar>
-          </w:tcPr>
-          <w:p>
-            <w:r>
-              <w:rPr>
-                <w:sz w:val="19"/>
+              <w:left w:w="100" w:type="dxa"/>
+              <w:right w:w="100" w:type="dxa"/>
+            </w:tcMar>
+          </w:tcPr>
+          <w:p>
+            <w:r>
+              <w:rPr>
+                <w:sz w:val="18"/>
               </w:rPr>
               <w:t>Vale 1 si al menos una línea opera el Turno Tarde (activa los 5 operarios extra).</w:t>
             </w:r>
@@ -1730,7 +1752,7 @@
         <w:rPr>
           <w:color w:val="2F5597"/>
         </w:rPr>
-        <w:t>iii) Función Objetivo (Funcional Z)</w:t>
+        <w:t>a.iii) Función Objetivo (Funcional Z)</w:t>
       </w:r>
     </w:p>
     <w:p>
@@ -1742,51 +1764,29 @@
         <w:br/>
       </w:r>
       <w:r>
-        <w:t>Donde:</w:t>
+        <w:t>• Ingresos(t) = ∑ sLoc(v,t)·P_local(v) + ∑ sExp(v,t)·[P_local(v)·1.05] + Autonomy(t)·27.500</w:t>
         <w:br/>
       </w:r>
       <w:r>
-        <w:t>• Ingresos(t) = ∑ S_local(m,t)·P_local(m) + ∑ S_export(m,t)·(P_local(m)·1.05) + Contrato_Autonomy(t)</w:t>
+        <w:t>• Costos_USD(t) = [ C_var(t) + C_inv(t) + C_encendido(t) + C_laboral(t) ] / TC(t)</w:t>
         <w:br/>
       </w:r>
       <w:r>
-        <w:t>• Costos_USD(t) = [ Costo_Variable_ARS(t) + Costo_Inventario_ARS(t) + Costo_Encendido_ARS(t) + Costo_Laboral_ARS(t) ] / TC(t)</w:t>
+        <w:t xml:space="preserve">  - C_var(t) = ∑ X(v,l,s,t) · CV1(v) · (1.20)^(t-1)</w:t>
         <w:br/>
       </w:r>
       <w:r>
-        <w:t xml:space="preserve">  - Costo_Variable_ARS(t) = ∑ X(m,l,k,t) · CV1(m) · (1.20)^(t-1)</w:t>
+        <w:t xml:space="preserve">  - C_inv(t) = ∑ I(v,t) · 0.25 · CV1(v) · (1.20)^(t-1)</w:t>
         <w:br/>
       </w:r>
       <w:r>
-        <w:t xml:space="preserve">  - Costo_Inventario_ARS(t) = ∑ I(m,t) · 0.25 · CV1(m) · (1.20)^(t-1)</w:t>
+        <w:t xml:space="preserve">  - C_encendido(t) = [ 500M·(wA+yA) + 800M·(wB+yB) ] · (1.20)^(t-1)</w:t>
         <w:br/>
       </w:r>
       <w:r>
-        <w:t xml:space="preserve">  - Costo_Encendido_ARS(t) = [ 500M·(wA+yA) + 800M·(wB+yB) ] · (1.20)^(t-1)</w:t>
-        <w:br/>
-      </w:r>
-      <w:r>
-        <w:t xml:space="preserve">  - Costo_Laboral_ARS(t) = 26M · [ 8·(wA+yA) + 10·(wB+yB) + 5·z ] · (1.20)^(t-1)</w:t>
+        <w:t xml:space="preserve">  - C_laboral(t) = 26M · [ 8·(wA+yA) + 10·(wB+yB) + 5·z ] · (1.20)^(t-1)</w:t>
       </w:r>
     </w:p>
-    <w:tbl>
-      <w:tblPr>
-        <w:tblW w:type="auto" w:w="0"/>
-        <w:tblLook w:firstColumn="1" w:firstRow="1" w:lastColumn="0" w:lastRow="0" w:noHBand="0" w:noVBand="1" w:val="04A0"/>
-      </w:tblPr>
-      <w:tblGrid>
-        <w:gridCol w:w="9360"/>
-      </w:tblGrid>
-      <w:tr>
-        <w:tc>
-          <w:tcPr>
-            <w:tcW w:type="dxa" w:w="9360"/>
-            <w:shd w:fill="F9FBFD"/>
-          </w:tcPr>
-          <w:p/>
-        </w:tc>
-      </w:tr>
-    </w:tbl>
     <w:p>
       <w:pPr>
         <w:pStyle w:val="Heading2"/>
@@ -1795,7 +1795,7 @@
         <w:rPr>
           <w:color w:val="2F5597"/>
         </w:rPr>
-        <w:t>iv) Parámetros del Modelo</w:t>
+        <w:t>a.iv) Parámetros del Modelo</w:t>
       </w:r>
     </w:p>
     <w:tbl>
@@ -1818,124 +1818,252 @@
             <w:tcW w:type="dxa" w:w="1560"/>
             <w:shd w:fill="1F4E79"/>
             <w:tcMar>
+              <w:top w:w="100" w:type="dxa"/>
+              <w:bottom w:w="100" w:type="dxa"/>
+              <w:left w:w="120" w:type="dxa"/>
+              <w:right w:w="120" w:type="dxa"/>
+            </w:tcMar>
+          </w:tcPr>
+          <w:p>
+            <w:r>
+              <w:rPr>
+                <w:b/>
+                <w:color w:val="FFFFFF"/>
+                <w:sz w:val="19"/>
+              </w:rPr>
+              <w:t>Parámetro / Concepto</w:t>
+            </w:r>
+          </w:p>
+        </w:tc>
+        <w:tc>
+          <w:tcPr>
+            <w:tcW w:type="dxa" w:w="1560"/>
+            <w:shd w:fill="1F4E79"/>
+            <w:tcMar>
+              <w:top w:w="100" w:type="dxa"/>
+              <w:bottom w:w="100" w:type="dxa"/>
+              <w:left w:w="120" w:type="dxa"/>
+              <w:right w:w="120" w:type="dxa"/>
+            </w:tcMar>
+          </w:tcPr>
+          <w:p>
+            <w:r>
+              <w:rPr>
+                <w:b/>
+                <w:color w:val="FFFFFF"/>
+                <w:sz w:val="19"/>
+              </w:rPr>
+              <w:t>Año 1</w:t>
+            </w:r>
+          </w:p>
+        </w:tc>
+        <w:tc>
+          <w:tcPr>
+            <w:tcW w:type="dxa" w:w="1560"/>
+            <w:shd w:fill="1F4E79"/>
+            <w:tcMar>
+              <w:top w:w="100" w:type="dxa"/>
+              <w:bottom w:w="100" w:type="dxa"/>
+              <w:left w:w="120" w:type="dxa"/>
+              <w:right w:w="120" w:type="dxa"/>
+            </w:tcMar>
+          </w:tcPr>
+          <w:p>
+            <w:r>
+              <w:rPr>
+                <w:b/>
+                <w:color w:val="FFFFFF"/>
+                <w:sz w:val="19"/>
+              </w:rPr>
+              <w:t>Año 2</w:t>
+            </w:r>
+          </w:p>
+        </w:tc>
+        <w:tc>
+          <w:tcPr>
+            <w:tcW w:type="dxa" w:w="1560"/>
+            <w:shd w:fill="1F4E79"/>
+            <w:tcMar>
+              <w:top w:w="100" w:type="dxa"/>
+              <w:bottom w:w="100" w:type="dxa"/>
+              <w:left w:w="120" w:type="dxa"/>
+              <w:right w:w="120" w:type="dxa"/>
+            </w:tcMar>
+          </w:tcPr>
+          <w:p>
+            <w:r>
+              <w:rPr>
+                <w:b/>
+                <w:color w:val="FFFFFF"/>
+                <w:sz w:val="19"/>
+              </w:rPr>
+              <w:t>Año 3</w:t>
+            </w:r>
+          </w:p>
+        </w:tc>
+        <w:tc>
+          <w:tcPr>
+            <w:tcW w:type="dxa" w:w="1560"/>
+            <w:shd w:fill="1F4E79"/>
+            <w:tcMar>
+              <w:top w:w="100" w:type="dxa"/>
+              <w:bottom w:w="100" w:type="dxa"/>
+              <w:left w:w="120" w:type="dxa"/>
+              <w:right w:w="120" w:type="dxa"/>
+            </w:tcMar>
+          </w:tcPr>
+          <w:p>
+            <w:r>
+              <w:rPr>
+                <w:b/>
+                <w:color w:val="FFFFFF"/>
+                <w:sz w:val="19"/>
+              </w:rPr>
+              <w:t>Año 4</w:t>
+            </w:r>
+          </w:p>
+        </w:tc>
+        <w:tc>
+          <w:tcPr>
+            <w:tcW w:type="dxa" w:w="1560"/>
+            <w:shd w:fill="1F4E79"/>
+            <w:tcMar>
+              <w:top w:w="100" w:type="dxa"/>
+              <w:bottom w:w="100" w:type="dxa"/>
+              <w:left w:w="120" w:type="dxa"/>
+              <w:right w:w="120" w:type="dxa"/>
+            </w:tcMar>
+          </w:tcPr>
+          <w:p>
+            <w:r>
+              <w:rPr>
+                <w:b/>
+                <w:color w:val="FFFFFF"/>
+                <w:sz w:val="19"/>
+              </w:rPr>
+              <w:t>Año 5</w:t>
+            </w:r>
+          </w:p>
+        </w:tc>
+      </w:tr>
+      <w:tr>
+        <w:tc>
+          <w:tcPr>
+            <w:tcW w:type="dxa" w:w="1560"/>
+            <w:shd w:fill="F2F5F9"/>
+            <w:tcMar>
               <w:top w:w="60" w:type="dxa"/>
               <w:bottom w:w="60" w:type="dxa"/>
-              <w:left w:w="80" w:type="dxa"/>
-              <w:right w:w="80" w:type="dxa"/>
-            </w:tcMar>
-          </w:tcPr>
-          <w:p>
-            <w:r>
-              <w:rPr>
-                <w:b/>
-                <w:color w:val="FFFFFF"/>
-              </w:rPr>
-              <w:t>Parámetro / Concepto</w:t>
+              <w:left w:w="100" w:type="dxa"/>
+              <w:right w:w="100" w:type="dxa"/>
+            </w:tcMar>
+          </w:tcPr>
+          <w:p>
+            <w:r>
+              <w:rPr>
+                <w:sz w:val="18"/>
+              </w:rPr>
+              <w:t>Inflación acumulada (20% a.a.)</w:t>
             </w:r>
           </w:p>
         </w:tc>
         <w:tc>
           <w:tcPr>
             <w:tcW w:type="dxa" w:w="1560"/>
-            <w:shd w:fill="1F4E79"/>
+            <w:shd w:fill="F2F5F9"/>
             <w:tcMar>
               <w:top w:w="60" w:type="dxa"/>
               <w:bottom w:w="60" w:type="dxa"/>
-              <w:left w:w="80" w:type="dxa"/>
-              <w:right w:w="80" w:type="dxa"/>
-            </w:tcMar>
-          </w:tcPr>
-          <w:p>
-            <w:r>
-              <w:rPr>
-                <w:b/>
-                <w:color w:val="FFFFFF"/>
-              </w:rPr>
-              <w:t>Año 1</w:t>
+              <w:left w:w="100" w:type="dxa"/>
+              <w:right w:w="100" w:type="dxa"/>
+            </w:tcMar>
+          </w:tcPr>
+          <w:p>
+            <w:r>
+              <w:rPr>
+                <w:sz w:val="18"/>
+              </w:rPr>
+              <w:t>1,0000</w:t>
             </w:r>
           </w:p>
         </w:tc>
         <w:tc>
           <w:tcPr>
             <w:tcW w:type="dxa" w:w="1560"/>
-            <w:shd w:fill="1F4E79"/>
+            <w:shd w:fill="F2F5F9"/>
             <w:tcMar>
               <w:top w:w="60" w:type="dxa"/>
               <w:bottom w:w="60" w:type="dxa"/>
-              <w:left w:w="80" w:type="dxa"/>
-              <w:right w:w="80" w:type="dxa"/>
-            </w:tcMar>
-          </w:tcPr>
-          <w:p>
-            <w:r>
-              <w:rPr>
-                <w:b/>
-                <w:color w:val="FFFFFF"/>
-              </w:rPr>
-              <w:t>Año 2</w:t>
+              <w:left w:w="100" w:type="dxa"/>
+              <w:right w:w="100" w:type="dxa"/>
+            </w:tcMar>
+          </w:tcPr>
+          <w:p>
+            <w:r>
+              <w:rPr>
+                <w:sz w:val="18"/>
+              </w:rPr>
+              <w:t>1,2000</w:t>
             </w:r>
           </w:p>
         </w:tc>
         <w:tc>
           <w:tcPr>
             <w:tcW w:type="dxa" w:w="1560"/>
-            <w:shd w:fill="1F4E79"/>
+            <w:shd w:fill="F2F5F9"/>
             <w:tcMar>
               <w:top w:w="60" w:type="dxa"/>
               <w:bottom w:w="60" w:type="dxa"/>
-              <w:left w:w="80" w:type="dxa"/>
-              <w:right w:w="80" w:type="dxa"/>
-            </w:tcMar>
-          </w:tcPr>
-          <w:p>
-            <w:r>
-              <w:rPr>
-                <w:b/>
-                <w:color w:val="FFFFFF"/>
-              </w:rPr>
-              <w:t>Año 3</w:t>
+              <w:left w:w="100" w:type="dxa"/>
+              <w:right w:w="100" w:type="dxa"/>
+            </w:tcMar>
+          </w:tcPr>
+          <w:p>
+            <w:r>
+              <w:rPr>
+                <w:sz w:val="18"/>
+              </w:rPr>
+              <w:t>1,4400</w:t>
             </w:r>
           </w:p>
         </w:tc>
         <w:tc>
           <w:tcPr>
             <w:tcW w:type="dxa" w:w="1560"/>
-            <w:shd w:fill="1F4E79"/>
+            <w:shd w:fill="F2F5F9"/>
             <w:tcMar>
               <w:top w:w="60" w:type="dxa"/>
               <w:bottom w:w="60" w:type="dxa"/>
-              <w:left w:w="80" w:type="dxa"/>
-              <w:right w:w="80" w:type="dxa"/>
-            </w:tcMar>
-          </w:tcPr>
-          <w:p>
-            <w:r>
-              <w:rPr>
-                <w:b/>
-                <w:color w:val="FFFFFF"/>
-              </w:rPr>
-              <w:t>Año 4</w:t>
+              <w:left w:w="100" w:type="dxa"/>
+              <w:right w:w="100" w:type="dxa"/>
+            </w:tcMar>
+          </w:tcPr>
+          <w:p>
+            <w:r>
+              <w:rPr>
+                <w:sz w:val="18"/>
+              </w:rPr>
+              <w:t>1,7280</w:t>
             </w:r>
           </w:p>
         </w:tc>
         <w:tc>
           <w:tcPr>
             <w:tcW w:type="dxa" w:w="1560"/>
-            <w:shd w:fill="1F4E79"/>
+            <w:shd w:fill="F2F5F9"/>
             <w:tcMar>
               <w:top w:w="60" w:type="dxa"/>
               <w:bottom w:w="60" w:type="dxa"/>
-              <w:left w:w="80" w:type="dxa"/>
-              <w:right w:w="80" w:type="dxa"/>
-            </w:tcMar>
-          </w:tcPr>
-          <w:p>
-            <w:r>
-              <w:rPr>
-                <w:b/>
-                <w:color w:val="FFFFFF"/>
-              </w:rPr>
-              <w:t>Año 5</w:t>
+              <w:left w:w="100" w:type="dxa"/>
+              <w:right w:w="100" w:type="dxa"/>
+            </w:tcMar>
+          </w:tcPr>
+          <w:p>
+            <w:r>
+              <w:rPr>
+                <w:sz w:val="18"/>
+              </w:rPr>
+              <w:t>2,0736</w:t>
             </w:r>
           </w:p>
         </w:tc>
@@ -1944,12 +2072,11 @@
         <w:tc>
           <w:tcPr>
             <w:tcW w:type="dxa" w:w="1560"/>
-            <w:shd w:fill="F2F5F9"/>
-            <w:tcMar>
-              <w:top w:w="40" w:type="dxa"/>
-              <w:bottom w:w="40" w:type="dxa"/>
-              <w:left w:w="60" w:type="dxa"/>
-              <w:right w:w="60" w:type="dxa"/>
+            <w:tcMar>
+              <w:top w:w="60" w:type="dxa"/>
+              <w:bottom w:w="60" w:type="dxa"/>
+              <w:left w:w="100" w:type="dxa"/>
+              <w:right w:w="100" w:type="dxa"/>
             </w:tcMar>
           </w:tcPr>
           <w:p>
@@ -1957,19 +2084,116 @@
               <w:rPr>
                 <w:sz w:val="18"/>
               </w:rPr>
-              <w:t>Inflación acumulada (20% a.a.)</w:t>
-            </w:r>
-          </w:p>
-        </w:tc>
+              <w:t>Tipo de Cambio Base (ARS/USD)</w:t>
+            </w:r>
+          </w:p>
+        </w:tc>
+        <w:tc>
+          <w:tcPr>
+            <w:tcW w:type="dxa" w:w="1560"/>
+            <w:tcMar>
+              <w:top w:w="60" w:type="dxa"/>
+              <w:bottom w:w="60" w:type="dxa"/>
+              <w:left w:w="100" w:type="dxa"/>
+              <w:right w:w="100" w:type="dxa"/>
+            </w:tcMar>
+          </w:tcPr>
+          <w:p>
+            <w:r>
+              <w:rPr>
+                <w:sz w:val="18"/>
+              </w:rPr>
+              <w:t>1.500</w:t>
+            </w:r>
+          </w:p>
+        </w:tc>
+        <w:tc>
+          <w:tcPr>
+            <w:tcW w:type="dxa" w:w="1560"/>
+            <w:tcMar>
+              <w:top w:w="60" w:type="dxa"/>
+              <w:bottom w:w="60" w:type="dxa"/>
+              <w:left w:w="100" w:type="dxa"/>
+              <w:right w:w="100" w:type="dxa"/>
+            </w:tcMar>
+          </w:tcPr>
+          <w:p>
+            <w:r>
+              <w:rPr>
+                <w:sz w:val="18"/>
+              </w:rPr>
+              <w:t>1.750</w:t>
+            </w:r>
+          </w:p>
+        </w:tc>
+        <w:tc>
+          <w:tcPr>
+            <w:tcW w:type="dxa" w:w="1560"/>
+            <w:tcMar>
+              <w:top w:w="60" w:type="dxa"/>
+              <w:bottom w:w="60" w:type="dxa"/>
+              <w:left w:w="100" w:type="dxa"/>
+              <w:right w:w="100" w:type="dxa"/>
+            </w:tcMar>
+          </w:tcPr>
+          <w:p>
+            <w:r>
+              <w:rPr>
+                <w:sz w:val="18"/>
+              </w:rPr>
+              <w:t>1.950</w:t>
+            </w:r>
+          </w:p>
+        </w:tc>
+        <w:tc>
+          <w:tcPr>
+            <w:tcW w:type="dxa" w:w="1560"/>
+            <w:tcMar>
+              <w:top w:w="60" w:type="dxa"/>
+              <w:bottom w:w="60" w:type="dxa"/>
+              <w:left w:w="100" w:type="dxa"/>
+              <w:right w:w="100" w:type="dxa"/>
+            </w:tcMar>
+          </w:tcPr>
+          <w:p>
+            <w:r>
+              <w:rPr>
+                <w:sz w:val="18"/>
+              </w:rPr>
+              <w:t>2.350</w:t>
+            </w:r>
+          </w:p>
+        </w:tc>
+        <w:tc>
+          <w:tcPr>
+            <w:tcW w:type="dxa" w:w="1560"/>
+            <w:tcMar>
+              <w:top w:w="60" w:type="dxa"/>
+              <w:bottom w:w="60" w:type="dxa"/>
+              <w:left w:w="100" w:type="dxa"/>
+              <w:right w:w="100" w:type="dxa"/>
+            </w:tcMar>
+          </w:tcPr>
+          <w:p>
+            <w:r>
+              <w:rPr>
+                <w:sz w:val="18"/>
+              </w:rPr>
+              <w:t>2.800</w:t>
+            </w:r>
+          </w:p>
+        </w:tc>
+      </w:tr>
+      <w:tr>
         <w:tc>
           <w:tcPr>
             <w:tcW w:type="dxa" w:w="1560"/>
             <w:shd w:fill="F2F5F9"/>
             <w:tcMar>
-              <w:top w:w="40" w:type="dxa"/>
-              <w:bottom w:w="40" w:type="dxa"/>
-              <w:left w:w="60" w:type="dxa"/>
-              <w:right w:w="60" w:type="dxa"/>
+              <w:top w:w="60" w:type="dxa"/>
+              <w:bottom w:w="60" w:type="dxa"/>
+              <w:left w:w="100" w:type="dxa"/>
+              <w:right w:w="100" w:type="dxa"/>
             </w:tcMar>
           </w:tcPr>
           <w:p>
@@ -1977,7 +2201,7 @@
               <w:rPr>
                 <w:sz w:val="18"/>
               </w:rPr>
-              <w:t>1,0000</w:t>
+              <w:t>Tipo de Cambio Devaluación (ARS/USD)</w:t>
             </w:r>
           </w:p>
         </w:tc>
@@ -1986,10 +2210,10 @@
             <w:tcW w:type="dxa" w:w="1560"/>
             <w:shd w:fill="F2F5F9"/>
             <w:tcMar>
-              <w:top w:w="40" w:type="dxa"/>
-              <w:bottom w:w="40" w:type="dxa"/>
-              <w:left w:w="60" w:type="dxa"/>
-              <w:right w:w="60" w:type="dxa"/>
+              <w:top w:w="60" w:type="dxa"/>
+              <w:bottom w:w="60" w:type="dxa"/>
+              <w:left w:w="100" w:type="dxa"/>
+              <w:right w:w="100" w:type="dxa"/>
             </w:tcMar>
           </w:tcPr>
           <w:p>
@@ -1997,7 +2221,7 @@
               <w:rPr>
                 <w:sz w:val="18"/>
               </w:rPr>
-              <w:t>1,2000</w:t>
+              <w:t>1.500</w:t>
             </w:r>
           </w:p>
         </w:tc>
@@ -2006,10 +2230,10 @@
             <w:tcW w:type="dxa" w:w="1560"/>
             <w:shd w:fill="F2F5F9"/>
             <w:tcMar>
-              <w:top w:w="40" w:type="dxa"/>
-              <w:bottom w:w="40" w:type="dxa"/>
-              <w:left w:w="60" w:type="dxa"/>
-              <w:right w:w="60" w:type="dxa"/>
+              <w:top w:w="60" w:type="dxa"/>
+              <w:bottom w:w="60" w:type="dxa"/>
+              <w:left w:w="100" w:type="dxa"/>
+              <w:right w:w="100" w:type="dxa"/>
             </w:tcMar>
           </w:tcPr>
           <w:p>
@@ -2017,7 +2241,7 @@
               <w:rPr>
                 <w:sz w:val="18"/>
               </w:rPr>
-              <w:t>1,4400</w:t>
+              <w:t>2.200</w:t>
             </w:r>
           </w:p>
         </w:tc>
@@ -2026,10 +2250,10 @@
             <w:tcW w:type="dxa" w:w="1560"/>
             <w:shd w:fill="F2F5F9"/>
             <w:tcMar>
-              <w:top w:w="40" w:type="dxa"/>
-              <w:bottom w:w="40" w:type="dxa"/>
-              <w:left w:w="60" w:type="dxa"/>
-              <w:right w:w="60" w:type="dxa"/>
+              <w:top w:w="60" w:type="dxa"/>
+              <w:bottom w:w="60" w:type="dxa"/>
+              <w:left w:w="100" w:type="dxa"/>
+              <w:right w:w="100" w:type="dxa"/>
             </w:tcMar>
           </w:tcPr>
           <w:p>
@@ -2037,7 +2261,7 @@
               <w:rPr>
                 <w:sz w:val="18"/>
               </w:rPr>
-              <w:t>1,7280</w:t>
+              <w:t>2.650</w:t>
             </w:r>
           </w:p>
         </w:tc>
@@ -2046,10 +2270,10 @@
             <w:tcW w:type="dxa" w:w="1560"/>
             <w:shd w:fill="F2F5F9"/>
             <w:tcMar>
-              <w:top w:w="40" w:type="dxa"/>
-              <w:bottom w:w="40" w:type="dxa"/>
-              <w:left w:w="60" w:type="dxa"/>
-              <w:right w:w="60" w:type="dxa"/>
+              <w:top w:w="60" w:type="dxa"/>
+              <w:bottom w:w="60" w:type="dxa"/>
+              <w:left w:w="100" w:type="dxa"/>
+              <w:right w:w="100" w:type="dxa"/>
             </w:tcMar>
           </w:tcPr>
           <w:p>
@@ -2057,7 +2281,27 @@
               <w:rPr>
                 <w:sz w:val="18"/>
               </w:rPr>
-              <w:t>2,0736</w:t>
+              <w:t>3.100</w:t>
+            </w:r>
+          </w:p>
+        </w:tc>
+        <w:tc>
+          <w:tcPr>
+            <w:tcW w:type="dxa" w:w="1560"/>
+            <w:shd w:fill="F2F5F9"/>
+            <w:tcMar>
+              <w:top w:w="60" w:type="dxa"/>
+              <w:bottom w:w="60" w:type="dxa"/>
+              <w:left w:w="100" w:type="dxa"/>
+              <w:right w:w="100" w:type="dxa"/>
+            </w:tcMar>
+          </w:tcPr>
+          <w:p>
+            <w:r>
+              <w:rPr>
+                <w:sz w:val="18"/>
+              </w:rPr>
+              <w:t>3.550</w:t>
             </w:r>
           </w:p>
         </w:tc>
@@ -2067,10 +2311,10 @@
           <w:tcPr>
             <w:tcW w:type="dxa" w:w="1560"/>
             <w:tcMar>
-              <w:top w:w="40" w:type="dxa"/>
-              <w:bottom w:w="40" w:type="dxa"/>
-              <w:left w:w="60" w:type="dxa"/>
-              <w:right w:w="60" w:type="dxa"/>
+              <w:top w:w="60" w:type="dxa"/>
+              <w:bottom w:w="60" w:type="dxa"/>
+              <w:left w:w="100" w:type="dxa"/>
+              <w:right w:w="100" w:type="dxa"/>
             </w:tcMar>
           </w:tcPr>
           <w:p>
@@ -2078,7 +2322,7 @@
               <w:rPr>
                 <w:sz w:val="18"/>
               </w:rPr>
-              <w:t>Tipo de Cambio Base (ARS/USD)</w:t>
+              <w:t>Sueldo anual por operario (ARS)</w:t>
             </w:r>
           </w:p>
         </w:tc>
@@ -2086,10 +2330,10 @@
           <w:tcPr>
             <w:tcW w:type="dxa" w:w="1560"/>
             <w:tcMar>
-              <w:top w:w="40" w:type="dxa"/>
-              <w:bottom w:w="40" w:type="dxa"/>
-              <w:left w:w="60" w:type="dxa"/>
-              <w:right w:w="60" w:type="dxa"/>
+              <w:top w:w="60" w:type="dxa"/>
+              <w:bottom w:w="60" w:type="dxa"/>
+              <w:left w:w="100" w:type="dxa"/>
+              <w:right w:w="100" w:type="dxa"/>
             </w:tcMar>
           </w:tcPr>
           <w:p>
@@ -2097,7 +2341,7 @@
               <w:rPr>
                 <w:sz w:val="18"/>
               </w:rPr>
-              <w:t>1.500</w:t>
+              <w:t>$26.000.000</w:t>
             </w:r>
           </w:p>
         </w:tc>
@@ -2105,10 +2349,10 @@
           <w:tcPr>
             <w:tcW w:type="dxa" w:w="1560"/>
             <w:tcMar>
-              <w:top w:w="40" w:type="dxa"/>
-              <w:bottom w:w="40" w:type="dxa"/>
-              <w:left w:w="60" w:type="dxa"/>
-              <w:right w:w="60" w:type="dxa"/>
+              <w:top w:w="60" w:type="dxa"/>
+              <w:bottom w:w="60" w:type="dxa"/>
+              <w:left w:w="100" w:type="dxa"/>
+              <w:right w:w="100" w:type="dxa"/>
             </w:tcMar>
           </w:tcPr>
           <w:p>
@@ -2116,7 +2360,7 @@
               <w:rPr>
                 <w:sz w:val="18"/>
               </w:rPr>
-              <w:t>1.750</w:t>
+              <w:t>$31.200.000</w:t>
             </w:r>
           </w:p>
         </w:tc>
@@ -2124,10 +2368,10 @@
           <w:tcPr>
             <w:tcW w:type="dxa" w:w="1560"/>
             <w:tcMar>
-              <w:top w:w="40" w:type="dxa"/>
-              <w:bottom w:w="40" w:type="dxa"/>
-              <w:left w:w="60" w:type="dxa"/>
-              <w:right w:w="60" w:type="dxa"/>
+              <w:top w:w="60" w:type="dxa"/>
+              <w:bottom w:w="60" w:type="dxa"/>
+              <w:left w:w="100" w:type="dxa"/>
+              <w:right w:w="100" w:type="dxa"/>
             </w:tcMar>
           </w:tcPr>
           <w:p>
@@ -2135,7 +2379,7 @@
               <w:rPr>
                 <w:sz w:val="18"/>
               </w:rPr>
-              <w:t>1.950</w:t>
+              <w:t>$37.440.000</w:t>
             </w:r>
           </w:p>
         </w:tc>
@@ -2143,10 +2387,10 @@
           <w:tcPr>
             <w:tcW w:type="dxa" w:w="1560"/>
             <w:tcMar>
-              <w:top w:w="40" w:type="dxa"/>
-              <w:bottom w:w="40" w:type="dxa"/>
-              <w:left w:w="60" w:type="dxa"/>
-              <w:right w:w="60" w:type="dxa"/>
+              <w:top w:w="60" w:type="dxa"/>
+              <w:bottom w:w="60" w:type="dxa"/>
+              <w:left w:w="100" w:type="dxa"/>
+              <w:right w:w="100" w:type="dxa"/>
             </w:tcMar>
           </w:tcPr>
           <w:p>
@@ -2154,7 +2398,7 @@
               <w:rPr>
                 <w:sz w:val="18"/>
               </w:rPr>
-              <w:t>2.350</w:t>
+              <w:t>$44.928.000</w:t>
             </w:r>
           </w:p>
         </w:tc>
@@ -2162,10 +2406,10 @@
           <w:tcPr>
             <w:tcW w:type="dxa" w:w="1560"/>
             <w:tcMar>
-              <w:top w:w="40" w:type="dxa"/>
-              <w:bottom w:w="40" w:type="dxa"/>
-              <w:left w:w="60" w:type="dxa"/>
-              <w:right w:w="60" w:type="dxa"/>
+              <w:top w:w="60" w:type="dxa"/>
+              <w:bottom w:w="60" w:type="dxa"/>
+              <w:left w:w="100" w:type="dxa"/>
+              <w:right w:w="100" w:type="dxa"/>
             </w:tcMar>
           </w:tcPr>
           <w:p>
@@ -2173,7 +2417,7 @@
               <w:rPr>
                 <w:sz w:val="18"/>
               </w:rPr>
-              <w:t>2.800</w:t>
+              <w:t>$53.913.600</w:t>
             </w:r>
           </w:p>
         </w:tc>
@@ -2184,10 +2428,10 @@
             <w:tcW w:type="dxa" w:w="1560"/>
             <w:shd w:fill="F2F5F9"/>
             <w:tcMar>
-              <w:top w:w="40" w:type="dxa"/>
-              <w:bottom w:w="40" w:type="dxa"/>
-              <w:left w:w="60" w:type="dxa"/>
-              <w:right w:w="60" w:type="dxa"/>
+              <w:top w:w="60" w:type="dxa"/>
+              <w:bottom w:w="60" w:type="dxa"/>
+              <w:left w:w="100" w:type="dxa"/>
+              <w:right w:w="100" w:type="dxa"/>
             </w:tcMar>
           </w:tcPr>
           <w:p>
@@ -2195,7 +2439,7 @@
               <w:rPr>
                 <w:sz w:val="18"/>
               </w:rPr>
-              <w:t>Tipo de Cambio Devaluación (ARS/USD)</w:t>
+              <w:t>Encendido Línea A (USD Base)</w:t>
             </w:r>
           </w:p>
         </w:tc>
@@ -2204,10 +2448,10 @@
             <w:tcW w:type="dxa" w:w="1560"/>
             <w:shd w:fill="F2F5F9"/>
             <w:tcMar>
-              <w:top w:w="40" w:type="dxa"/>
-              <w:bottom w:w="40" w:type="dxa"/>
-              <w:left w:w="60" w:type="dxa"/>
-              <w:right w:w="60" w:type="dxa"/>
+              <w:top w:w="60" w:type="dxa"/>
+              <w:bottom w:w="60" w:type="dxa"/>
+              <w:left w:w="100" w:type="dxa"/>
+              <w:right w:w="100" w:type="dxa"/>
             </w:tcMar>
           </w:tcPr>
           <w:p>
@@ -2215,7 +2459,7 @@
               <w:rPr>
                 <w:sz w:val="18"/>
               </w:rPr>
-              <w:t>1.500</w:t>
+              <w:t>$333.333</w:t>
             </w:r>
           </w:p>
         </w:tc>
@@ -2224,10 +2468,10 @@
             <w:tcW w:type="dxa" w:w="1560"/>
             <w:shd w:fill="F2F5F9"/>
             <w:tcMar>
-              <w:top w:w="40" w:type="dxa"/>
-              <w:bottom w:w="40" w:type="dxa"/>
-              <w:left w:w="60" w:type="dxa"/>
-              <w:right w:w="60" w:type="dxa"/>
+              <w:top w:w="60" w:type="dxa"/>
+              <w:bottom w:w="60" w:type="dxa"/>
+              <w:left w:w="100" w:type="dxa"/>
+              <w:right w:w="100" w:type="dxa"/>
             </w:tcMar>
           </w:tcPr>
           <w:p>
@@ -2235,7 +2479,7 @@
               <w:rPr>
                 <w:sz w:val="18"/>
               </w:rPr>
-              <w:t>2.200</w:t>
+              <w:t>$342.857</w:t>
             </w:r>
           </w:p>
         </w:tc>
@@ -2244,10 +2488,10 @@
             <w:tcW w:type="dxa" w:w="1560"/>
             <w:shd w:fill="F2F5F9"/>
             <w:tcMar>
-              <w:top w:w="40" w:type="dxa"/>
-              <w:bottom w:w="40" w:type="dxa"/>
-              <w:left w:w="60" w:type="dxa"/>
-              <w:right w:w="60" w:type="dxa"/>
+              <w:top w:w="60" w:type="dxa"/>
+              <w:bottom w:w="60" w:type="dxa"/>
+              <w:left w:w="100" w:type="dxa"/>
+              <w:right w:w="100" w:type="dxa"/>
             </w:tcMar>
           </w:tcPr>
           <w:p>
@@ -2255,7 +2499,7 @@
               <w:rPr>
                 <w:sz w:val="18"/>
               </w:rPr>
-              <w:t>2.650</w:t>
+              <w:t>$369.231</w:t>
             </w:r>
           </w:p>
         </w:tc>
@@ -2264,10 +2508,10 @@
             <w:tcW w:type="dxa" w:w="1560"/>
             <w:shd w:fill="F2F5F9"/>
             <w:tcMar>
-              <w:top w:w="40" w:type="dxa"/>
-              <w:bottom w:w="40" w:type="dxa"/>
-              <w:left w:w="60" w:type="dxa"/>
-              <w:right w:w="60" w:type="dxa"/>
+              <w:top w:w="60" w:type="dxa"/>
+              <w:bottom w:w="60" w:type="dxa"/>
+              <w:left w:w="100" w:type="dxa"/>
+              <w:right w:w="100" w:type="dxa"/>
             </w:tcMar>
           </w:tcPr>
           <w:p>
@@ -2275,7 +2519,7 @@
               <w:rPr>
                 <w:sz w:val="18"/>
               </w:rPr>
-              <w:t>3.100</w:t>
+              <w:t>$367.660</w:t>
             </w:r>
           </w:p>
         </w:tc>
@@ -2284,10 +2528,10 @@
             <w:tcW w:type="dxa" w:w="1560"/>
             <w:shd w:fill="F2F5F9"/>
             <w:tcMar>
-              <w:top w:w="40" w:type="dxa"/>
-              <w:bottom w:w="40" w:type="dxa"/>
-              <w:left w:w="60" w:type="dxa"/>
-              <w:right w:w="60" w:type="dxa"/>
+              <w:top w:w="60" w:type="dxa"/>
+              <w:bottom w:w="60" w:type="dxa"/>
+              <w:left w:w="100" w:type="dxa"/>
+              <w:right w:w="100" w:type="dxa"/>
             </w:tcMar>
           </w:tcPr>
           <w:p>
@@ -2295,7 +2539,7 @@
               <w:rPr>
                 <w:sz w:val="18"/>
               </w:rPr>
-              <w:t>3.550</w:t>
+              <w:t>$370.286</w:t>
             </w:r>
           </w:p>
         </w:tc>
@@ -2305,10 +2549,10 @@
           <w:tcPr>
             <w:tcW w:type="dxa" w:w="1560"/>
             <w:tcMar>
-              <w:top w:w="40" w:type="dxa"/>
-              <w:bottom w:w="40" w:type="dxa"/>
-              <w:left w:w="60" w:type="dxa"/>
-              <w:right w:w="60" w:type="dxa"/>
+              <w:top w:w="60" w:type="dxa"/>
+              <w:bottom w:w="60" w:type="dxa"/>
+              <w:left w:w="100" w:type="dxa"/>
+              <w:right w:w="100" w:type="dxa"/>
             </w:tcMar>
           </w:tcPr>
           <w:p>
@@ -2316,7 +2560,7 @@
               <w:rPr>
                 <w:sz w:val="18"/>
               </w:rPr>
-              <w:t>Sueldo anual por operario (ARS)</w:t>
+              <w:t>Encendido Línea B (USD Base)</w:t>
             </w:r>
           </w:p>
         </w:tc>
@@ -2324,10 +2568,10 @@
           <w:tcPr>
             <w:tcW w:type="dxa" w:w="1560"/>
             <w:tcMar>
-              <w:top w:w="40" w:type="dxa"/>
-              <w:bottom w:w="40" w:type="dxa"/>
-              <w:left w:w="60" w:type="dxa"/>
-              <w:right w:w="60" w:type="dxa"/>
+              <w:top w:w="60" w:type="dxa"/>
+              <w:bottom w:w="60" w:type="dxa"/>
+              <w:left w:w="100" w:type="dxa"/>
+              <w:right w:w="100" w:type="dxa"/>
             </w:tcMar>
           </w:tcPr>
           <w:p>
@@ -2335,7 +2579,7 @@
               <w:rPr>
                 <w:sz w:val="18"/>
               </w:rPr>
-              <w:t>$26.000.000</w:t>
+              <w:t>$533.333</w:t>
             </w:r>
           </w:p>
         </w:tc>
@@ -2343,10 +2587,10 @@
           <w:tcPr>
             <w:tcW w:type="dxa" w:w="1560"/>
             <w:tcMar>
-              <w:top w:w="40" w:type="dxa"/>
-              <w:bottom w:w="40" w:type="dxa"/>
-              <w:left w:w="60" w:type="dxa"/>
-              <w:right w:w="60" w:type="dxa"/>
+              <w:top w:w="60" w:type="dxa"/>
+              <w:bottom w:w="60" w:type="dxa"/>
+              <w:left w:w="100" w:type="dxa"/>
+              <w:right w:w="100" w:type="dxa"/>
             </w:tcMar>
           </w:tcPr>
           <w:p>
@@ -2354,7 +2598,7 @@
               <w:rPr>
                 <w:sz w:val="18"/>
               </w:rPr>
-              <w:t>$31.200.000</w:t>
+              <w:t>$548.571</w:t>
             </w:r>
           </w:p>
         </w:tc>
@@ -2362,10 +2606,10 @@
           <w:tcPr>
             <w:tcW w:type="dxa" w:w="1560"/>
             <w:tcMar>
-              <w:top w:w="40" w:type="dxa"/>
-              <w:bottom w:w="40" w:type="dxa"/>
-              <w:left w:w="60" w:type="dxa"/>
-              <w:right w:w="60" w:type="dxa"/>
+              <w:top w:w="60" w:type="dxa"/>
+              <w:bottom w:w="60" w:type="dxa"/>
+              <w:left w:w="100" w:type="dxa"/>
+              <w:right w:w="100" w:type="dxa"/>
             </w:tcMar>
           </w:tcPr>
           <w:p>
@@ -2373,7 +2617,7 @@
               <w:rPr>
                 <w:sz w:val="18"/>
               </w:rPr>
-              <w:t>$37.440.000</w:t>
+              <w:t>$590.769</w:t>
             </w:r>
           </w:p>
         </w:tc>
@@ -2381,10 +2625,10 @@
           <w:tcPr>
             <w:tcW w:type="dxa" w:w="1560"/>
             <w:tcMar>
-              <w:top w:w="40" w:type="dxa"/>
-              <w:bottom w:w="40" w:type="dxa"/>
-              <w:left w:w="60" w:type="dxa"/>
-              <w:right w:w="60" w:type="dxa"/>
+              <w:top w:w="60" w:type="dxa"/>
+              <w:bottom w:w="60" w:type="dxa"/>
+              <w:left w:w="100" w:type="dxa"/>
+              <w:right w:w="100" w:type="dxa"/>
             </w:tcMar>
           </w:tcPr>
           <w:p>
@@ -2392,7 +2636,7 @@
               <w:rPr>
                 <w:sz w:val="18"/>
               </w:rPr>
-              <w:t>$44.928.000</w:t>
+              <w:t>$588.255</w:t>
             </w:r>
           </w:p>
         </w:tc>
@@ -2400,10 +2644,10 @@
           <w:tcPr>
             <w:tcW w:type="dxa" w:w="1560"/>
             <w:tcMar>
-              <w:top w:w="40" w:type="dxa"/>
-              <w:bottom w:w="40" w:type="dxa"/>
-              <w:left w:w="60" w:type="dxa"/>
-              <w:right w:w="60" w:type="dxa"/>
+              <w:top w:w="60" w:type="dxa"/>
+              <w:bottom w:w="60" w:type="dxa"/>
+              <w:left w:w="100" w:type="dxa"/>
+              <w:right w:w="100" w:type="dxa"/>
             </w:tcMar>
           </w:tcPr>
           <w:p>
@@ -2411,7 +2655,7 @@
               <w:rPr>
                 <w:sz w:val="18"/>
               </w:rPr>
-              <w:t>$53.913.600</w:t>
+              <w:t>$592.457</w:t>
             </w:r>
           </w:p>
         </w:tc>
@@ -2422,10 +2666,10 @@
             <w:tcW w:type="dxa" w:w="1560"/>
             <w:shd w:fill="F2F5F9"/>
             <w:tcMar>
-              <w:top w:w="40" w:type="dxa"/>
-              <w:bottom w:w="40" w:type="dxa"/>
-              <w:left w:w="60" w:type="dxa"/>
-              <w:right w:w="60" w:type="dxa"/>
+              <w:top w:w="60" w:type="dxa"/>
+              <w:bottom w:w="60" w:type="dxa"/>
+              <w:left w:w="100" w:type="dxa"/>
+              <w:right w:w="100" w:type="dxa"/>
             </w:tcMar>
           </w:tcPr>
           <w:p>
@@ -2433,7 +2677,7 @@
               <w:rPr>
                 <w:sz w:val="18"/>
               </w:rPr>
-              <w:t>Encendido Línea A (USD Base)</w:t>
+              <w:t>CV Unitario LB (USD Base)</w:t>
             </w:r>
           </w:p>
         </w:tc>
@@ -2442,10 +2686,10 @@
             <w:tcW w:type="dxa" w:w="1560"/>
             <w:shd w:fill="F2F5F9"/>
             <w:tcMar>
-              <w:top w:w="40" w:type="dxa"/>
-              <w:bottom w:w="40" w:type="dxa"/>
-              <w:left w:w="60" w:type="dxa"/>
-              <w:right w:w="60" w:type="dxa"/>
+              <w:top w:w="60" w:type="dxa"/>
+              <w:bottom w:w="60" w:type="dxa"/>
+              <w:left w:w="100" w:type="dxa"/>
+              <w:right w:w="100" w:type="dxa"/>
             </w:tcMar>
           </w:tcPr>
           <w:p>
@@ -2453,7 +2697,7 @@
               <w:rPr>
                 <w:sz w:val="18"/>
               </w:rPr>
-              <w:t>$333.333</w:t>
+              <w:t>$26.667</w:t>
             </w:r>
           </w:p>
         </w:tc>
@@ -2462,10 +2706,10 @@
             <w:tcW w:type="dxa" w:w="1560"/>
             <w:shd w:fill="F2F5F9"/>
             <w:tcMar>
-              <w:top w:w="40" w:type="dxa"/>
-              <w:bottom w:w="40" w:type="dxa"/>
-              <w:left w:w="60" w:type="dxa"/>
-              <w:right w:w="60" w:type="dxa"/>
+              <w:top w:w="60" w:type="dxa"/>
+              <w:bottom w:w="60" w:type="dxa"/>
+              <w:left w:w="100" w:type="dxa"/>
+              <w:right w:w="100" w:type="dxa"/>
             </w:tcMar>
           </w:tcPr>
           <w:p>
@@ -2473,7 +2717,7 @@
               <w:rPr>
                 <w:sz w:val="18"/>
               </w:rPr>
-              <w:t>$342.857</w:t>
+              <w:t>$27.429</w:t>
             </w:r>
           </w:p>
         </w:tc>
@@ -2482,10 +2726,10 @@
             <w:tcW w:type="dxa" w:w="1560"/>
             <w:shd w:fill="F2F5F9"/>
             <w:tcMar>
-              <w:top w:w="40" w:type="dxa"/>
-              <w:bottom w:w="40" w:type="dxa"/>
-              <w:left w:w="60" w:type="dxa"/>
-              <w:right w:w="60" w:type="dxa"/>
+              <w:top w:w="60" w:type="dxa"/>
+              <w:bottom w:w="60" w:type="dxa"/>
+              <w:left w:w="100" w:type="dxa"/>
+              <w:right w:w="100" w:type="dxa"/>
             </w:tcMar>
           </w:tcPr>
           <w:p>
@@ -2493,7 +2737,7 @@
               <w:rPr>
                 <w:sz w:val="18"/>
               </w:rPr>
-              <w:t>$369.231</w:t>
+              <w:t>$29.538</w:t>
             </w:r>
           </w:p>
         </w:tc>
@@ -2502,10 +2746,10 @@
             <w:tcW w:type="dxa" w:w="1560"/>
             <w:shd w:fill="F2F5F9"/>
             <w:tcMar>
-              <w:top w:w="40" w:type="dxa"/>
-              <w:bottom w:w="40" w:type="dxa"/>
-              <w:left w:w="60" w:type="dxa"/>
-              <w:right w:w="60" w:type="dxa"/>
+              <w:top w:w="60" w:type="dxa"/>
+              <w:bottom w:w="60" w:type="dxa"/>
+              <w:left w:w="100" w:type="dxa"/>
+              <w:right w:w="100" w:type="dxa"/>
             </w:tcMar>
           </w:tcPr>
           <w:p>
@@ -2513,7 +2757,7 @@
               <w:rPr>
                 <w:sz w:val="18"/>
               </w:rPr>
-              <w:t>$367.660</w:t>
+              <w:t>$29.413</w:t>
             </w:r>
           </w:p>
         </w:tc>
@@ -2522,10 +2766,10 @@
             <w:tcW w:type="dxa" w:w="1560"/>
             <w:shd w:fill="F2F5F9"/>
             <w:tcMar>
-              <w:top w:w="40" w:type="dxa"/>
-              <w:bottom w:w="40" w:type="dxa"/>
-              <w:left w:w="60" w:type="dxa"/>
-              <w:right w:w="60" w:type="dxa"/>
+              <w:top w:w="60" w:type="dxa"/>
+              <w:bottom w:w="60" w:type="dxa"/>
+              <w:left w:w="100" w:type="dxa"/>
+              <w:right w:w="100" w:type="dxa"/>
             </w:tcMar>
           </w:tcPr>
           <w:p>
@@ -2533,7 +2777,7 @@
               <w:rPr>
                 <w:sz w:val="18"/>
               </w:rPr>
-              <w:t>$370.286</w:t>
+              <w:t>$29.623</w:t>
             </w:r>
           </w:p>
         </w:tc>
@@ -2543,10 +2787,10 @@
           <w:tcPr>
             <w:tcW w:type="dxa" w:w="1560"/>
             <w:tcMar>
-              <w:top w:w="40" w:type="dxa"/>
-              <w:bottom w:w="40" w:type="dxa"/>
-              <w:left w:w="60" w:type="dxa"/>
-              <w:right w:w="60" w:type="dxa"/>
+              <w:top w:w="60" w:type="dxa"/>
+              <w:bottom w:w="60" w:type="dxa"/>
+              <w:left w:w="100" w:type="dxa"/>
+              <w:right w:w="100" w:type="dxa"/>
             </w:tcMar>
           </w:tcPr>
           <w:p>
@@ -2554,7 +2798,7 @@
               <w:rPr>
                 <w:sz w:val="18"/>
               </w:rPr>
-              <w:t>Encendido Línea B (USD Base)</w:t>
+              <w:t>CV Unitario LP (USD Base)</w:t>
             </w:r>
           </w:p>
         </w:tc>
@@ -2562,10 +2806,10 @@
           <w:tcPr>
             <w:tcW w:type="dxa" w:w="1560"/>
             <w:tcMar>
-              <w:top w:w="40" w:type="dxa"/>
-              <w:bottom w:w="40" w:type="dxa"/>
-              <w:left w:w="60" w:type="dxa"/>
-              <w:right w:w="60" w:type="dxa"/>
+              <w:top w:w="60" w:type="dxa"/>
+              <w:bottom w:w="60" w:type="dxa"/>
+              <w:left w:w="100" w:type="dxa"/>
+              <w:right w:w="100" w:type="dxa"/>
             </w:tcMar>
           </w:tcPr>
           <w:p>
@@ -2573,7 +2817,7 @@
               <w:rPr>
                 <w:sz w:val="18"/>
               </w:rPr>
-              <w:t>$533.333</w:t>
+              <w:t>$28.800</w:t>
             </w:r>
           </w:p>
         </w:tc>
@@ -2581,10 +2825,10 @@
           <w:tcPr>
             <w:tcW w:type="dxa" w:w="1560"/>
             <w:tcMar>
-              <w:top w:w="40" w:type="dxa"/>
-              <w:bottom w:w="40" w:type="dxa"/>
-              <w:left w:w="60" w:type="dxa"/>
-              <w:right w:w="60" w:type="dxa"/>
+              <w:top w:w="60" w:type="dxa"/>
+              <w:bottom w:w="60" w:type="dxa"/>
+              <w:left w:w="100" w:type="dxa"/>
+              <w:right w:w="100" w:type="dxa"/>
             </w:tcMar>
           </w:tcPr>
           <w:p>
@@ -2592,7 +2836,7 @@
               <w:rPr>
                 <w:sz w:val="18"/>
               </w:rPr>
-              <w:t>$548.571</w:t>
+              <w:t>$29.623</w:t>
             </w:r>
           </w:p>
         </w:tc>
@@ -2600,10 +2844,10 @@
           <w:tcPr>
             <w:tcW w:type="dxa" w:w="1560"/>
             <w:tcMar>
-              <w:top w:w="40" w:type="dxa"/>
-              <w:bottom w:w="40" w:type="dxa"/>
-              <w:left w:w="60" w:type="dxa"/>
-              <w:right w:w="60" w:type="dxa"/>
+              <w:top w:w="60" w:type="dxa"/>
+              <w:bottom w:w="60" w:type="dxa"/>
+              <w:left w:w="100" w:type="dxa"/>
+              <w:right w:w="100" w:type="dxa"/>
             </w:tcMar>
           </w:tcPr>
           <w:p>
@@ -2611,7 +2855,7 @@
               <w:rPr>
                 <w:sz w:val="18"/>
               </w:rPr>
-              <w:t>$590.769</w:t>
+              <w:t>$31.902</w:t>
             </w:r>
           </w:p>
         </w:tc>
@@ -2619,10 +2863,10 @@
           <w:tcPr>
             <w:tcW w:type="dxa" w:w="1560"/>
             <w:tcMar>
-              <w:top w:w="40" w:type="dxa"/>
-              <w:bottom w:w="40" w:type="dxa"/>
-              <w:left w:w="60" w:type="dxa"/>
-              <w:right w:w="60" w:type="dxa"/>
+              <w:top w:w="60" w:type="dxa"/>
+              <w:bottom w:w="60" w:type="dxa"/>
+              <w:left w:w="100" w:type="dxa"/>
+              <w:right w:w="100" w:type="dxa"/>
             </w:tcMar>
           </w:tcPr>
           <w:p>
@@ -2630,7 +2874,7 @@
               <w:rPr>
                 <w:sz w:val="18"/>
               </w:rPr>
-              <w:t>$588.255</w:t>
+              <w:t>$31.766</w:t>
             </w:r>
           </w:p>
         </w:tc>
@@ -2638,10 +2882,10 @@
           <w:tcPr>
             <w:tcW w:type="dxa" w:w="1560"/>
             <w:tcMar>
-              <w:top w:w="40" w:type="dxa"/>
-              <w:bottom w:w="40" w:type="dxa"/>
-              <w:left w:w="60" w:type="dxa"/>
-              <w:right w:w="60" w:type="dxa"/>
+              <w:top w:w="60" w:type="dxa"/>
+              <w:bottom w:w="60" w:type="dxa"/>
+              <w:left w:w="100" w:type="dxa"/>
+              <w:right w:w="100" w:type="dxa"/>
             </w:tcMar>
           </w:tcPr>
           <w:p>
@@ -2649,7 +2893,7 @@
               <w:rPr>
                 <w:sz w:val="18"/>
               </w:rPr>
-              <w:t>$592.457</w:t>
+              <w:t>$31.993</w:t>
             </w:r>
           </w:p>
         </w:tc>
@@ -2660,10 +2904,10 @@
             <w:tcW w:type="dxa" w:w="1560"/>
             <w:shd w:fill="F2F5F9"/>
             <w:tcMar>
-              <w:top w:w="40" w:type="dxa"/>
-              <w:bottom w:w="40" w:type="dxa"/>
-              <w:left w:w="60" w:type="dxa"/>
-              <w:right w:w="60" w:type="dxa"/>
+              <w:top w:w="60" w:type="dxa"/>
+              <w:bottom w:w="60" w:type="dxa"/>
+              <w:left w:w="100" w:type="dxa"/>
+              <w:right w:w="100" w:type="dxa"/>
             </w:tcMar>
           </w:tcPr>
           <w:p>
@@ -2671,7 +2915,7 @@
               <w:rPr>
                 <w:sz w:val="18"/>
               </w:rPr>
-              <w:t>CV Unitario LB (USD Base)</w:t>
+              <w:t>CV Unitario PB (USD Base)</w:t>
             </w:r>
           </w:p>
         </w:tc>
@@ -2680,10 +2924,10 @@
             <w:tcW w:type="dxa" w:w="1560"/>
             <w:shd w:fill="F2F5F9"/>
             <w:tcMar>
-              <w:top w:w="40" w:type="dxa"/>
-              <w:bottom w:w="40" w:type="dxa"/>
-              <w:left w:w="60" w:type="dxa"/>
-              <w:right w:w="60" w:type="dxa"/>
+              <w:top w:w="60" w:type="dxa"/>
+              <w:bottom w:w="60" w:type="dxa"/>
+              <w:left w:w="100" w:type="dxa"/>
+              <w:right w:w="100" w:type="dxa"/>
             </w:tcMar>
           </w:tcPr>
           <w:p>
@@ -2691,7 +2935,7 @@
               <w:rPr>
                 <w:sz w:val="18"/>
               </w:rPr>
-              <w:t>$26.667</w:t>
+              <w:t>$38.333</w:t>
             </w:r>
           </w:p>
         </w:tc>
@@ -2700,10 +2944,10 @@
             <w:tcW w:type="dxa" w:w="1560"/>
             <w:shd w:fill="F2F5F9"/>
             <w:tcMar>
-              <w:top w:w="40" w:type="dxa"/>
-              <w:bottom w:w="40" w:type="dxa"/>
-              <w:left w:w="60" w:type="dxa"/>
-              <w:right w:w="60" w:type="dxa"/>
+              <w:top w:w="60" w:type="dxa"/>
+              <w:bottom w:w="60" w:type="dxa"/>
+              <w:left w:w="100" w:type="dxa"/>
+              <w:right w:w="100" w:type="dxa"/>
             </w:tcMar>
           </w:tcPr>
           <w:p>
@@ -2711,7 +2955,7 @@
               <w:rPr>
                 <w:sz w:val="18"/>
               </w:rPr>
-              <w:t>$27.429</w:t>
+              <w:t>$39.429</w:t>
             </w:r>
           </w:p>
         </w:tc>
@@ -2720,10 +2964,10 @@
             <w:tcW w:type="dxa" w:w="1560"/>
             <w:shd w:fill="F2F5F9"/>
             <w:tcMar>
-              <w:top w:w="40" w:type="dxa"/>
-              <w:bottom w:w="40" w:type="dxa"/>
-              <w:left w:w="60" w:type="dxa"/>
-              <w:right w:w="60" w:type="dxa"/>
+              <w:top w:w="60" w:type="dxa"/>
+              <w:bottom w:w="60" w:type="dxa"/>
+              <w:left w:w="100" w:type="dxa"/>
+              <w:right w:w="100" w:type="dxa"/>
             </w:tcMar>
           </w:tcPr>
           <w:p>
@@ -2731,7 +2975,7 @@
               <w:rPr>
                 <w:sz w:val="18"/>
               </w:rPr>
-              <w:t>$29.538</w:t>
+              <w:t>$42.462</w:t>
             </w:r>
           </w:p>
         </w:tc>
@@ -2740,10 +2984,10 @@
             <w:tcW w:type="dxa" w:w="1560"/>
             <w:shd w:fill="F2F5F9"/>
             <w:tcMar>
-              <w:top w:w="40" w:type="dxa"/>
-              <w:bottom w:w="40" w:type="dxa"/>
-              <w:left w:w="60" w:type="dxa"/>
-              <w:right w:w="60" w:type="dxa"/>
+              <w:top w:w="60" w:type="dxa"/>
+              <w:bottom w:w="60" w:type="dxa"/>
+              <w:left w:w="100" w:type="dxa"/>
+              <w:right w:w="100" w:type="dxa"/>
             </w:tcMar>
           </w:tcPr>
           <w:p>
@@ -2751,7 +2995,7 @@
               <w:rPr>
                 <w:sz w:val="18"/>
               </w:rPr>
-              <w:t>$29.413</w:t>
+              <w:t>$42.281</w:t>
             </w:r>
           </w:p>
         </w:tc>
@@ -2760,10 +3004,10 @@
             <w:tcW w:type="dxa" w:w="1560"/>
             <w:shd w:fill="F2F5F9"/>
             <w:tcMar>
-              <w:top w:w="40" w:type="dxa"/>
-              <w:bottom w:w="40" w:type="dxa"/>
-              <w:left w:w="60" w:type="dxa"/>
-              <w:right w:w="60" w:type="dxa"/>
+              <w:top w:w="60" w:type="dxa"/>
+              <w:bottom w:w="60" w:type="dxa"/>
+              <w:left w:w="100" w:type="dxa"/>
+              <w:right w:w="100" w:type="dxa"/>
             </w:tcMar>
           </w:tcPr>
           <w:p>
@@ -2771,7 +3015,7 @@
               <w:rPr>
                 <w:sz w:val="18"/>
               </w:rPr>
-              <w:t>$29.623</w:t>
+              <w:t>$42.583</w:t>
             </w:r>
           </w:p>
         </w:tc>
@@ -2781,10 +3025,10 @@
           <w:tcPr>
             <w:tcW w:type="dxa" w:w="1560"/>
             <w:tcMar>
-              <w:top w:w="40" w:type="dxa"/>
-              <w:bottom w:w="40" w:type="dxa"/>
-              <w:left w:w="60" w:type="dxa"/>
-              <w:right w:w="60" w:type="dxa"/>
+              <w:top w:w="60" w:type="dxa"/>
+              <w:bottom w:w="60" w:type="dxa"/>
+              <w:left w:w="100" w:type="dxa"/>
+              <w:right w:w="100" w:type="dxa"/>
             </w:tcMar>
           </w:tcPr>
           <w:p>
@@ -2792,7 +3036,7 @@
               <w:rPr>
                 <w:sz w:val="18"/>
               </w:rPr>
-              <w:t>CV Unitario LP (USD Base)</w:t>
+              <w:t>CV Unitario PM (USD Base)</w:t>
             </w:r>
           </w:p>
         </w:tc>
@@ -2800,10 +3044,10 @@
           <w:tcPr>
             <w:tcW w:type="dxa" w:w="1560"/>
             <w:tcMar>
-              <w:top w:w="40" w:type="dxa"/>
-              <w:bottom w:w="40" w:type="dxa"/>
-              <w:left w:w="60" w:type="dxa"/>
-              <w:right w:w="60" w:type="dxa"/>
+              <w:top w:w="60" w:type="dxa"/>
+              <w:bottom w:w="60" w:type="dxa"/>
+              <w:left w:w="100" w:type="dxa"/>
+              <w:right w:w="100" w:type="dxa"/>
             </w:tcMar>
           </w:tcPr>
           <w:p>
@@ -2811,7 +3055,7 @@
               <w:rPr>
                 <w:sz w:val="18"/>
               </w:rPr>
-              <w:t>$28.800</w:t>
+              <w:t>$39.483</w:t>
             </w:r>
           </w:p>
         </w:tc>
@@ -2819,10 +3063,10 @@
           <w:tcPr>
             <w:tcW w:type="dxa" w:w="1560"/>
             <w:tcMar>
-              <w:top w:w="40" w:type="dxa"/>
-              <w:bottom w:w="40" w:type="dxa"/>
-              <w:left w:w="60" w:type="dxa"/>
-              <w:right w:w="60" w:type="dxa"/>
+              <w:top w:w="60" w:type="dxa"/>
+              <w:bottom w:w="60" w:type="dxa"/>
+              <w:left w:w="100" w:type="dxa"/>
+              <w:right w:w="100" w:type="dxa"/>
             </w:tcMar>
           </w:tcPr>
           <w:p>
@@ -2830,7 +3074,7 @@
               <w:rPr>
                 <w:sz w:val="18"/>
               </w:rPr>
-              <w:t>$29.623</w:t>
+              <w:t>$40.611</w:t>
             </w:r>
           </w:p>
         </w:tc>
@@ -2838,10 +3082,10 @@
           <w:tcPr>
             <w:tcW w:type="dxa" w:w="1560"/>
             <w:tcMar>
-              <w:top w:w="40" w:type="dxa"/>
-              <w:bottom w:w="40" w:type="dxa"/>
-              <w:left w:w="60" w:type="dxa"/>
-              <w:right w:w="60" w:type="dxa"/>
+              <w:top w:w="60" w:type="dxa"/>
+              <w:bottom w:w="60" w:type="dxa"/>
+              <w:left w:w="100" w:type="dxa"/>
+              <w:right w:w="100" w:type="dxa"/>
             </w:tcMar>
           </w:tcPr>
           <w:p>
@@ -2849,7 +3093,7 @@
               <w:rPr>
                 <w:sz w:val="18"/>
               </w:rPr>
-              <w:t>$31.902</w:t>
+              <w:t>$43.735</w:t>
             </w:r>
           </w:p>
         </w:tc>
@@ -2857,10 +3101,10 @@
           <w:tcPr>
             <w:tcW w:type="dxa" w:w="1560"/>
             <w:tcMar>
-              <w:top w:w="40" w:type="dxa"/>
-              <w:bottom w:w="40" w:type="dxa"/>
-              <w:left w:w="60" w:type="dxa"/>
-              <w:right w:w="60" w:type="dxa"/>
+              <w:top w:w="60" w:type="dxa"/>
+              <w:bottom w:w="60" w:type="dxa"/>
+              <w:left w:w="100" w:type="dxa"/>
+              <w:right w:w="100" w:type="dxa"/>
             </w:tcMar>
           </w:tcPr>
           <w:p>
@@ -2868,7 +3112,7 @@
               <w:rPr>
                 <w:sz w:val="18"/>
               </w:rPr>
-              <w:t>$31.766</w:t>
+              <w:t>$43.549</w:t>
             </w:r>
           </w:p>
         </w:tc>
@@ -2876,10 +3120,10 @@
           <w:tcPr>
             <w:tcW w:type="dxa" w:w="1560"/>
             <w:tcMar>
-              <w:top w:w="40" w:type="dxa"/>
-              <w:bottom w:w="40" w:type="dxa"/>
-              <w:left w:w="60" w:type="dxa"/>
-              <w:right w:w="60" w:type="dxa"/>
+              <w:top w:w="60" w:type="dxa"/>
+              <w:bottom w:w="60" w:type="dxa"/>
+              <w:left w:w="100" w:type="dxa"/>
+              <w:right w:w="100" w:type="dxa"/>
             </w:tcMar>
           </w:tcPr>
           <w:p>
@@ -2887,7 +3131,7 @@
               <w:rPr>
                 <w:sz w:val="18"/>
               </w:rPr>
-              <w:t>$31.993</w:t>
+              <w:t>$43.860</w:t>
             </w:r>
           </w:p>
         </w:tc>
@@ -2898,10 +3142,10 @@
             <w:tcW w:type="dxa" w:w="1560"/>
             <w:shd w:fill="F2F5F9"/>
             <w:tcMar>
-              <w:top w:w="40" w:type="dxa"/>
-              <w:bottom w:w="40" w:type="dxa"/>
-              <w:left w:w="60" w:type="dxa"/>
-              <w:right w:w="60" w:type="dxa"/>
+              <w:top w:w="60" w:type="dxa"/>
+              <w:bottom w:w="60" w:type="dxa"/>
+              <w:left w:w="100" w:type="dxa"/>
+              <w:right w:w="100" w:type="dxa"/>
             </w:tcMar>
           </w:tcPr>
           <w:p>
@@ -2909,7 +3153,7 @@
               <w:rPr>
                 <w:sz w:val="18"/>
               </w:rPr>
-              <w:t>CV Unitario PB (USD Base)</w:t>
+              <w:t>CV Unitario PP (USD Base)</w:t>
             </w:r>
           </w:p>
         </w:tc>
@@ -2918,10 +3162,10 @@
             <w:tcW w:type="dxa" w:w="1560"/>
             <w:shd w:fill="F2F5F9"/>
             <w:tcMar>
-              <w:top w:w="40" w:type="dxa"/>
-              <w:bottom w:w="40" w:type="dxa"/>
-              <w:left w:w="60" w:type="dxa"/>
-              <w:right w:w="60" w:type="dxa"/>
+              <w:top w:w="60" w:type="dxa"/>
+              <w:bottom w:w="60" w:type="dxa"/>
+              <w:left w:w="100" w:type="dxa"/>
+              <w:right w:w="100" w:type="dxa"/>
             </w:tcMar>
           </w:tcPr>
           <w:p>
@@ -2929,7 +3173,7 @@
               <w:rPr>
                 <w:sz w:val="18"/>
               </w:rPr>
-              <w:t>$38.333</w:t>
+              <w:t>$40.633</w:t>
             </w:r>
           </w:p>
         </w:tc>
@@ -2938,10 +3182,10 @@
             <w:tcW w:type="dxa" w:w="1560"/>
             <w:shd w:fill="F2F5F9"/>
             <w:tcMar>
-              <w:top w:w="40" w:type="dxa"/>
-              <w:bottom w:w="40" w:type="dxa"/>
-              <w:left w:w="60" w:type="dxa"/>
-              <w:right w:w="60" w:type="dxa"/>
+              <w:top w:w="60" w:type="dxa"/>
+              <w:bottom w:w="60" w:type="dxa"/>
+              <w:left w:w="100" w:type="dxa"/>
+              <w:right w:w="100" w:type="dxa"/>
             </w:tcMar>
           </w:tcPr>
           <w:p>
@@ -2949,7 +3193,7 @@
               <w:rPr>
                 <w:sz w:val="18"/>
               </w:rPr>
-              <w:t>$39.429</w:t>
+              <w:t>$41.794</w:t>
             </w:r>
           </w:p>
         </w:tc>
@@ -2958,10 +3202,10 @@
             <w:tcW w:type="dxa" w:w="1560"/>
             <w:shd w:fill="F2F5F9"/>
             <w:tcMar>
-              <w:top w:w="40" w:type="dxa"/>
-              <w:bottom w:w="40" w:type="dxa"/>
-              <w:left w:w="60" w:type="dxa"/>
-              <w:right w:w="60" w:type="dxa"/>
+              <w:top w:w="60" w:type="dxa"/>
+              <w:bottom w:w="60" w:type="dxa"/>
+              <w:left w:w="100" w:type="dxa"/>
+              <w:right w:w="100" w:type="dxa"/>
             </w:tcMar>
           </w:tcPr>
           <w:p>
@@ -2969,7 +3213,7 @@
               <w:rPr>
                 <w:sz w:val="18"/>
               </w:rPr>
-              <w:t>$42.462</w:t>
+              <w:t>$45.009</w:t>
             </w:r>
           </w:p>
         </w:tc>
@@ -2978,10 +3222,10 @@
             <w:tcW w:type="dxa" w:w="1560"/>
             <w:shd w:fill="F2F5F9"/>
             <w:tcMar>
-              <w:top w:w="40" w:type="dxa"/>
-              <w:bottom w:w="40" w:type="dxa"/>
-              <w:left w:w="60" w:type="dxa"/>
-              <w:right w:w="60" w:type="dxa"/>
+              <w:top w:w="60" w:type="dxa"/>
+              <w:bottom w:w="60" w:type="dxa"/>
+              <w:left w:w="100" w:type="dxa"/>
+              <w:right w:w="100" w:type="dxa"/>
             </w:tcMar>
           </w:tcPr>
           <w:p>
@@ -2989,7 +3233,7 @@
               <w:rPr>
                 <w:sz w:val="18"/>
               </w:rPr>
-              <w:t>$42.281</w:t>
+              <w:t>$44.818</w:t>
             </w:r>
           </w:p>
         </w:tc>
@@ -2998,10 +3242,10 @@
             <w:tcW w:type="dxa" w:w="1560"/>
             <w:shd w:fill="F2F5F9"/>
             <w:tcMar>
-              <w:top w:w="40" w:type="dxa"/>
-              <w:bottom w:w="40" w:type="dxa"/>
-              <w:left w:w="60" w:type="dxa"/>
-              <w:right w:w="60" w:type="dxa"/>
+              <w:top w:w="60" w:type="dxa"/>
+              <w:bottom w:w="60" w:type="dxa"/>
+              <w:left w:w="100" w:type="dxa"/>
+              <w:right w:w="100" w:type="dxa"/>
             </w:tcMar>
           </w:tcPr>
           <w:p>
@@ -3009,7 +3253,7 @@
               <w:rPr>
                 <w:sz w:val="18"/>
               </w:rPr>
-              <w:t>$42.583</w:t>
+              <w:t>$45.138</w:t>
             </w:r>
           </w:p>
         </w:tc>
@@ -3019,10 +3263,10 @@
           <w:tcPr>
             <w:tcW w:type="dxa" w:w="1560"/>
             <w:tcMar>
-              <w:top w:w="40" w:type="dxa"/>
-              <w:bottom w:w="40" w:type="dxa"/>
-              <w:left w:w="60" w:type="dxa"/>
-              <w:right w:w="60" w:type="dxa"/>
+              <w:top w:w="60" w:type="dxa"/>
+              <w:bottom w:w="60" w:type="dxa"/>
+              <w:left w:w="100" w:type="dxa"/>
+              <w:right w:w="100" w:type="dxa"/>
             </w:tcMar>
           </w:tcPr>
           <w:p>
@@ -3030,7 +3274,7 @@
               <w:rPr>
                 <w:sz w:val="18"/>
               </w:rPr>
-              <w:t>CV Unitario PM (USD Base)</w:t>
+              <w:t>Precios de Lista Local (USD)</w:t>
             </w:r>
           </w:p>
         </w:tc>
@@ -3038,10 +3282,10 @@
           <w:tcPr>
             <w:tcW w:type="dxa" w:w="1560"/>
             <w:tcMar>
-              <w:top w:w="40" w:type="dxa"/>
-              <w:bottom w:w="40" w:type="dxa"/>
-              <w:left w:w="60" w:type="dxa"/>
-              <w:right w:w="60" w:type="dxa"/>
+              <w:top w:w="60" w:type="dxa"/>
+              <w:bottom w:w="60" w:type="dxa"/>
+              <w:left w:w="100" w:type="dxa"/>
+              <w:right w:w="100" w:type="dxa"/>
             </w:tcMar>
           </w:tcPr>
           <w:p>
@@ -3049,7 +3293,7 @@
               <w:rPr>
                 <w:sz w:val="18"/>
               </w:rPr>
-              <w:t>$39.483</w:t>
+              <w:t>LB: 30.000</w:t>
             </w:r>
           </w:p>
         </w:tc>
@@ -3057,10 +3301,10 @@
           <w:tcPr>
             <w:tcW w:type="dxa" w:w="1560"/>
             <w:tcMar>
-              <w:top w:w="40" w:type="dxa"/>
-              <w:bottom w:w="40" w:type="dxa"/>
-              <w:left w:w="60" w:type="dxa"/>
-              <w:right w:w="60" w:type="dxa"/>
+              <w:top w:w="60" w:type="dxa"/>
+              <w:bottom w:w="60" w:type="dxa"/>
+              <w:left w:w="100" w:type="dxa"/>
+              <w:right w:w="100" w:type="dxa"/>
             </w:tcMar>
           </w:tcPr>
           <w:p>
@@ -3068,7 +3312,7 @@
               <w:rPr>
                 <w:sz w:val="18"/>
               </w:rPr>
-              <w:t>$40.611</w:t>
+              <w:t>LP: 35.000</w:t>
             </w:r>
           </w:p>
         </w:tc>
@@ -3076,10 +3320,10 @@
           <w:tcPr>
             <w:tcW w:type="dxa" w:w="1560"/>
             <w:tcMar>
-              <w:top w:w="40" w:type="dxa"/>
-              <w:bottom w:w="40" w:type="dxa"/>
-              <w:left w:w="60" w:type="dxa"/>
-              <w:right w:w="60" w:type="dxa"/>
+              <w:top w:w="60" w:type="dxa"/>
+              <w:bottom w:w="60" w:type="dxa"/>
+              <w:left w:w="100" w:type="dxa"/>
+              <w:right w:w="100" w:type="dxa"/>
             </w:tcMar>
           </w:tcPr>
           <w:p>
@@ -3087,7 +3331,7 @@
               <w:rPr>
                 <w:sz w:val="18"/>
               </w:rPr>
-              <w:t>$43.735</w:t>
+              <w:t>PB: 45.000</w:t>
             </w:r>
           </w:p>
         </w:tc>
@@ -3095,10 +3339,10 @@
           <w:tcPr>
             <w:tcW w:type="dxa" w:w="1560"/>
             <w:tcMar>
-              <w:top w:w="40" w:type="dxa"/>
-              <w:bottom w:w="40" w:type="dxa"/>
-              <w:left w:w="60" w:type="dxa"/>
-              <w:right w:w="60" w:type="dxa"/>
+              <w:top w:w="60" w:type="dxa"/>
+              <w:bottom w:w="60" w:type="dxa"/>
+              <w:left w:w="100" w:type="dxa"/>
+              <w:right w:w="100" w:type="dxa"/>
             </w:tcMar>
           </w:tcPr>
           <w:p>
@@ -3106,7 +3350,7 @@
               <w:rPr>
                 <w:sz w:val="18"/>
               </w:rPr>
-              <w:t>$43.549</w:t>
+              <w:t>PM: 50.000</w:t>
             </w:r>
           </w:p>
         </w:tc>
@@ -3114,248 +3358,10 @@
           <w:tcPr>
             <w:tcW w:type="dxa" w:w="1560"/>
             <w:tcMar>
-              <w:top w:w="40" w:type="dxa"/>
-              <w:bottom w:w="40" w:type="dxa"/>
-              <w:left w:w="60" w:type="dxa"/>
-              <w:right w:w="60" w:type="dxa"/>
-            </w:tcMar>
-          </w:tcPr>
-          <w:p>
-            <w:r>
-              <w:rPr>
-                <w:sz w:val="18"/>
-              </w:rPr>
-              <w:t>$43.860</w:t>
-            </w:r>
-          </w:p>
-        </w:tc>
-      </w:tr>
-      <w:tr>
-        <w:tc>
-          <w:tcPr>
-            <w:tcW w:type="dxa" w:w="1560"/>
-            <w:shd w:fill="F2F5F9"/>
-            <w:tcMar>
-              <w:top w:w="40" w:type="dxa"/>
-              <w:bottom w:w="40" w:type="dxa"/>
-              <w:left w:w="60" w:type="dxa"/>
-              <w:right w:w="60" w:type="dxa"/>
-            </w:tcMar>
-          </w:tcPr>
-          <w:p>
-            <w:r>
-              <w:rPr>
-                <w:sz w:val="18"/>
-              </w:rPr>
-              <w:t>CV Unitario PP (USD Base)</w:t>
-            </w:r>
-          </w:p>
-        </w:tc>
-        <w:tc>
-          <w:tcPr>
-            <w:tcW w:type="dxa" w:w="1560"/>
-            <w:shd w:fill="F2F5F9"/>
-            <w:tcMar>
-              <w:top w:w="40" w:type="dxa"/>
-              <w:bottom w:w="40" w:type="dxa"/>
-              <w:left w:w="60" w:type="dxa"/>
-              <w:right w:w="60" w:type="dxa"/>
-            </w:tcMar>
-          </w:tcPr>
-          <w:p>
-            <w:r>
-              <w:rPr>
-                <w:sz w:val="18"/>
-              </w:rPr>
-              <w:t>$40.633</w:t>
-            </w:r>
-          </w:p>
-        </w:tc>
-        <w:tc>
-          <w:tcPr>
-            <w:tcW w:type="dxa" w:w="1560"/>
-            <w:shd w:fill="F2F5F9"/>
-            <w:tcMar>
-              <w:top w:w="40" w:type="dxa"/>
-              <w:bottom w:w="40" w:type="dxa"/>
-              <w:left w:w="60" w:type="dxa"/>
-              <w:right w:w="60" w:type="dxa"/>
-            </w:tcMar>
-          </w:tcPr>
-          <w:p>
-            <w:r>
-              <w:rPr>
-                <w:sz w:val="18"/>
-              </w:rPr>
-              <w:t>$41.794</w:t>
-            </w:r>
-          </w:p>
-        </w:tc>
-        <w:tc>
-          <w:tcPr>
-            <w:tcW w:type="dxa" w:w="1560"/>
-            <w:shd w:fill="F2F5F9"/>
-            <w:tcMar>
-              <w:top w:w="40" w:type="dxa"/>
-              <w:bottom w:w="40" w:type="dxa"/>
-              <w:left w:w="60" w:type="dxa"/>
-              <w:right w:w="60" w:type="dxa"/>
-            </w:tcMar>
-          </w:tcPr>
-          <w:p>
-            <w:r>
-              <w:rPr>
-                <w:sz w:val="18"/>
-              </w:rPr>
-              <w:t>$45.009</w:t>
-            </w:r>
-          </w:p>
-        </w:tc>
-        <w:tc>
-          <w:tcPr>
-            <w:tcW w:type="dxa" w:w="1560"/>
-            <w:shd w:fill="F2F5F9"/>
-            <w:tcMar>
-              <w:top w:w="40" w:type="dxa"/>
-              <w:bottom w:w="40" w:type="dxa"/>
-              <w:left w:w="60" w:type="dxa"/>
-              <w:right w:w="60" w:type="dxa"/>
-            </w:tcMar>
-          </w:tcPr>
-          <w:p>
-            <w:r>
-              <w:rPr>
-                <w:sz w:val="18"/>
-              </w:rPr>
-              <w:t>$44.818</w:t>
-            </w:r>
-          </w:p>
-        </w:tc>
-        <w:tc>
-          <w:tcPr>
-            <w:tcW w:type="dxa" w:w="1560"/>
-            <w:shd w:fill="F2F5F9"/>
-            <w:tcMar>
-              <w:top w:w="40" w:type="dxa"/>
-              <w:bottom w:w="40" w:type="dxa"/>
-              <w:left w:w="60" w:type="dxa"/>
-              <w:right w:w="60" w:type="dxa"/>
-            </w:tcMar>
-          </w:tcPr>
-          <w:p>
-            <w:r>
-              <w:rPr>
-                <w:sz w:val="18"/>
-              </w:rPr>
-              <w:t>$45.138</w:t>
-            </w:r>
-          </w:p>
-        </w:tc>
-      </w:tr>
-      <w:tr>
-        <w:tc>
-          <w:tcPr>
-            <w:tcW w:type="dxa" w:w="1560"/>
-            <w:tcMar>
-              <w:top w:w="40" w:type="dxa"/>
-              <w:bottom w:w="40" w:type="dxa"/>
-              <w:left w:w="60" w:type="dxa"/>
-              <w:right w:w="60" w:type="dxa"/>
-            </w:tcMar>
-          </w:tcPr>
-          <w:p>
-            <w:r>
-              <w:rPr>
-                <w:sz w:val="18"/>
-              </w:rPr>
-              <w:t>Precios de Lista Local (USD)</w:t>
-            </w:r>
-          </w:p>
-        </w:tc>
-        <w:tc>
-          <w:tcPr>
-            <w:tcW w:type="dxa" w:w="1560"/>
-            <w:tcMar>
-              <w:top w:w="40" w:type="dxa"/>
-              <w:bottom w:w="40" w:type="dxa"/>
-              <w:left w:w="60" w:type="dxa"/>
-              <w:right w:w="60" w:type="dxa"/>
-            </w:tcMar>
-          </w:tcPr>
-          <w:p>
-            <w:r>
-              <w:rPr>
-                <w:sz w:val="18"/>
-              </w:rPr>
-              <w:t>LB: 30.000</w:t>
-            </w:r>
-          </w:p>
-        </w:tc>
-        <w:tc>
-          <w:tcPr>
-            <w:tcW w:type="dxa" w:w="1560"/>
-            <w:tcMar>
-              <w:top w:w="40" w:type="dxa"/>
-              <w:bottom w:w="40" w:type="dxa"/>
-              <w:left w:w="60" w:type="dxa"/>
-              <w:right w:w="60" w:type="dxa"/>
-            </w:tcMar>
-          </w:tcPr>
-          <w:p>
-            <w:r>
-              <w:rPr>
-                <w:sz w:val="18"/>
-              </w:rPr>
-              <w:t>LP: 35.000</w:t>
-            </w:r>
-          </w:p>
-        </w:tc>
-        <w:tc>
-          <w:tcPr>
-            <w:tcW w:type="dxa" w:w="1560"/>
-            <w:tcMar>
-              <w:top w:w="40" w:type="dxa"/>
-              <w:bottom w:w="40" w:type="dxa"/>
-              <w:left w:w="60" w:type="dxa"/>
-              <w:right w:w="60" w:type="dxa"/>
-            </w:tcMar>
-          </w:tcPr>
-          <w:p>
-            <w:r>
-              <w:rPr>
-                <w:sz w:val="18"/>
-              </w:rPr>
-              <w:t>PB: 45.000</w:t>
-            </w:r>
-          </w:p>
-        </w:tc>
-        <w:tc>
-          <w:tcPr>
-            <w:tcW w:type="dxa" w:w="1560"/>
-            <w:tcMar>
-              <w:top w:w="40" w:type="dxa"/>
-              <w:bottom w:w="40" w:type="dxa"/>
-              <w:left w:w="60" w:type="dxa"/>
-              <w:right w:w="60" w:type="dxa"/>
-            </w:tcMar>
-          </w:tcPr>
-          <w:p>
-            <w:r>
-              <w:rPr>
-                <w:sz w:val="18"/>
-              </w:rPr>
-              <w:t>PM: 50.000</w:t>
-            </w:r>
-          </w:p>
-        </w:tc>
-        <w:tc>
-          <w:tcPr>
-            <w:tcW w:type="dxa" w:w="1560"/>
-            <w:tcMar>
-              <w:top w:w="40" w:type="dxa"/>
-              <w:bottom w:w="40" w:type="dxa"/>
-              <w:left w:w="60" w:type="dxa"/>
-              <w:right w:w="60" w:type="dxa"/>
+              <w:top w:w="60" w:type="dxa"/>
+              <w:bottom w:w="60" w:type="dxa"/>
+              <w:left w:w="100" w:type="dxa"/>
+              <w:right w:w="100" w:type="dxa"/>
             </w:tcMar>
           </w:tcPr>
           <w:p>
@@ -3377,7 +3383,7 @@
         <w:rPr>
           <w:color w:val="2F5597"/>
         </w:rPr>
-        <w:t>v) Restricciones del Modelo</w:t>
+        <w:t>a.v) Restricciones Formales (135 Ecuaciones)</w:t>
       </w:r>
     </w:p>
     <w:p>
@@ -3386,10 +3392,10 @@
           <w:b/>
           <w:color w:val="1F4E79"/>
         </w:rPr>
-        <w:t xml:space="preserve">R1. Precedencia de Turnos: </w:t>
+        <w:t xml:space="preserve">R1. Precedencia de Turnos (10 ec.): </w:t>
       </w:r>
       <w:r>
-        <w:t>yA(t) &lt;= wA(t)  y  yB(t) &lt;= wB(t) (no se abre la tarde sin la mañana).</w:t>
+        <w:t>yA(t) &lt;= wA(t)  y  yB(t) &lt;= wB(t) (no se puede activar el turno tarde sin la mañana).</w:t>
       </w:r>
     </w:p>
     <w:p>
@@ -3398,10 +3404,10 @@
           <w:b/>
           <w:color w:val="1F4E79"/>
         </w:rPr>
-        <w:t xml:space="preserve">R2. Lógica de Peligrosidad (z): </w:t>
+        <w:t xml:space="preserve">R2. Lógica de Peligrosidad (15 ec.): </w:t>
       </w:r>
       <w:r>
-        <w:t>z(t) &gt;= yA(t), z(t) &gt;= yB(t), z(t) &lt;= yA(t) + yB(t) (activa los 5 operarios de peligrosidad si hay turno tarde).</w:t>
+        <w:t>z(t) &gt;= yA(t), z(t) &gt;= yB(t), z(t) &lt;= yA(t) + yB(t) (dispara los 5 operarios de peligrosidad si hay tarde).</w:t>
       </w:r>
     </w:p>
     <w:p>
@@ -3410,10 +3416,10 @@
           <w:b/>
           <w:color w:val="1F4E79"/>
         </w:rPr>
-        <w:t xml:space="preserve">R3. Capacidad Línea A: </w:t>
+        <w:t xml:space="preserve">R3. Capacidad Línea A (10 ec.): </w:t>
       </w:r>
       <w:r>
-        <w:t>∑ X(m, A, Mañana, t) &lt;= 10.000·wA(t)  y  ∑ X(m, A, Tarde, t) &lt;= 7.500·yA(t).</w:t>
+        <w:t>∑ X(v, A, M, t) &lt;= 10.000·wA(t)  y  ∑ X(v, A, T, t) &lt;= 7.500·yA(t). X(pickups, A) = 0.</w:t>
       </w:r>
     </w:p>
     <w:p>
@@ -3422,7 +3428,7 @@
           <w:b/>
           <w:color w:val="1F4E79"/>
         </w:rPr>
-        <w:t xml:space="preserve">R4. Capacidad Mixta Línea B: </w:t>
+        <w:t xml:space="preserve">R4. Capacidad Mixta Línea B (10 ec.): </w:t>
       </w:r>
       <w:r>
         <w:t>[ ∑ X_liv / 30.000 + ∑ X_pick / 25.000 ] &lt;= 1.0·wB(t) (Mañana) y &lt;= 0.75·yB(t) (Tarde). Ratio 1.2.</w:t>
@@ -3434,10 +3440,10 @@
           <w:b/>
           <w:color w:val="1F4E79"/>
         </w:rPr>
-        <w:t xml:space="preserve">R5. Balance de Inventarios: </w:t>
+        <w:t xml:space="preserve">R5. Balance de Masa / Inventario (25 ec.): </w:t>
       </w:r>
       <w:r>
-        <w:t>I(m, t-1) + Producción(m, t) = Ventas_Local(m, t) + Export(m, t) + Autonomy(m, t) + I(m, t).</w:t>
+        <w:t>I(v, t-1) + ∑ X(v, l, s, t) = sLoc(v, t) + sExp(v, t) + Autonomy(v, t) + I(v, t).</w:t>
       </w:r>
     </w:p>
     <w:p>
@@ -3446,10 +3452,10 @@
           <w:b/>
           <w:color w:val="1F4E79"/>
         </w:rPr>
-        <w:t xml:space="preserve">R6. Topes de Demanda y Contratos: </w:t>
+        <w:t xml:space="preserve">R6. Cotas de Demanda y Contratos (40 ec.): </w:t>
       </w:r>
       <w:r>
-        <w:t>Ventas_Local &lt;= DemandaLocal(t); Export &lt;= DemandaExport; Autonomy = 1.000 LB anuales.</w:t>
+        <w:t>sLoc &lt;= DemandaLocal(t); sExp &lt;= DemandaExport; Autonomy = 1.000 LB anuales.</w:t>
       </w:r>
     </w:p>
     <w:p>
@@ -3534,7 +3540,7 @@
         <w:rPr>
           <w:color w:val="1F4E79"/>
         </w:rPr>
-        <w:t>2. Respuestas Detalladas a las Consignas 1 a 7</w:t>
+        <w:t>Sección 2: Demostraciones Analíticas y Consignas 1 a 7</w:t>
       </w:r>
     </w:p>
     <w:p>
@@ -3545,19 +3551,760 @@
         <w:rPr>
           <w:color w:val="2F5597"/>
         </w:rPr>
-        <w:t>Consigna 1: Plan Óptimo para el Escenario Base</w:t>
+        <w:t>Consigna 1: Formulación y Plan Óptimo para el Escenario Base</w:t>
       </w:r>
     </w:p>
     <w:p>
       <w:r>
-        <w:t>El modelo arroja una Utilidad Neta Total acumulada de USD 1.993,49 Millones en los cinco años. El turno mañana se enciende en ambas líneas los 5 años, mientras que el turno tarde se activa exclusivamente en la Línea B los 5 años. No se transfiere inventario terminado entre períodos (I = 0). En los Años 1 a 4 se cubre el 100% de la demanda en todos los canales. En el Año 5, la demanda de pick-ups satura la Línea B y se priorizan las versiones de mayor margen (PP y PM), racionando 282 unidades de PB local.</w:t>
+        <w:t>1. Planteo y Modelo Conceptual:</w:t>
+        <w:br/>
+        <w:t>La empresa enfrenta un problema de asignación de capacidad con costos fijos escalonados. La Línea B tiene un costo fijo de encendido anual muy superior al de la Línea A (800 M ARS vs 500 M ARS), y sus operarios demandan salarios más elevados por la mayor dotación (10 operarios vs 8). Sin embargo, las pick-ups aportan márgenes brutos de contribución que oscilan entre USD 6.667 y USD 16.867 por vehículo en el Año 1, mientras que los livianos aportan entre USD 3.333 (LB) y USD 6.200 (LP).</w:t>
       </w:r>
     </w:p>
     <w:p>
       <w:r>
+        <w:t>2. Resultados Numéricos:</w:t>
+        <w:br/>
+        <w:t>Al ejecutar el algoritmo Simplex y Branch &amp; Bound con PuLP / CBC:</w:t>
+        <w:br/>
+        <w:t>• Utilidad Neta Total a 5 Años: USD 1.916.300.845 (sin propuesta adicional de agronegocios) o USD 1.993.488.793 (con propuesta de agronegocios).</w:t>
+        <w:br/>
+        <w:t>• Turnos Activos: Línea A opera solo turno mañana los 5 años (wA=1, yA=0). Línea B opera en doble turno mañana y tarde los 5 años (wB=1, yB=1).</w:t>
+        <w:br/>
+        <w:t>• Inventario en Playón: 0 unidades en todos los años.</w:t>
+      </w:r>
+    </w:p>
+    <w:tbl>
+      <w:tblPr>
+        <w:tblW w:type="auto" w:w="0"/>
+        <w:jc w:val="center"/>
+        <w:tblLook w:firstColumn="1" w:firstRow="1" w:lastColumn="0" w:lastRow="0" w:noHBand="0" w:noVBand="1" w:val="04A0"/>
+      </w:tblPr>
+      <w:tblGrid>
+        <w:gridCol w:w="1337"/>
+        <w:gridCol w:w="1337"/>
+        <w:gridCol w:w="1337"/>
+        <w:gridCol w:w="1337"/>
+        <w:gridCol w:w="1337"/>
+        <w:gridCol w:w="1337"/>
+        <w:gridCol w:w="1337"/>
+      </w:tblGrid>
+      <w:tr>
+        <w:tc>
+          <w:tcPr>
+            <w:tcW w:type="dxa" w:w="1337"/>
+            <w:shd w:fill="1F4E79"/>
+            <w:tcMar>
+              <w:top w:w="100" w:type="dxa"/>
+              <w:bottom w:w="100" w:type="dxa"/>
+              <w:left w:w="120" w:type="dxa"/>
+              <w:right w:w="120" w:type="dxa"/>
+            </w:tcMar>
+          </w:tcPr>
+          <w:p>
+            <w:r>
+              <w:rPr>
+                <w:b/>
+                <w:color w:val="FFFFFF"/>
+                <w:sz w:val="19"/>
+              </w:rPr>
+              <w:t>Concepto Financiero</w:t>
+            </w:r>
+          </w:p>
+        </w:tc>
+        <w:tc>
+          <w:tcPr>
+            <w:tcW w:type="dxa" w:w="1337"/>
+            <w:shd w:fill="1F4E79"/>
+            <w:tcMar>
+              <w:top w:w="100" w:type="dxa"/>
+              <w:bottom w:w="100" w:type="dxa"/>
+              <w:left w:w="120" w:type="dxa"/>
+              <w:right w:w="120" w:type="dxa"/>
+            </w:tcMar>
+          </w:tcPr>
+          <w:p>
+            <w:r>
+              <w:rPr>
+                <w:b/>
+                <w:color w:val="FFFFFF"/>
+                <w:sz w:val="19"/>
+              </w:rPr>
+              <w:t>Año 1</w:t>
+            </w:r>
+          </w:p>
+        </w:tc>
+        <w:tc>
+          <w:tcPr>
+            <w:tcW w:type="dxa" w:w="1337"/>
+            <w:shd w:fill="1F4E79"/>
+            <w:tcMar>
+              <w:top w:w="100" w:type="dxa"/>
+              <w:bottom w:w="100" w:type="dxa"/>
+              <w:left w:w="120" w:type="dxa"/>
+              <w:right w:w="120" w:type="dxa"/>
+            </w:tcMar>
+          </w:tcPr>
+          <w:p>
+            <w:r>
+              <w:rPr>
+                <w:b/>
+                <w:color w:val="FFFFFF"/>
+                <w:sz w:val="19"/>
+              </w:rPr>
+              <w:t>Año 2</w:t>
+            </w:r>
+          </w:p>
+        </w:tc>
+        <w:tc>
+          <w:tcPr>
+            <w:tcW w:type="dxa" w:w="1337"/>
+            <w:shd w:fill="1F4E79"/>
+            <w:tcMar>
+              <w:top w:w="100" w:type="dxa"/>
+              <w:bottom w:w="100" w:type="dxa"/>
+              <w:left w:w="120" w:type="dxa"/>
+              <w:right w:w="120" w:type="dxa"/>
+            </w:tcMar>
+          </w:tcPr>
+          <w:p>
+            <w:r>
+              <w:rPr>
+                <w:b/>
+                <w:color w:val="FFFFFF"/>
+                <w:sz w:val="19"/>
+              </w:rPr>
+              <w:t>Año 3</w:t>
+            </w:r>
+          </w:p>
+        </w:tc>
+        <w:tc>
+          <w:tcPr>
+            <w:tcW w:type="dxa" w:w="1337"/>
+            <w:shd w:fill="1F4E79"/>
+            <w:tcMar>
+              <w:top w:w="100" w:type="dxa"/>
+              <w:bottom w:w="100" w:type="dxa"/>
+              <w:left w:w="120" w:type="dxa"/>
+              <w:right w:w="120" w:type="dxa"/>
+            </w:tcMar>
+          </w:tcPr>
+          <w:p>
+            <w:r>
+              <w:rPr>
+                <w:b/>
+                <w:color w:val="FFFFFF"/>
+                <w:sz w:val="19"/>
+              </w:rPr>
+              <w:t>Año 4</w:t>
+            </w:r>
+          </w:p>
+        </w:tc>
+        <w:tc>
+          <w:tcPr>
+            <w:tcW w:type="dxa" w:w="1337"/>
+            <w:shd w:fill="1F4E79"/>
+            <w:tcMar>
+              <w:top w:w="100" w:type="dxa"/>
+              <w:bottom w:w="100" w:type="dxa"/>
+              <w:left w:w="120" w:type="dxa"/>
+              <w:right w:w="120" w:type="dxa"/>
+            </w:tcMar>
+          </w:tcPr>
+          <w:p>
+            <w:r>
+              <w:rPr>
+                <w:b/>
+                <w:color w:val="FFFFFF"/>
+                <w:sz w:val="19"/>
+              </w:rPr>
+              <w:t>Año 5</w:t>
+            </w:r>
+          </w:p>
+        </w:tc>
+        <w:tc>
+          <w:tcPr>
+            <w:tcW w:type="dxa" w:w="1337"/>
+            <w:shd w:fill="1F4E79"/>
+            <w:tcMar>
+              <w:top w:w="100" w:type="dxa"/>
+              <w:bottom w:w="100" w:type="dxa"/>
+              <w:left w:w="120" w:type="dxa"/>
+              <w:right w:w="120" w:type="dxa"/>
+            </w:tcMar>
+          </w:tcPr>
+          <w:p>
+            <w:r>
+              <w:rPr>
+                <w:b/>
+                <w:color w:val="FFFFFF"/>
+                <w:sz w:val="19"/>
+              </w:rPr>
+              <w:t>Total Acumulado</w:t>
+            </w:r>
+          </w:p>
+        </w:tc>
+      </w:tr>
+      <w:tr>
+        <w:tc>
+          <w:tcPr>
+            <w:tcW w:type="dxa" w:w="1337"/>
+            <w:shd w:fill="F2F5F9"/>
+            <w:tcMar>
+              <w:top w:w="60" w:type="dxa"/>
+              <w:bottom w:w="60" w:type="dxa"/>
+              <w:left w:w="100" w:type="dxa"/>
+              <w:right w:w="100" w:type="dxa"/>
+            </w:tcMar>
+          </w:tcPr>
+          <w:p>
+            <w:r>
+              <w:rPr>
+                <w:sz w:val="18"/>
+              </w:rPr>
+              <w:t>Tipo de Cambio (ARS/USD)</w:t>
+            </w:r>
+          </w:p>
+        </w:tc>
+        <w:tc>
+          <w:tcPr>
+            <w:tcW w:type="dxa" w:w="1337"/>
+            <w:shd w:fill="F2F5F9"/>
+            <w:tcMar>
+              <w:top w:w="60" w:type="dxa"/>
+              <w:bottom w:w="60" w:type="dxa"/>
+              <w:left w:w="100" w:type="dxa"/>
+              <w:right w:w="100" w:type="dxa"/>
+            </w:tcMar>
+          </w:tcPr>
+          <w:p>
+            <w:r>
+              <w:rPr>
+                <w:sz w:val="18"/>
+              </w:rPr>
+              <w:t>1.500</w:t>
+            </w:r>
+          </w:p>
+        </w:tc>
+        <w:tc>
+          <w:tcPr>
+            <w:tcW w:type="dxa" w:w="1337"/>
+            <w:shd w:fill="F2F5F9"/>
+            <w:tcMar>
+              <w:top w:w="60" w:type="dxa"/>
+              <w:bottom w:w="60" w:type="dxa"/>
+              <w:left w:w="100" w:type="dxa"/>
+              <w:right w:w="100" w:type="dxa"/>
+            </w:tcMar>
+          </w:tcPr>
+          <w:p>
+            <w:r>
+              <w:rPr>
+                <w:sz w:val="18"/>
+              </w:rPr>
+              <w:t>1.750</w:t>
+            </w:r>
+          </w:p>
+        </w:tc>
+        <w:tc>
+          <w:tcPr>
+            <w:tcW w:type="dxa" w:w="1337"/>
+            <w:shd w:fill="F2F5F9"/>
+            <w:tcMar>
+              <w:top w:w="60" w:type="dxa"/>
+              <w:bottom w:w="60" w:type="dxa"/>
+              <w:left w:w="100" w:type="dxa"/>
+              <w:right w:w="100" w:type="dxa"/>
+            </w:tcMar>
+          </w:tcPr>
+          <w:p>
+            <w:r>
+              <w:rPr>
+                <w:sz w:val="18"/>
+              </w:rPr>
+              <w:t>1.950</w:t>
+            </w:r>
+          </w:p>
+        </w:tc>
+        <w:tc>
+          <w:tcPr>
+            <w:tcW w:type="dxa" w:w="1337"/>
+            <w:shd w:fill="F2F5F9"/>
+            <w:tcMar>
+              <w:top w:w="60" w:type="dxa"/>
+              <w:bottom w:w="60" w:type="dxa"/>
+              <w:left w:w="100" w:type="dxa"/>
+              <w:right w:w="100" w:type="dxa"/>
+            </w:tcMar>
+          </w:tcPr>
+          <w:p>
+            <w:r>
+              <w:rPr>
+                <w:sz w:val="18"/>
+              </w:rPr>
+              <w:t>2.350</w:t>
+            </w:r>
+          </w:p>
+        </w:tc>
+        <w:tc>
+          <w:tcPr>
+            <w:tcW w:type="dxa" w:w="1337"/>
+            <w:shd w:fill="F2F5F9"/>
+            <w:tcMar>
+              <w:top w:w="60" w:type="dxa"/>
+              <w:bottom w:w="60" w:type="dxa"/>
+              <w:left w:w="100" w:type="dxa"/>
+              <w:right w:w="100" w:type="dxa"/>
+            </w:tcMar>
+          </w:tcPr>
+          <w:p>
+            <w:r>
+              <w:rPr>
+                <w:sz w:val="18"/>
+              </w:rPr>
+              <w:t>2.800</w:t>
+            </w:r>
+          </w:p>
+        </w:tc>
+        <w:tc>
+          <w:tcPr>
+            <w:tcW w:type="dxa" w:w="1337"/>
+            <w:shd w:fill="F2F5F9"/>
+            <w:tcMar>
+              <w:top w:w="60" w:type="dxa"/>
+              <w:bottom w:w="60" w:type="dxa"/>
+              <w:left w:w="100" w:type="dxa"/>
+              <w:right w:w="100" w:type="dxa"/>
+            </w:tcMar>
+          </w:tcPr>
+          <w:p>
+            <w:r>
+              <w:rPr>
+                <w:sz w:val="18"/>
+              </w:rPr>
+              <w:t>—</w:t>
+            </w:r>
+          </w:p>
+        </w:tc>
+      </w:tr>
+      <w:tr>
+        <w:tc>
+          <w:tcPr>
+            <w:tcW w:type="dxa" w:w="1337"/>
+            <w:tcMar>
+              <w:top w:w="60" w:type="dxa"/>
+              <w:bottom w:w="60" w:type="dxa"/>
+              <w:left w:w="100" w:type="dxa"/>
+              <w:right w:w="100" w:type="dxa"/>
+            </w:tcMar>
+          </w:tcPr>
+          <w:p>
+            <w:r>
+              <w:rPr>
+                <w:sz w:val="18"/>
+              </w:rPr>
+              <w:t>Ingresos Totales (USD)</w:t>
+            </w:r>
+          </w:p>
+        </w:tc>
+        <w:tc>
+          <w:tcPr>
+            <w:tcW w:type="dxa" w:w="1337"/>
+            <w:tcMar>
+              <w:top w:w="60" w:type="dxa"/>
+              <w:bottom w:w="60" w:type="dxa"/>
+              <w:left w:w="100" w:type="dxa"/>
+              <w:right w:w="100" w:type="dxa"/>
+            </w:tcMar>
+          </w:tcPr>
+          <w:p>
+            <w:r>
+              <w:rPr>
+                <w:sz w:val="18"/>
+              </w:rPr>
+              <w:t>$2.214,6 M</w:t>
+            </w:r>
+          </w:p>
+        </w:tc>
+        <w:tc>
+          <w:tcPr>
+            <w:tcW w:type="dxa" w:w="1337"/>
+            <w:tcMar>
+              <w:top w:w="60" w:type="dxa"/>
+              <w:bottom w:w="60" w:type="dxa"/>
+              <w:left w:w="100" w:type="dxa"/>
+              <w:right w:w="100" w:type="dxa"/>
+            </w:tcMar>
+          </w:tcPr>
+          <w:p>
+            <w:r>
+              <w:rPr>
+                <w:sz w:val="18"/>
+              </w:rPr>
+              <w:t>$2.275,4 M</w:t>
+            </w:r>
+          </w:p>
+        </w:tc>
+        <w:tc>
+          <w:tcPr>
+            <w:tcW w:type="dxa" w:w="1337"/>
+            <w:tcMar>
+              <w:top w:w="60" w:type="dxa"/>
+              <w:bottom w:w="60" w:type="dxa"/>
+              <w:left w:w="100" w:type="dxa"/>
+              <w:right w:w="100" w:type="dxa"/>
+            </w:tcMar>
+          </w:tcPr>
+          <w:p>
+            <w:r>
+              <w:rPr>
+                <w:sz w:val="18"/>
+              </w:rPr>
+              <w:t>$2.339,1 M</w:t>
+            </w:r>
+          </w:p>
+        </w:tc>
+        <w:tc>
+          <w:tcPr>
+            <w:tcW w:type="dxa" w:w="1337"/>
+            <w:tcMar>
+              <w:top w:w="60" w:type="dxa"/>
+              <w:bottom w:w="60" w:type="dxa"/>
+              <w:left w:w="100" w:type="dxa"/>
+              <w:right w:w="100" w:type="dxa"/>
+            </w:tcMar>
+          </w:tcPr>
+          <w:p>
+            <w:r>
+              <w:rPr>
+                <w:sz w:val="18"/>
+              </w:rPr>
+              <w:t>$2.405,8 M</w:t>
+            </w:r>
+          </w:p>
+        </w:tc>
+        <w:tc>
+          <w:tcPr>
+            <w:tcW w:type="dxa" w:w="1337"/>
+            <w:tcMar>
+              <w:top w:w="60" w:type="dxa"/>
+              <w:bottom w:w="60" w:type="dxa"/>
+              <w:left w:w="100" w:type="dxa"/>
+              <w:right w:w="100" w:type="dxa"/>
+            </w:tcMar>
+          </w:tcPr>
+          <w:p>
+            <w:r>
+              <w:rPr>
+                <w:sz w:val="18"/>
+              </w:rPr>
+              <w:t>$2.475,7 M</w:t>
+            </w:r>
+          </w:p>
+        </w:tc>
+        <w:tc>
+          <w:tcPr>
+            <w:tcW w:type="dxa" w:w="1337"/>
+            <w:tcMar>
+              <w:top w:w="60" w:type="dxa"/>
+              <w:bottom w:w="60" w:type="dxa"/>
+              <w:left w:w="100" w:type="dxa"/>
+              <w:right w:w="100" w:type="dxa"/>
+            </w:tcMar>
+          </w:tcPr>
+          <w:p>
+            <w:r>
+              <w:rPr>
+                <w:sz w:val="18"/>
+              </w:rPr>
+              <w:t>$11.710,7 M</w:t>
+            </w:r>
+          </w:p>
+        </w:tc>
+      </w:tr>
+      <w:tr>
+        <w:tc>
+          <w:tcPr>
+            <w:tcW w:type="dxa" w:w="1337"/>
+            <w:shd w:fill="F2F5F9"/>
+            <w:tcMar>
+              <w:top w:w="60" w:type="dxa"/>
+              <w:bottom w:w="60" w:type="dxa"/>
+              <w:left w:w="100" w:type="dxa"/>
+              <w:right w:w="100" w:type="dxa"/>
+            </w:tcMar>
+          </w:tcPr>
+          <w:p>
+            <w:r>
+              <w:rPr>
+                <w:sz w:val="18"/>
+              </w:rPr>
+              <w:t>Costos Totales (USD)</w:t>
+            </w:r>
+          </w:p>
+        </w:tc>
+        <w:tc>
+          <w:tcPr>
+            <w:tcW w:type="dxa" w:w="1337"/>
+            <w:shd w:fill="F2F5F9"/>
+            <w:tcMar>
+              <w:top w:w="60" w:type="dxa"/>
+              <w:bottom w:w="60" w:type="dxa"/>
+              <w:left w:w="100" w:type="dxa"/>
+              <w:right w:w="100" w:type="dxa"/>
+            </w:tcMar>
+          </w:tcPr>
+          <w:p>
+            <w:r>
+              <w:rPr>
+                <w:sz w:val="18"/>
+              </w:rPr>
+              <w:t>-$1.725,9 M</w:t>
+            </w:r>
+          </w:p>
+        </w:tc>
+        <w:tc>
+          <w:tcPr>
+            <w:tcW w:type="dxa" w:w="1337"/>
+            <w:shd w:fill="F2F5F9"/>
+            <w:tcMar>
+              <w:top w:w="60" w:type="dxa"/>
+              <w:bottom w:w="60" w:type="dxa"/>
+              <w:left w:w="100" w:type="dxa"/>
+              <w:right w:w="100" w:type="dxa"/>
+            </w:tcMar>
+          </w:tcPr>
+          <w:p>
+            <w:r>
+              <w:rPr>
+                <w:sz w:val="18"/>
+              </w:rPr>
+              <w:t>-$1.825,2 M</w:t>
+            </w:r>
+          </w:p>
+        </w:tc>
+        <w:tc>
+          <w:tcPr>
+            <w:tcW w:type="dxa" w:w="1337"/>
+            <w:shd w:fill="F2F5F9"/>
+            <w:tcMar>
+              <w:top w:w="60" w:type="dxa"/>
+              <w:bottom w:w="60" w:type="dxa"/>
+              <w:left w:w="100" w:type="dxa"/>
+              <w:right w:w="100" w:type="dxa"/>
+            </w:tcMar>
+          </w:tcPr>
+          <w:p>
+            <w:r>
+              <w:rPr>
+                <w:sz w:val="18"/>
+              </w:rPr>
+              <w:t>-$2.022,0 M</w:t>
+            </w:r>
+          </w:p>
+        </w:tc>
+        <w:tc>
+          <w:tcPr>
+            <w:tcW w:type="dxa" w:w="1337"/>
+            <w:shd w:fill="F2F5F9"/>
+            <w:tcMar>
+              <w:top w:w="60" w:type="dxa"/>
+              <w:bottom w:w="60" w:type="dxa"/>
+              <w:left w:w="100" w:type="dxa"/>
+              <w:right w:w="100" w:type="dxa"/>
+            </w:tcMar>
+          </w:tcPr>
+          <w:p>
+            <w:r>
+              <w:rPr>
+                <w:sz w:val="18"/>
+              </w:rPr>
+              <w:t>-$2.072,2 M</w:t>
+            </w:r>
+          </w:p>
+        </w:tc>
+        <w:tc>
+          <w:tcPr>
+            <w:tcW w:type="dxa" w:w="1337"/>
+            <w:shd w:fill="F2F5F9"/>
+            <w:tcMar>
+              <w:top w:w="60" w:type="dxa"/>
+              <w:bottom w:w="60" w:type="dxa"/>
+              <w:left w:w="100" w:type="dxa"/>
+              <w:right w:w="100" w:type="dxa"/>
+            </w:tcMar>
+          </w:tcPr>
+          <w:p>
+            <w:r>
+              <w:rPr>
+                <w:sz w:val="18"/>
+              </w:rPr>
+              <w:t>-$2.149,1 M</w:t>
+            </w:r>
+          </w:p>
+        </w:tc>
+        <w:tc>
+          <w:tcPr>
+            <w:tcW w:type="dxa" w:w="1337"/>
+            <w:shd w:fill="F2F5F9"/>
+            <w:tcMar>
+              <w:top w:w="60" w:type="dxa"/>
+              <w:bottom w:w="60" w:type="dxa"/>
+              <w:left w:w="100" w:type="dxa"/>
+              <w:right w:w="100" w:type="dxa"/>
+            </w:tcMar>
+          </w:tcPr>
+          <w:p>
+            <w:r>
+              <w:rPr>
+                <w:sz w:val="18"/>
+              </w:rPr>
+              <w:t>-$9.794,4 M</w:t>
+            </w:r>
+          </w:p>
+        </w:tc>
+      </w:tr>
+      <w:tr>
+        <w:tc>
+          <w:tcPr>
+            <w:tcW w:type="dxa" w:w="1337"/>
+            <w:tcMar>
+              <w:top w:w="60" w:type="dxa"/>
+              <w:bottom w:w="60" w:type="dxa"/>
+              <w:left w:w="100" w:type="dxa"/>
+              <w:right w:w="100" w:type="dxa"/>
+            </w:tcMar>
+          </w:tcPr>
+          <w:p>
+            <w:r>
+              <w:rPr>
+                <w:sz w:val="18"/>
+              </w:rPr>
+              <w:t>Utilidad Neta (USD)</w:t>
+            </w:r>
+          </w:p>
+        </w:tc>
+        <w:tc>
+          <w:tcPr>
+            <w:tcW w:type="dxa" w:w="1337"/>
+            <w:tcMar>
+              <w:top w:w="60" w:type="dxa"/>
+              <w:bottom w:w="60" w:type="dxa"/>
+              <w:left w:w="100" w:type="dxa"/>
+              <w:right w:w="100" w:type="dxa"/>
+            </w:tcMar>
+          </w:tcPr>
+          <w:p>
+            <w:r>
+              <w:rPr>
+                <w:sz w:val="18"/>
+              </w:rPr>
+              <w:t>$488,7 M</w:t>
+            </w:r>
+          </w:p>
+        </w:tc>
+        <w:tc>
+          <w:tcPr>
+            <w:tcW w:type="dxa" w:w="1337"/>
+            <w:tcMar>
+              <w:top w:w="60" w:type="dxa"/>
+              <w:bottom w:w="60" w:type="dxa"/>
+              <w:left w:w="100" w:type="dxa"/>
+              <w:right w:w="100" w:type="dxa"/>
+            </w:tcMar>
+          </w:tcPr>
+          <w:p>
+            <w:r>
+              <w:rPr>
+                <w:sz w:val="18"/>
+              </w:rPr>
+              <w:t>$450,2 M</w:t>
+            </w:r>
+          </w:p>
+        </w:tc>
+        <w:tc>
+          <w:tcPr>
+            <w:tcW w:type="dxa" w:w="1337"/>
+            <w:tcMar>
+              <w:top w:w="60" w:type="dxa"/>
+              <w:bottom w:w="60" w:type="dxa"/>
+              <w:left w:w="100" w:type="dxa"/>
+              <w:right w:w="100" w:type="dxa"/>
+            </w:tcMar>
+          </w:tcPr>
+          <w:p>
+            <w:r>
+              <w:rPr>
+                <w:sz w:val="18"/>
+              </w:rPr>
+              <w:t>$317,1 M</w:t>
+            </w:r>
+          </w:p>
+        </w:tc>
+        <w:tc>
+          <w:tcPr>
+            <w:tcW w:type="dxa" w:w="1337"/>
+            <w:tcMar>
+              <w:top w:w="60" w:type="dxa"/>
+              <w:bottom w:w="60" w:type="dxa"/>
+              <w:left w:w="100" w:type="dxa"/>
+              <w:right w:w="100" w:type="dxa"/>
+            </w:tcMar>
+          </w:tcPr>
+          <w:p>
+            <w:r>
+              <w:rPr>
+                <w:sz w:val="18"/>
+              </w:rPr>
+              <w:t>$333,6 M</w:t>
+            </w:r>
+          </w:p>
+        </w:tc>
+        <w:tc>
+          <w:tcPr>
+            <w:tcW w:type="dxa" w:w="1337"/>
+            <w:tcMar>
+              <w:top w:w="60" w:type="dxa"/>
+              <w:bottom w:w="60" w:type="dxa"/>
+              <w:left w:w="100" w:type="dxa"/>
+              <w:right w:w="100" w:type="dxa"/>
+            </w:tcMar>
+          </w:tcPr>
+          <w:p>
+            <w:r>
+              <w:rPr>
+                <w:sz w:val="18"/>
+              </w:rPr>
+              <w:t>$326,7 M</w:t>
+            </w:r>
+          </w:p>
+        </w:tc>
+        <w:tc>
+          <w:tcPr>
+            <w:tcW w:type="dxa" w:w="1337"/>
+            <w:tcMar>
+              <w:top w:w="60" w:type="dxa"/>
+              <w:bottom w:w="60" w:type="dxa"/>
+              <w:left w:w="100" w:type="dxa"/>
+              <w:right w:w="100" w:type="dxa"/>
+            </w:tcMar>
+          </w:tcPr>
+          <w:p>
+            <w:r>
+              <w:rPr>
+                <w:sz w:val="18"/>
+              </w:rPr>
+              <w:t>$1.916,3 M</w:t>
+            </w:r>
+          </w:p>
+        </w:tc>
+      </w:tr>
+    </w:tbl>
+    <w:p>
+      <w:r>
         <w:drawing>
           <wp:inline xmlns:a="http://schemas.openxmlformats.org/drawingml/2006/main" xmlns:pic="http://schemas.openxmlformats.org/drawingml/2006/picture">
-            <wp:extent cx="5486400" cy="3291840"/>
+            <wp:extent cx="5029200" cy="3017520"/>
             <wp:docPr id="2" name="Picture 2"/>
             <wp:cNvGraphicFramePr>
               <a:graphicFrameLocks noChangeAspect="1"/>
@@ -3578,7 +4325,7 @@
                   <pic:spPr>
                     <a:xfrm>
                       <a:off x="0" y="0"/>
-                      <a:ext cx="5486400" cy="3291840"/>
+                      <a:ext cx="5029200" cy="3017520"/>
                     </a:xfrm>
                     <a:prstGeom prst="rect"/>
                   </pic:spPr>
@@ -3602,6 +4349,13 @@
       </w:r>
     </w:p>
     <w:p>
+      <w:r>
+        <w:t>3. Interpretación Económica y Fenómeno de Compresión de Margen:</w:t>
+        <w:br/>
+        <w:t>Aunque el volumen físico vendido crece año tras año (de 46.000 a 51.557 vehículos), la utilidad anual cae de USD 489 M a USD 327 M. Esto no es un problema de volumen sino de margen: los costos aumentan al 20% anual en pesos, mientras que el tipo de cambio oficial del REM se devalúa a un ritmo menor en los años 2 a 4. El tipo de cambio se atrasa frente a la inflación de costos, comprimiendo el margen unitario en dólares.</w:t>
+      </w:r>
+    </w:p>
+    <w:p>
       <w:pPr>
         <w:pStyle w:val="Heading2"/>
       </w:pPr>
@@ -3614,18 +4368,763 @@
     </w:p>
     <w:p>
       <w:r>
-        <w:t>Bajo una devaluación acelerada (TC pasa a 2.200, 2.650, 3.100 y 3.550), la Utilidad Neta se incrementa un +96,1% hasta alcanzar USD 3.910,05 Millones (ganancia extraordinaria de +USD 1.916,57 M). La causa es la licuación de los costos operativos en pesos frente a ingresos dolarizados estables.</w:t>
+        <w:t>1. Mecanismo de Transmisión Económica:</w:t>
         <w:br/>
-        <w:t>• ¿Cambia el mix local/exportación? NO, se sigue cubriendo el 100% de la demanda en ambos mercados.</w:t>
-        <w:br/>
-        <w:t>• ¿Cambia la conveniencia del turno tarde? NO, el turno tarde en la Línea B es sumamente superavitario y se mantiene activo los 5 años.</w:t>
+        <w:t>Al devaluarse el peso de manera acelerada (1.500 -&gt; 2.200 -&gt; 2.650 -&gt; 3.100 -&gt; 3.550), la conversión de los costos operativos en pesos hacia dólares se reduce drásticamente: Costo_USD(t) = Costos_ARS(t) / TC(t). Los ingresos permanecen constantes por estar fijados contractualmente en USD. Por ende, la Utilidad Neta a 5 años casi se duplica, pasando de USD 1.916,3 M a USD 3.779,1 M (+97,2%).</w:t>
       </w:r>
     </w:p>
+    <w:tbl>
+      <w:tblPr>
+        <w:tblW w:type="auto" w:w="0"/>
+        <w:jc w:val="center"/>
+        <w:tblLook w:firstColumn="1" w:firstRow="1" w:lastColumn="0" w:lastRow="0" w:noHBand="0" w:noVBand="1" w:val="04A0"/>
+      </w:tblPr>
+      <w:tblGrid>
+        <w:gridCol w:w="1560"/>
+        <w:gridCol w:w="1560"/>
+        <w:gridCol w:w="1560"/>
+        <w:gridCol w:w="1560"/>
+        <w:gridCol w:w="1560"/>
+        <w:gridCol w:w="1560"/>
+      </w:tblGrid>
+      <w:tr>
+        <w:tc>
+          <w:tcPr>
+            <w:tcW w:type="dxa" w:w="1560"/>
+            <w:shd w:fill="1F4E79"/>
+            <w:tcMar>
+              <w:top w:w="100" w:type="dxa"/>
+              <w:bottom w:w="100" w:type="dxa"/>
+              <w:left w:w="120" w:type="dxa"/>
+              <w:right w:w="120" w:type="dxa"/>
+            </w:tcMar>
+          </w:tcPr>
+          <w:p>
+            <w:r>
+              <w:rPr>
+                <w:b/>
+                <w:color w:val="FFFFFF"/>
+                <w:sz w:val="19"/>
+              </w:rPr>
+              <w:t>Métrica / Margen Unitario</w:t>
+            </w:r>
+          </w:p>
+        </w:tc>
+        <w:tc>
+          <w:tcPr>
+            <w:tcW w:type="dxa" w:w="1560"/>
+            <w:shd w:fill="1F4E79"/>
+            <w:tcMar>
+              <w:top w:w="100" w:type="dxa"/>
+              <w:bottom w:w="100" w:type="dxa"/>
+              <w:left w:w="120" w:type="dxa"/>
+              <w:right w:w="120" w:type="dxa"/>
+            </w:tcMar>
+          </w:tcPr>
+          <w:p>
+            <w:r>
+              <w:rPr>
+                <w:b/>
+                <w:color w:val="FFFFFF"/>
+                <w:sz w:val="19"/>
+              </w:rPr>
+              <w:t>Año 1</w:t>
+            </w:r>
+          </w:p>
+        </w:tc>
+        <w:tc>
+          <w:tcPr>
+            <w:tcW w:type="dxa" w:w="1560"/>
+            <w:shd w:fill="1F4E79"/>
+            <w:tcMar>
+              <w:top w:w="100" w:type="dxa"/>
+              <w:bottom w:w="100" w:type="dxa"/>
+              <w:left w:w="120" w:type="dxa"/>
+              <w:right w:w="120" w:type="dxa"/>
+            </w:tcMar>
+          </w:tcPr>
+          <w:p>
+            <w:r>
+              <w:rPr>
+                <w:b/>
+                <w:color w:val="FFFFFF"/>
+                <w:sz w:val="19"/>
+              </w:rPr>
+              <w:t>Año 2</w:t>
+            </w:r>
+          </w:p>
+        </w:tc>
+        <w:tc>
+          <w:tcPr>
+            <w:tcW w:type="dxa" w:w="1560"/>
+            <w:shd w:fill="1F4E79"/>
+            <w:tcMar>
+              <w:top w:w="100" w:type="dxa"/>
+              <w:bottom w:w="100" w:type="dxa"/>
+              <w:left w:w="120" w:type="dxa"/>
+              <w:right w:w="120" w:type="dxa"/>
+            </w:tcMar>
+          </w:tcPr>
+          <w:p>
+            <w:r>
+              <w:rPr>
+                <w:b/>
+                <w:color w:val="FFFFFF"/>
+                <w:sz w:val="19"/>
+              </w:rPr>
+              <w:t>Año 3</w:t>
+            </w:r>
+          </w:p>
+        </w:tc>
+        <w:tc>
+          <w:tcPr>
+            <w:tcW w:type="dxa" w:w="1560"/>
+            <w:shd w:fill="1F4E79"/>
+            <w:tcMar>
+              <w:top w:w="100" w:type="dxa"/>
+              <w:bottom w:w="100" w:type="dxa"/>
+              <w:left w:w="120" w:type="dxa"/>
+              <w:right w:w="120" w:type="dxa"/>
+            </w:tcMar>
+          </w:tcPr>
+          <w:p>
+            <w:r>
+              <w:rPr>
+                <w:b/>
+                <w:color w:val="FFFFFF"/>
+                <w:sz w:val="19"/>
+              </w:rPr>
+              <w:t>Año 4</w:t>
+            </w:r>
+          </w:p>
+        </w:tc>
+        <w:tc>
+          <w:tcPr>
+            <w:tcW w:type="dxa" w:w="1560"/>
+            <w:shd w:fill="1F4E79"/>
+            <w:tcMar>
+              <w:top w:w="100" w:type="dxa"/>
+              <w:bottom w:w="100" w:type="dxa"/>
+              <w:left w:w="120" w:type="dxa"/>
+              <w:right w:w="120" w:type="dxa"/>
+            </w:tcMar>
+          </w:tcPr>
+          <w:p>
+            <w:r>
+              <w:rPr>
+                <w:b/>
+                <w:color w:val="FFFFFF"/>
+                <w:sz w:val="19"/>
+              </w:rPr>
+              <w:t>Año 5</w:t>
+            </w:r>
+          </w:p>
+        </w:tc>
+      </w:tr>
+      <w:tr>
+        <w:tc>
+          <w:tcPr>
+            <w:tcW w:type="dxa" w:w="1560"/>
+            <w:shd w:fill="F2F5F9"/>
+            <w:tcMar>
+              <w:top w:w="60" w:type="dxa"/>
+              <w:bottom w:w="60" w:type="dxa"/>
+              <w:left w:w="100" w:type="dxa"/>
+              <w:right w:w="100" w:type="dxa"/>
+            </w:tcMar>
+          </w:tcPr>
+          <w:p>
+            <w:r>
+              <w:rPr>
+                <w:sz w:val="18"/>
+              </w:rPr>
+              <w:t>Utilidad Base (USD M)</w:t>
+            </w:r>
+          </w:p>
+        </w:tc>
+        <w:tc>
+          <w:tcPr>
+            <w:tcW w:type="dxa" w:w="1560"/>
+            <w:shd w:fill="F2F5F9"/>
+            <w:tcMar>
+              <w:top w:w="60" w:type="dxa"/>
+              <w:bottom w:w="60" w:type="dxa"/>
+              <w:left w:w="100" w:type="dxa"/>
+              <w:right w:w="100" w:type="dxa"/>
+            </w:tcMar>
+          </w:tcPr>
+          <w:p>
+            <w:r>
+              <w:rPr>
+                <w:sz w:val="18"/>
+              </w:rPr>
+              <w:t>$488,7</w:t>
+            </w:r>
+          </w:p>
+        </w:tc>
+        <w:tc>
+          <w:tcPr>
+            <w:tcW w:type="dxa" w:w="1560"/>
+            <w:shd w:fill="F2F5F9"/>
+            <w:tcMar>
+              <w:top w:w="60" w:type="dxa"/>
+              <w:bottom w:w="60" w:type="dxa"/>
+              <w:left w:w="100" w:type="dxa"/>
+              <w:right w:w="100" w:type="dxa"/>
+            </w:tcMar>
+          </w:tcPr>
+          <w:p>
+            <w:r>
+              <w:rPr>
+                <w:sz w:val="18"/>
+              </w:rPr>
+              <w:t>$450,2</w:t>
+            </w:r>
+          </w:p>
+        </w:tc>
+        <w:tc>
+          <w:tcPr>
+            <w:tcW w:type="dxa" w:w="1560"/>
+            <w:shd w:fill="F2F5F9"/>
+            <w:tcMar>
+              <w:top w:w="60" w:type="dxa"/>
+              <w:bottom w:w="60" w:type="dxa"/>
+              <w:left w:w="100" w:type="dxa"/>
+              <w:right w:w="100" w:type="dxa"/>
+            </w:tcMar>
+          </w:tcPr>
+          <w:p>
+            <w:r>
+              <w:rPr>
+                <w:sz w:val="18"/>
+              </w:rPr>
+              <w:t>$317,1</w:t>
+            </w:r>
+          </w:p>
+        </w:tc>
+        <w:tc>
+          <w:tcPr>
+            <w:tcW w:type="dxa" w:w="1560"/>
+            <w:shd w:fill="F2F5F9"/>
+            <w:tcMar>
+              <w:top w:w="60" w:type="dxa"/>
+              <w:bottom w:w="60" w:type="dxa"/>
+              <w:left w:w="100" w:type="dxa"/>
+              <w:right w:w="100" w:type="dxa"/>
+            </w:tcMar>
+          </w:tcPr>
+          <w:p>
+            <w:r>
+              <w:rPr>
+                <w:sz w:val="18"/>
+              </w:rPr>
+              <w:t>$333,6</w:t>
+            </w:r>
+          </w:p>
+        </w:tc>
+        <w:tc>
+          <w:tcPr>
+            <w:tcW w:type="dxa" w:w="1560"/>
+            <w:shd w:fill="F2F5F9"/>
+            <w:tcMar>
+              <w:top w:w="60" w:type="dxa"/>
+              <w:bottom w:w="60" w:type="dxa"/>
+              <w:left w:w="100" w:type="dxa"/>
+              <w:right w:w="100" w:type="dxa"/>
+            </w:tcMar>
+          </w:tcPr>
+          <w:p>
+            <w:r>
+              <w:rPr>
+                <w:sz w:val="18"/>
+              </w:rPr>
+              <w:t>$326,7</w:t>
+            </w:r>
+          </w:p>
+        </w:tc>
+      </w:tr>
+      <w:tr>
+        <w:tc>
+          <w:tcPr>
+            <w:tcW w:type="dxa" w:w="1560"/>
+            <w:tcMar>
+              <w:top w:w="60" w:type="dxa"/>
+              <w:bottom w:w="60" w:type="dxa"/>
+              <w:left w:w="100" w:type="dxa"/>
+              <w:right w:w="100" w:type="dxa"/>
+            </w:tcMar>
+          </w:tcPr>
+          <w:p>
+            <w:r>
+              <w:rPr>
+                <w:sz w:val="18"/>
+              </w:rPr>
+              <w:t>Utilidad Devaluación (USD M)</w:t>
+            </w:r>
+          </w:p>
+        </w:tc>
+        <w:tc>
+          <w:tcPr>
+            <w:tcW w:type="dxa" w:w="1560"/>
+            <w:tcMar>
+              <w:top w:w="60" w:type="dxa"/>
+              <w:bottom w:w="60" w:type="dxa"/>
+              <w:left w:w="100" w:type="dxa"/>
+              <w:right w:w="100" w:type="dxa"/>
+            </w:tcMar>
+          </w:tcPr>
+          <w:p>
+            <w:r>
+              <w:rPr>
+                <w:sz w:val="18"/>
+              </w:rPr>
+              <w:t>$488,7</w:t>
+            </w:r>
+          </w:p>
+        </w:tc>
+        <w:tc>
+          <w:tcPr>
+            <w:tcW w:type="dxa" w:w="1560"/>
+            <w:tcMar>
+              <w:top w:w="60" w:type="dxa"/>
+              <w:bottom w:w="60" w:type="dxa"/>
+              <w:left w:w="100" w:type="dxa"/>
+              <w:right w:w="100" w:type="dxa"/>
+            </w:tcMar>
+          </w:tcPr>
+          <w:p>
+            <w:r>
+              <w:rPr>
+                <w:sz w:val="18"/>
+              </w:rPr>
+              <w:t>$823,5</w:t>
+            </w:r>
+          </w:p>
+        </w:tc>
+        <w:tc>
+          <w:tcPr>
+            <w:tcW w:type="dxa" w:w="1560"/>
+            <w:tcMar>
+              <w:top w:w="60" w:type="dxa"/>
+              <w:bottom w:w="60" w:type="dxa"/>
+              <w:left w:w="100" w:type="dxa"/>
+              <w:right w:w="100" w:type="dxa"/>
+            </w:tcMar>
+          </w:tcPr>
+          <w:p>
+            <w:r>
+              <w:rPr>
+                <w:sz w:val="18"/>
+              </w:rPr>
+              <w:t>$851,2</w:t>
+            </w:r>
+          </w:p>
+        </w:tc>
+        <w:tc>
+          <w:tcPr>
+            <w:tcW w:type="dxa" w:w="1560"/>
+            <w:tcMar>
+              <w:top w:w="60" w:type="dxa"/>
+              <w:bottom w:w="60" w:type="dxa"/>
+              <w:left w:w="100" w:type="dxa"/>
+              <w:right w:w="100" w:type="dxa"/>
+            </w:tcMar>
+          </w:tcPr>
+          <w:p>
+            <w:r>
+              <w:rPr>
+                <w:sz w:val="18"/>
+              </w:rPr>
+              <w:t>$835,0</w:t>
+            </w:r>
+          </w:p>
+        </w:tc>
+        <w:tc>
+          <w:tcPr>
+            <w:tcW w:type="dxa" w:w="1560"/>
+            <w:tcMar>
+              <w:top w:w="60" w:type="dxa"/>
+              <w:bottom w:w="60" w:type="dxa"/>
+              <w:left w:w="100" w:type="dxa"/>
+              <w:right w:w="100" w:type="dxa"/>
+            </w:tcMar>
+          </w:tcPr>
+          <w:p>
+            <w:r>
+              <w:rPr>
+                <w:sz w:val="18"/>
+              </w:rPr>
+              <w:t>$780,7</w:t>
+            </w:r>
+          </w:p>
+        </w:tc>
+      </w:tr>
+      <w:tr>
+        <w:tc>
+          <w:tcPr>
+            <w:tcW w:type="dxa" w:w="1560"/>
+            <w:shd w:fill="F2F5F9"/>
+            <w:tcMar>
+              <w:top w:w="60" w:type="dxa"/>
+              <w:bottom w:w="60" w:type="dxa"/>
+              <w:left w:w="100" w:type="dxa"/>
+              <w:right w:w="100" w:type="dxa"/>
+            </w:tcMar>
+          </w:tcPr>
+          <w:p>
+            <w:r>
+              <w:rPr>
+                <w:sz w:val="18"/>
+              </w:rPr>
+              <w:t>Margen LB Base (USD)</w:t>
+            </w:r>
+          </w:p>
+        </w:tc>
+        <w:tc>
+          <w:tcPr>
+            <w:tcW w:type="dxa" w:w="1560"/>
+            <w:shd w:fill="F2F5F9"/>
+            <w:tcMar>
+              <w:top w:w="60" w:type="dxa"/>
+              <w:bottom w:w="60" w:type="dxa"/>
+              <w:left w:w="100" w:type="dxa"/>
+              <w:right w:w="100" w:type="dxa"/>
+            </w:tcMar>
+          </w:tcPr>
+          <w:p>
+            <w:r>
+              <w:rPr>
+                <w:sz w:val="18"/>
+              </w:rPr>
+              <w:t>$3.333</w:t>
+            </w:r>
+          </w:p>
+        </w:tc>
+        <w:tc>
+          <w:tcPr>
+            <w:tcW w:type="dxa" w:w="1560"/>
+            <w:shd w:fill="F2F5F9"/>
+            <w:tcMar>
+              <w:top w:w="60" w:type="dxa"/>
+              <w:bottom w:w="60" w:type="dxa"/>
+              <w:left w:w="100" w:type="dxa"/>
+              <w:right w:w="100" w:type="dxa"/>
+            </w:tcMar>
+          </w:tcPr>
+          <w:p>
+            <w:r>
+              <w:rPr>
+                <w:sz w:val="18"/>
+              </w:rPr>
+              <w:t>$2.571</w:t>
+            </w:r>
+          </w:p>
+        </w:tc>
+        <w:tc>
+          <w:tcPr>
+            <w:tcW w:type="dxa" w:w="1560"/>
+            <w:shd w:fill="F2F5F9"/>
+            <w:tcMar>
+              <w:top w:w="60" w:type="dxa"/>
+              <w:bottom w:w="60" w:type="dxa"/>
+              <w:left w:w="100" w:type="dxa"/>
+              <w:right w:w="100" w:type="dxa"/>
+            </w:tcMar>
+          </w:tcPr>
+          <w:p>
+            <w:r>
+              <w:rPr>
+                <w:sz w:val="18"/>
+              </w:rPr>
+              <w:t>$462</w:t>
+            </w:r>
+          </w:p>
+        </w:tc>
+        <w:tc>
+          <w:tcPr>
+            <w:tcW w:type="dxa" w:w="1560"/>
+            <w:shd w:fill="F2F5F9"/>
+            <w:tcMar>
+              <w:top w:w="60" w:type="dxa"/>
+              <w:bottom w:w="60" w:type="dxa"/>
+              <w:left w:w="100" w:type="dxa"/>
+              <w:right w:w="100" w:type="dxa"/>
+            </w:tcMar>
+          </w:tcPr>
+          <w:p>
+            <w:r>
+              <w:rPr>
+                <w:sz w:val="18"/>
+              </w:rPr>
+              <w:t>$587</w:t>
+            </w:r>
+          </w:p>
+        </w:tc>
+        <w:tc>
+          <w:tcPr>
+            <w:tcW w:type="dxa" w:w="1560"/>
+            <w:shd w:fill="F2F5F9"/>
+            <w:tcMar>
+              <w:top w:w="60" w:type="dxa"/>
+              <w:bottom w:w="60" w:type="dxa"/>
+              <w:left w:w="100" w:type="dxa"/>
+              <w:right w:w="100" w:type="dxa"/>
+            </w:tcMar>
+          </w:tcPr>
+          <w:p>
+            <w:r>
+              <w:rPr>
+                <w:sz w:val="18"/>
+              </w:rPr>
+              <w:t>$377</w:t>
+            </w:r>
+          </w:p>
+        </w:tc>
+      </w:tr>
+      <w:tr>
+        <w:tc>
+          <w:tcPr>
+            <w:tcW w:type="dxa" w:w="1560"/>
+            <w:tcMar>
+              <w:top w:w="60" w:type="dxa"/>
+              <w:bottom w:w="60" w:type="dxa"/>
+              <w:left w:w="100" w:type="dxa"/>
+              <w:right w:w="100" w:type="dxa"/>
+            </w:tcMar>
+          </w:tcPr>
+          <w:p>
+            <w:r>
+              <w:rPr>
+                <w:sz w:val="18"/>
+              </w:rPr>
+              <w:t>Margen LB Devaluación (USD)</w:t>
+            </w:r>
+          </w:p>
+        </w:tc>
+        <w:tc>
+          <w:tcPr>
+            <w:tcW w:type="dxa" w:w="1560"/>
+            <w:tcMar>
+              <w:top w:w="60" w:type="dxa"/>
+              <w:bottom w:w="60" w:type="dxa"/>
+              <w:left w:w="100" w:type="dxa"/>
+              <w:right w:w="100" w:type="dxa"/>
+            </w:tcMar>
+          </w:tcPr>
+          <w:p>
+            <w:r>
+              <w:rPr>
+                <w:sz w:val="18"/>
+              </w:rPr>
+              <w:t>$3.333</w:t>
+            </w:r>
+          </w:p>
+        </w:tc>
+        <w:tc>
+          <w:tcPr>
+            <w:tcW w:type="dxa" w:w="1560"/>
+            <w:tcMar>
+              <w:top w:w="60" w:type="dxa"/>
+              <w:bottom w:w="60" w:type="dxa"/>
+              <w:left w:w="100" w:type="dxa"/>
+              <w:right w:w="100" w:type="dxa"/>
+            </w:tcMar>
+          </w:tcPr>
+          <w:p>
+            <w:r>
+              <w:rPr>
+                <w:sz w:val="18"/>
+              </w:rPr>
+              <w:t>$8.182</w:t>
+            </w:r>
+          </w:p>
+        </w:tc>
+        <w:tc>
+          <w:tcPr>
+            <w:tcW w:type="dxa" w:w="1560"/>
+            <w:tcMar>
+              <w:top w:w="60" w:type="dxa"/>
+              <w:bottom w:w="60" w:type="dxa"/>
+              <w:left w:w="100" w:type="dxa"/>
+              <w:right w:w="100" w:type="dxa"/>
+            </w:tcMar>
+          </w:tcPr>
+          <w:p>
+            <w:r>
+              <w:rPr>
+                <w:sz w:val="18"/>
+              </w:rPr>
+              <w:t>$8.264</w:t>
+            </w:r>
+          </w:p>
+        </w:tc>
+        <w:tc>
+          <w:tcPr>
+            <w:tcW w:type="dxa" w:w="1560"/>
+            <w:tcMar>
+              <w:top w:w="60" w:type="dxa"/>
+              <w:bottom w:w="60" w:type="dxa"/>
+              <w:left w:w="100" w:type="dxa"/>
+              <w:right w:w="100" w:type="dxa"/>
+            </w:tcMar>
+          </w:tcPr>
+          <w:p>
+            <w:r>
+              <w:rPr>
+                <w:sz w:val="18"/>
+              </w:rPr>
+              <w:t>$7.703</w:t>
+            </w:r>
+          </w:p>
+        </w:tc>
+        <w:tc>
+          <w:tcPr>
+            <w:tcW w:type="dxa" w:w="1560"/>
+            <w:tcMar>
+              <w:top w:w="60" w:type="dxa"/>
+              <w:bottom w:w="60" w:type="dxa"/>
+              <w:left w:w="100" w:type="dxa"/>
+              <w:right w:w="100" w:type="dxa"/>
+            </w:tcMar>
+          </w:tcPr>
+          <w:p>
+            <w:r>
+              <w:rPr>
+                <w:sz w:val="18"/>
+              </w:rPr>
+              <w:t>$6.635</w:t>
+            </w:r>
+          </w:p>
+        </w:tc>
+      </w:tr>
+      <w:tr>
+        <w:tc>
+          <w:tcPr>
+            <w:tcW w:type="dxa" w:w="1560"/>
+            <w:shd w:fill="F2F5F9"/>
+            <w:tcMar>
+              <w:top w:w="60" w:type="dxa"/>
+              <w:bottom w:w="60" w:type="dxa"/>
+              <w:left w:w="100" w:type="dxa"/>
+              <w:right w:w="100" w:type="dxa"/>
+            </w:tcMar>
+          </w:tcPr>
+          <w:p>
+            <w:r>
+              <w:rPr>
+                <w:sz w:val="18"/>
+              </w:rPr>
+              <w:t>Margen PP Devaluación (USD)</w:t>
+            </w:r>
+          </w:p>
+        </w:tc>
+        <w:tc>
+          <w:tcPr>
+            <w:tcW w:type="dxa" w:w="1560"/>
+            <w:shd w:fill="F2F5F9"/>
+            <w:tcMar>
+              <w:top w:w="60" w:type="dxa"/>
+              <w:bottom w:w="60" w:type="dxa"/>
+              <w:left w:w="100" w:type="dxa"/>
+              <w:right w:w="100" w:type="dxa"/>
+            </w:tcMar>
+          </w:tcPr>
+          <w:p>
+            <w:r>
+              <w:rPr>
+                <w:sz w:val="18"/>
+              </w:rPr>
+              <w:t>$16.867</w:t>
+            </w:r>
+          </w:p>
+        </w:tc>
+        <w:tc>
+          <w:tcPr>
+            <w:tcW w:type="dxa" w:w="1560"/>
+            <w:shd w:fill="F2F5F9"/>
+            <w:tcMar>
+              <w:top w:w="60" w:type="dxa"/>
+              <w:bottom w:w="60" w:type="dxa"/>
+              <w:left w:w="100" w:type="dxa"/>
+              <w:right w:w="100" w:type="dxa"/>
+            </w:tcMar>
+          </w:tcPr>
+          <w:p>
+            <w:r>
+              <w:rPr>
+                <w:sz w:val="18"/>
+              </w:rPr>
+              <w:t>$24.255</w:t>
+            </w:r>
+          </w:p>
+        </w:tc>
+        <w:tc>
+          <w:tcPr>
+            <w:tcW w:type="dxa" w:w="1560"/>
+            <w:shd w:fill="F2F5F9"/>
+            <w:tcMar>
+              <w:top w:w="60" w:type="dxa"/>
+              <w:bottom w:w="60" w:type="dxa"/>
+              <w:left w:w="100" w:type="dxa"/>
+              <w:right w:w="100" w:type="dxa"/>
+            </w:tcMar>
+          </w:tcPr>
+          <w:p>
+            <w:r>
+              <w:rPr>
+                <w:sz w:val="18"/>
+              </w:rPr>
+              <w:t>$24.380</w:t>
+            </w:r>
+          </w:p>
+        </w:tc>
+        <w:tc>
+          <w:tcPr>
+            <w:tcW w:type="dxa" w:w="1560"/>
+            <w:shd w:fill="F2F5F9"/>
+            <w:tcMar>
+              <w:top w:w="60" w:type="dxa"/>
+              <w:bottom w:w="60" w:type="dxa"/>
+              <w:left w:w="100" w:type="dxa"/>
+              <w:right w:w="100" w:type="dxa"/>
+            </w:tcMar>
+          </w:tcPr>
+          <w:p>
+            <w:r>
+              <w:rPr>
+                <w:sz w:val="18"/>
+              </w:rPr>
+              <w:t>$23.525</w:t>
+            </w:r>
+          </w:p>
+        </w:tc>
+        <w:tc>
+          <w:tcPr>
+            <w:tcW w:type="dxa" w:w="1560"/>
+            <w:shd w:fill="F2F5F9"/>
+            <w:tcMar>
+              <w:top w:w="60" w:type="dxa"/>
+              <w:bottom w:w="60" w:type="dxa"/>
+              <w:left w:w="100" w:type="dxa"/>
+              <w:right w:w="100" w:type="dxa"/>
+            </w:tcMar>
+          </w:tcPr>
+          <w:p>
+            <w:r>
+              <w:rPr>
+                <w:sz w:val="18"/>
+              </w:rPr>
+              <w:t>$21.898</w:t>
+            </w:r>
+          </w:p>
+        </w:tc>
+      </w:tr>
+    </w:tbl>
     <w:p>
       <w:r>
         <w:drawing>
           <wp:inline xmlns:a="http://schemas.openxmlformats.org/drawingml/2006/main" xmlns:pic="http://schemas.openxmlformats.org/drawingml/2006/picture">
-            <wp:extent cx="5486400" cy="2743200"/>
+            <wp:extent cx="5029200" cy="2514600"/>
             <wp:docPr id="3" name="Picture 3"/>
             <wp:cNvGraphicFramePr>
               <a:graphicFrameLocks noChangeAspect="1"/>
@@ -3646,7 +5145,7 @@
                   <pic:spPr>
                     <a:xfrm>
                       <a:off x="0" y="0"/>
-                      <a:ext cx="5486400" cy="2743200"/>
+                      <a:ext cx="5029200" cy="2514600"/>
                     </a:xfrm>
                     <a:prstGeom prst="rect"/>
                   </pic:spPr>
@@ -3670,6 +5169,15 @@
       </w:r>
     </w:p>
     <w:p>
+      <w:r>
+        <w:t>2. Respuestas a la Dirección:</w:t>
+        <w:br/>
+        <w:t>• ¿Cambia el mix local/exportación? NO. La empresa ya abastece el 100% de la demanda local y de exportación en ambos escenarios. La relación la fija el mercado.</w:t>
+        <w:br/>
+        <w:t>• ¿Cambia la conveniencia del turno tarde? NO. Se vuelve aún más rentable mantener el turno tarde en la Línea B: sus costos en dólares bajan y aporta 18.750 pick-ups de alto margen.</w:t>
+      </w:r>
+    </w:p>
+    <w:p>
       <w:pPr>
         <w:pStyle w:val="Heading2"/>
       </w:pPr>
@@ -3682,18 +5190,763 @@
     </w:p>
     <w:p>
       <w:r>
-        <w:t>Reequipar la Línea A para pick-ups exige parar la línea 1 año e invertir entre USD 12M y 18M.</w:t>
+        <w:t>1. Planteo y Modelo Conceptual:</w:t>
         <w:br/>
-        <w:t>• Demanda Base: NO CONVIENE EN NINGÚN AÑO. Parar la Línea A un año implica perder la venta de hasta 10.000 livianos, destruyendo entre USD 13M y 31M.</w:t>
-        <w:br/>
-        <w:t>• Boom Agropecuario (+20% demanda pick-ups): SÍ CONVIENE rotundamente. Si la obra se realiza en el Año 1, aporta un beneficio neto de entre +USD 33,4M y +USD 39,4M descontando la inversión. El año óptimo es el Año 1.</w:t>
+        <w:t>Se evalúa reequipar la Línea A para ensamblar pick-ups parando la línea 1 año (wA = yA = 0 en ese año) e invirtiendo entre USD 12M y 18M. A partir del año siguiente, la línea puede ensamblar pick-ups (capacidad de 8.333 u/año mañana y 6.250 u/año tarde).</w:t>
       </w:r>
     </w:p>
+    <w:tbl>
+      <w:tblPr>
+        <w:tblW w:type="auto" w:w="0"/>
+        <w:jc w:val="center"/>
+        <w:tblLook w:firstColumn="1" w:firstRow="1" w:lastColumn="0" w:lastRow="0" w:noHBand="0" w:noVBand="1" w:val="04A0"/>
+      </w:tblPr>
+      <w:tblGrid>
+        <w:gridCol w:w="1560"/>
+        <w:gridCol w:w="1560"/>
+        <w:gridCol w:w="1560"/>
+        <w:gridCol w:w="1560"/>
+        <w:gridCol w:w="1560"/>
+        <w:gridCol w:w="1560"/>
+      </w:tblGrid>
+      <w:tr>
+        <w:tc>
+          <w:tcPr>
+            <w:tcW w:type="dxa" w:w="1560"/>
+            <w:shd w:fill="1F4E79"/>
+            <w:tcMar>
+              <w:top w:w="100" w:type="dxa"/>
+              <w:bottom w:w="100" w:type="dxa"/>
+              <w:left w:w="120" w:type="dxa"/>
+              <w:right w:w="120" w:type="dxa"/>
+            </w:tcMar>
+          </w:tcPr>
+          <w:p>
+            <w:r>
+              <w:rPr>
+                <w:b/>
+                <w:color w:val="FFFFFF"/>
+                <w:sz w:val="19"/>
+              </w:rPr>
+              <w:t>Año de Obra</w:t>
+            </w:r>
+          </w:p>
+        </w:tc>
+        <w:tc>
+          <w:tcPr>
+            <w:tcW w:type="dxa" w:w="1560"/>
+            <w:shd w:fill="1F4E79"/>
+            <w:tcMar>
+              <w:top w:w="100" w:type="dxa"/>
+              <w:bottom w:w="100" w:type="dxa"/>
+              <w:left w:w="120" w:type="dxa"/>
+              <w:right w:w="120" w:type="dxa"/>
+            </w:tcMar>
+          </w:tcPr>
+          <w:p>
+            <w:r>
+              <w:rPr>
+                <w:b/>
+                <w:color w:val="FFFFFF"/>
+                <w:sz w:val="19"/>
+              </w:rPr>
+              <w:t>Neto Base (12M)</w:t>
+            </w:r>
+          </w:p>
+        </w:tc>
+        <w:tc>
+          <w:tcPr>
+            <w:tcW w:type="dxa" w:w="1560"/>
+            <w:shd w:fill="1F4E79"/>
+            <w:tcMar>
+              <w:top w:w="100" w:type="dxa"/>
+              <w:bottom w:w="100" w:type="dxa"/>
+              <w:left w:w="120" w:type="dxa"/>
+              <w:right w:w="120" w:type="dxa"/>
+            </w:tcMar>
+          </w:tcPr>
+          <w:p>
+            <w:r>
+              <w:rPr>
+                <w:b/>
+                <w:color w:val="FFFFFF"/>
+                <w:sz w:val="19"/>
+              </w:rPr>
+              <w:t>Neto Base (18M)</w:t>
+            </w:r>
+          </w:p>
+        </w:tc>
+        <w:tc>
+          <w:tcPr>
+            <w:tcW w:type="dxa" w:w="1560"/>
+            <w:shd w:fill="1F4E79"/>
+            <w:tcMar>
+              <w:top w:w="100" w:type="dxa"/>
+              <w:bottom w:w="100" w:type="dxa"/>
+              <w:left w:w="120" w:type="dxa"/>
+              <w:right w:w="120" w:type="dxa"/>
+            </w:tcMar>
+          </w:tcPr>
+          <w:p>
+            <w:r>
+              <w:rPr>
+                <w:b/>
+                <w:color w:val="FFFFFF"/>
+                <w:sz w:val="19"/>
+              </w:rPr>
+              <w:t>Neto Boom (12M)</w:t>
+            </w:r>
+          </w:p>
+        </w:tc>
+        <w:tc>
+          <w:tcPr>
+            <w:tcW w:type="dxa" w:w="1560"/>
+            <w:shd w:fill="1F4E79"/>
+            <w:tcMar>
+              <w:top w:w="100" w:type="dxa"/>
+              <w:bottom w:w="100" w:type="dxa"/>
+              <w:left w:w="120" w:type="dxa"/>
+              <w:right w:w="120" w:type="dxa"/>
+            </w:tcMar>
+          </w:tcPr>
+          <w:p>
+            <w:r>
+              <w:rPr>
+                <w:b/>
+                <w:color w:val="FFFFFF"/>
+                <w:sz w:val="19"/>
+              </w:rPr>
+              <w:t>Neto Boom (15M)</w:t>
+            </w:r>
+          </w:p>
+        </w:tc>
+        <w:tc>
+          <w:tcPr>
+            <w:tcW w:type="dxa" w:w="1560"/>
+            <w:shd w:fill="1F4E79"/>
+            <w:tcMar>
+              <w:top w:w="100" w:type="dxa"/>
+              <w:bottom w:w="100" w:type="dxa"/>
+              <w:left w:w="120" w:type="dxa"/>
+              <w:right w:w="120" w:type="dxa"/>
+            </w:tcMar>
+          </w:tcPr>
+          <w:p>
+            <w:r>
+              <w:rPr>
+                <w:b/>
+                <w:color w:val="FFFFFF"/>
+                <w:sz w:val="19"/>
+              </w:rPr>
+              <w:t>Neto Boom (18M)</w:t>
+            </w:r>
+          </w:p>
+        </w:tc>
+      </w:tr>
+      <w:tr>
+        <w:tc>
+          <w:tcPr>
+            <w:tcW w:type="dxa" w:w="1560"/>
+            <w:shd w:fill="F2F5F9"/>
+            <w:tcMar>
+              <w:top w:w="60" w:type="dxa"/>
+              <w:bottom w:w="60" w:type="dxa"/>
+              <w:left w:w="100" w:type="dxa"/>
+              <w:right w:w="100" w:type="dxa"/>
+            </w:tcMar>
+          </w:tcPr>
+          <w:p>
+            <w:r>
+              <w:rPr>
+                <w:sz w:val="18"/>
+              </w:rPr>
+              <w:t>Obra Año 1</w:t>
+            </w:r>
+          </w:p>
+        </w:tc>
+        <w:tc>
+          <w:tcPr>
+            <w:tcW w:type="dxa" w:w="1560"/>
+            <w:shd w:fill="F2F5F9"/>
+            <w:tcMar>
+              <w:top w:w="60" w:type="dxa"/>
+              <w:bottom w:w="60" w:type="dxa"/>
+              <w:left w:w="100" w:type="dxa"/>
+              <w:right w:w="100" w:type="dxa"/>
+            </w:tcMar>
+          </w:tcPr>
+          <w:p>
+            <w:r>
+              <w:rPr>
+                <w:sz w:val="18"/>
+              </w:rPr>
+              <w:t>-$16,4 M</w:t>
+            </w:r>
+          </w:p>
+        </w:tc>
+        <w:tc>
+          <w:tcPr>
+            <w:tcW w:type="dxa" w:w="1560"/>
+            <w:shd w:fill="F2F5F9"/>
+            <w:tcMar>
+              <w:top w:w="60" w:type="dxa"/>
+              <w:bottom w:w="60" w:type="dxa"/>
+              <w:left w:w="100" w:type="dxa"/>
+              <w:right w:w="100" w:type="dxa"/>
+            </w:tcMar>
+          </w:tcPr>
+          <w:p>
+            <w:r>
+              <w:rPr>
+                <w:sz w:val="18"/>
+              </w:rPr>
+              <w:t>-$22,4 M</w:t>
+            </w:r>
+          </w:p>
+        </w:tc>
+        <w:tc>
+          <w:tcPr>
+            <w:tcW w:type="dxa" w:w="1560"/>
+            <w:shd w:fill="F2F5F9"/>
+            <w:tcMar>
+              <w:top w:w="60" w:type="dxa"/>
+              <w:bottom w:w="60" w:type="dxa"/>
+              <w:left w:w="100" w:type="dxa"/>
+              <w:right w:w="100" w:type="dxa"/>
+            </w:tcMar>
+          </w:tcPr>
+          <w:p>
+            <w:r>
+              <w:rPr>
+                <w:sz w:val="18"/>
+              </w:rPr>
+              <w:t>+$19,0 M</w:t>
+            </w:r>
+          </w:p>
+        </w:tc>
+        <w:tc>
+          <w:tcPr>
+            <w:tcW w:type="dxa" w:w="1560"/>
+            <w:shd w:fill="F2F5F9"/>
+            <w:tcMar>
+              <w:top w:w="60" w:type="dxa"/>
+              <w:bottom w:w="60" w:type="dxa"/>
+              <w:left w:w="100" w:type="dxa"/>
+              <w:right w:w="100" w:type="dxa"/>
+            </w:tcMar>
+          </w:tcPr>
+          <w:p>
+            <w:r>
+              <w:rPr>
+                <w:sz w:val="18"/>
+              </w:rPr>
+              <w:t>+$16,0 M</w:t>
+            </w:r>
+          </w:p>
+        </w:tc>
+        <w:tc>
+          <w:tcPr>
+            <w:tcW w:type="dxa" w:w="1560"/>
+            <w:shd w:fill="F2F5F9"/>
+            <w:tcMar>
+              <w:top w:w="60" w:type="dxa"/>
+              <w:bottom w:w="60" w:type="dxa"/>
+              <w:left w:w="100" w:type="dxa"/>
+              <w:right w:w="100" w:type="dxa"/>
+            </w:tcMar>
+          </w:tcPr>
+          <w:p>
+            <w:r>
+              <w:rPr>
+                <w:sz w:val="18"/>
+              </w:rPr>
+              <w:t>+$13,0 M</w:t>
+            </w:r>
+          </w:p>
+        </w:tc>
+      </w:tr>
+      <w:tr>
+        <w:tc>
+          <w:tcPr>
+            <w:tcW w:type="dxa" w:w="1560"/>
+            <w:tcMar>
+              <w:top w:w="60" w:type="dxa"/>
+              <w:bottom w:w="60" w:type="dxa"/>
+              <w:left w:w="100" w:type="dxa"/>
+              <w:right w:w="100" w:type="dxa"/>
+            </w:tcMar>
+          </w:tcPr>
+          <w:p>
+            <w:r>
+              <w:rPr>
+                <w:sz w:val="18"/>
+              </w:rPr>
+              <w:t>Obra Año 2</w:t>
+            </w:r>
+          </w:p>
+        </w:tc>
+        <w:tc>
+          <w:tcPr>
+            <w:tcW w:type="dxa" w:w="1560"/>
+            <w:tcMar>
+              <w:top w:w="60" w:type="dxa"/>
+              <w:bottom w:w="60" w:type="dxa"/>
+              <w:left w:w="100" w:type="dxa"/>
+              <w:right w:w="100" w:type="dxa"/>
+            </w:tcMar>
+          </w:tcPr>
+          <w:p>
+            <w:r>
+              <w:rPr>
+                <w:sz w:val="18"/>
+              </w:rPr>
+              <w:t>-$20,5 M</w:t>
+            </w:r>
+          </w:p>
+        </w:tc>
+        <w:tc>
+          <w:tcPr>
+            <w:tcW w:type="dxa" w:w="1560"/>
+            <w:tcMar>
+              <w:top w:w="60" w:type="dxa"/>
+              <w:bottom w:w="60" w:type="dxa"/>
+              <w:left w:w="100" w:type="dxa"/>
+              <w:right w:w="100" w:type="dxa"/>
+            </w:tcMar>
+          </w:tcPr>
+          <w:p>
+            <w:r>
+              <w:rPr>
+                <w:sz w:val="18"/>
+              </w:rPr>
+              <w:t>-$26,5 M</w:t>
+            </w:r>
+          </w:p>
+        </w:tc>
+        <w:tc>
+          <w:tcPr>
+            <w:tcW w:type="dxa" w:w="1560"/>
+            <w:tcMar>
+              <w:top w:w="60" w:type="dxa"/>
+              <w:bottom w:w="60" w:type="dxa"/>
+              <w:left w:w="100" w:type="dxa"/>
+              <w:right w:w="100" w:type="dxa"/>
+            </w:tcMar>
+          </w:tcPr>
+          <w:p>
+            <w:r>
+              <w:rPr>
+                <w:sz w:val="18"/>
+              </w:rPr>
+              <w:t>+$4,6 M</w:t>
+            </w:r>
+          </w:p>
+        </w:tc>
+        <w:tc>
+          <w:tcPr>
+            <w:tcW w:type="dxa" w:w="1560"/>
+            <w:tcMar>
+              <w:top w:w="60" w:type="dxa"/>
+              <w:bottom w:w="60" w:type="dxa"/>
+              <w:left w:w="100" w:type="dxa"/>
+              <w:right w:w="100" w:type="dxa"/>
+            </w:tcMar>
+          </w:tcPr>
+          <w:p>
+            <w:r>
+              <w:rPr>
+                <w:sz w:val="18"/>
+              </w:rPr>
+              <w:t>+$1,6 M</w:t>
+            </w:r>
+          </w:p>
+        </w:tc>
+        <w:tc>
+          <w:tcPr>
+            <w:tcW w:type="dxa" w:w="1560"/>
+            <w:tcMar>
+              <w:top w:w="60" w:type="dxa"/>
+              <w:bottom w:w="60" w:type="dxa"/>
+              <w:left w:w="100" w:type="dxa"/>
+              <w:right w:w="100" w:type="dxa"/>
+            </w:tcMar>
+          </w:tcPr>
+          <w:p>
+            <w:r>
+              <w:rPr>
+                <w:sz w:val="18"/>
+              </w:rPr>
+              <w:t>-$1,4 M</w:t>
+            </w:r>
+          </w:p>
+        </w:tc>
+      </w:tr>
+      <w:tr>
+        <w:tc>
+          <w:tcPr>
+            <w:tcW w:type="dxa" w:w="1560"/>
+            <w:shd w:fill="F2F5F9"/>
+            <w:tcMar>
+              <w:top w:w="60" w:type="dxa"/>
+              <w:bottom w:w="60" w:type="dxa"/>
+              <w:left w:w="100" w:type="dxa"/>
+              <w:right w:w="100" w:type="dxa"/>
+            </w:tcMar>
+          </w:tcPr>
+          <w:p>
+            <w:r>
+              <w:rPr>
+                <w:sz w:val="18"/>
+              </w:rPr>
+              <w:t>Obra Año 3</w:t>
+            </w:r>
+          </w:p>
+        </w:tc>
+        <w:tc>
+          <w:tcPr>
+            <w:tcW w:type="dxa" w:w="1560"/>
+            <w:shd w:fill="F2F5F9"/>
+            <w:tcMar>
+              <w:top w:w="60" w:type="dxa"/>
+              <w:bottom w:w="60" w:type="dxa"/>
+              <w:left w:w="100" w:type="dxa"/>
+              <w:right w:w="100" w:type="dxa"/>
+            </w:tcMar>
+          </w:tcPr>
+          <w:p>
+            <w:r>
+              <w:rPr>
+                <w:sz w:val="18"/>
+              </w:rPr>
+              <w:t>-$17,5 M</w:t>
+            </w:r>
+          </w:p>
+        </w:tc>
+        <w:tc>
+          <w:tcPr>
+            <w:tcW w:type="dxa" w:w="1560"/>
+            <w:shd w:fill="F2F5F9"/>
+            <w:tcMar>
+              <w:top w:w="60" w:type="dxa"/>
+              <w:bottom w:w="60" w:type="dxa"/>
+              <w:left w:w="100" w:type="dxa"/>
+              <w:right w:w="100" w:type="dxa"/>
+            </w:tcMar>
+          </w:tcPr>
+          <w:p>
+            <w:r>
+              <w:rPr>
+                <w:sz w:val="18"/>
+              </w:rPr>
+              <w:t>-$23,5 M</w:t>
+            </w:r>
+          </w:p>
+        </w:tc>
+        <w:tc>
+          <w:tcPr>
+            <w:tcW w:type="dxa" w:w="1560"/>
+            <w:shd w:fill="F2F5F9"/>
+            <w:tcMar>
+              <w:top w:w="60" w:type="dxa"/>
+              <w:bottom w:w="60" w:type="dxa"/>
+              <w:left w:w="100" w:type="dxa"/>
+              <w:right w:w="100" w:type="dxa"/>
+            </w:tcMar>
+          </w:tcPr>
+          <w:p>
+            <w:r>
+              <w:rPr>
+                <w:sz w:val="18"/>
+              </w:rPr>
+              <w:t>+$10,8 M</w:t>
+            </w:r>
+          </w:p>
+        </w:tc>
+        <w:tc>
+          <w:tcPr>
+            <w:tcW w:type="dxa" w:w="1560"/>
+            <w:shd w:fill="F2F5F9"/>
+            <w:tcMar>
+              <w:top w:w="60" w:type="dxa"/>
+              <w:bottom w:w="60" w:type="dxa"/>
+              <w:left w:w="100" w:type="dxa"/>
+              <w:right w:w="100" w:type="dxa"/>
+            </w:tcMar>
+          </w:tcPr>
+          <w:p>
+            <w:r>
+              <w:rPr>
+                <w:sz w:val="18"/>
+              </w:rPr>
+              <w:t>+$7,8 M</w:t>
+            </w:r>
+          </w:p>
+        </w:tc>
+        <w:tc>
+          <w:tcPr>
+            <w:tcW w:type="dxa" w:w="1560"/>
+            <w:shd w:fill="F2F5F9"/>
+            <w:tcMar>
+              <w:top w:w="60" w:type="dxa"/>
+              <w:bottom w:w="60" w:type="dxa"/>
+              <w:left w:w="100" w:type="dxa"/>
+              <w:right w:w="100" w:type="dxa"/>
+            </w:tcMar>
+          </w:tcPr>
+          <w:p>
+            <w:r>
+              <w:rPr>
+                <w:sz w:val="18"/>
+              </w:rPr>
+              <w:t>+$4,8 M</w:t>
+            </w:r>
+          </w:p>
+        </w:tc>
+      </w:tr>
+      <w:tr>
+        <w:tc>
+          <w:tcPr>
+            <w:tcW w:type="dxa" w:w="1560"/>
+            <w:tcMar>
+              <w:top w:w="60" w:type="dxa"/>
+              <w:bottom w:w="60" w:type="dxa"/>
+              <w:left w:w="100" w:type="dxa"/>
+              <w:right w:w="100" w:type="dxa"/>
+            </w:tcMar>
+          </w:tcPr>
+          <w:p>
+            <w:r>
+              <w:rPr>
+                <w:sz w:val="18"/>
+              </w:rPr>
+              <w:t>Obra Año 4</w:t>
+            </w:r>
+          </w:p>
+        </w:tc>
+        <w:tc>
+          <w:tcPr>
+            <w:tcW w:type="dxa" w:w="1560"/>
+            <w:tcMar>
+              <w:top w:w="60" w:type="dxa"/>
+              <w:bottom w:w="60" w:type="dxa"/>
+              <w:left w:w="100" w:type="dxa"/>
+              <w:right w:w="100" w:type="dxa"/>
+            </w:tcMar>
+          </w:tcPr>
+          <w:p>
+            <w:r>
+              <w:rPr>
+                <w:sz w:val="18"/>
+              </w:rPr>
+              <w:t>-$21,5 M</w:t>
+            </w:r>
+          </w:p>
+        </w:tc>
+        <w:tc>
+          <w:tcPr>
+            <w:tcW w:type="dxa" w:w="1560"/>
+            <w:tcMar>
+              <w:top w:w="60" w:type="dxa"/>
+              <w:bottom w:w="60" w:type="dxa"/>
+              <w:left w:w="100" w:type="dxa"/>
+              <w:right w:w="100" w:type="dxa"/>
+            </w:tcMar>
+          </w:tcPr>
+          <w:p>
+            <w:r>
+              <w:rPr>
+                <w:sz w:val="18"/>
+              </w:rPr>
+              <w:t>-$27,5 M</w:t>
+            </w:r>
+          </w:p>
+        </w:tc>
+        <w:tc>
+          <w:tcPr>
+            <w:tcW w:type="dxa" w:w="1560"/>
+            <w:tcMar>
+              <w:top w:w="60" w:type="dxa"/>
+              <w:bottom w:w="60" w:type="dxa"/>
+              <w:left w:w="100" w:type="dxa"/>
+              <w:right w:w="100" w:type="dxa"/>
+            </w:tcMar>
+          </w:tcPr>
+          <w:p>
+            <w:r>
+              <w:rPr>
+                <w:sz w:val="18"/>
+              </w:rPr>
+              <w:t>-$7,7 M</w:t>
+            </w:r>
+          </w:p>
+        </w:tc>
+        <w:tc>
+          <w:tcPr>
+            <w:tcW w:type="dxa" w:w="1560"/>
+            <w:tcMar>
+              <w:top w:w="60" w:type="dxa"/>
+              <w:bottom w:w="60" w:type="dxa"/>
+              <w:left w:w="100" w:type="dxa"/>
+              <w:right w:w="100" w:type="dxa"/>
+            </w:tcMar>
+          </w:tcPr>
+          <w:p>
+            <w:r>
+              <w:rPr>
+                <w:sz w:val="18"/>
+              </w:rPr>
+              <w:t>-$10,7 M</w:t>
+            </w:r>
+          </w:p>
+        </w:tc>
+        <w:tc>
+          <w:tcPr>
+            <w:tcW w:type="dxa" w:w="1560"/>
+            <w:tcMar>
+              <w:top w:w="60" w:type="dxa"/>
+              <w:bottom w:w="60" w:type="dxa"/>
+              <w:left w:w="100" w:type="dxa"/>
+              <w:right w:w="100" w:type="dxa"/>
+            </w:tcMar>
+          </w:tcPr>
+          <w:p>
+            <w:r>
+              <w:rPr>
+                <w:sz w:val="18"/>
+              </w:rPr>
+              <w:t>-$13,7 M</w:t>
+            </w:r>
+          </w:p>
+        </w:tc>
+      </w:tr>
+      <w:tr>
+        <w:tc>
+          <w:tcPr>
+            <w:tcW w:type="dxa" w:w="1560"/>
+            <w:shd w:fill="F2F5F9"/>
+            <w:tcMar>
+              <w:top w:w="60" w:type="dxa"/>
+              <w:bottom w:w="60" w:type="dxa"/>
+              <w:left w:w="100" w:type="dxa"/>
+              <w:right w:w="100" w:type="dxa"/>
+            </w:tcMar>
+          </w:tcPr>
+          <w:p>
+            <w:r>
+              <w:rPr>
+                <w:sz w:val="18"/>
+              </w:rPr>
+              <w:t>Obra Año 5</w:t>
+            </w:r>
+          </w:p>
+        </w:tc>
+        <w:tc>
+          <w:tcPr>
+            <w:tcW w:type="dxa" w:w="1560"/>
+            <w:shd w:fill="F2F5F9"/>
+            <w:tcMar>
+              <w:top w:w="60" w:type="dxa"/>
+              <w:bottom w:w="60" w:type="dxa"/>
+              <w:left w:w="100" w:type="dxa"/>
+              <w:right w:w="100" w:type="dxa"/>
+            </w:tcMar>
+          </w:tcPr>
+          <w:p>
+            <w:r>
+              <w:rPr>
+                <w:sz w:val="18"/>
+              </w:rPr>
+              <w:t>-$23,3 M</w:t>
+            </w:r>
+          </w:p>
+        </w:tc>
+        <w:tc>
+          <w:tcPr>
+            <w:tcW w:type="dxa" w:w="1560"/>
+            <w:shd w:fill="F2F5F9"/>
+            <w:tcMar>
+              <w:top w:w="60" w:type="dxa"/>
+              <w:bottom w:w="60" w:type="dxa"/>
+              <w:left w:w="100" w:type="dxa"/>
+              <w:right w:w="100" w:type="dxa"/>
+            </w:tcMar>
+          </w:tcPr>
+          <w:p>
+            <w:r>
+              <w:rPr>
+                <w:sz w:val="18"/>
+              </w:rPr>
+              <w:t>-$29,3 M</w:t>
+            </w:r>
+          </w:p>
+        </w:tc>
+        <w:tc>
+          <w:tcPr>
+            <w:tcW w:type="dxa" w:w="1560"/>
+            <w:shd w:fill="F2F5F9"/>
+            <w:tcMar>
+              <w:top w:w="60" w:type="dxa"/>
+              <w:bottom w:w="60" w:type="dxa"/>
+              <w:left w:w="100" w:type="dxa"/>
+              <w:right w:w="100" w:type="dxa"/>
+            </w:tcMar>
+          </w:tcPr>
+          <w:p>
+            <w:r>
+              <w:rPr>
+                <w:sz w:val="18"/>
+              </w:rPr>
+              <w:t>-$24,5 M</w:t>
+            </w:r>
+          </w:p>
+        </w:tc>
+        <w:tc>
+          <w:tcPr>
+            <w:tcW w:type="dxa" w:w="1560"/>
+            <w:shd w:fill="F2F5F9"/>
+            <w:tcMar>
+              <w:top w:w="60" w:type="dxa"/>
+              <w:bottom w:w="60" w:type="dxa"/>
+              <w:left w:w="100" w:type="dxa"/>
+              <w:right w:w="100" w:type="dxa"/>
+            </w:tcMar>
+          </w:tcPr>
+          <w:p>
+            <w:r>
+              <w:rPr>
+                <w:sz w:val="18"/>
+              </w:rPr>
+              <w:t>-$27,5 M</w:t>
+            </w:r>
+          </w:p>
+        </w:tc>
+        <w:tc>
+          <w:tcPr>
+            <w:tcW w:type="dxa" w:w="1560"/>
+            <w:shd w:fill="F2F5F9"/>
+            <w:tcMar>
+              <w:top w:w="60" w:type="dxa"/>
+              <w:bottom w:w="60" w:type="dxa"/>
+              <w:left w:w="100" w:type="dxa"/>
+              <w:right w:w="100" w:type="dxa"/>
+            </w:tcMar>
+          </w:tcPr>
+          <w:p>
+            <w:r>
+              <w:rPr>
+                <w:sz w:val="18"/>
+              </w:rPr>
+              <w:t>-$30,5 M</w:t>
+            </w:r>
+          </w:p>
+        </w:tc>
+      </w:tr>
+    </w:tbl>
     <w:p>
       <w:r>
         <w:drawing>
           <wp:inline xmlns:a="http://schemas.openxmlformats.org/drawingml/2006/main" xmlns:pic="http://schemas.openxmlformats.org/drawingml/2006/picture">
-            <wp:extent cx="5486400" cy="2743200"/>
+            <wp:extent cx="5029200" cy="2514600"/>
             <wp:docPr id="4" name="Picture 4"/>
             <wp:cNvGraphicFramePr>
               <a:graphicFrameLocks noChangeAspect="1"/>
@@ -3714,7 +5967,7 @@
                   <pic:spPr>
                     <a:xfrm>
                       <a:off x="0" y="0"/>
-                      <a:ext cx="5486400" cy="2743200"/>
+                      <a:ext cx="5029200" cy="2514600"/>
                     </a:xfrm>
                     <a:prstGeom prst="rect"/>
                   </pic:spPr>
@@ -3738,6 +5991,19 @@
       </w:r>
     </w:p>
     <w:p>
+      <w:r>
+        <w:t>2. Conclusiones Analíticas:</w:t>
+        <w:br/>
+        <w:t>• Demanda Base: NO CONVIENE EN NINGÚN AÑO. Parar la Línea A hace perder las ventas de 7.500 livianos mientras que la Línea B ya alcanza para todas las pick-ups hasta el Año 4. La inversión destruye entre USD 16M y 31M de caja.</w:t>
+        <w:br/>
+        <w:t>• Boom Agropecuario (+20%): SÍ CONVIENE rotundamente. La demanda salta a 46.200 pick-ups, saturando la Línea B.</w:t>
+        <w:br/>
+        <w:t>• Año Óptimo: AÑO 1. Permite aprovechar 4 años completos de ventas extraordinarias con una ganancia neta de entre +USD 13,0M y +USD 19,0M.</w:t>
+        <w:br/>
+        <w:t>• Umbral Mínimo: El boom de demanda debe ser de al menos +17% sostenido para justificar la obra.</w:t>
+      </w:r>
+    </w:p>
+    <w:p>
       <w:pPr>
         <w:pStyle w:val="Heading2"/>
       </w:pPr>
@@ -3750,11 +6016,443 @@
     </w:p>
     <w:p>
       <w:r>
-        <w:t>• Escenario Base: Conviene ampliamente (+USD 109,70 M de ahorro neto), ya que el CIF (USD 25k/28k) es menor al costo variable local (USD 27,4k-29,6k).</w:t>
+        <w:t>1. Planteo y Modelo Conceptual:</w:t>
         <w:br/>
-        <w:t>• Escenario Devaluación: NO CONVIENE (-USD 115,67 M de pérdida), ya que la devaluación abarata la producción nacional a USD 21,8k-23,4k.</w:t>
+        <w:t>Se evalúa sustituir la fabricación local de livianos por importación CIF desde China desde el Año 2, asumiendo un costo único de transición de USD 8.000.000 por indemnizaciones y logística. CIF Zárate: LB = USD 25.000, LP = USD 28.000.</w:t>
+      </w:r>
+    </w:p>
+    <w:tbl>
+      <w:tblPr>
+        <w:tblW w:type="auto" w:w="0"/>
+        <w:jc w:val="center"/>
+        <w:tblLook w:firstColumn="1" w:firstRow="1" w:lastColumn="0" w:lastRow="0" w:noHBand="0" w:noVBand="1" w:val="04A0"/>
+      </w:tblPr>
+      <w:tblGrid>
+        <w:gridCol w:w="2340"/>
+        <w:gridCol w:w="2340"/>
+        <w:gridCol w:w="2340"/>
+        <w:gridCol w:w="2340"/>
+      </w:tblGrid>
+      <w:tr>
+        <w:tc>
+          <w:tcPr>
+            <w:tcW w:type="dxa" w:w="2340"/>
+            <w:shd w:fill="1F4E79"/>
+            <w:tcMar>
+              <w:top w:w="100" w:type="dxa"/>
+              <w:bottom w:w="100" w:type="dxa"/>
+              <w:left w:w="120" w:type="dxa"/>
+              <w:right w:w="120" w:type="dxa"/>
+            </w:tcMar>
+          </w:tcPr>
+          <w:p>
+            <w:r>
+              <w:rPr>
+                <w:b/>
+                <w:color w:val="FFFFFF"/>
+                <w:sz w:val="19"/>
+              </w:rPr>
+              <w:t>Alternativa Evaluada</w:t>
+            </w:r>
+          </w:p>
+        </w:tc>
+        <w:tc>
+          <w:tcPr>
+            <w:tcW w:type="dxa" w:w="2340"/>
+            <w:shd w:fill="1F4E79"/>
+            <w:tcMar>
+              <w:top w:w="100" w:type="dxa"/>
+              <w:bottom w:w="100" w:type="dxa"/>
+              <w:left w:w="120" w:type="dxa"/>
+              <w:right w:w="120" w:type="dxa"/>
+            </w:tcMar>
+          </w:tcPr>
+          <w:p>
+            <w:r>
+              <w:rPr>
+                <w:b/>
+                <w:color w:val="FFFFFF"/>
+                <w:sz w:val="19"/>
+              </w:rPr>
+              <w:t>Base (M USD)</w:t>
+            </w:r>
+          </w:p>
+        </w:tc>
+        <w:tc>
+          <w:tcPr>
+            <w:tcW w:type="dxa" w:w="2340"/>
+            <w:shd w:fill="1F4E79"/>
+            <w:tcMar>
+              <w:top w:w="100" w:type="dxa"/>
+              <w:bottom w:w="100" w:type="dxa"/>
+              <w:left w:w="120" w:type="dxa"/>
+              <w:right w:w="120" w:type="dxa"/>
+            </w:tcMar>
+          </w:tcPr>
+          <w:p>
+            <w:r>
+              <w:rPr>
+                <w:b/>
+                <w:color w:val="FFFFFF"/>
+                <w:sz w:val="19"/>
+              </w:rPr>
+              <w:t>Devaluación (M USD)</w:t>
+            </w:r>
+          </w:p>
+        </w:tc>
+        <w:tc>
+          <w:tcPr>
+            <w:tcW w:type="dxa" w:w="2340"/>
+            <w:shd w:fill="1F4E79"/>
+            <w:tcMar>
+              <w:top w:w="100" w:type="dxa"/>
+              <w:bottom w:w="100" w:type="dxa"/>
+              <w:left w:w="120" w:type="dxa"/>
+              <w:right w:w="120" w:type="dxa"/>
+            </w:tcMar>
+          </w:tcPr>
+          <w:p>
+            <w:r>
+              <w:rPr>
+                <w:b/>
+                <w:color w:val="FFFFFF"/>
+                <w:sz w:val="19"/>
+              </w:rPr>
+              <w:t>Impacto Incremental vs Local</w:t>
+            </w:r>
+          </w:p>
+        </w:tc>
+      </w:tr>
+      <w:tr>
+        <w:tc>
+          <w:tcPr>
+            <w:tcW w:type="dxa" w:w="2340"/>
+            <w:shd w:fill="F2F5F9"/>
+            <w:tcMar>
+              <w:top w:w="60" w:type="dxa"/>
+              <w:bottom w:w="60" w:type="dxa"/>
+              <w:left w:w="100" w:type="dxa"/>
+              <w:right w:w="100" w:type="dxa"/>
+            </w:tcMar>
+          </w:tcPr>
+          <w:p>
+            <w:r>
+              <w:rPr>
+                <w:sz w:val="18"/>
+              </w:rPr>
+              <w:t>Seguir Produciendo Localmente</w:t>
+            </w:r>
+          </w:p>
+        </w:tc>
+        <w:tc>
+          <w:tcPr>
+            <w:tcW w:type="dxa" w:w="2340"/>
+            <w:shd w:fill="F2F5F9"/>
+            <w:tcMar>
+              <w:top w:w="60" w:type="dxa"/>
+              <w:bottom w:w="60" w:type="dxa"/>
+              <w:left w:w="100" w:type="dxa"/>
+              <w:right w:w="100" w:type="dxa"/>
+            </w:tcMar>
+          </w:tcPr>
+          <w:p>
+            <w:r>
+              <w:rPr>
+                <w:sz w:val="18"/>
+              </w:rPr>
+              <w:t>$1.916,3 M</w:t>
+            </w:r>
+          </w:p>
+        </w:tc>
+        <w:tc>
+          <w:tcPr>
+            <w:tcW w:type="dxa" w:w="2340"/>
+            <w:shd w:fill="F2F5F9"/>
+            <w:tcMar>
+              <w:top w:w="60" w:type="dxa"/>
+              <w:bottom w:w="60" w:type="dxa"/>
+              <w:left w:w="100" w:type="dxa"/>
+              <w:right w:w="100" w:type="dxa"/>
+            </w:tcMar>
+          </w:tcPr>
+          <w:p>
+            <w:r>
+              <w:rPr>
+                <w:sz w:val="18"/>
+              </w:rPr>
+              <w:t>$3.779,1 M</w:t>
+            </w:r>
+          </w:p>
+        </w:tc>
+        <w:tc>
+          <w:tcPr>
+            <w:tcW w:type="dxa" w:w="2340"/>
+            <w:shd w:fill="F2F5F9"/>
+            <w:tcMar>
+              <w:top w:w="60" w:type="dxa"/>
+              <w:bottom w:w="60" w:type="dxa"/>
+              <w:left w:w="100" w:type="dxa"/>
+              <w:right w:w="100" w:type="dxa"/>
+            </w:tcMar>
+          </w:tcPr>
+          <w:p>
+            <w:r>
+              <w:rPr>
+                <w:sz w:val="18"/>
+              </w:rPr>
+              <w:t>Base de comparación ($0,0)</w:t>
+            </w:r>
+          </w:p>
+        </w:tc>
+      </w:tr>
+      <w:tr>
+        <w:tc>
+          <w:tcPr>
+            <w:tcW w:type="dxa" w:w="2340"/>
+            <w:tcMar>
+              <w:top w:w="60" w:type="dxa"/>
+              <w:bottom w:w="60" w:type="dxa"/>
+              <w:left w:w="100" w:type="dxa"/>
+              <w:right w:w="100" w:type="dxa"/>
+            </w:tcMar>
+          </w:tcPr>
+          <w:p>
+            <w:r>
+              <w:rPr>
+                <w:sz w:val="18"/>
+              </w:rPr>
+              <w:t>Importar Livianos desde Año 2</w:t>
+            </w:r>
+          </w:p>
+        </w:tc>
+        <w:tc>
+          <w:tcPr>
+            <w:tcW w:type="dxa" w:w="2340"/>
+            <w:tcMar>
+              <w:top w:w="60" w:type="dxa"/>
+              <w:bottom w:w="60" w:type="dxa"/>
+              <w:left w:w="100" w:type="dxa"/>
+              <w:right w:w="100" w:type="dxa"/>
+            </w:tcMar>
+          </w:tcPr>
+          <w:p>
+            <w:r>
+              <w:rPr>
+                <w:sz w:val="18"/>
+              </w:rPr>
+              <w:t>$2.025,9 M</w:t>
+            </w:r>
+          </w:p>
+        </w:tc>
+        <w:tc>
+          <w:tcPr>
+            <w:tcW w:type="dxa" w:w="2340"/>
+            <w:tcMar>
+              <w:top w:w="60" w:type="dxa"/>
+              <w:bottom w:w="60" w:type="dxa"/>
+              <w:left w:w="100" w:type="dxa"/>
+              <w:right w:w="100" w:type="dxa"/>
+            </w:tcMar>
+          </w:tcPr>
+          <w:p>
+            <w:r>
+              <w:rPr>
+                <w:sz w:val="18"/>
+              </w:rPr>
+              <w:t>$3.663,4 M</w:t>
+            </w:r>
+          </w:p>
+        </w:tc>
+        <w:tc>
+          <w:tcPr>
+            <w:tcW w:type="dxa" w:w="2340"/>
+            <w:tcMar>
+              <w:top w:w="60" w:type="dxa"/>
+              <w:bottom w:w="60" w:type="dxa"/>
+              <w:left w:w="100" w:type="dxa"/>
+              <w:right w:w="100" w:type="dxa"/>
+            </w:tcMar>
+          </w:tcPr>
+          <w:p>
+            <w:r>
+              <w:rPr>
+                <w:sz w:val="18"/>
+              </w:rPr>
+              <w:t>Base: +$109,6 M | Deval: -$115,7 M</w:t>
+            </w:r>
+          </w:p>
+        </w:tc>
+      </w:tr>
+      <w:tr>
+        <w:tc>
+          <w:tcPr>
+            <w:tcW w:type="dxa" w:w="2340"/>
+            <w:shd w:fill="F2F5F9"/>
+            <w:tcMar>
+              <w:top w:w="60" w:type="dxa"/>
+              <w:bottom w:w="60" w:type="dxa"/>
+              <w:left w:w="100" w:type="dxa"/>
+              <w:right w:w="100" w:type="dxa"/>
+            </w:tcMar>
+          </w:tcPr>
+          <w:p>
+            <w:r>
+              <w:rPr>
+                <w:sz w:val="18"/>
+              </w:rPr>
+              <w:t>Cierre en Año 3 (Línea Reabrible)</w:t>
+            </w:r>
+          </w:p>
+        </w:tc>
+        <w:tc>
+          <w:tcPr>
+            <w:tcW w:type="dxa" w:w="2340"/>
+            <w:shd w:fill="F2F5F9"/>
+            <w:tcMar>
+              <w:top w:w="60" w:type="dxa"/>
+              <w:bottom w:w="60" w:type="dxa"/>
+              <w:left w:w="100" w:type="dxa"/>
+              <w:right w:w="100" w:type="dxa"/>
+            </w:tcMar>
+          </w:tcPr>
+          <w:p>
+            <w:r>
+              <w:rPr>
+                <w:sz w:val="18"/>
+              </w:rPr>
+              <w:t>$1.923,7 M</w:t>
+            </w:r>
+          </w:p>
+        </w:tc>
+        <w:tc>
+          <w:tcPr>
+            <w:tcW w:type="dxa" w:w="2340"/>
+            <w:shd w:fill="F2F5F9"/>
+            <w:tcMar>
+              <w:top w:w="60" w:type="dxa"/>
+              <w:bottom w:w="60" w:type="dxa"/>
+              <w:left w:w="100" w:type="dxa"/>
+              <w:right w:w="100" w:type="dxa"/>
+            </w:tcMar>
+          </w:tcPr>
+          <w:p>
+            <w:r>
+              <w:rPr>
+                <w:sz w:val="18"/>
+              </w:rPr>
+              <w:t>$3.779,1 M</w:t>
+            </w:r>
+          </w:p>
+        </w:tc>
+        <w:tc>
+          <w:tcPr>
+            <w:tcW w:type="dxa" w:w="2340"/>
+            <w:shd w:fill="F2F5F9"/>
+            <w:tcMar>
+              <w:top w:w="60" w:type="dxa"/>
+              <w:bottom w:w="60" w:type="dxa"/>
+              <w:left w:w="100" w:type="dxa"/>
+              <w:right w:w="100" w:type="dxa"/>
+            </w:tcMar>
+          </w:tcPr>
+          <w:p>
+            <w:r>
+              <w:rPr>
+                <w:sz w:val="18"/>
+              </w:rPr>
+              <w:t>+$7,4 M (Marginal)</w:t>
+            </w:r>
+          </w:p>
+        </w:tc>
+      </w:tr>
+      <w:tr>
+        <w:tc>
+          <w:tcPr>
+            <w:tcW w:type="dxa" w:w="2340"/>
+            <w:tcMar>
+              <w:top w:w="60" w:type="dxa"/>
+              <w:bottom w:w="60" w:type="dxa"/>
+              <w:left w:w="100" w:type="dxa"/>
+              <w:right w:w="100" w:type="dxa"/>
+            </w:tcMar>
+          </w:tcPr>
+          <w:p>
+            <w:r>
+              <w:rPr>
+                <w:sz w:val="18"/>
+              </w:rPr>
+              <w:t>Cierre en Año 3 (Cierre Irreversible)</w:t>
+            </w:r>
+          </w:p>
+        </w:tc>
+        <w:tc>
+          <w:tcPr>
+            <w:tcW w:type="dxa" w:w="2340"/>
+            <w:tcMar>
+              <w:top w:w="60" w:type="dxa"/>
+              <w:bottom w:w="60" w:type="dxa"/>
+              <w:left w:w="100" w:type="dxa"/>
+              <w:right w:w="100" w:type="dxa"/>
+            </w:tcMar>
+          </w:tcPr>
+          <w:p>
+            <w:r>
+              <w:rPr>
+                <w:sz w:val="18"/>
+              </w:rPr>
+              <w:t>$1.847,2 M</w:t>
+            </w:r>
+          </w:p>
+        </w:tc>
+        <w:tc>
+          <w:tcPr>
+            <w:tcW w:type="dxa" w:w="2340"/>
+            <w:tcMar>
+              <w:top w:w="60" w:type="dxa"/>
+              <w:bottom w:w="60" w:type="dxa"/>
+              <w:left w:w="100" w:type="dxa"/>
+              <w:right w:w="100" w:type="dxa"/>
+            </w:tcMar>
+          </w:tcPr>
+          <w:p>
+            <w:r>
+              <w:rPr>
+                <w:sz w:val="18"/>
+              </w:rPr>
+              <w:t>$3.779,1 M</w:t>
+            </w:r>
+          </w:p>
+        </w:tc>
+        <w:tc>
+          <w:tcPr>
+            <w:tcW w:type="dxa" w:w="2340"/>
+            <w:tcMar>
+              <w:top w:w="60" w:type="dxa"/>
+              <w:bottom w:w="60" w:type="dxa"/>
+              <w:left w:w="100" w:type="dxa"/>
+              <w:right w:w="100" w:type="dxa"/>
+            </w:tcMar>
+          </w:tcPr>
+          <w:p>
+            <w:r>
+              <w:rPr>
+                <w:sz w:val="18"/>
+              </w:rPr>
+              <w:t>-$69,1 M (PÉRDIDA GRAVE)</w:t>
+            </w:r>
+          </w:p>
+        </w:tc>
+      </w:tr>
+    </w:tbl>
+    <w:p>
+      <w:r>
+        <w:t>2. Explicación Económica de las Dos Fuerzas:</w:t>
         <w:br/>
-        <w:t>• Riesgo Regulatorio (Cierre en Año 3): Si se cierran importaciones y la línea fue desmantelada irreversiblemente, se pierden USD 69,08 M frente a seguir produciendo. Si la línea puede reabrirse, la ganancia se desploma a apenas +USD 7,46 M (se pagaron USD 8M de transición para ganar un solo año).</w:t>
+        <w:t>• En Escenario Base: Conviene ampliamente (+USD 109,6 M) por dos vías: menor costo unitario (LB sale USD 25k importado vs USD 27,4k-29,6k local) y ahorro de costos fijos de encendido y salarios de Línea A (708 M ARS del año 1, equivalentes a ~USD 500k anuales).</w:t>
+        <w:br/>
+        <w:t>• En Escenario Devaluación: Se da vuelta por completo (-USD 115,7 M de pérdida). Producir localmente pasa a costar USD 21.800 para LB, mucho más barato que los USD 25.000 fijos de importación.</w:t>
+        <w:br/>
+        <w:t>• Riesgo Regulatorio en Año 3: Si el nuevo gobierno cierra aduanas y la línea fue desmantelada, la empresa pierde las ventas de los Años 3 a 5 (-USD 69,1 M). La recomendación es NO adoptar esta estrategia en el Año 1.</w:t>
       </w:r>
     </w:p>
     <w:p>
@@ -3770,11 +6468,754 @@
     </w:p>
     <w:p>
       <w:r>
-        <w:t>• Cuantificación del Costo de Oportunidad: El contrato a USD 27.500 fijo DESTRUYE USD 5,17 Millones de valor frente a no firmarlo.</w:t>
+        <w:t>1. Demostración Matemática del Costo de Oportunidad:</w:t>
         <w:br/>
-        <w:t>• Causa Financiera: En los Años 3, 4 y 5, el costo variable local de fabricar un LB es de USD 29.538, USD 29.413 y USD 29.623, arrojando margen operativo negativo.</w:t>
+        <w:t>El contrato estipula 1.000 unidades anuales de LB a precio fijo de USD 27.500 durante los 5 años.</w:t>
         <w:br/>
-        <w:t>• Precio Umbral de Indiferencia: El precio mínimo que hace conveniente el contrato es USD 28.534 por unidad. Por debajo de ese valor destruye caja.</w:t>
+        <w:t>• Utilidad con contrato: USD 1.916.300.845</w:t>
+        <w:br/>
+        <w:t>• Utilidad liberando la capacidad (sin contrato): USD 1.921.470.180</w:t>
+        <w:br/>
+        <w:t>• Costo de Oportunidad: +USD 5.169.335 (+USD 5,17 M). El contrato destruye valor.</w:t>
+      </w:r>
+    </w:p>
+    <w:tbl>
+      <w:tblPr>
+        <w:tblW w:type="auto" w:w="0"/>
+        <w:jc w:val="center"/>
+        <w:tblLook w:firstColumn="1" w:firstRow="1" w:lastColumn="0" w:lastRow="0" w:noHBand="0" w:noVBand="1" w:val="04A0"/>
+      </w:tblPr>
+      <w:tblGrid>
+        <w:gridCol w:w="1337"/>
+        <w:gridCol w:w="1337"/>
+        <w:gridCol w:w="1337"/>
+        <w:gridCol w:w="1337"/>
+        <w:gridCol w:w="1337"/>
+        <w:gridCol w:w="1337"/>
+        <w:gridCol w:w="1337"/>
+      </w:tblGrid>
+      <w:tr>
+        <w:tc>
+          <w:tcPr>
+            <w:tcW w:type="dxa" w:w="1337"/>
+            <w:shd w:fill="1F4E79"/>
+            <w:tcMar>
+              <w:top w:w="100" w:type="dxa"/>
+              <w:bottom w:w="100" w:type="dxa"/>
+              <w:left w:w="120" w:type="dxa"/>
+              <w:right w:w="120" w:type="dxa"/>
+            </w:tcMar>
+          </w:tcPr>
+          <w:p>
+            <w:r>
+              <w:rPr>
+                <w:b/>
+                <w:color w:val="FFFFFF"/>
+                <w:sz w:val="19"/>
+              </w:rPr>
+              <w:t>Concepto</w:t>
+            </w:r>
+          </w:p>
+        </w:tc>
+        <w:tc>
+          <w:tcPr>
+            <w:tcW w:type="dxa" w:w="1337"/>
+            <w:shd w:fill="1F4E79"/>
+            <w:tcMar>
+              <w:top w:w="100" w:type="dxa"/>
+              <w:bottom w:w="100" w:type="dxa"/>
+              <w:left w:w="120" w:type="dxa"/>
+              <w:right w:w="120" w:type="dxa"/>
+            </w:tcMar>
+          </w:tcPr>
+          <w:p>
+            <w:r>
+              <w:rPr>
+                <w:b/>
+                <w:color w:val="FFFFFF"/>
+                <w:sz w:val="19"/>
+              </w:rPr>
+              <w:t>Año 1</w:t>
+            </w:r>
+          </w:p>
+        </w:tc>
+        <w:tc>
+          <w:tcPr>
+            <w:tcW w:type="dxa" w:w="1337"/>
+            <w:shd w:fill="1F4E79"/>
+            <w:tcMar>
+              <w:top w:w="100" w:type="dxa"/>
+              <w:bottom w:w="100" w:type="dxa"/>
+              <w:left w:w="120" w:type="dxa"/>
+              <w:right w:w="120" w:type="dxa"/>
+            </w:tcMar>
+          </w:tcPr>
+          <w:p>
+            <w:r>
+              <w:rPr>
+                <w:b/>
+                <w:color w:val="FFFFFF"/>
+                <w:sz w:val="19"/>
+              </w:rPr>
+              <w:t>Año 2</w:t>
+            </w:r>
+          </w:p>
+        </w:tc>
+        <w:tc>
+          <w:tcPr>
+            <w:tcW w:type="dxa" w:w="1337"/>
+            <w:shd w:fill="1F4E79"/>
+            <w:tcMar>
+              <w:top w:w="100" w:type="dxa"/>
+              <w:bottom w:w="100" w:type="dxa"/>
+              <w:left w:w="120" w:type="dxa"/>
+              <w:right w:w="120" w:type="dxa"/>
+            </w:tcMar>
+          </w:tcPr>
+          <w:p>
+            <w:r>
+              <w:rPr>
+                <w:b/>
+                <w:color w:val="FFFFFF"/>
+                <w:sz w:val="19"/>
+              </w:rPr>
+              <w:t>Año 3</w:t>
+            </w:r>
+          </w:p>
+        </w:tc>
+        <w:tc>
+          <w:tcPr>
+            <w:tcW w:type="dxa" w:w="1337"/>
+            <w:shd w:fill="1F4E79"/>
+            <w:tcMar>
+              <w:top w:w="100" w:type="dxa"/>
+              <w:bottom w:w="100" w:type="dxa"/>
+              <w:left w:w="120" w:type="dxa"/>
+              <w:right w:w="120" w:type="dxa"/>
+            </w:tcMar>
+          </w:tcPr>
+          <w:p>
+            <w:r>
+              <w:rPr>
+                <w:b/>
+                <w:color w:val="FFFFFF"/>
+                <w:sz w:val="19"/>
+              </w:rPr>
+              <w:t>Año 4</w:t>
+            </w:r>
+          </w:p>
+        </w:tc>
+        <w:tc>
+          <w:tcPr>
+            <w:tcW w:type="dxa" w:w="1337"/>
+            <w:shd w:fill="1F4E79"/>
+            <w:tcMar>
+              <w:top w:w="100" w:type="dxa"/>
+              <w:bottom w:w="100" w:type="dxa"/>
+              <w:left w:w="120" w:type="dxa"/>
+              <w:right w:w="120" w:type="dxa"/>
+            </w:tcMar>
+          </w:tcPr>
+          <w:p>
+            <w:r>
+              <w:rPr>
+                <w:b/>
+                <w:color w:val="FFFFFF"/>
+                <w:sz w:val="19"/>
+              </w:rPr>
+              <w:t>Año 5</w:t>
+            </w:r>
+          </w:p>
+        </w:tc>
+        <w:tc>
+          <w:tcPr>
+            <w:tcW w:type="dxa" w:w="1337"/>
+            <w:shd w:fill="1F4E79"/>
+            <w:tcMar>
+              <w:top w:w="100" w:type="dxa"/>
+              <w:bottom w:w="100" w:type="dxa"/>
+              <w:left w:w="120" w:type="dxa"/>
+              <w:right w:w="120" w:type="dxa"/>
+            </w:tcMar>
+          </w:tcPr>
+          <w:p>
+            <w:r>
+              <w:rPr>
+                <w:b/>
+                <w:color w:val="FFFFFF"/>
+                <w:sz w:val="19"/>
+              </w:rPr>
+              <w:t>Total 5 Años</w:t>
+            </w:r>
+          </w:p>
+        </w:tc>
+      </w:tr>
+      <w:tr>
+        <w:tc>
+          <w:tcPr>
+            <w:tcW w:type="dxa" w:w="1337"/>
+            <w:shd w:fill="F2F5F9"/>
+            <w:tcMar>
+              <w:top w:w="60" w:type="dxa"/>
+              <w:bottom w:w="60" w:type="dxa"/>
+              <w:left w:w="100" w:type="dxa"/>
+              <w:right w:w="100" w:type="dxa"/>
+            </w:tcMar>
+          </w:tcPr>
+          <w:p>
+            <w:r>
+              <w:rPr>
+                <w:sz w:val="18"/>
+              </w:rPr>
+              <w:t>Precio Contrato (USD/u)</w:t>
+            </w:r>
+          </w:p>
+        </w:tc>
+        <w:tc>
+          <w:tcPr>
+            <w:tcW w:type="dxa" w:w="1337"/>
+            <w:shd w:fill="F2F5F9"/>
+            <w:tcMar>
+              <w:top w:w="60" w:type="dxa"/>
+              <w:bottom w:w="60" w:type="dxa"/>
+              <w:left w:w="100" w:type="dxa"/>
+              <w:right w:w="100" w:type="dxa"/>
+            </w:tcMar>
+          </w:tcPr>
+          <w:p>
+            <w:r>
+              <w:rPr>
+                <w:sz w:val="18"/>
+              </w:rPr>
+              <w:t>$27.500</w:t>
+            </w:r>
+          </w:p>
+        </w:tc>
+        <w:tc>
+          <w:tcPr>
+            <w:tcW w:type="dxa" w:w="1337"/>
+            <w:shd w:fill="F2F5F9"/>
+            <w:tcMar>
+              <w:top w:w="60" w:type="dxa"/>
+              <w:bottom w:w="60" w:type="dxa"/>
+              <w:left w:w="100" w:type="dxa"/>
+              <w:right w:w="100" w:type="dxa"/>
+            </w:tcMar>
+          </w:tcPr>
+          <w:p>
+            <w:r>
+              <w:rPr>
+                <w:sz w:val="18"/>
+              </w:rPr>
+              <w:t>$27.500</w:t>
+            </w:r>
+          </w:p>
+        </w:tc>
+        <w:tc>
+          <w:tcPr>
+            <w:tcW w:type="dxa" w:w="1337"/>
+            <w:shd w:fill="F2F5F9"/>
+            <w:tcMar>
+              <w:top w:w="60" w:type="dxa"/>
+              <w:bottom w:w="60" w:type="dxa"/>
+              <w:left w:w="100" w:type="dxa"/>
+              <w:right w:w="100" w:type="dxa"/>
+            </w:tcMar>
+          </w:tcPr>
+          <w:p>
+            <w:r>
+              <w:rPr>
+                <w:sz w:val="18"/>
+              </w:rPr>
+              <w:t>$27.500</w:t>
+            </w:r>
+          </w:p>
+        </w:tc>
+        <w:tc>
+          <w:tcPr>
+            <w:tcW w:type="dxa" w:w="1337"/>
+            <w:shd w:fill="F2F5F9"/>
+            <w:tcMar>
+              <w:top w:w="60" w:type="dxa"/>
+              <w:bottom w:w="60" w:type="dxa"/>
+              <w:left w:w="100" w:type="dxa"/>
+              <w:right w:w="100" w:type="dxa"/>
+            </w:tcMar>
+          </w:tcPr>
+          <w:p>
+            <w:r>
+              <w:rPr>
+                <w:sz w:val="18"/>
+              </w:rPr>
+              <w:t>$27.500</w:t>
+            </w:r>
+          </w:p>
+        </w:tc>
+        <w:tc>
+          <w:tcPr>
+            <w:tcW w:type="dxa" w:w="1337"/>
+            <w:shd w:fill="F2F5F9"/>
+            <w:tcMar>
+              <w:top w:w="60" w:type="dxa"/>
+              <w:bottom w:w="60" w:type="dxa"/>
+              <w:left w:w="100" w:type="dxa"/>
+              <w:right w:w="100" w:type="dxa"/>
+            </w:tcMar>
+          </w:tcPr>
+          <w:p>
+            <w:r>
+              <w:rPr>
+                <w:sz w:val="18"/>
+              </w:rPr>
+              <w:t>$27.500</w:t>
+            </w:r>
+          </w:p>
+        </w:tc>
+        <w:tc>
+          <w:tcPr>
+            <w:tcW w:type="dxa" w:w="1337"/>
+            <w:shd w:fill="F2F5F9"/>
+            <w:tcMar>
+              <w:top w:w="60" w:type="dxa"/>
+              <w:bottom w:w="60" w:type="dxa"/>
+              <w:left w:w="100" w:type="dxa"/>
+              <w:right w:w="100" w:type="dxa"/>
+            </w:tcMar>
+          </w:tcPr>
+          <w:p>
+            <w:r>
+              <w:rPr>
+                <w:sz w:val="18"/>
+              </w:rPr>
+              <w:t>—</w:t>
+            </w:r>
+          </w:p>
+        </w:tc>
+      </w:tr>
+      <w:tr>
+        <w:tc>
+          <w:tcPr>
+            <w:tcW w:type="dxa" w:w="1337"/>
+            <w:tcMar>
+              <w:top w:w="60" w:type="dxa"/>
+              <w:bottom w:w="60" w:type="dxa"/>
+              <w:left w:w="100" w:type="dxa"/>
+              <w:right w:w="100" w:type="dxa"/>
+            </w:tcMar>
+          </w:tcPr>
+          <w:p>
+            <w:r>
+              <w:rPr>
+                <w:sz w:val="18"/>
+              </w:rPr>
+              <w:t>Costo Variable LB (USD/u)</w:t>
+            </w:r>
+          </w:p>
+        </w:tc>
+        <w:tc>
+          <w:tcPr>
+            <w:tcW w:type="dxa" w:w="1337"/>
+            <w:tcMar>
+              <w:top w:w="60" w:type="dxa"/>
+              <w:bottom w:w="60" w:type="dxa"/>
+              <w:left w:w="100" w:type="dxa"/>
+              <w:right w:w="100" w:type="dxa"/>
+            </w:tcMar>
+          </w:tcPr>
+          <w:p>
+            <w:r>
+              <w:rPr>
+                <w:sz w:val="18"/>
+              </w:rPr>
+              <w:t>$26.667</w:t>
+            </w:r>
+          </w:p>
+        </w:tc>
+        <w:tc>
+          <w:tcPr>
+            <w:tcW w:type="dxa" w:w="1337"/>
+            <w:tcMar>
+              <w:top w:w="60" w:type="dxa"/>
+              <w:bottom w:w="60" w:type="dxa"/>
+              <w:left w:w="100" w:type="dxa"/>
+              <w:right w:w="100" w:type="dxa"/>
+            </w:tcMar>
+          </w:tcPr>
+          <w:p>
+            <w:r>
+              <w:rPr>
+                <w:sz w:val="18"/>
+              </w:rPr>
+              <w:t>$27.429</w:t>
+            </w:r>
+          </w:p>
+        </w:tc>
+        <w:tc>
+          <w:tcPr>
+            <w:tcW w:type="dxa" w:w="1337"/>
+            <w:tcMar>
+              <w:top w:w="60" w:type="dxa"/>
+              <w:bottom w:w="60" w:type="dxa"/>
+              <w:left w:w="100" w:type="dxa"/>
+              <w:right w:w="100" w:type="dxa"/>
+            </w:tcMar>
+          </w:tcPr>
+          <w:p>
+            <w:r>
+              <w:rPr>
+                <w:sz w:val="18"/>
+              </w:rPr>
+              <w:t>$29.538</w:t>
+            </w:r>
+          </w:p>
+        </w:tc>
+        <w:tc>
+          <w:tcPr>
+            <w:tcW w:type="dxa" w:w="1337"/>
+            <w:tcMar>
+              <w:top w:w="60" w:type="dxa"/>
+              <w:bottom w:w="60" w:type="dxa"/>
+              <w:left w:w="100" w:type="dxa"/>
+              <w:right w:w="100" w:type="dxa"/>
+            </w:tcMar>
+          </w:tcPr>
+          <w:p>
+            <w:r>
+              <w:rPr>
+                <w:sz w:val="18"/>
+              </w:rPr>
+              <w:t>$29.413</w:t>
+            </w:r>
+          </w:p>
+        </w:tc>
+        <w:tc>
+          <w:tcPr>
+            <w:tcW w:type="dxa" w:w="1337"/>
+            <w:tcMar>
+              <w:top w:w="60" w:type="dxa"/>
+              <w:bottom w:w="60" w:type="dxa"/>
+              <w:left w:w="100" w:type="dxa"/>
+              <w:right w:w="100" w:type="dxa"/>
+            </w:tcMar>
+          </w:tcPr>
+          <w:p>
+            <w:r>
+              <w:rPr>
+                <w:sz w:val="18"/>
+              </w:rPr>
+              <w:t>$29.623</w:t>
+            </w:r>
+          </w:p>
+        </w:tc>
+        <w:tc>
+          <w:tcPr>
+            <w:tcW w:type="dxa" w:w="1337"/>
+            <w:tcMar>
+              <w:top w:w="60" w:type="dxa"/>
+              <w:bottom w:w="60" w:type="dxa"/>
+              <w:left w:w="100" w:type="dxa"/>
+              <w:right w:w="100" w:type="dxa"/>
+            </w:tcMar>
+          </w:tcPr>
+          <w:p>
+            <w:r>
+              <w:rPr>
+                <w:sz w:val="18"/>
+              </w:rPr>
+              <w:t>—</w:t>
+            </w:r>
+          </w:p>
+        </w:tc>
+      </w:tr>
+      <w:tr>
+        <w:tc>
+          <w:tcPr>
+            <w:tcW w:type="dxa" w:w="1337"/>
+            <w:shd w:fill="F2F5F9"/>
+            <w:tcMar>
+              <w:top w:w="60" w:type="dxa"/>
+              <w:bottom w:w="60" w:type="dxa"/>
+              <w:left w:w="100" w:type="dxa"/>
+              <w:right w:w="100" w:type="dxa"/>
+            </w:tcMar>
+          </w:tcPr>
+          <w:p>
+            <w:r>
+              <w:rPr>
+                <w:sz w:val="18"/>
+              </w:rPr>
+              <w:t>Margen Unitario (USD/u)</w:t>
+            </w:r>
+          </w:p>
+        </w:tc>
+        <w:tc>
+          <w:tcPr>
+            <w:tcW w:type="dxa" w:w="1337"/>
+            <w:shd w:fill="F2F5F9"/>
+            <w:tcMar>
+              <w:top w:w="60" w:type="dxa"/>
+              <w:bottom w:w="60" w:type="dxa"/>
+              <w:left w:w="100" w:type="dxa"/>
+              <w:right w:w="100" w:type="dxa"/>
+            </w:tcMar>
+          </w:tcPr>
+          <w:p>
+            <w:r>
+              <w:rPr>
+                <w:sz w:val="18"/>
+              </w:rPr>
+              <w:t>+$833</w:t>
+            </w:r>
+          </w:p>
+        </w:tc>
+        <w:tc>
+          <w:tcPr>
+            <w:tcW w:type="dxa" w:w="1337"/>
+            <w:shd w:fill="F2F5F9"/>
+            <w:tcMar>
+              <w:top w:w="60" w:type="dxa"/>
+              <w:bottom w:w="60" w:type="dxa"/>
+              <w:left w:w="100" w:type="dxa"/>
+              <w:right w:w="100" w:type="dxa"/>
+            </w:tcMar>
+          </w:tcPr>
+          <w:p>
+            <w:r>
+              <w:rPr>
+                <w:sz w:val="18"/>
+              </w:rPr>
+              <w:t>+$71</w:t>
+            </w:r>
+          </w:p>
+        </w:tc>
+        <w:tc>
+          <w:tcPr>
+            <w:tcW w:type="dxa" w:w="1337"/>
+            <w:shd w:fill="F2F5F9"/>
+            <w:tcMar>
+              <w:top w:w="60" w:type="dxa"/>
+              <w:bottom w:w="60" w:type="dxa"/>
+              <w:left w:w="100" w:type="dxa"/>
+              <w:right w:w="100" w:type="dxa"/>
+            </w:tcMar>
+          </w:tcPr>
+          <w:p>
+            <w:r>
+              <w:rPr>
+                <w:sz w:val="18"/>
+              </w:rPr>
+              <w:t>-$2.038</w:t>
+            </w:r>
+          </w:p>
+        </w:tc>
+        <w:tc>
+          <w:tcPr>
+            <w:tcW w:type="dxa" w:w="1337"/>
+            <w:shd w:fill="F2F5F9"/>
+            <w:tcMar>
+              <w:top w:w="60" w:type="dxa"/>
+              <w:bottom w:w="60" w:type="dxa"/>
+              <w:left w:w="100" w:type="dxa"/>
+              <w:right w:w="100" w:type="dxa"/>
+            </w:tcMar>
+          </w:tcPr>
+          <w:p>
+            <w:r>
+              <w:rPr>
+                <w:sz w:val="18"/>
+              </w:rPr>
+              <w:t>-$1.913</w:t>
+            </w:r>
+          </w:p>
+        </w:tc>
+        <w:tc>
+          <w:tcPr>
+            <w:tcW w:type="dxa" w:w="1337"/>
+            <w:shd w:fill="F2F5F9"/>
+            <w:tcMar>
+              <w:top w:w="60" w:type="dxa"/>
+              <w:bottom w:w="60" w:type="dxa"/>
+              <w:left w:w="100" w:type="dxa"/>
+              <w:right w:w="100" w:type="dxa"/>
+            </w:tcMar>
+          </w:tcPr>
+          <w:p>
+            <w:r>
+              <w:rPr>
+                <w:sz w:val="18"/>
+              </w:rPr>
+              <w:t>-$2.123</w:t>
+            </w:r>
+          </w:p>
+        </w:tc>
+        <w:tc>
+          <w:tcPr>
+            <w:tcW w:type="dxa" w:w="1337"/>
+            <w:shd w:fill="F2F5F9"/>
+            <w:tcMar>
+              <w:top w:w="60" w:type="dxa"/>
+              <w:bottom w:w="60" w:type="dxa"/>
+              <w:left w:w="100" w:type="dxa"/>
+              <w:right w:w="100" w:type="dxa"/>
+            </w:tcMar>
+          </w:tcPr>
+          <w:p>
+            <w:r>
+              <w:rPr>
+                <w:sz w:val="18"/>
+              </w:rPr>
+              <w:t>-$5.170 / u</w:t>
+            </w:r>
+          </w:p>
+        </w:tc>
+      </w:tr>
+      <w:tr>
+        <w:tc>
+          <w:tcPr>
+            <w:tcW w:type="dxa" w:w="1337"/>
+            <w:tcMar>
+              <w:top w:w="60" w:type="dxa"/>
+              <w:bottom w:w="60" w:type="dxa"/>
+              <w:left w:w="100" w:type="dxa"/>
+              <w:right w:w="100" w:type="dxa"/>
+            </w:tcMar>
+          </w:tcPr>
+          <w:p>
+            <w:r>
+              <w:rPr>
+                <w:sz w:val="18"/>
+              </w:rPr>
+              <w:t>Aporte Anual (1.000 u)</w:t>
+            </w:r>
+          </w:p>
+        </w:tc>
+        <w:tc>
+          <w:tcPr>
+            <w:tcW w:type="dxa" w:w="1337"/>
+            <w:tcMar>
+              <w:top w:w="60" w:type="dxa"/>
+              <w:bottom w:w="60" w:type="dxa"/>
+              <w:left w:w="100" w:type="dxa"/>
+              <w:right w:w="100" w:type="dxa"/>
+            </w:tcMar>
+          </w:tcPr>
+          <w:p>
+            <w:r>
+              <w:rPr>
+                <w:sz w:val="18"/>
+              </w:rPr>
+              <w:t>+$833.000</w:t>
+            </w:r>
+          </w:p>
+        </w:tc>
+        <w:tc>
+          <w:tcPr>
+            <w:tcW w:type="dxa" w:w="1337"/>
+            <w:tcMar>
+              <w:top w:w="60" w:type="dxa"/>
+              <w:bottom w:w="60" w:type="dxa"/>
+              <w:left w:w="100" w:type="dxa"/>
+              <w:right w:w="100" w:type="dxa"/>
+            </w:tcMar>
+          </w:tcPr>
+          <w:p>
+            <w:r>
+              <w:rPr>
+                <w:sz w:val="18"/>
+              </w:rPr>
+              <w:t>+$71.000</w:t>
+            </w:r>
+          </w:p>
+        </w:tc>
+        <w:tc>
+          <w:tcPr>
+            <w:tcW w:type="dxa" w:w="1337"/>
+            <w:tcMar>
+              <w:top w:w="60" w:type="dxa"/>
+              <w:bottom w:w="60" w:type="dxa"/>
+              <w:left w:w="100" w:type="dxa"/>
+              <w:right w:w="100" w:type="dxa"/>
+            </w:tcMar>
+          </w:tcPr>
+          <w:p>
+            <w:r>
+              <w:rPr>
+                <w:sz w:val="18"/>
+              </w:rPr>
+              <w:t>-$2.038.000</w:t>
+            </w:r>
+          </w:p>
+        </w:tc>
+        <w:tc>
+          <w:tcPr>
+            <w:tcW w:type="dxa" w:w="1337"/>
+            <w:tcMar>
+              <w:top w:w="60" w:type="dxa"/>
+              <w:bottom w:w="60" w:type="dxa"/>
+              <w:left w:w="100" w:type="dxa"/>
+              <w:right w:w="100" w:type="dxa"/>
+            </w:tcMar>
+          </w:tcPr>
+          <w:p>
+            <w:r>
+              <w:rPr>
+                <w:sz w:val="18"/>
+              </w:rPr>
+              <w:t>-$1.913.000</w:t>
+            </w:r>
+          </w:p>
+        </w:tc>
+        <w:tc>
+          <w:tcPr>
+            <w:tcW w:type="dxa" w:w="1337"/>
+            <w:tcMar>
+              <w:top w:w="60" w:type="dxa"/>
+              <w:bottom w:w="60" w:type="dxa"/>
+              <w:left w:w="100" w:type="dxa"/>
+              <w:right w:w="100" w:type="dxa"/>
+            </w:tcMar>
+          </w:tcPr>
+          <w:p>
+            <w:r>
+              <w:rPr>
+                <w:sz w:val="18"/>
+              </w:rPr>
+              <w:t>-$2.123.000</w:t>
+            </w:r>
+          </w:p>
+        </w:tc>
+        <w:tc>
+          <w:tcPr>
+            <w:tcW w:type="dxa" w:w="1337"/>
+            <w:tcMar>
+              <w:top w:w="60" w:type="dxa"/>
+              <w:bottom w:w="60" w:type="dxa"/>
+              <w:left w:w="100" w:type="dxa"/>
+              <w:right w:w="100" w:type="dxa"/>
+            </w:tcMar>
+          </w:tcPr>
+          <w:p>
+            <w:r>
+              <w:rPr>
+                <w:sz w:val="18"/>
+              </w:rPr>
+              <w:t>-$5.170.000</w:t>
+            </w:r>
+          </w:p>
+        </w:tc>
+      </w:tr>
+    </w:tbl>
+    <w:p>
+      <w:r>
+        <w:t>2. Deducción del Precio de Indiferencia (USD 28.534):</w:t>
+        <w:br/>
+        <w:t>Como la Línea A opera con holgura de capacidad (75% a 83%), el contrato no desplaza capacidad de otros modelos. Su pérdida es puramente de margen de precio. Dado que Z es perfectamente lineal en el precio del contrato (cada dólar extra aporta 1.000 u x 5 años = USD 5.000):</w:t>
+        <w:br/>
+        <w:t>P_indiferencia = 27.500 + (5.169.335 / 5.000) = 27.500 + 1.033,87 = USD 28.533,87 (redondeado: USD 28.534).</w:t>
+        <w:br/>
+        <w:t>Este precio coincide exactamente con el costo variable promedio de los 5 años: (26.667 + 27.429 + 29.538 + 29.413 + 29.623) / 5 = USD 28.534.</w:t>
+        <w:br/>
+        <w:t>Recomendación: Renegociar a mínimo USD 28.550 o indexar; si no, rechazar el contrato.</w:t>
       </w:r>
     </w:p>
     <w:p>
@@ -3790,16 +7231,463 @@
     </w:p>
     <w:p>
       <w:r>
-        <w:t>• Al 25% y 30% anual: Se transfieren CERO (0) unidades en todos los años. Subir la tasa del 25% al 30% no genera ningún impacto.</w:t>
+        <w:t>1. Condición Analítica de Arbitraje Intertemporal:</w:t>
         <w:br/>
-        <w:t>• Punto de Corte Analítico: La transferencia interanual recién aparece por debajo de una tasa del 8,8% anual (a 5% se transfieren 21.328 unidades). A cualquier costo mayor a ~8,8%, el modelo opera en régimen Just-in-Time.</w:t>
+        <w:t>Para que convenga fabricar una unidad en el año t y guardarla para el año t+1 pagando la tasa h, se debe cumplir:</w:t>
+        <w:br/>
+        <w:t>cv(t)·(1 + h) / e(t) &lt;= cv(t+1) / e(t+1)   ===&gt;   h &lt;= [ (cv(t+1)/e(t+1)) / (cv(t)/e(t)) ] - 1</w:t>
+        <w:br/>
+        <w:t>El incremento porcentual del costo unitario en dólares del año 2 al 3 es del +7,7%. Por ende, para tasas h superiores al 7,7%-8,8%, el costo de guardar supera cualquier ahorro de fabricación anticipada.</w:t>
       </w:r>
     </w:p>
+    <w:tbl>
+      <w:tblPr>
+        <w:tblW w:type="auto" w:w="0"/>
+        <w:jc w:val="center"/>
+        <w:tblLook w:firstColumn="1" w:firstRow="1" w:lastColumn="0" w:lastRow="0" w:noHBand="0" w:noVBand="1" w:val="04A0"/>
+      </w:tblPr>
+      <w:tblGrid>
+        <w:gridCol w:w="3120"/>
+        <w:gridCol w:w="3120"/>
+        <w:gridCol w:w="3120"/>
+      </w:tblGrid>
+      <w:tr>
+        <w:tc>
+          <w:tcPr>
+            <w:tcW w:type="dxa" w:w="3120"/>
+            <w:shd w:fill="1F4E79"/>
+            <w:tcMar>
+              <w:top w:w="100" w:type="dxa"/>
+              <w:bottom w:w="100" w:type="dxa"/>
+              <w:left w:w="120" w:type="dxa"/>
+              <w:right w:w="120" w:type="dxa"/>
+            </w:tcMar>
+          </w:tcPr>
+          <w:p>
+            <w:r>
+              <w:rPr>
+                <w:b/>
+                <w:color w:val="FFFFFF"/>
+                <w:sz w:val="19"/>
+              </w:rPr>
+              <w:t>Tasa de Mantenimiento (h)</w:t>
+            </w:r>
+          </w:p>
+        </w:tc>
+        <w:tc>
+          <w:tcPr>
+            <w:tcW w:type="dxa" w:w="3120"/>
+            <w:shd w:fill="1F4E79"/>
+            <w:tcMar>
+              <w:top w:w="100" w:type="dxa"/>
+              <w:bottom w:w="100" w:type="dxa"/>
+              <w:left w:w="120" w:type="dxa"/>
+              <w:right w:w="120" w:type="dxa"/>
+            </w:tcMar>
+          </w:tcPr>
+          <w:p>
+            <w:r>
+              <w:rPr>
+                <w:b/>
+                <w:color w:val="FFFFFF"/>
+                <w:sz w:val="19"/>
+              </w:rPr>
+              <w:t>Inventario Total Transferido</w:t>
+            </w:r>
+          </w:p>
+        </w:tc>
+        <w:tc>
+          <w:tcPr>
+            <w:tcW w:type="dxa" w:w="3120"/>
+            <w:shd w:fill="1F4E79"/>
+            <w:tcMar>
+              <w:top w:w="100" w:type="dxa"/>
+              <w:bottom w:w="100" w:type="dxa"/>
+              <w:left w:w="120" w:type="dxa"/>
+              <w:right w:w="120" w:type="dxa"/>
+            </w:tcMar>
+          </w:tcPr>
+          <w:p>
+            <w:r>
+              <w:rPr>
+                <w:b/>
+                <w:color w:val="FFFFFF"/>
+                <w:sz w:val="19"/>
+              </w:rPr>
+              <w:t>Comportamiento del Modelo</w:t>
+            </w:r>
+          </w:p>
+        </w:tc>
+      </w:tr>
+      <w:tr>
+        <w:tc>
+          <w:tcPr>
+            <w:tcW w:type="dxa" w:w="3120"/>
+            <w:shd w:fill="F2F5F9"/>
+            <w:tcMar>
+              <w:top w:w="60" w:type="dxa"/>
+              <w:bottom w:w="60" w:type="dxa"/>
+              <w:left w:w="100" w:type="dxa"/>
+              <w:right w:w="100" w:type="dxa"/>
+            </w:tcMar>
+          </w:tcPr>
+          <w:p>
+            <w:r>
+              <w:rPr>
+                <w:sz w:val="18"/>
+              </w:rPr>
+              <w:t>0,0% (Almacenamiento gratis)</w:t>
+            </w:r>
+          </w:p>
+        </w:tc>
+        <w:tc>
+          <w:tcPr>
+            <w:tcW w:type="dxa" w:w="3120"/>
+            <w:shd w:fill="F2F5F9"/>
+            <w:tcMar>
+              <w:top w:w="60" w:type="dxa"/>
+              <w:bottom w:w="60" w:type="dxa"/>
+              <w:left w:w="100" w:type="dxa"/>
+              <w:right w:w="100" w:type="dxa"/>
+            </w:tcMar>
+          </w:tcPr>
+          <w:p>
+            <w:r>
+              <w:rPr>
+                <w:sz w:val="18"/>
+              </w:rPr>
+              <w:t>91.252 unidades</w:t>
+            </w:r>
+          </w:p>
+        </w:tc>
+        <w:tc>
+          <w:tcPr>
+            <w:tcW w:type="dxa" w:w="3120"/>
+            <w:shd w:fill="F2F5F9"/>
+            <w:tcMar>
+              <w:top w:w="60" w:type="dxa"/>
+              <w:bottom w:w="60" w:type="dxa"/>
+              <w:left w:w="100" w:type="dxa"/>
+              <w:right w:w="100" w:type="dxa"/>
+            </w:tcMar>
+          </w:tcPr>
+          <w:p>
+            <w:r>
+              <w:rPr>
+                <w:sz w:val="18"/>
+              </w:rPr>
+              <w:t>Nivelación masiva de carga entre períodos.</w:t>
+            </w:r>
+          </w:p>
+        </w:tc>
+      </w:tr>
+      <w:tr>
+        <w:tc>
+          <w:tcPr>
+            <w:tcW w:type="dxa" w:w="3120"/>
+            <w:tcMar>
+              <w:top w:w="60" w:type="dxa"/>
+              <w:bottom w:w="60" w:type="dxa"/>
+              <w:left w:w="100" w:type="dxa"/>
+              <w:right w:w="100" w:type="dxa"/>
+            </w:tcMar>
+          </w:tcPr>
+          <w:p>
+            <w:r>
+              <w:rPr>
+                <w:sz w:val="18"/>
+              </w:rPr>
+              <w:t>1,0% a 5,0%</w:t>
+            </w:r>
+          </w:p>
+        </w:tc>
+        <w:tc>
+          <w:tcPr>
+            <w:tcW w:type="dxa" w:w="3120"/>
+            <w:tcMar>
+              <w:top w:w="60" w:type="dxa"/>
+              <w:bottom w:w="60" w:type="dxa"/>
+              <w:left w:w="100" w:type="dxa"/>
+              <w:right w:w="100" w:type="dxa"/>
+            </w:tcMar>
+          </w:tcPr>
+          <w:p>
+            <w:r>
+              <w:rPr>
+                <w:sz w:val="18"/>
+              </w:rPr>
+              <w:t>61.429 a 22.546 unidades</w:t>
+            </w:r>
+          </w:p>
+        </w:tc>
+        <w:tc>
+          <w:tcPr>
+            <w:tcW w:type="dxa" w:w="3120"/>
+            <w:tcMar>
+              <w:top w:w="60" w:type="dxa"/>
+              <w:bottom w:w="60" w:type="dxa"/>
+              <w:left w:w="100" w:type="dxa"/>
+              <w:right w:w="100" w:type="dxa"/>
+            </w:tcMar>
+          </w:tcPr>
+          <w:p>
+            <w:r>
+              <w:rPr>
+                <w:sz w:val="18"/>
+              </w:rPr>
+              <w:t>Traslado activo de pick-ups y livianos.</w:t>
+            </w:r>
+          </w:p>
+        </w:tc>
+      </w:tr>
+      <w:tr>
+        <w:tc>
+          <w:tcPr>
+            <w:tcW w:type="dxa" w:w="3120"/>
+            <w:shd w:fill="F2F5F9"/>
+            <w:tcMar>
+              <w:top w:w="60" w:type="dxa"/>
+              <w:bottom w:w="60" w:type="dxa"/>
+              <w:left w:w="100" w:type="dxa"/>
+              <w:right w:w="100" w:type="dxa"/>
+            </w:tcMar>
+          </w:tcPr>
+          <w:p>
+            <w:r>
+              <w:rPr>
+                <w:sz w:val="18"/>
+              </w:rPr>
+              <w:t>8,0% a 8,1%</w:t>
+            </w:r>
+          </w:p>
+        </w:tc>
+        <w:tc>
+          <w:tcPr>
+            <w:tcW w:type="dxa" w:w="3120"/>
+            <w:shd w:fill="F2F5F9"/>
+            <w:tcMar>
+              <w:top w:w="60" w:type="dxa"/>
+              <w:bottom w:w="60" w:type="dxa"/>
+              <w:left w:w="100" w:type="dxa"/>
+              <w:right w:w="100" w:type="dxa"/>
+            </w:tcMar>
+          </w:tcPr>
+          <w:p>
+            <w:r>
+              <w:rPr>
+                <w:sz w:val="18"/>
+              </w:rPr>
+              <w:t>4.302 unidades</w:t>
+            </w:r>
+          </w:p>
+        </w:tc>
+        <w:tc>
+          <w:tcPr>
+            <w:tcW w:type="dxa" w:w="3120"/>
+            <w:shd w:fill="F2F5F9"/>
+            <w:tcMar>
+              <w:top w:w="60" w:type="dxa"/>
+              <w:bottom w:w="60" w:type="dxa"/>
+              <w:left w:w="100" w:type="dxa"/>
+              <w:right w:w="100" w:type="dxa"/>
+            </w:tcMar>
+          </w:tcPr>
+          <w:p>
+            <w:r>
+              <w:rPr>
+                <w:sz w:val="18"/>
+              </w:rPr>
+              <w:t>Solo transfiere 4.302 livianos del año 2 al 3.</w:t>
+            </w:r>
+          </w:p>
+        </w:tc>
+      </w:tr>
+      <w:tr>
+        <w:tc>
+          <w:tcPr>
+            <w:tcW w:type="dxa" w:w="3120"/>
+            <w:tcMar>
+              <w:top w:w="60" w:type="dxa"/>
+              <w:bottom w:w="60" w:type="dxa"/>
+              <w:left w:w="100" w:type="dxa"/>
+              <w:right w:w="100" w:type="dxa"/>
+            </w:tcMar>
+          </w:tcPr>
+          <w:p>
+            <w:r>
+              <w:rPr>
+                <w:sz w:val="18"/>
+              </w:rPr>
+              <w:t>8,2% a 8,8%</w:t>
+            </w:r>
+          </w:p>
+        </w:tc>
+        <w:tc>
+          <w:tcPr>
+            <w:tcW w:type="dxa" w:w="3120"/>
+            <w:tcMar>
+              <w:top w:w="60" w:type="dxa"/>
+              <w:bottom w:w="60" w:type="dxa"/>
+              <w:left w:w="100" w:type="dxa"/>
+              <w:right w:w="100" w:type="dxa"/>
+            </w:tcMar>
+          </w:tcPr>
+          <w:p>
+            <w:r>
+              <w:rPr>
+                <w:sz w:val="18"/>
+              </w:rPr>
+              <w:t>0,0 unidades</w:t>
+            </w:r>
+          </w:p>
+        </w:tc>
+        <w:tc>
+          <w:tcPr>
+            <w:tcW w:type="dxa" w:w="3120"/>
+            <w:tcMar>
+              <w:top w:w="60" w:type="dxa"/>
+              <w:bottom w:w="60" w:type="dxa"/>
+              <w:left w:w="100" w:type="dxa"/>
+              <w:right w:w="100" w:type="dxa"/>
+            </w:tcMar>
+          </w:tcPr>
+          <w:p>
+            <w:r>
+              <w:rPr>
+                <w:sz w:val="18"/>
+              </w:rPr>
+              <w:t>PUNTO DE CORTE ANALÍTICO (El inventario cae a cero).</w:t>
+            </w:r>
+          </w:p>
+        </w:tc>
+      </w:tr>
+      <w:tr>
+        <w:tc>
+          <w:tcPr>
+            <w:tcW w:type="dxa" w:w="3120"/>
+            <w:shd w:fill="F2F5F9"/>
+            <w:tcMar>
+              <w:top w:w="60" w:type="dxa"/>
+              <w:bottom w:w="60" w:type="dxa"/>
+              <w:left w:w="100" w:type="dxa"/>
+              <w:right w:w="100" w:type="dxa"/>
+            </w:tcMar>
+          </w:tcPr>
+          <w:p>
+            <w:r>
+              <w:rPr>
+                <w:sz w:val="18"/>
+              </w:rPr>
+              <w:t>25,0% (Tasa Base)</w:t>
+            </w:r>
+          </w:p>
+        </w:tc>
+        <w:tc>
+          <w:tcPr>
+            <w:tcW w:type="dxa" w:w="3120"/>
+            <w:shd w:fill="F2F5F9"/>
+            <w:tcMar>
+              <w:top w:w="60" w:type="dxa"/>
+              <w:bottom w:w="60" w:type="dxa"/>
+              <w:left w:w="100" w:type="dxa"/>
+              <w:right w:w="100" w:type="dxa"/>
+            </w:tcMar>
+          </w:tcPr>
+          <w:p>
+            <w:r>
+              <w:rPr>
+                <w:sz w:val="18"/>
+              </w:rPr>
+              <w:t>0,0 unidades</w:t>
+            </w:r>
+          </w:p>
+        </w:tc>
+        <w:tc>
+          <w:tcPr>
+            <w:tcW w:type="dxa" w:w="3120"/>
+            <w:shd w:fill="F2F5F9"/>
+            <w:tcMar>
+              <w:top w:w="60" w:type="dxa"/>
+              <w:bottom w:w="60" w:type="dxa"/>
+              <w:left w:w="100" w:type="dxa"/>
+              <w:right w:w="100" w:type="dxa"/>
+            </w:tcMar>
+          </w:tcPr>
+          <w:p>
+            <w:r>
+              <w:rPr>
+                <w:sz w:val="18"/>
+              </w:rPr>
+              <w:t>Cero inventario (Régimen Just-in-Time estricto).</w:t>
+            </w:r>
+          </w:p>
+        </w:tc>
+      </w:tr>
+      <w:tr>
+        <w:tc>
+          <w:tcPr>
+            <w:tcW w:type="dxa" w:w="3120"/>
+            <w:tcMar>
+              <w:top w:w="60" w:type="dxa"/>
+              <w:bottom w:w="60" w:type="dxa"/>
+              <w:left w:w="100" w:type="dxa"/>
+              <w:right w:w="100" w:type="dxa"/>
+            </w:tcMar>
+          </w:tcPr>
+          <w:p>
+            <w:r>
+              <w:rPr>
+                <w:sz w:val="18"/>
+              </w:rPr>
+              <w:t>30,0% (Tasa Sensibilidad)</w:t>
+            </w:r>
+          </w:p>
+        </w:tc>
+        <w:tc>
+          <w:tcPr>
+            <w:tcW w:type="dxa" w:w="3120"/>
+            <w:tcMar>
+              <w:top w:w="60" w:type="dxa"/>
+              <w:bottom w:w="60" w:type="dxa"/>
+              <w:left w:w="100" w:type="dxa"/>
+              <w:right w:w="100" w:type="dxa"/>
+            </w:tcMar>
+          </w:tcPr>
+          <w:p>
+            <w:r>
+              <w:rPr>
+                <w:sz w:val="18"/>
+              </w:rPr>
+              <w:t>0,0 unidades</w:t>
+            </w:r>
+          </w:p>
+        </w:tc>
+        <w:tc>
+          <w:tcPr>
+            <w:tcW w:type="dxa" w:w="3120"/>
+            <w:tcMar>
+              <w:top w:w="60" w:type="dxa"/>
+              <w:bottom w:w="60" w:type="dxa"/>
+              <w:left w:w="100" w:type="dxa"/>
+              <w:right w:w="100" w:type="dxa"/>
+            </w:tcMar>
+          </w:tcPr>
+          <w:p>
+            <w:r>
+              <w:rPr>
+                <w:sz w:val="18"/>
+              </w:rPr>
+              <w:t>Cero inventario (Sin ningún impacto en la utilidad).</w:t>
+            </w:r>
+          </w:p>
+        </w:tc>
+      </w:tr>
+    </w:tbl>
     <w:p>
       <w:r>
         <w:drawing>
           <wp:inline xmlns:a="http://schemas.openxmlformats.org/drawingml/2006/main" xmlns:pic="http://schemas.openxmlformats.org/drawingml/2006/picture">
-            <wp:extent cx="5486400" cy="2743200"/>
+            <wp:extent cx="5029200" cy="2514600"/>
             <wp:docPr id="5" name="Picture 5"/>
             <wp:cNvGraphicFramePr>
               <a:graphicFrameLocks noChangeAspect="1"/>
@@ -3820,7 +7708,7 @@
                   <pic:spPr>
                     <a:xfrm>
                       <a:off x="0" y="0"/>
-                      <a:ext cx="5486400" cy="2743200"/>
+                      <a:ext cx="5029200" cy="2514600"/>
                     </a:xfrm>
                     <a:prstGeom prst="rect"/>
                   </pic:spPr>
@@ -3856,13 +7744,645 @@
     </w:p>
     <w:p>
       <w:r>
-        <w:t>• Decisiones Robustas: Mantener Línea B en doble turno pleno los 5 años; abastecer 100% de la exportación; política de cero inventario interanual.</w:t>
+        <w:t>1. Planteo Formal del Criterio Minimax Regret de Savage:</w:t>
         <w:br/>
-        <w:t>• Decisiones Contingentes: Importación desde China y reconversión de Línea A dependen totalmente del tipo de cambio y de la demanda agraria.</w:t>
+        <w:t>Se evalúa el arrepentimiento máximo de comprometer cada decisión estratégica hoy frente a los 4 estados posibles de la economía. El arrepentimiento R(i, j) = max_k P(k, j) - P(i, j) mide cuánto dinero dejó de ganar la empresa respecto a la mejor decisión que pudo haber tomado conociendo el escenario de antemano.</w:t>
+      </w:r>
+    </w:p>
+    <w:tbl>
+      <w:tblPr>
+        <w:tblW w:type="auto" w:w="0"/>
+        <w:jc w:val="center"/>
+        <w:tblLook w:firstColumn="1" w:firstRow="1" w:lastColumn="0" w:lastRow="0" w:noHBand="0" w:noVBand="1" w:val="04A0"/>
+      </w:tblPr>
+      <w:tblGrid>
+        <w:gridCol w:w="1560"/>
+        <w:gridCol w:w="1560"/>
+        <w:gridCol w:w="1560"/>
+        <w:gridCol w:w="1560"/>
+        <w:gridCol w:w="1560"/>
+        <w:gridCol w:w="1560"/>
+      </w:tblGrid>
+      <w:tr>
+        <w:tc>
+          <w:tcPr>
+            <w:tcW w:type="dxa" w:w="1560"/>
+            <w:shd w:fill="1F4E79"/>
+            <w:tcMar>
+              <w:top w:w="100" w:type="dxa"/>
+              <w:bottom w:w="100" w:type="dxa"/>
+              <w:left w:w="120" w:type="dxa"/>
+              <w:right w:w="120" w:type="dxa"/>
+            </w:tcMar>
+          </w:tcPr>
+          <w:p>
+            <w:r>
+              <w:rPr>
+                <w:b/>
+                <w:color w:val="FFFFFF"/>
+                <w:sz w:val="19"/>
+              </w:rPr>
+              <w:t>Estrategia / Decisión</w:t>
+            </w:r>
+          </w:p>
+        </w:tc>
+        <w:tc>
+          <w:tcPr>
+            <w:tcW w:type="dxa" w:w="1560"/>
+            <w:shd w:fill="1F4E79"/>
+            <w:tcMar>
+              <w:top w:w="100" w:type="dxa"/>
+              <w:bottom w:w="100" w:type="dxa"/>
+              <w:left w:w="120" w:type="dxa"/>
+              <w:right w:w="120" w:type="dxa"/>
+            </w:tcMar>
+          </w:tcPr>
+          <w:p>
+            <w:r>
+              <w:rPr>
+                <w:b/>
+                <w:color w:val="FFFFFF"/>
+                <w:sz w:val="19"/>
+              </w:rPr>
+              <w:t>E1: Base</w:t>
+            </w:r>
+          </w:p>
+        </w:tc>
+        <w:tc>
+          <w:tcPr>
+            <w:tcW w:type="dxa" w:w="1560"/>
+            <w:shd w:fill="1F4E79"/>
+            <w:tcMar>
+              <w:top w:w="100" w:type="dxa"/>
+              <w:bottom w:w="100" w:type="dxa"/>
+              <w:left w:w="120" w:type="dxa"/>
+              <w:right w:w="120" w:type="dxa"/>
+            </w:tcMar>
+          </w:tcPr>
+          <w:p>
+            <w:r>
+              <w:rPr>
+                <w:b/>
+                <w:color w:val="FFFFFF"/>
+                <w:sz w:val="19"/>
+              </w:rPr>
+              <w:t>E2: Deval.</w:t>
+            </w:r>
+          </w:p>
+        </w:tc>
+        <w:tc>
+          <w:tcPr>
+            <w:tcW w:type="dxa" w:w="1560"/>
+            <w:shd w:fill="1F4E79"/>
+            <w:tcMar>
+              <w:top w:w="100" w:type="dxa"/>
+              <w:bottom w:w="100" w:type="dxa"/>
+              <w:left w:w="120" w:type="dxa"/>
+              <w:right w:w="120" w:type="dxa"/>
+            </w:tcMar>
+          </w:tcPr>
+          <w:p>
+            <w:r>
+              <w:rPr>
+                <w:b/>
+                <w:color w:val="FFFFFF"/>
+                <w:sz w:val="19"/>
+              </w:rPr>
+              <w:t>E3: Boom</w:t>
+            </w:r>
+          </w:p>
+        </w:tc>
+        <w:tc>
+          <w:tcPr>
+            <w:tcW w:type="dxa" w:w="1560"/>
+            <w:shd w:fill="1F4E79"/>
+            <w:tcMar>
+              <w:top w:w="100" w:type="dxa"/>
+              <w:bottom w:w="100" w:type="dxa"/>
+              <w:left w:w="120" w:type="dxa"/>
+              <w:right w:w="120" w:type="dxa"/>
+            </w:tcMar>
+          </w:tcPr>
+          <w:p>
+            <w:r>
+              <w:rPr>
+                <w:b/>
+                <w:color w:val="FFFFFF"/>
+                <w:sz w:val="19"/>
+              </w:rPr>
+              <w:t>E4: Cierre Reg.</w:t>
+            </w:r>
+          </w:p>
+        </w:tc>
+        <w:tc>
+          <w:tcPr>
+            <w:tcW w:type="dxa" w:w="1560"/>
+            <w:shd w:fill="1F4E79"/>
+            <w:tcMar>
+              <w:top w:w="100" w:type="dxa"/>
+              <w:bottom w:w="100" w:type="dxa"/>
+              <w:left w:w="120" w:type="dxa"/>
+              <w:right w:w="120" w:type="dxa"/>
+            </w:tcMar>
+          </w:tcPr>
+          <w:p>
+            <w:r>
+              <w:rPr>
+                <w:b/>
+                <w:color w:val="FFFFFF"/>
+                <w:sz w:val="19"/>
+              </w:rPr>
+              <w:t>Arrepentimiento Máximo</w:t>
+            </w:r>
+          </w:p>
+        </w:tc>
+      </w:tr>
+      <w:tr>
+        <w:tc>
+          <w:tcPr>
+            <w:tcW w:type="dxa" w:w="1560"/>
+            <w:shd w:fill="F2F5F9"/>
+            <w:tcMar>
+              <w:top w:w="60" w:type="dxa"/>
+              <w:bottom w:w="60" w:type="dxa"/>
+              <w:left w:w="100" w:type="dxa"/>
+              <w:right w:w="100" w:type="dxa"/>
+            </w:tcMar>
+          </w:tcPr>
+          <w:p>
+            <w:r>
+              <w:rPr>
+                <w:sz w:val="18"/>
+              </w:rPr>
+              <w:t>S1: Plan Base Local</w:t>
+            </w:r>
+          </w:p>
+        </w:tc>
+        <w:tc>
+          <w:tcPr>
+            <w:tcW w:type="dxa" w:w="1560"/>
+            <w:shd w:fill="F2F5F9"/>
+            <w:tcMar>
+              <w:top w:w="60" w:type="dxa"/>
+              <w:bottom w:w="60" w:type="dxa"/>
+              <w:left w:w="100" w:type="dxa"/>
+              <w:right w:w="100" w:type="dxa"/>
+            </w:tcMar>
+          </w:tcPr>
+          <w:p>
+            <w:r>
+              <w:rPr>
+                <w:sz w:val="18"/>
+              </w:rPr>
+              <w:t>$109,6 M</w:t>
+            </w:r>
+          </w:p>
+        </w:tc>
+        <w:tc>
+          <w:tcPr>
+            <w:tcW w:type="dxa" w:w="1560"/>
+            <w:shd w:fill="F2F5F9"/>
+            <w:tcMar>
+              <w:top w:w="60" w:type="dxa"/>
+              <w:bottom w:w="60" w:type="dxa"/>
+              <w:left w:w="100" w:type="dxa"/>
+              <w:right w:w="100" w:type="dxa"/>
+            </w:tcMar>
+          </w:tcPr>
+          <w:p>
+            <w:r>
+              <w:rPr>
+                <w:sz w:val="18"/>
+              </w:rPr>
+              <w:t>$0,0 M</w:t>
+            </w:r>
+          </w:p>
+        </w:tc>
+        <w:tc>
+          <w:tcPr>
+            <w:tcW w:type="dxa" w:w="1560"/>
+            <w:shd w:fill="F2F5F9"/>
+            <w:tcMar>
+              <w:top w:w="60" w:type="dxa"/>
+              <w:bottom w:w="60" w:type="dxa"/>
+              <w:left w:w="100" w:type="dxa"/>
+              <w:right w:w="100" w:type="dxa"/>
+            </w:tcMar>
+          </w:tcPr>
+          <w:p>
+            <w:r>
+              <w:rPr>
+                <w:sz w:val="18"/>
+              </w:rPr>
+              <w:t>$18,9 M</w:t>
+            </w:r>
+          </w:p>
+        </w:tc>
+        <w:tc>
+          <w:tcPr>
+            <w:tcW w:type="dxa" w:w="1560"/>
+            <w:shd w:fill="F2F5F9"/>
+            <w:tcMar>
+              <w:top w:w="60" w:type="dxa"/>
+              <w:bottom w:w="60" w:type="dxa"/>
+              <w:left w:w="100" w:type="dxa"/>
+              <w:right w:w="100" w:type="dxa"/>
+            </w:tcMar>
+          </w:tcPr>
+          <w:p>
+            <w:r>
+              <w:rPr>
+                <w:sz w:val="18"/>
+              </w:rPr>
+              <w:t>$0,0 M</w:t>
+            </w:r>
+          </w:p>
+        </w:tc>
+        <w:tc>
+          <w:tcPr>
+            <w:tcW w:type="dxa" w:w="1560"/>
+            <w:shd w:fill="F2F5F9"/>
+            <w:tcMar>
+              <w:top w:w="60" w:type="dxa"/>
+              <w:bottom w:w="60" w:type="dxa"/>
+              <w:left w:w="100" w:type="dxa"/>
+              <w:right w:w="100" w:type="dxa"/>
+            </w:tcMar>
+          </w:tcPr>
+          <w:p>
+            <w:r>
+              <w:rPr>
+                <w:sz w:val="18"/>
+              </w:rPr>
+              <w:t>USD 109,6 M</w:t>
+            </w:r>
+          </w:p>
+        </w:tc>
+      </w:tr>
+      <w:tr>
+        <w:tc>
+          <w:tcPr>
+            <w:tcW w:type="dxa" w:w="1560"/>
+            <w:tcMar>
+              <w:top w:w="60" w:type="dxa"/>
+              <w:bottom w:w="60" w:type="dxa"/>
+              <w:left w:w="100" w:type="dxa"/>
+              <w:right w:w="100" w:type="dxa"/>
+            </w:tcMar>
+          </w:tcPr>
+          <w:p>
+            <w:r>
+              <w:rPr>
+                <w:sz w:val="18"/>
+              </w:rPr>
+              <w:t>S2: Reequipar Línea A (Año 1)</w:t>
+            </w:r>
+          </w:p>
+        </w:tc>
+        <w:tc>
+          <w:tcPr>
+            <w:tcW w:type="dxa" w:w="1560"/>
+            <w:tcMar>
+              <w:top w:w="60" w:type="dxa"/>
+              <w:bottom w:w="60" w:type="dxa"/>
+              <w:left w:w="100" w:type="dxa"/>
+              <w:right w:w="100" w:type="dxa"/>
+            </w:tcMar>
+          </w:tcPr>
+          <w:p>
+            <w:r>
+              <w:rPr>
+                <w:sz w:val="18"/>
+              </w:rPr>
+              <w:t>$126,0 M</w:t>
+            </w:r>
+          </w:p>
+        </w:tc>
+        <w:tc>
+          <w:tcPr>
+            <w:tcW w:type="dxa" w:w="1560"/>
+            <w:tcMar>
+              <w:top w:w="60" w:type="dxa"/>
+              <w:bottom w:w="60" w:type="dxa"/>
+              <w:left w:w="100" w:type="dxa"/>
+              <w:right w:w="100" w:type="dxa"/>
+            </w:tcMar>
+          </w:tcPr>
+          <w:p>
+            <w:r>
+              <w:rPr>
+                <w:sz w:val="18"/>
+              </w:rPr>
+              <w:t>$16,2 M</w:t>
+            </w:r>
+          </w:p>
+        </w:tc>
+        <w:tc>
+          <w:tcPr>
+            <w:tcW w:type="dxa" w:w="1560"/>
+            <w:tcMar>
+              <w:top w:w="60" w:type="dxa"/>
+              <w:bottom w:w="60" w:type="dxa"/>
+              <w:left w:w="100" w:type="dxa"/>
+              <w:right w:w="100" w:type="dxa"/>
+            </w:tcMar>
+          </w:tcPr>
+          <w:p>
+            <w:r>
+              <w:rPr>
+                <w:sz w:val="18"/>
+              </w:rPr>
+              <w:t>$0,0 M</w:t>
+            </w:r>
+          </w:p>
+        </w:tc>
+        <w:tc>
+          <w:tcPr>
+            <w:tcW w:type="dxa" w:w="1560"/>
+            <w:tcMar>
+              <w:top w:w="60" w:type="dxa"/>
+              <w:bottom w:w="60" w:type="dxa"/>
+              <w:left w:w="100" w:type="dxa"/>
+              <w:right w:w="100" w:type="dxa"/>
+            </w:tcMar>
+          </w:tcPr>
+          <w:p>
+            <w:r>
+              <w:rPr>
+                <w:sz w:val="18"/>
+              </w:rPr>
+              <w:t>$16,4 M</w:t>
+            </w:r>
+          </w:p>
+        </w:tc>
+        <w:tc>
+          <w:tcPr>
+            <w:tcW w:type="dxa" w:w="1560"/>
+            <w:tcMar>
+              <w:top w:w="60" w:type="dxa"/>
+              <w:bottom w:w="60" w:type="dxa"/>
+              <w:left w:w="100" w:type="dxa"/>
+              <w:right w:w="100" w:type="dxa"/>
+            </w:tcMar>
+          </w:tcPr>
+          <w:p>
+            <w:r>
+              <w:rPr>
+                <w:sz w:val="18"/>
+              </w:rPr>
+              <w:t>USD 126,0 M</w:t>
+            </w:r>
+          </w:p>
+        </w:tc>
+      </w:tr>
+      <w:tr>
+        <w:tc>
+          <w:tcPr>
+            <w:tcW w:type="dxa" w:w="1560"/>
+            <w:shd w:fill="F2F5F9"/>
+            <w:tcMar>
+              <w:top w:w="60" w:type="dxa"/>
+              <w:bottom w:w="60" w:type="dxa"/>
+              <w:left w:w="100" w:type="dxa"/>
+              <w:right w:w="100" w:type="dxa"/>
+            </w:tcMar>
+          </w:tcPr>
+          <w:p>
+            <w:r>
+              <w:rPr>
+                <w:sz w:val="18"/>
+              </w:rPr>
+              <w:t>S3: Importar China (Año 2)</w:t>
+            </w:r>
+          </w:p>
+        </w:tc>
+        <w:tc>
+          <w:tcPr>
+            <w:tcW w:type="dxa" w:w="1560"/>
+            <w:shd w:fill="F2F5F9"/>
+            <w:tcMar>
+              <w:top w:w="60" w:type="dxa"/>
+              <w:bottom w:w="60" w:type="dxa"/>
+              <w:left w:w="100" w:type="dxa"/>
+              <w:right w:w="100" w:type="dxa"/>
+            </w:tcMar>
+          </w:tcPr>
+          <w:p>
+            <w:r>
+              <w:rPr>
+                <w:sz w:val="18"/>
+              </w:rPr>
+              <w:t>$0,0 M</w:t>
+            </w:r>
+          </w:p>
+        </w:tc>
+        <w:tc>
+          <w:tcPr>
+            <w:tcW w:type="dxa" w:w="1560"/>
+            <w:shd w:fill="F2F5F9"/>
+            <w:tcMar>
+              <w:top w:w="60" w:type="dxa"/>
+              <w:bottom w:w="60" w:type="dxa"/>
+              <w:left w:w="100" w:type="dxa"/>
+              <w:right w:w="100" w:type="dxa"/>
+            </w:tcMar>
+          </w:tcPr>
+          <w:p>
+            <w:r>
+              <w:rPr>
+                <w:sz w:val="18"/>
+              </w:rPr>
+              <w:t>$115,7 M</w:t>
+            </w:r>
+          </w:p>
+        </w:tc>
+        <w:tc>
+          <w:tcPr>
+            <w:tcW w:type="dxa" w:w="1560"/>
+            <w:shd w:fill="F2F5F9"/>
+            <w:tcMar>
+              <w:top w:w="60" w:type="dxa"/>
+              <w:bottom w:w="60" w:type="dxa"/>
+              <w:left w:w="100" w:type="dxa"/>
+              <w:right w:w="100" w:type="dxa"/>
+            </w:tcMar>
+          </w:tcPr>
+          <w:p>
+            <w:r>
+              <w:rPr>
+                <w:sz w:val="18"/>
+              </w:rPr>
+              <w:t>$0,0 M</w:t>
+            </w:r>
+          </w:p>
+        </w:tc>
+        <w:tc>
+          <w:tcPr>
+            <w:tcW w:type="dxa" w:w="1560"/>
+            <w:shd w:fill="F2F5F9"/>
+            <w:tcMar>
+              <w:top w:w="60" w:type="dxa"/>
+              <w:bottom w:w="60" w:type="dxa"/>
+              <w:left w:w="100" w:type="dxa"/>
+              <w:right w:w="100" w:type="dxa"/>
+            </w:tcMar>
+          </w:tcPr>
+          <w:p>
+            <w:r>
+              <w:rPr>
+                <w:sz w:val="18"/>
+              </w:rPr>
+              <w:t>$69,1 M</w:t>
+            </w:r>
+          </w:p>
+        </w:tc>
+        <w:tc>
+          <w:tcPr>
+            <w:tcW w:type="dxa" w:w="1560"/>
+            <w:shd w:fill="F2F5F9"/>
+            <w:tcMar>
+              <w:top w:w="60" w:type="dxa"/>
+              <w:bottom w:w="60" w:type="dxa"/>
+              <w:left w:w="100" w:type="dxa"/>
+              <w:right w:w="100" w:type="dxa"/>
+            </w:tcMar>
+          </w:tcPr>
+          <w:p>
+            <w:r>
+              <w:rPr>
+                <w:sz w:val="18"/>
+              </w:rPr>
+              <w:t>USD 115,7 M</w:t>
+            </w:r>
+          </w:p>
+        </w:tc>
+      </w:tr>
+      <w:tr>
+        <w:tc>
+          <w:tcPr>
+            <w:tcW w:type="dxa" w:w="1560"/>
+            <w:tcMar>
+              <w:top w:w="60" w:type="dxa"/>
+              <w:bottom w:w="60" w:type="dxa"/>
+              <w:left w:w="100" w:type="dxa"/>
+              <w:right w:w="100" w:type="dxa"/>
+            </w:tcMar>
+          </w:tcPr>
+          <w:p>
+            <w:r>
+              <w:rPr>
+                <w:sz w:val="18"/>
+              </w:rPr>
+              <w:t>S_E: Opciones Abiertas (Esperar)</w:t>
+            </w:r>
+          </w:p>
+        </w:tc>
+        <w:tc>
+          <w:tcPr>
+            <w:tcW w:type="dxa" w:w="1560"/>
+            <w:tcMar>
+              <w:top w:w="60" w:type="dxa"/>
+              <w:bottom w:w="60" w:type="dxa"/>
+              <w:left w:w="100" w:type="dxa"/>
+              <w:right w:w="100" w:type="dxa"/>
+            </w:tcMar>
+          </w:tcPr>
+          <w:p>
+            <w:r>
+              <w:rPr>
+                <w:sz w:val="18"/>
+              </w:rPr>
+              <w:t>$15,4 M</w:t>
+            </w:r>
+          </w:p>
+        </w:tc>
+        <w:tc>
+          <w:tcPr>
+            <w:tcW w:type="dxa" w:w="1560"/>
+            <w:tcMar>
+              <w:top w:w="60" w:type="dxa"/>
+              <w:bottom w:w="60" w:type="dxa"/>
+              <w:left w:w="100" w:type="dxa"/>
+              <w:right w:w="100" w:type="dxa"/>
+            </w:tcMar>
+          </w:tcPr>
+          <w:p>
+            <w:r>
+              <w:rPr>
+                <w:sz w:val="18"/>
+              </w:rPr>
+              <w:t>$0,0 M</w:t>
+            </w:r>
+          </w:p>
+        </w:tc>
+        <w:tc>
+          <w:tcPr>
+            <w:tcW w:type="dxa" w:w="1560"/>
+            <w:tcMar>
+              <w:top w:w="60" w:type="dxa"/>
+              <w:bottom w:w="60" w:type="dxa"/>
+              <w:left w:w="100" w:type="dxa"/>
+              <w:right w:w="100" w:type="dxa"/>
+            </w:tcMar>
+          </w:tcPr>
+          <w:p>
+            <w:r>
+              <w:rPr>
+                <w:sz w:val="18"/>
+              </w:rPr>
+              <w:t>$0,0 M</w:t>
+            </w:r>
+          </w:p>
+        </w:tc>
+        <w:tc>
+          <w:tcPr>
+            <w:tcW w:type="dxa" w:w="1560"/>
+            <w:tcMar>
+              <w:top w:w="60" w:type="dxa"/>
+              <w:bottom w:w="60" w:type="dxa"/>
+              <w:left w:w="100" w:type="dxa"/>
+              <w:right w:w="100" w:type="dxa"/>
+            </w:tcMar>
+          </w:tcPr>
+          <w:p>
+            <w:r>
+              <w:rPr>
+                <w:sz w:val="18"/>
+              </w:rPr>
+              <w:t>$0,0 M</w:t>
+            </w:r>
+          </w:p>
+        </w:tc>
+        <w:tc>
+          <w:tcPr>
+            <w:tcW w:type="dxa" w:w="1560"/>
+            <w:tcMar>
+              <w:top w:w="60" w:type="dxa"/>
+              <w:bottom w:w="60" w:type="dxa"/>
+              <w:left w:w="100" w:type="dxa"/>
+              <w:right w:w="100" w:type="dxa"/>
+            </w:tcMar>
+          </w:tcPr>
+          <w:p>
+            <w:r>
+              <w:rPr>
+                <w:sz w:val="18"/>
+              </w:rPr>
+              <w:t>USD 15,4 M (ÓPTIMO)</w:t>
+            </w:r>
+          </w:p>
+        </w:tc>
+      </w:tr>
+    </w:tbl>
+    <w:p>
+      <w:r>
+        <w:t>2. Hoja de Ruta Táctica para los Años 1 a 5:</w:t>
         <w:br/>
-        <w:t>• Análisis Minimax Regret: La estrategia de Fabricación Local Flexible (S1) presenta el mínimo arrepentimiento máximo (USD 109,7 M vs USD 115,7 M de importar y USD 125,8 M de reequipar).</w:t>
+        <w:t>• Año 1: Operar según el Plan Base (Línea A mañana, Línea B doble turno). Renegociar con Autonomy a &gt; USD 28.550 (o liberar capacidad). No comprometer ni los USD 12M de obra ni los USD 8M de importación.</w:t>
         <w:br/>
-        <w:t>• Hoja de Ruta Táctica: En Años 1 y 2 mantener la fábrica operativa en Zárate sin asumir costos irreversibles de despido o inversión; renegociar el precio con Autonomy a &gt; USD 28.550; y evaluar la reconversión o importación recién al cierre del Año 2 una vez clarificado el nuevo régimen político-económico.</w:t>
+        <w:t>• Años 1 y 2: Seguir la demanda real del agro (umbral es +17%) y el tipo de cambio real frente a las elecciones.</w:t>
+        <w:br/>
+        <w:t>• Cierre de Año 2: Con las variables despejadas, decidir reconversión o importación con mínimo riesgo.</w:t>
       </w:r>
     </w:p>
     <w:sectPr>

--- a/INFORME_EJECUTIVO_AUTOITBA.docx
+++ b/INFORME_EJECUTIVO_AUTOITBA.docx
@@ -58,7 +58,7 @@
           <w:color w:val="262626"/>
           <w:sz w:val="24"/>
         </w:rPr>
-        <w:t>Optimización Matemática (MILP), Demostraciones Analíticas y Recomendación Estratégica (2026-2030)</w:t>
+        <w:t>Optimización Matemática (MILP), Procedimientos de Código Paso a Paso y Verificación de Respuestas</w:t>
       </w:r>
     </w:p>
     <w:tbl>
@@ -300,7 +300,7 @@
         <w:rPr>
           <w:color w:val="1F4E79"/>
         </w:rPr>
-        <w:t>Resumen Ejecutivo y Cuadro de Respuestas</w:t>
+        <w:t>Resumen Ejecutivo y Cuadro de Respuestas a las Consignas</w:t>
       </w:r>
     </w:p>
     <w:p>
@@ -467,7 +467,7 @@
               <w:rPr>
                 <w:sz w:val="18"/>
               </w:rPr>
-              <w:t>Utilidad: USD 1.916,3 M / 1.993,5 M (Inv = 0)</w:t>
+              <w:t>Utilidad: USD 1.993,49 M (Inv = 0)</w:t>
             </w:r>
           </w:p>
         </w:tc>
@@ -546,7 +546,7 @@
               <w:rPr>
                 <w:sz w:val="18"/>
               </w:rPr>
-              <w:t>Utilidad: USD 3.779,1 M (+96,1%)</w:t>
+              <w:t>Utilidad: USD 3.910,05 M (+96,1%)</w:t>
             </w:r>
           </w:p>
         </w:tc>
@@ -1752,50 +1752,7 @@
         <w:rPr>
           <w:color w:val="2F5597"/>
         </w:rPr>
-        <w:t>a.iii) Función Objetivo (Funcional Z)</w:t>
-      </w:r>
-    </w:p>
-    <w:p>
-      <w:r>
-        <w:rPr>
-          <w:b/>
-        </w:rPr>
-        <w:t>MAX Z = ∑ [ Ingresos(t) - Costos_USD(t) ]</w:t>
-        <w:br/>
-      </w:r>
-      <w:r>
-        <w:t>• Ingresos(t) = ∑ sLoc(v,t)·P_local(v) + ∑ sExp(v,t)·[P_local(v)·1.05] + Autonomy(t)·27.500</w:t>
-        <w:br/>
-      </w:r>
-      <w:r>
-        <w:t>• Costos_USD(t) = [ C_var(t) + C_inv(t) + C_encendido(t) + C_laboral(t) ] / TC(t)</w:t>
-        <w:br/>
-      </w:r>
-      <w:r>
-        <w:t xml:space="preserve">  - C_var(t) = ∑ X(v,l,s,t) · CV1(v) · (1.20)^(t-1)</w:t>
-        <w:br/>
-      </w:r>
-      <w:r>
-        <w:t xml:space="preserve">  - C_inv(t) = ∑ I(v,t) · 0.25 · CV1(v) · (1.20)^(t-1)</w:t>
-        <w:br/>
-      </w:r>
-      <w:r>
-        <w:t xml:space="preserve">  - C_encendido(t) = [ 500M·(wA+yA) + 800M·(wB+yB) ] · (1.20)^(t-1)</w:t>
-        <w:br/>
-      </w:r>
-      <w:r>
-        <w:t xml:space="preserve">  - C_laboral(t) = 26M · [ 8·(wA+yA) + 10·(wB+yB) + 5·z ] · (1.20)^(t-1)</w:t>
-      </w:r>
-    </w:p>
-    <w:p>
-      <w:pPr>
-        <w:pStyle w:val="Heading2"/>
-      </w:pPr>
-      <w:r>
-        <w:rPr>
-          <w:color w:val="2F5597"/>
-        </w:rPr>
-        <w:t>a.iv) Parámetros del Modelo</w:t>
+        <w:t>a.iii) Parámetros del Modelo</w:t>
       </w:r>
     </w:p>
     <w:tbl>
@@ -3383,7 +3340,7 @@
         <w:rPr>
           <w:color w:val="2F5597"/>
         </w:rPr>
-        <w:t>a.v) Restricciones Formales (135 Ecuaciones)</w:t>
+        <w:t>a.iv) Restricciones Formales (135 Ecuaciones)</w:t>
       </w:r>
     </w:p>
     <w:p>
@@ -3540,7 +3497,7 @@
         <w:rPr>
           <w:color w:val="1F4E79"/>
         </w:rPr>
-        <w:t>Sección 2: Demostraciones Analíticas y Consignas 1 a 7</w:t>
+        <w:t>Sección 2: Procedimientos de Código Paso a Paso y Verificación de Respuestas</w:t>
       </w:r>
     </w:p>
     <w:p>
@@ -3549,757 +3506,115 @@
       </w:pPr>
       <w:r>
         <w:rPr>
+          <w:color w:val="1F4E79"/>
+        </w:rPr>
+        <w:t>CONSIGNA 1: El Modelo Base a 5 Años</w:t>
+      </w:r>
+    </w:p>
+    <w:p>
+      <w:pPr>
+        <w:pStyle w:val="Heading3"/>
+      </w:pPr>
+      <w:r>
+        <w:rPr>
           <w:color w:val="2F5597"/>
         </w:rPr>
-        <w:t>Consigna 1: Formulación y Plan Óptimo para el Escenario Base</w:t>
+        <w:t>1. ¿Cuál es la idea de negocio?</w:t>
       </w:r>
     </w:p>
     <w:p>
       <w:r>
-        <w:t>1. Planteo y Modelo Conceptual:</w:t>
+        <w:t>Determinar la estrategia óptima para los próximos 5 años bajo las condiciones esperadas ("Escenario Base"):</w:t>
         <w:br/>
-        <w:t>La empresa enfrenta un problema de asignación de capacidad con costos fijos escalonados. La Línea B tiene un costo fijo de encendido anual muy superior al de la Línea A (800 M ARS vs 500 M ARS), y sus operarios demandan salarios más elevados por la mayor dotación (10 operarios vs 8). Sin embargo, las pick-ups aportan márgenes brutos de contribución que oscilan entre USD 6.667 y USD 16.867 por vehículo en el Año 1, mientras que los livianos aportan entre USD 3.333 (LB) y USD 6.200 (LP).</w:t>
+        <w:t>• ¿Qué turnos nos conviene prender en cada línea cada año?</w:t>
+        <w:br/>
+        <w:t>• ¿Cuántas unidades fabricar de cada modelo?</w:t>
+        <w:br/>
+        <w:t>• ¿Nos conviene fabricar de más y guardar autos en el playón (stock) para el año siguiente, o fabricar justo lo que se vende?</w:t>
+      </w:r>
+    </w:p>
+    <w:p>
+      <w:pPr>
+        <w:pStyle w:val="Heading3"/>
+      </w:pPr>
+      <w:r>
+        <w:rPr>
+          <w:color w:val="2F5597"/>
+        </w:rPr>
+        <w:t>2. ¿Cómo lo resuelve el código por dentro?</w:t>
       </w:r>
     </w:p>
     <w:p>
       <w:r>
-        <w:t>2. Resultados Numéricos:</w:t>
+        <w:t>El script principal llama a la función solve_model(scenario='base') dentro de model_engine.py. Esto es lo que hace paso a paso:</w:t>
         <w:br/>
-        <w:t>Al ejecutar el algoritmo Simplex y Branch &amp; Bound con PuLP / CBC:</w:t>
         <w:br/>
-        <w:t>• Utilidad Neta Total a 5 Años: USD 1.916.300.845 (sin propuesta adicional de agronegocios) o USD 1.993.488.793 (con propuesta de agronegocios).</w:t>
+        <w:t>1. La conversión de monedas (Pesos a Dólares):</w:t>
         <w:br/>
-        <w:t>• Turnos Activos: Línea A opera solo turno mañana los 5 años (wA=1, yA=0). Línea B opera en doble turno mañana y tarde los 5 años (wB=1, yB=1).</w:t>
+        <w:t xml:space="preserve">   • Los precios de venta están fijados en dólares (USD).</w:t>
         <w:br/>
-        <w:t>• Inventario en Playón: 0 unidades en todos los años.</w:t>
+        <w:t xml:space="preserve">   • Pero los sueldos, el costo de encender las máquinas y los insumos locales están en pesos argentinos (ARS) y aumentan un 20% anual por inflación.</w:t>
+        <w:br/>
+        <w:t xml:space="preserve">   • El código hace un bucle año por año (for t in years) y calcula cuánto representa cada costo en dólares dividiendo por el dólar oficial de ese año (1.500, 1.750, 1.950, 2.350 y 2.800).</w:t>
+        <w:br/>
+        <w:br/>
+        <w:t>2. Las 'palancas' que el modelo puede mover (Variables de Decisión):</w:t>
+        <w:br/>
+        <w:t xml:space="preserve">   • Variables binarias (Y y W_tarde): Son como llaves de luz (valen 1 o 0).</w:t>
+        <w:br/>
+        <w:t xml:space="preserve">     - Y: ¿Prendemos la Línea A a la mañana? ¿A la tarde? ¿Y la Línea B?</w:t>
+        <w:br/>
+        <w:t xml:space="preserve">     - W_tarde: Si alguna línea abre a la tarde, el sindicato exige contratar 5 operarios extra de peligrosidad. Esta variable se prende en 1 automáticamente si alguna línea trabaja a la tarde.</w:t>
+        <w:br/>
+        <w:t xml:space="preserve">   • Variables continuas (X, S, I):</w:t>
+        <w:br/>
+        <w:t xml:space="preserve">     - X: Cuántos autos fabricar de cada modelo en cada turno y línea.</w:t>
+        <w:br/>
+        <w:t xml:space="preserve">     - S: Cuánto vender en el mercado local, cuánto exportar y cuánto entregar a contratos especiales (Autonomy y Agronegocios).</w:t>
+        <w:br/>
+        <w:t xml:space="preserve">     - I: Cuántos autos quedan guardados en el playón al final de cada año.</w:t>
+        <w:br/>
+        <w:br/>
+        <w:t>3. Los bucles de restricciones (Las reglas que no se pueden romper):</w:t>
+        <w:br/>
+        <w:t xml:space="preserve">   • Bucle de Balance de Inventario: Por cada año y por cada modelo, asegura que:</w:t>
+        <w:br/>
+        <w:t xml:space="preserve">     Lo que tenía del año pasado + Lo que fabriqué hoy = Lo que vendo hoy + Lo que me sobra</w:t>
+        <w:br/>
+        <w:t xml:space="preserve">   • Bucle de Capacidad de Máquinas: La Línea A no puede superar 10.000 autos a la mañana ni 7.500 a la tarde. Para la Línea B se aplica la regla de que 1 pick-up equivale a 1,2 livianos de espacio en la cinta.</w:t>
+        <w:br/>
+        <w:t xml:space="preserve">   • Bucle de Jerarquía de Turnos: No se permite abrir la tarde si la mañana de esa misma línea está apagada.</w:t>
+        <w:br/>
+        <w:t xml:space="preserve">   • Bucle de Demanda: No podés vender más autos de los que los clientes quieren comprar.</w:t>
+        <w:br/>
+        <w:br/>
+        <w:t>4. La Función Objetivo (El criterio de éxito):</w:t>
+        <w:br/>
+        <w:t xml:space="preserve">   • El código le dice al solver: "Maximizá la suma de todos los ingresos por ventas menos todos los costos (insumos, sueldos, encendido de líneas y costo de playón)".</w:t>
       </w:r>
     </w:p>
-    <w:tbl>
-      <w:tblPr>
-        <w:tblW w:type="auto" w:w="0"/>
-        <w:jc w:val="center"/>
-        <w:tblLook w:firstColumn="1" w:firstRow="1" w:lastColumn="0" w:lastRow="0" w:noHBand="0" w:noVBand="1" w:val="04A0"/>
-      </w:tblPr>
-      <w:tblGrid>
-        <w:gridCol w:w="1337"/>
-        <w:gridCol w:w="1337"/>
-        <w:gridCol w:w="1337"/>
-        <w:gridCol w:w="1337"/>
-        <w:gridCol w:w="1337"/>
-        <w:gridCol w:w="1337"/>
-        <w:gridCol w:w="1337"/>
-      </w:tblGrid>
-      <w:tr>
-        <w:tc>
-          <w:tcPr>
-            <w:tcW w:type="dxa" w:w="1337"/>
-            <w:shd w:fill="1F4E79"/>
-            <w:tcMar>
-              <w:top w:w="100" w:type="dxa"/>
-              <w:bottom w:w="100" w:type="dxa"/>
-              <w:left w:w="120" w:type="dxa"/>
-              <w:right w:w="120" w:type="dxa"/>
-            </w:tcMar>
-          </w:tcPr>
-          <w:p>
-            <w:r>
-              <w:rPr>
-                <w:b/>
-                <w:color w:val="FFFFFF"/>
-                <w:sz w:val="19"/>
-              </w:rPr>
-              <w:t>Concepto Financiero</w:t>
-            </w:r>
-          </w:p>
-        </w:tc>
-        <w:tc>
-          <w:tcPr>
-            <w:tcW w:type="dxa" w:w="1337"/>
-            <w:shd w:fill="1F4E79"/>
-            <w:tcMar>
-              <w:top w:w="100" w:type="dxa"/>
-              <w:bottom w:w="100" w:type="dxa"/>
-              <w:left w:w="120" w:type="dxa"/>
-              <w:right w:w="120" w:type="dxa"/>
-            </w:tcMar>
-          </w:tcPr>
-          <w:p>
-            <w:r>
-              <w:rPr>
-                <w:b/>
-                <w:color w:val="FFFFFF"/>
-                <w:sz w:val="19"/>
-              </w:rPr>
-              <w:t>Año 1</w:t>
-            </w:r>
-          </w:p>
-        </w:tc>
-        <w:tc>
-          <w:tcPr>
-            <w:tcW w:type="dxa" w:w="1337"/>
-            <w:shd w:fill="1F4E79"/>
-            <w:tcMar>
-              <w:top w:w="100" w:type="dxa"/>
-              <w:bottom w:w="100" w:type="dxa"/>
-              <w:left w:w="120" w:type="dxa"/>
-              <w:right w:w="120" w:type="dxa"/>
-            </w:tcMar>
-          </w:tcPr>
-          <w:p>
-            <w:r>
-              <w:rPr>
-                <w:b/>
-                <w:color w:val="FFFFFF"/>
-                <w:sz w:val="19"/>
-              </w:rPr>
-              <w:t>Año 2</w:t>
-            </w:r>
-          </w:p>
-        </w:tc>
-        <w:tc>
-          <w:tcPr>
-            <w:tcW w:type="dxa" w:w="1337"/>
-            <w:shd w:fill="1F4E79"/>
-            <w:tcMar>
-              <w:top w:w="100" w:type="dxa"/>
-              <w:bottom w:w="100" w:type="dxa"/>
-              <w:left w:w="120" w:type="dxa"/>
-              <w:right w:w="120" w:type="dxa"/>
-            </w:tcMar>
-          </w:tcPr>
-          <w:p>
-            <w:r>
-              <w:rPr>
-                <w:b/>
-                <w:color w:val="FFFFFF"/>
-                <w:sz w:val="19"/>
-              </w:rPr>
-              <w:t>Año 3</w:t>
-            </w:r>
-          </w:p>
-        </w:tc>
-        <w:tc>
-          <w:tcPr>
-            <w:tcW w:type="dxa" w:w="1337"/>
-            <w:shd w:fill="1F4E79"/>
-            <w:tcMar>
-              <w:top w:w="100" w:type="dxa"/>
-              <w:bottom w:w="100" w:type="dxa"/>
-              <w:left w:w="120" w:type="dxa"/>
-              <w:right w:w="120" w:type="dxa"/>
-            </w:tcMar>
-          </w:tcPr>
-          <w:p>
-            <w:r>
-              <w:rPr>
-                <w:b/>
-                <w:color w:val="FFFFFF"/>
-                <w:sz w:val="19"/>
-              </w:rPr>
-              <w:t>Año 4</w:t>
-            </w:r>
-          </w:p>
-        </w:tc>
-        <w:tc>
-          <w:tcPr>
-            <w:tcW w:type="dxa" w:w="1337"/>
-            <w:shd w:fill="1F4E79"/>
-            <w:tcMar>
-              <w:top w:w="100" w:type="dxa"/>
-              <w:bottom w:w="100" w:type="dxa"/>
-              <w:left w:w="120" w:type="dxa"/>
-              <w:right w:w="120" w:type="dxa"/>
-            </w:tcMar>
-          </w:tcPr>
-          <w:p>
-            <w:r>
-              <w:rPr>
-                <w:b/>
-                <w:color w:val="FFFFFF"/>
-                <w:sz w:val="19"/>
-              </w:rPr>
-              <w:t>Año 5</w:t>
-            </w:r>
-          </w:p>
-        </w:tc>
-        <w:tc>
-          <w:tcPr>
-            <w:tcW w:type="dxa" w:w="1337"/>
-            <w:shd w:fill="1F4E79"/>
-            <w:tcMar>
-              <w:top w:w="100" w:type="dxa"/>
-              <w:bottom w:w="100" w:type="dxa"/>
-              <w:left w:w="120" w:type="dxa"/>
-              <w:right w:w="120" w:type="dxa"/>
-            </w:tcMar>
-          </w:tcPr>
-          <w:p>
-            <w:r>
-              <w:rPr>
-                <w:b/>
-                <w:color w:val="FFFFFF"/>
-                <w:sz w:val="19"/>
-              </w:rPr>
-              <w:t>Total Acumulado</w:t>
-            </w:r>
-          </w:p>
-        </w:tc>
-      </w:tr>
-      <w:tr>
-        <w:tc>
-          <w:tcPr>
-            <w:tcW w:type="dxa" w:w="1337"/>
-            <w:shd w:fill="F2F5F9"/>
-            <w:tcMar>
-              <w:top w:w="60" w:type="dxa"/>
-              <w:bottom w:w="60" w:type="dxa"/>
-              <w:left w:w="100" w:type="dxa"/>
-              <w:right w:w="100" w:type="dxa"/>
-            </w:tcMar>
-          </w:tcPr>
-          <w:p>
-            <w:r>
-              <w:rPr>
-                <w:sz w:val="18"/>
-              </w:rPr>
-              <w:t>Tipo de Cambio (ARS/USD)</w:t>
-            </w:r>
-          </w:p>
-        </w:tc>
-        <w:tc>
-          <w:tcPr>
-            <w:tcW w:type="dxa" w:w="1337"/>
-            <w:shd w:fill="F2F5F9"/>
-            <w:tcMar>
-              <w:top w:w="60" w:type="dxa"/>
-              <w:bottom w:w="60" w:type="dxa"/>
-              <w:left w:w="100" w:type="dxa"/>
-              <w:right w:w="100" w:type="dxa"/>
-            </w:tcMar>
-          </w:tcPr>
-          <w:p>
-            <w:r>
-              <w:rPr>
-                <w:sz w:val="18"/>
-              </w:rPr>
-              <w:t>1.500</w:t>
-            </w:r>
-          </w:p>
-        </w:tc>
-        <w:tc>
-          <w:tcPr>
-            <w:tcW w:type="dxa" w:w="1337"/>
-            <w:shd w:fill="F2F5F9"/>
-            <w:tcMar>
-              <w:top w:w="60" w:type="dxa"/>
-              <w:bottom w:w="60" w:type="dxa"/>
-              <w:left w:w="100" w:type="dxa"/>
-              <w:right w:w="100" w:type="dxa"/>
-            </w:tcMar>
-          </w:tcPr>
-          <w:p>
-            <w:r>
-              <w:rPr>
-                <w:sz w:val="18"/>
-              </w:rPr>
-              <w:t>1.750</w:t>
-            </w:r>
-          </w:p>
-        </w:tc>
-        <w:tc>
-          <w:tcPr>
-            <w:tcW w:type="dxa" w:w="1337"/>
-            <w:shd w:fill="F2F5F9"/>
-            <w:tcMar>
-              <w:top w:w="60" w:type="dxa"/>
-              <w:bottom w:w="60" w:type="dxa"/>
-              <w:left w:w="100" w:type="dxa"/>
-              <w:right w:w="100" w:type="dxa"/>
-            </w:tcMar>
-          </w:tcPr>
-          <w:p>
-            <w:r>
-              <w:rPr>
-                <w:sz w:val="18"/>
-              </w:rPr>
-              <w:t>1.950</w:t>
-            </w:r>
-          </w:p>
-        </w:tc>
-        <w:tc>
-          <w:tcPr>
-            <w:tcW w:type="dxa" w:w="1337"/>
-            <w:shd w:fill="F2F5F9"/>
-            <w:tcMar>
-              <w:top w:w="60" w:type="dxa"/>
-              <w:bottom w:w="60" w:type="dxa"/>
-              <w:left w:w="100" w:type="dxa"/>
-              <w:right w:w="100" w:type="dxa"/>
-            </w:tcMar>
-          </w:tcPr>
-          <w:p>
-            <w:r>
-              <w:rPr>
-                <w:sz w:val="18"/>
-              </w:rPr>
-              <w:t>2.350</w:t>
-            </w:r>
-          </w:p>
-        </w:tc>
-        <w:tc>
-          <w:tcPr>
-            <w:tcW w:type="dxa" w:w="1337"/>
-            <w:shd w:fill="F2F5F9"/>
-            <w:tcMar>
-              <w:top w:w="60" w:type="dxa"/>
-              <w:bottom w:w="60" w:type="dxa"/>
-              <w:left w:w="100" w:type="dxa"/>
-              <w:right w:w="100" w:type="dxa"/>
-            </w:tcMar>
-          </w:tcPr>
-          <w:p>
-            <w:r>
-              <w:rPr>
-                <w:sz w:val="18"/>
-              </w:rPr>
-              <w:t>2.800</w:t>
-            </w:r>
-          </w:p>
-        </w:tc>
-        <w:tc>
-          <w:tcPr>
-            <w:tcW w:type="dxa" w:w="1337"/>
-            <w:shd w:fill="F2F5F9"/>
-            <w:tcMar>
-              <w:top w:w="60" w:type="dxa"/>
-              <w:bottom w:w="60" w:type="dxa"/>
-              <w:left w:w="100" w:type="dxa"/>
-              <w:right w:w="100" w:type="dxa"/>
-            </w:tcMar>
-          </w:tcPr>
-          <w:p>
-            <w:r>
-              <w:rPr>
-                <w:sz w:val="18"/>
-              </w:rPr>
-              <w:t>—</w:t>
-            </w:r>
-          </w:p>
-        </w:tc>
-      </w:tr>
-      <w:tr>
-        <w:tc>
-          <w:tcPr>
-            <w:tcW w:type="dxa" w:w="1337"/>
-            <w:tcMar>
-              <w:top w:w="60" w:type="dxa"/>
-              <w:bottom w:w="60" w:type="dxa"/>
-              <w:left w:w="100" w:type="dxa"/>
-              <w:right w:w="100" w:type="dxa"/>
-            </w:tcMar>
-          </w:tcPr>
-          <w:p>
-            <w:r>
-              <w:rPr>
-                <w:sz w:val="18"/>
-              </w:rPr>
-              <w:t>Ingresos Totales (USD)</w:t>
-            </w:r>
-          </w:p>
-        </w:tc>
-        <w:tc>
-          <w:tcPr>
-            <w:tcW w:type="dxa" w:w="1337"/>
-            <w:tcMar>
-              <w:top w:w="60" w:type="dxa"/>
-              <w:bottom w:w="60" w:type="dxa"/>
-              <w:left w:w="100" w:type="dxa"/>
-              <w:right w:w="100" w:type="dxa"/>
-            </w:tcMar>
-          </w:tcPr>
-          <w:p>
-            <w:r>
-              <w:rPr>
-                <w:sz w:val="18"/>
-              </w:rPr>
-              <w:t>$2.214,6 M</w:t>
-            </w:r>
-          </w:p>
-        </w:tc>
-        <w:tc>
-          <w:tcPr>
-            <w:tcW w:type="dxa" w:w="1337"/>
-            <w:tcMar>
-              <w:top w:w="60" w:type="dxa"/>
-              <w:bottom w:w="60" w:type="dxa"/>
-              <w:left w:w="100" w:type="dxa"/>
-              <w:right w:w="100" w:type="dxa"/>
-            </w:tcMar>
-          </w:tcPr>
-          <w:p>
-            <w:r>
-              <w:rPr>
-                <w:sz w:val="18"/>
-              </w:rPr>
-              <w:t>$2.275,4 M</w:t>
-            </w:r>
-          </w:p>
-        </w:tc>
-        <w:tc>
-          <w:tcPr>
-            <w:tcW w:type="dxa" w:w="1337"/>
-            <w:tcMar>
-              <w:top w:w="60" w:type="dxa"/>
-              <w:bottom w:w="60" w:type="dxa"/>
-              <w:left w:w="100" w:type="dxa"/>
-              <w:right w:w="100" w:type="dxa"/>
-            </w:tcMar>
-          </w:tcPr>
-          <w:p>
-            <w:r>
-              <w:rPr>
-                <w:sz w:val="18"/>
-              </w:rPr>
-              <w:t>$2.339,1 M</w:t>
-            </w:r>
-          </w:p>
-        </w:tc>
-        <w:tc>
-          <w:tcPr>
-            <w:tcW w:type="dxa" w:w="1337"/>
-            <w:tcMar>
-              <w:top w:w="60" w:type="dxa"/>
-              <w:bottom w:w="60" w:type="dxa"/>
-              <w:left w:w="100" w:type="dxa"/>
-              <w:right w:w="100" w:type="dxa"/>
-            </w:tcMar>
-          </w:tcPr>
-          <w:p>
-            <w:r>
-              <w:rPr>
-                <w:sz w:val="18"/>
-              </w:rPr>
-              <w:t>$2.405,8 M</w:t>
-            </w:r>
-          </w:p>
-        </w:tc>
-        <w:tc>
-          <w:tcPr>
-            <w:tcW w:type="dxa" w:w="1337"/>
-            <w:tcMar>
-              <w:top w:w="60" w:type="dxa"/>
-              <w:bottom w:w="60" w:type="dxa"/>
-              <w:left w:w="100" w:type="dxa"/>
-              <w:right w:w="100" w:type="dxa"/>
-            </w:tcMar>
-          </w:tcPr>
-          <w:p>
-            <w:r>
-              <w:rPr>
-                <w:sz w:val="18"/>
-              </w:rPr>
-              <w:t>$2.475,7 M</w:t>
-            </w:r>
-          </w:p>
-        </w:tc>
-        <w:tc>
-          <w:tcPr>
-            <w:tcW w:type="dxa" w:w="1337"/>
-            <w:tcMar>
-              <w:top w:w="60" w:type="dxa"/>
-              <w:bottom w:w="60" w:type="dxa"/>
-              <w:left w:w="100" w:type="dxa"/>
-              <w:right w:w="100" w:type="dxa"/>
-            </w:tcMar>
-          </w:tcPr>
-          <w:p>
-            <w:r>
-              <w:rPr>
-                <w:sz w:val="18"/>
-              </w:rPr>
-              <w:t>$11.710,7 M</w:t>
-            </w:r>
-          </w:p>
-        </w:tc>
-      </w:tr>
-      <w:tr>
-        <w:tc>
-          <w:tcPr>
-            <w:tcW w:type="dxa" w:w="1337"/>
-            <w:shd w:fill="F2F5F9"/>
-            <w:tcMar>
-              <w:top w:w="60" w:type="dxa"/>
-              <w:bottom w:w="60" w:type="dxa"/>
-              <w:left w:w="100" w:type="dxa"/>
-              <w:right w:w="100" w:type="dxa"/>
-            </w:tcMar>
-          </w:tcPr>
-          <w:p>
-            <w:r>
-              <w:rPr>
-                <w:sz w:val="18"/>
-              </w:rPr>
-              <w:t>Costos Totales (USD)</w:t>
-            </w:r>
-          </w:p>
-        </w:tc>
-        <w:tc>
-          <w:tcPr>
-            <w:tcW w:type="dxa" w:w="1337"/>
-            <w:shd w:fill="F2F5F9"/>
-            <w:tcMar>
-              <w:top w:w="60" w:type="dxa"/>
-              <w:bottom w:w="60" w:type="dxa"/>
-              <w:left w:w="100" w:type="dxa"/>
-              <w:right w:w="100" w:type="dxa"/>
-            </w:tcMar>
-          </w:tcPr>
-          <w:p>
-            <w:r>
-              <w:rPr>
-                <w:sz w:val="18"/>
-              </w:rPr>
-              <w:t>-$1.725,9 M</w:t>
-            </w:r>
-          </w:p>
-        </w:tc>
-        <w:tc>
-          <w:tcPr>
-            <w:tcW w:type="dxa" w:w="1337"/>
-            <w:shd w:fill="F2F5F9"/>
-            <w:tcMar>
-              <w:top w:w="60" w:type="dxa"/>
-              <w:bottom w:w="60" w:type="dxa"/>
-              <w:left w:w="100" w:type="dxa"/>
-              <w:right w:w="100" w:type="dxa"/>
-            </w:tcMar>
-          </w:tcPr>
-          <w:p>
-            <w:r>
-              <w:rPr>
-                <w:sz w:val="18"/>
-              </w:rPr>
-              <w:t>-$1.825,2 M</w:t>
-            </w:r>
-          </w:p>
-        </w:tc>
-        <w:tc>
-          <w:tcPr>
-            <w:tcW w:type="dxa" w:w="1337"/>
-            <w:shd w:fill="F2F5F9"/>
-            <w:tcMar>
-              <w:top w:w="60" w:type="dxa"/>
-              <w:bottom w:w="60" w:type="dxa"/>
-              <w:left w:w="100" w:type="dxa"/>
-              <w:right w:w="100" w:type="dxa"/>
-            </w:tcMar>
-          </w:tcPr>
-          <w:p>
-            <w:r>
-              <w:rPr>
-                <w:sz w:val="18"/>
-              </w:rPr>
-              <w:t>-$2.022,0 M</w:t>
-            </w:r>
-          </w:p>
-        </w:tc>
-        <w:tc>
-          <w:tcPr>
-            <w:tcW w:type="dxa" w:w="1337"/>
-            <w:shd w:fill="F2F5F9"/>
-            <w:tcMar>
-              <w:top w:w="60" w:type="dxa"/>
-              <w:bottom w:w="60" w:type="dxa"/>
-              <w:left w:w="100" w:type="dxa"/>
-              <w:right w:w="100" w:type="dxa"/>
-            </w:tcMar>
-          </w:tcPr>
-          <w:p>
-            <w:r>
-              <w:rPr>
-                <w:sz w:val="18"/>
-              </w:rPr>
-              <w:t>-$2.072,2 M</w:t>
-            </w:r>
-          </w:p>
-        </w:tc>
-        <w:tc>
-          <w:tcPr>
-            <w:tcW w:type="dxa" w:w="1337"/>
-            <w:shd w:fill="F2F5F9"/>
-            <w:tcMar>
-              <w:top w:w="60" w:type="dxa"/>
-              <w:bottom w:w="60" w:type="dxa"/>
-              <w:left w:w="100" w:type="dxa"/>
-              <w:right w:w="100" w:type="dxa"/>
-            </w:tcMar>
-          </w:tcPr>
-          <w:p>
-            <w:r>
-              <w:rPr>
-                <w:sz w:val="18"/>
-              </w:rPr>
-              <w:t>-$2.149,1 M</w:t>
-            </w:r>
-          </w:p>
-        </w:tc>
-        <w:tc>
-          <w:tcPr>
-            <w:tcW w:type="dxa" w:w="1337"/>
-            <w:shd w:fill="F2F5F9"/>
-            <w:tcMar>
-              <w:top w:w="60" w:type="dxa"/>
-              <w:bottom w:w="60" w:type="dxa"/>
-              <w:left w:w="100" w:type="dxa"/>
-              <w:right w:w="100" w:type="dxa"/>
-            </w:tcMar>
-          </w:tcPr>
-          <w:p>
-            <w:r>
-              <w:rPr>
-                <w:sz w:val="18"/>
-              </w:rPr>
-              <w:t>-$9.794,4 M</w:t>
-            </w:r>
-          </w:p>
-        </w:tc>
-      </w:tr>
-      <w:tr>
-        <w:tc>
-          <w:tcPr>
-            <w:tcW w:type="dxa" w:w="1337"/>
-            <w:tcMar>
-              <w:top w:w="60" w:type="dxa"/>
-              <w:bottom w:w="60" w:type="dxa"/>
-              <w:left w:w="100" w:type="dxa"/>
-              <w:right w:w="100" w:type="dxa"/>
-            </w:tcMar>
-          </w:tcPr>
-          <w:p>
-            <w:r>
-              <w:rPr>
-                <w:sz w:val="18"/>
-              </w:rPr>
-              <w:t>Utilidad Neta (USD)</w:t>
-            </w:r>
-          </w:p>
-        </w:tc>
-        <w:tc>
-          <w:tcPr>
-            <w:tcW w:type="dxa" w:w="1337"/>
-            <w:tcMar>
-              <w:top w:w="60" w:type="dxa"/>
-              <w:bottom w:w="60" w:type="dxa"/>
-              <w:left w:w="100" w:type="dxa"/>
-              <w:right w:w="100" w:type="dxa"/>
-            </w:tcMar>
-          </w:tcPr>
-          <w:p>
-            <w:r>
-              <w:rPr>
-                <w:sz w:val="18"/>
-              </w:rPr>
-              <w:t>$488,7 M</w:t>
-            </w:r>
-          </w:p>
-        </w:tc>
-        <w:tc>
-          <w:tcPr>
-            <w:tcW w:type="dxa" w:w="1337"/>
-            <w:tcMar>
-              <w:top w:w="60" w:type="dxa"/>
-              <w:bottom w:w="60" w:type="dxa"/>
-              <w:left w:w="100" w:type="dxa"/>
-              <w:right w:w="100" w:type="dxa"/>
-            </w:tcMar>
-          </w:tcPr>
-          <w:p>
-            <w:r>
-              <w:rPr>
-                <w:sz w:val="18"/>
-              </w:rPr>
-              <w:t>$450,2 M</w:t>
-            </w:r>
-          </w:p>
-        </w:tc>
-        <w:tc>
-          <w:tcPr>
-            <w:tcW w:type="dxa" w:w="1337"/>
-            <w:tcMar>
-              <w:top w:w="60" w:type="dxa"/>
-              <w:bottom w:w="60" w:type="dxa"/>
-              <w:left w:w="100" w:type="dxa"/>
-              <w:right w:w="100" w:type="dxa"/>
-            </w:tcMar>
-          </w:tcPr>
-          <w:p>
-            <w:r>
-              <w:rPr>
-                <w:sz w:val="18"/>
-              </w:rPr>
-              <w:t>$317,1 M</w:t>
-            </w:r>
-          </w:p>
-        </w:tc>
-        <w:tc>
-          <w:tcPr>
-            <w:tcW w:type="dxa" w:w="1337"/>
-            <w:tcMar>
-              <w:top w:w="60" w:type="dxa"/>
-              <w:bottom w:w="60" w:type="dxa"/>
-              <w:left w:w="100" w:type="dxa"/>
-              <w:right w:w="100" w:type="dxa"/>
-            </w:tcMar>
-          </w:tcPr>
-          <w:p>
-            <w:r>
-              <w:rPr>
-                <w:sz w:val="18"/>
-              </w:rPr>
-              <w:t>$333,6 M</w:t>
-            </w:r>
-          </w:p>
-        </w:tc>
-        <w:tc>
-          <w:tcPr>
-            <w:tcW w:type="dxa" w:w="1337"/>
-            <w:tcMar>
-              <w:top w:w="60" w:type="dxa"/>
-              <w:bottom w:w="60" w:type="dxa"/>
-              <w:left w:w="100" w:type="dxa"/>
-              <w:right w:w="100" w:type="dxa"/>
-            </w:tcMar>
-          </w:tcPr>
-          <w:p>
-            <w:r>
-              <w:rPr>
-                <w:sz w:val="18"/>
-              </w:rPr>
-              <w:t>$326,7 M</w:t>
-            </w:r>
-          </w:p>
-        </w:tc>
-        <w:tc>
-          <w:tcPr>
-            <w:tcW w:type="dxa" w:w="1337"/>
-            <w:tcMar>
-              <w:top w:w="60" w:type="dxa"/>
-              <w:bottom w:w="60" w:type="dxa"/>
-              <w:left w:w="100" w:type="dxa"/>
-              <w:right w:w="100" w:type="dxa"/>
-            </w:tcMar>
-          </w:tcPr>
-          <w:p>
-            <w:r>
-              <w:rPr>
-                <w:sz w:val="18"/>
-              </w:rPr>
-              <w:t>$1.916,3 M</w:t>
-            </w:r>
-          </w:p>
-        </w:tc>
-      </w:tr>
-    </w:tbl>
+    <w:p>
+      <w:pPr>
+        <w:pStyle w:val="Heading3"/>
+      </w:pPr>
+      <w:r>
+        <w:rPr>
+          <w:color w:val="2F5597"/>
+        </w:rPr>
+        <w:t>3. ¿Qué resultado arroja y qué significa?</w:t>
+      </w:r>
+    </w:p>
+    <w:p>
+      <w:r>
+        <w:t>• Ganancia total acumulada a 5 años: USD 1.993,49 Millones (o USD 1.916,30 M sin agronegocios).</w:t>
+        <w:br/>
+        <w:t>• Línea A (Livianos): Trabaja solo en Turno Mañana. Nunca hace falta prender el turno tarde porque la demanda de livianos es chica y la mañana alcanza de sobra.</w:t>
+        <w:br/>
+        <w:t>• Línea B (Pick-ups): Trabaja a doble turno pleno (Mañana y Tarde) todos los 5 años. Las pick-ups dejan mucho más margen de ganancia, por lo que conviene explotar la línea al máximo.</w:t>
+        <w:br/>
+        <w:t>• Inventario (Playón): Da cero (0 unidades) en todos los años. Tener autos parados en el playón cuesta un 25% anual de su valor, lo cual es carísimo; el modelo concluye que lo más inteligente es una producción Just-in-Time (fabricar y despachar en el mismo año).</w:t>
+      </w:r>
+    </w:p>
     <w:p>
       <w:r>
         <w:drawing>
@@ -4349,777 +3664,96 @@
       </w:r>
     </w:p>
     <w:p>
-      <w:r>
-        <w:t>3. Interpretación Económica y Fenómeno de Compresión de Margen:</w:t>
-        <w:br/>
-        <w:t>Aunque el volumen físico vendido crece año tras año (de 46.000 a 51.557 vehículos), la utilidad anual cae de USD 489 M a USD 327 M. Esto no es un problema de volumen sino de margen: los costos aumentan al 20% anual en pesos, mientras que el tipo de cambio oficial del REM se devalúa a un ritmo menor en los años 2 a 4. El tipo de cambio se atrasa frente a la inflación de costos, comprimiendo el margen unitario en dólares.</w:t>
-      </w:r>
-    </w:p>
-    <w:p>
       <w:pPr>
         <w:pStyle w:val="Heading2"/>
       </w:pPr>
       <w:r>
         <w:rPr>
+          <w:color w:val="1F4E79"/>
+        </w:rPr>
+        <w:t>CONSIGNA 2: Evaluación de Devaluación Acelerada</w:t>
+      </w:r>
+    </w:p>
+    <w:p>
+      <w:pPr>
+        <w:pStyle w:val="Heading3"/>
+      </w:pPr>
+      <w:r>
+        <w:rPr>
           <w:color w:val="2F5597"/>
         </w:rPr>
-        <w:t>Consigna 2: Evaluación del Escenario de Mayor Devaluación</w:t>
+        <w:t>1. ¿Cuál es la idea de negocio?</w:t>
       </w:r>
     </w:p>
     <w:p>
       <w:r>
-        <w:t>1. Mecanismo de Transmisión Económica:</w:t>
+        <w:t>Evaluar qué le pasa a la empresa si la economía argentina sufre una devaluación más fuerte de lo previsto (el dólar pasa de $1.500 en el Año 1 a $3.550 en el Año 5, en vez de los $2.800 del caso base). Las preguntas centrales de la cátedra son:</w:t>
         <w:br/>
-        <w:t>Al devaluarse el peso de manera acelerada (1.500 -&gt; 2.200 -&gt; 2.650 -&gt; 3.100 -&gt; 3.550), la conversión de los costos operativos en pesos hacia dólares se reduce drásticamente: Costo_USD(t) = Costos_ARS(t) / TC(t). Los ingresos permanecen constantes por estar fijados contractualmente en USD. Por ende, la Utilidad Neta a 5 años casi se duplica, pasando de USD 1.916,3 M a USD 3.779,1 M (+97,2%).</w:t>
+        <w:t>1. ¿Aumenta o disminuye la ganancia neta?</w:t>
+        <w:br/>
+        <w:t>2. ¿Cambia la conveniencia de activar el turno tarde?</w:t>
+        <w:br/>
+        <w:t>3. ¿Cambia la proporción de autos que vendemos en Argentina versus lo que exportamos al MERCOSUR?</w:t>
       </w:r>
     </w:p>
-    <w:tbl>
-      <w:tblPr>
-        <w:tblW w:type="auto" w:w="0"/>
-        <w:jc w:val="center"/>
-        <w:tblLook w:firstColumn="1" w:firstRow="1" w:lastColumn="0" w:lastRow="0" w:noHBand="0" w:noVBand="1" w:val="04A0"/>
-      </w:tblPr>
-      <w:tblGrid>
-        <w:gridCol w:w="1560"/>
-        <w:gridCol w:w="1560"/>
-        <w:gridCol w:w="1560"/>
-        <w:gridCol w:w="1560"/>
-        <w:gridCol w:w="1560"/>
-        <w:gridCol w:w="1560"/>
-      </w:tblGrid>
-      <w:tr>
-        <w:tc>
-          <w:tcPr>
-            <w:tcW w:type="dxa" w:w="1560"/>
-            <w:shd w:fill="1F4E79"/>
-            <w:tcMar>
-              <w:top w:w="100" w:type="dxa"/>
-              <w:bottom w:w="100" w:type="dxa"/>
-              <w:left w:w="120" w:type="dxa"/>
-              <w:right w:w="120" w:type="dxa"/>
-            </w:tcMar>
-          </w:tcPr>
-          <w:p>
-            <w:r>
-              <w:rPr>
-                <w:b/>
-                <w:color w:val="FFFFFF"/>
-                <w:sz w:val="19"/>
-              </w:rPr>
-              <w:t>Métrica / Margen Unitario</w:t>
-            </w:r>
-          </w:p>
-        </w:tc>
-        <w:tc>
-          <w:tcPr>
-            <w:tcW w:type="dxa" w:w="1560"/>
-            <w:shd w:fill="1F4E79"/>
-            <w:tcMar>
-              <w:top w:w="100" w:type="dxa"/>
-              <w:bottom w:w="100" w:type="dxa"/>
-              <w:left w:w="120" w:type="dxa"/>
-              <w:right w:w="120" w:type="dxa"/>
-            </w:tcMar>
-          </w:tcPr>
-          <w:p>
-            <w:r>
-              <w:rPr>
-                <w:b/>
-                <w:color w:val="FFFFFF"/>
-                <w:sz w:val="19"/>
-              </w:rPr>
-              <w:t>Año 1</w:t>
-            </w:r>
-          </w:p>
-        </w:tc>
-        <w:tc>
-          <w:tcPr>
-            <w:tcW w:type="dxa" w:w="1560"/>
-            <w:shd w:fill="1F4E79"/>
-            <w:tcMar>
-              <w:top w:w="100" w:type="dxa"/>
-              <w:bottom w:w="100" w:type="dxa"/>
-              <w:left w:w="120" w:type="dxa"/>
-              <w:right w:w="120" w:type="dxa"/>
-            </w:tcMar>
-          </w:tcPr>
-          <w:p>
-            <w:r>
-              <w:rPr>
-                <w:b/>
-                <w:color w:val="FFFFFF"/>
-                <w:sz w:val="19"/>
-              </w:rPr>
-              <w:t>Año 2</w:t>
-            </w:r>
-          </w:p>
-        </w:tc>
-        <w:tc>
-          <w:tcPr>
-            <w:tcW w:type="dxa" w:w="1560"/>
-            <w:shd w:fill="1F4E79"/>
-            <w:tcMar>
-              <w:top w:w="100" w:type="dxa"/>
-              <w:bottom w:w="100" w:type="dxa"/>
-              <w:left w:w="120" w:type="dxa"/>
-              <w:right w:w="120" w:type="dxa"/>
-            </w:tcMar>
-          </w:tcPr>
-          <w:p>
-            <w:r>
-              <w:rPr>
-                <w:b/>
-                <w:color w:val="FFFFFF"/>
-                <w:sz w:val="19"/>
-              </w:rPr>
-              <w:t>Año 3</w:t>
-            </w:r>
-          </w:p>
-        </w:tc>
-        <w:tc>
-          <w:tcPr>
-            <w:tcW w:type="dxa" w:w="1560"/>
-            <w:shd w:fill="1F4E79"/>
-            <w:tcMar>
-              <w:top w:w="100" w:type="dxa"/>
-              <w:bottom w:w="100" w:type="dxa"/>
-              <w:left w:w="120" w:type="dxa"/>
-              <w:right w:w="120" w:type="dxa"/>
-            </w:tcMar>
-          </w:tcPr>
-          <w:p>
-            <w:r>
-              <w:rPr>
-                <w:b/>
-                <w:color w:val="FFFFFF"/>
-                <w:sz w:val="19"/>
-              </w:rPr>
-              <w:t>Año 4</w:t>
-            </w:r>
-          </w:p>
-        </w:tc>
-        <w:tc>
-          <w:tcPr>
-            <w:tcW w:type="dxa" w:w="1560"/>
-            <w:shd w:fill="1F4E79"/>
-            <w:tcMar>
-              <w:top w:w="100" w:type="dxa"/>
-              <w:bottom w:w="100" w:type="dxa"/>
-              <w:left w:w="120" w:type="dxa"/>
-              <w:right w:w="120" w:type="dxa"/>
-            </w:tcMar>
-          </w:tcPr>
-          <w:p>
-            <w:r>
-              <w:rPr>
-                <w:b/>
-                <w:color w:val="FFFFFF"/>
-                <w:sz w:val="19"/>
-              </w:rPr>
-              <w:t>Año 5</w:t>
-            </w:r>
-          </w:p>
-        </w:tc>
-      </w:tr>
-      <w:tr>
-        <w:tc>
-          <w:tcPr>
-            <w:tcW w:type="dxa" w:w="1560"/>
-            <w:shd w:fill="F2F5F9"/>
-            <w:tcMar>
-              <w:top w:w="60" w:type="dxa"/>
-              <w:bottom w:w="60" w:type="dxa"/>
-              <w:left w:w="100" w:type="dxa"/>
-              <w:right w:w="100" w:type="dxa"/>
-            </w:tcMar>
-          </w:tcPr>
-          <w:p>
-            <w:r>
-              <w:rPr>
-                <w:sz w:val="18"/>
-              </w:rPr>
-              <w:t>Utilidad Base (USD M)</w:t>
-            </w:r>
-          </w:p>
-        </w:tc>
-        <w:tc>
-          <w:tcPr>
-            <w:tcW w:type="dxa" w:w="1560"/>
-            <w:shd w:fill="F2F5F9"/>
-            <w:tcMar>
-              <w:top w:w="60" w:type="dxa"/>
-              <w:bottom w:w="60" w:type="dxa"/>
-              <w:left w:w="100" w:type="dxa"/>
-              <w:right w:w="100" w:type="dxa"/>
-            </w:tcMar>
-          </w:tcPr>
-          <w:p>
-            <w:r>
-              <w:rPr>
-                <w:sz w:val="18"/>
-              </w:rPr>
-              <w:t>$488,7</w:t>
-            </w:r>
-          </w:p>
-        </w:tc>
-        <w:tc>
-          <w:tcPr>
-            <w:tcW w:type="dxa" w:w="1560"/>
-            <w:shd w:fill="F2F5F9"/>
-            <w:tcMar>
-              <w:top w:w="60" w:type="dxa"/>
-              <w:bottom w:w="60" w:type="dxa"/>
-              <w:left w:w="100" w:type="dxa"/>
-              <w:right w:w="100" w:type="dxa"/>
-            </w:tcMar>
-          </w:tcPr>
-          <w:p>
-            <w:r>
-              <w:rPr>
-                <w:sz w:val="18"/>
-              </w:rPr>
-              <w:t>$450,2</w:t>
-            </w:r>
-          </w:p>
-        </w:tc>
-        <w:tc>
-          <w:tcPr>
-            <w:tcW w:type="dxa" w:w="1560"/>
-            <w:shd w:fill="F2F5F9"/>
-            <w:tcMar>
-              <w:top w:w="60" w:type="dxa"/>
-              <w:bottom w:w="60" w:type="dxa"/>
-              <w:left w:w="100" w:type="dxa"/>
-              <w:right w:w="100" w:type="dxa"/>
-            </w:tcMar>
-          </w:tcPr>
-          <w:p>
-            <w:r>
-              <w:rPr>
-                <w:sz w:val="18"/>
-              </w:rPr>
-              <w:t>$317,1</w:t>
-            </w:r>
-          </w:p>
-        </w:tc>
-        <w:tc>
-          <w:tcPr>
-            <w:tcW w:type="dxa" w:w="1560"/>
-            <w:shd w:fill="F2F5F9"/>
-            <w:tcMar>
-              <w:top w:w="60" w:type="dxa"/>
-              <w:bottom w:w="60" w:type="dxa"/>
-              <w:left w:w="100" w:type="dxa"/>
-              <w:right w:w="100" w:type="dxa"/>
-            </w:tcMar>
-          </w:tcPr>
-          <w:p>
-            <w:r>
-              <w:rPr>
-                <w:sz w:val="18"/>
-              </w:rPr>
-              <w:t>$333,6</w:t>
-            </w:r>
-          </w:p>
-        </w:tc>
-        <w:tc>
-          <w:tcPr>
-            <w:tcW w:type="dxa" w:w="1560"/>
-            <w:shd w:fill="F2F5F9"/>
-            <w:tcMar>
-              <w:top w:w="60" w:type="dxa"/>
-              <w:bottom w:w="60" w:type="dxa"/>
-              <w:left w:w="100" w:type="dxa"/>
-              <w:right w:w="100" w:type="dxa"/>
-            </w:tcMar>
-          </w:tcPr>
-          <w:p>
-            <w:r>
-              <w:rPr>
-                <w:sz w:val="18"/>
-              </w:rPr>
-              <w:t>$326,7</w:t>
-            </w:r>
-          </w:p>
-        </w:tc>
-      </w:tr>
-      <w:tr>
-        <w:tc>
-          <w:tcPr>
-            <w:tcW w:type="dxa" w:w="1560"/>
-            <w:tcMar>
-              <w:top w:w="60" w:type="dxa"/>
-              <w:bottom w:w="60" w:type="dxa"/>
-              <w:left w:w="100" w:type="dxa"/>
-              <w:right w:w="100" w:type="dxa"/>
-            </w:tcMar>
-          </w:tcPr>
-          <w:p>
-            <w:r>
-              <w:rPr>
-                <w:sz w:val="18"/>
-              </w:rPr>
-              <w:t>Utilidad Devaluación (USD M)</w:t>
-            </w:r>
-          </w:p>
-        </w:tc>
-        <w:tc>
-          <w:tcPr>
-            <w:tcW w:type="dxa" w:w="1560"/>
-            <w:tcMar>
-              <w:top w:w="60" w:type="dxa"/>
-              <w:bottom w:w="60" w:type="dxa"/>
-              <w:left w:w="100" w:type="dxa"/>
-              <w:right w:w="100" w:type="dxa"/>
-            </w:tcMar>
-          </w:tcPr>
-          <w:p>
-            <w:r>
-              <w:rPr>
-                <w:sz w:val="18"/>
-              </w:rPr>
-              <w:t>$488,7</w:t>
-            </w:r>
-          </w:p>
-        </w:tc>
-        <w:tc>
-          <w:tcPr>
-            <w:tcW w:type="dxa" w:w="1560"/>
-            <w:tcMar>
-              <w:top w:w="60" w:type="dxa"/>
-              <w:bottom w:w="60" w:type="dxa"/>
-              <w:left w:w="100" w:type="dxa"/>
-              <w:right w:w="100" w:type="dxa"/>
-            </w:tcMar>
-          </w:tcPr>
-          <w:p>
-            <w:r>
-              <w:rPr>
-                <w:sz w:val="18"/>
-              </w:rPr>
-              <w:t>$823,5</w:t>
-            </w:r>
-          </w:p>
-        </w:tc>
-        <w:tc>
-          <w:tcPr>
-            <w:tcW w:type="dxa" w:w="1560"/>
-            <w:tcMar>
-              <w:top w:w="60" w:type="dxa"/>
-              <w:bottom w:w="60" w:type="dxa"/>
-              <w:left w:w="100" w:type="dxa"/>
-              <w:right w:w="100" w:type="dxa"/>
-            </w:tcMar>
-          </w:tcPr>
-          <w:p>
-            <w:r>
-              <w:rPr>
-                <w:sz w:val="18"/>
-              </w:rPr>
-              <w:t>$851,2</w:t>
-            </w:r>
-          </w:p>
-        </w:tc>
-        <w:tc>
-          <w:tcPr>
-            <w:tcW w:type="dxa" w:w="1560"/>
-            <w:tcMar>
-              <w:top w:w="60" w:type="dxa"/>
-              <w:bottom w:w="60" w:type="dxa"/>
-              <w:left w:w="100" w:type="dxa"/>
-              <w:right w:w="100" w:type="dxa"/>
-            </w:tcMar>
-          </w:tcPr>
-          <w:p>
-            <w:r>
-              <w:rPr>
-                <w:sz w:val="18"/>
-              </w:rPr>
-              <w:t>$835,0</w:t>
-            </w:r>
-          </w:p>
-        </w:tc>
-        <w:tc>
-          <w:tcPr>
-            <w:tcW w:type="dxa" w:w="1560"/>
-            <w:tcMar>
-              <w:top w:w="60" w:type="dxa"/>
-              <w:bottom w:w="60" w:type="dxa"/>
-              <w:left w:w="100" w:type="dxa"/>
-              <w:right w:w="100" w:type="dxa"/>
-            </w:tcMar>
-          </w:tcPr>
-          <w:p>
-            <w:r>
-              <w:rPr>
-                <w:sz w:val="18"/>
-              </w:rPr>
-              <w:t>$780,7</w:t>
-            </w:r>
-          </w:p>
-        </w:tc>
-      </w:tr>
-      <w:tr>
-        <w:tc>
-          <w:tcPr>
-            <w:tcW w:type="dxa" w:w="1560"/>
-            <w:shd w:fill="F2F5F9"/>
-            <w:tcMar>
-              <w:top w:w="60" w:type="dxa"/>
-              <w:bottom w:w="60" w:type="dxa"/>
-              <w:left w:w="100" w:type="dxa"/>
-              <w:right w:w="100" w:type="dxa"/>
-            </w:tcMar>
-          </w:tcPr>
-          <w:p>
-            <w:r>
-              <w:rPr>
-                <w:sz w:val="18"/>
-              </w:rPr>
-              <w:t>Margen LB Base (USD)</w:t>
-            </w:r>
-          </w:p>
-        </w:tc>
-        <w:tc>
-          <w:tcPr>
-            <w:tcW w:type="dxa" w:w="1560"/>
-            <w:shd w:fill="F2F5F9"/>
-            <w:tcMar>
-              <w:top w:w="60" w:type="dxa"/>
-              <w:bottom w:w="60" w:type="dxa"/>
-              <w:left w:w="100" w:type="dxa"/>
-              <w:right w:w="100" w:type="dxa"/>
-            </w:tcMar>
-          </w:tcPr>
-          <w:p>
-            <w:r>
-              <w:rPr>
-                <w:sz w:val="18"/>
-              </w:rPr>
-              <w:t>$3.333</w:t>
-            </w:r>
-          </w:p>
-        </w:tc>
-        <w:tc>
-          <w:tcPr>
-            <w:tcW w:type="dxa" w:w="1560"/>
-            <w:shd w:fill="F2F5F9"/>
-            <w:tcMar>
-              <w:top w:w="60" w:type="dxa"/>
-              <w:bottom w:w="60" w:type="dxa"/>
-              <w:left w:w="100" w:type="dxa"/>
-              <w:right w:w="100" w:type="dxa"/>
-            </w:tcMar>
-          </w:tcPr>
-          <w:p>
-            <w:r>
-              <w:rPr>
-                <w:sz w:val="18"/>
-              </w:rPr>
-              <w:t>$2.571</w:t>
-            </w:r>
-          </w:p>
-        </w:tc>
-        <w:tc>
-          <w:tcPr>
-            <w:tcW w:type="dxa" w:w="1560"/>
-            <w:shd w:fill="F2F5F9"/>
-            <w:tcMar>
-              <w:top w:w="60" w:type="dxa"/>
-              <w:bottom w:w="60" w:type="dxa"/>
-              <w:left w:w="100" w:type="dxa"/>
-              <w:right w:w="100" w:type="dxa"/>
-            </w:tcMar>
-          </w:tcPr>
-          <w:p>
-            <w:r>
-              <w:rPr>
-                <w:sz w:val="18"/>
-              </w:rPr>
-              <w:t>$462</w:t>
-            </w:r>
-          </w:p>
-        </w:tc>
-        <w:tc>
-          <w:tcPr>
-            <w:tcW w:type="dxa" w:w="1560"/>
-            <w:shd w:fill="F2F5F9"/>
-            <w:tcMar>
-              <w:top w:w="60" w:type="dxa"/>
-              <w:bottom w:w="60" w:type="dxa"/>
-              <w:left w:w="100" w:type="dxa"/>
-              <w:right w:w="100" w:type="dxa"/>
-            </w:tcMar>
-          </w:tcPr>
-          <w:p>
-            <w:r>
-              <w:rPr>
-                <w:sz w:val="18"/>
-              </w:rPr>
-              <w:t>$587</w:t>
-            </w:r>
-          </w:p>
-        </w:tc>
-        <w:tc>
-          <w:tcPr>
-            <w:tcW w:type="dxa" w:w="1560"/>
-            <w:shd w:fill="F2F5F9"/>
-            <w:tcMar>
-              <w:top w:w="60" w:type="dxa"/>
-              <w:bottom w:w="60" w:type="dxa"/>
-              <w:left w:w="100" w:type="dxa"/>
-              <w:right w:w="100" w:type="dxa"/>
-            </w:tcMar>
-          </w:tcPr>
-          <w:p>
-            <w:r>
-              <w:rPr>
-                <w:sz w:val="18"/>
-              </w:rPr>
-              <w:t>$377</w:t>
-            </w:r>
-          </w:p>
-        </w:tc>
-      </w:tr>
-      <w:tr>
-        <w:tc>
-          <w:tcPr>
-            <w:tcW w:type="dxa" w:w="1560"/>
-            <w:tcMar>
-              <w:top w:w="60" w:type="dxa"/>
-              <w:bottom w:w="60" w:type="dxa"/>
-              <w:left w:w="100" w:type="dxa"/>
-              <w:right w:w="100" w:type="dxa"/>
-            </w:tcMar>
-          </w:tcPr>
-          <w:p>
-            <w:r>
-              <w:rPr>
-                <w:sz w:val="18"/>
-              </w:rPr>
-              <w:t>Margen LB Devaluación (USD)</w:t>
-            </w:r>
-          </w:p>
-        </w:tc>
-        <w:tc>
-          <w:tcPr>
-            <w:tcW w:type="dxa" w:w="1560"/>
-            <w:tcMar>
-              <w:top w:w="60" w:type="dxa"/>
-              <w:bottom w:w="60" w:type="dxa"/>
-              <w:left w:w="100" w:type="dxa"/>
-              <w:right w:w="100" w:type="dxa"/>
-            </w:tcMar>
-          </w:tcPr>
-          <w:p>
-            <w:r>
-              <w:rPr>
-                <w:sz w:val="18"/>
-              </w:rPr>
-              <w:t>$3.333</w:t>
-            </w:r>
-          </w:p>
-        </w:tc>
-        <w:tc>
-          <w:tcPr>
-            <w:tcW w:type="dxa" w:w="1560"/>
-            <w:tcMar>
-              <w:top w:w="60" w:type="dxa"/>
-              <w:bottom w:w="60" w:type="dxa"/>
-              <w:left w:w="100" w:type="dxa"/>
-              <w:right w:w="100" w:type="dxa"/>
-            </w:tcMar>
-          </w:tcPr>
-          <w:p>
-            <w:r>
-              <w:rPr>
-                <w:sz w:val="18"/>
-              </w:rPr>
-              <w:t>$8.182</w:t>
-            </w:r>
-          </w:p>
-        </w:tc>
-        <w:tc>
-          <w:tcPr>
-            <w:tcW w:type="dxa" w:w="1560"/>
-            <w:tcMar>
-              <w:top w:w="60" w:type="dxa"/>
-              <w:bottom w:w="60" w:type="dxa"/>
-              <w:left w:w="100" w:type="dxa"/>
-              <w:right w:w="100" w:type="dxa"/>
-            </w:tcMar>
-          </w:tcPr>
-          <w:p>
-            <w:r>
-              <w:rPr>
-                <w:sz w:val="18"/>
-              </w:rPr>
-              <w:t>$8.264</w:t>
-            </w:r>
-          </w:p>
-        </w:tc>
-        <w:tc>
-          <w:tcPr>
-            <w:tcW w:type="dxa" w:w="1560"/>
-            <w:tcMar>
-              <w:top w:w="60" w:type="dxa"/>
-              <w:bottom w:w="60" w:type="dxa"/>
-              <w:left w:w="100" w:type="dxa"/>
-              <w:right w:w="100" w:type="dxa"/>
-            </w:tcMar>
-          </w:tcPr>
-          <w:p>
-            <w:r>
-              <w:rPr>
-                <w:sz w:val="18"/>
-              </w:rPr>
-              <w:t>$7.703</w:t>
-            </w:r>
-          </w:p>
-        </w:tc>
-        <w:tc>
-          <w:tcPr>
-            <w:tcW w:type="dxa" w:w="1560"/>
-            <w:tcMar>
-              <w:top w:w="60" w:type="dxa"/>
-              <w:bottom w:w="60" w:type="dxa"/>
-              <w:left w:w="100" w:type="dxa"/>
-              <w:right w:w="100" w:type="dxa"/>
-            </w:tcMar>
-          </w:tcPr>
-          <w:p>
-            <w:r>
-              <w:rPr>
-                <w:sz w:val="18"/>
-              </w:rPr>
-              <w:t>$6.635</w:t>
-            </w:r>
-          </w:p>
-        </w:tc>
-      </w:tr>
-      <w:tr>
-        <w:tc>
-          <w:tcPr>
-            <w:tcW w:type="dxa" w:w="1560"/>
-            <w:shd w:fill="F2F5F9"/>
-            <w:tcMar>
-              <w:top w:w="60" w:type="dxa"/>
-              <w:bottom w:w="60" w:type="dxa"/>
-              <w:left w:w="100" w:type="dxa"/>
-              <w:right w:w="100" w:type="dxa"/>
-            </w:tcMar>
-          </w:tcPr>
-          <w:p>
-            <w:r>
-              <w:rPr>
-                <w:sz w:val="18"/>
-              </w:rPr>
-              <w:t>Margen PP Devaluación (USD)</w:t>
-            </w:r>
-          </w:p>
-        </w:tc>
-        <w:tc>
-          <w:tcPr>
-            <w:tcW w:type="dxa" w:w="1560"/>
-            <w:shd w:fill="F2F5F9"/>
-            <w:tcMar>
-              <w:top w:w="60" w:type="dxa"/>
-              <w:bottom w:w="60" w:type="dxa"/>
-              <w:left w:w="100" w:type="dxa"/>
-              <w:right w:w="100" w:type="dxa"/>
-            </w:tcMar>
-          </w:tcPr>
-          <w:p>
-            <w:r>
-              <w:rPr>
-                <w:sz w:val="18"/>
-              </w:rPr>
-              <w:t>$16.867</w:t>
-            </w:r>
-          </w:p>
-        </w:tc>
-        <w:tc>
-          <w:tcPr>
-            <w:tcW w:type="dxa" w:w="1560"/>
-            <w:shd w:fill="F2F5F9"/>
-            <w:tcMar>
-              <w:top w:w="60" w:type="dxa"/>
-              <w:bottom w:w="60" w:type="dxa"/>
-              <w:left w:w="100" w:type="dxa"/>
-              <w:right w:w="100" w:type="dxa"/>
-            </w:tcMar>
-          </w:tcPr>
-          <w:p>
-            <w:r>
-              <w:rPr>
-                <w:sz w:val="18"/>
-              </w:rPr>
-              <w:t>$24.255</w:t>
-            </w:r>
-          </w:p>
-        </w:tc>
-        <w:tc>
-          <w:tcPr>
-            <w:tcW w:type="dxa" w:w="1560"/>
-            <w:shd w:fill="F2F5F9"/>
-            <w:tcMar>
-              <w:top w:w="60" w:type="dxa"/>
-              <w:bottom w:w="60" w:type="dxa"/>
-              <w:left w:w="100" w:type="dxa"/>
-              <w:right w:w="100" w:type="dxa"/>
-            </w:tcMar>
-          </w:tcPr>
-          <w:p>
-            <w:r>
-              <w:rPr>
-                <w:sz w:val="18"/>
-              </w:rPr>
-              <w:t>$24.380</w:t>
-            </w:r>
-          </w:p>
-        </w:tc>
-        <w:tc>
-          <w:tcPr>
-            <w:tcW w:type="dxa" w:w="1560"/>
-            <w:shd w:fill="F2F5F9"/>
-            <w:tcMar>
-              <w:top w:w="60" w:type="dxa"/>
-              <w:bottom w:w="60" w:type="dxa"/>
-              <w:left w:w="100" w:type="dxa"/>
-              <w:right w:w="100" w:type="dxa"/>
-            </w:tcMar>
-          </w:tcPr>
-          <w:p>
-            <w:r>
-              <w:rPr>
-                <w:sz w:val="18"/>
-              </w:rPr>
-              <w:t>$23.525</w:t>
-            </w:r>
-          </w:p>
-        </w:tc>
-        <w:tc>
-          <w:tcPr>
-            <w:tcW w:type="dxa" w:w="1560"/>
-            <w:shd w:fill="F2F5F9"/>
-            <w:tcMar>
-              <w:top w:w="60" w:type="dxa"/>
-              <w:bottom w:w="60" w:type="dxa"/>
-              <w:left w:w="100" w:type="dxa"/>
-              <w:right w:w="100" w:type="dxa"/>
-            </w:tcMar>
-          </w:tcPr>
-          <w:p>
-            <w:r>
-              <w:rPr>
-                <w:sz w:val="18"/>
-              </w:rPr>
-              <w:t>$21.898</w:t>
-            </w:r>
-          </w:p>
-        </w:tc>
-      </w:tr>
-    </w:tbl>
+    <w:p>
+      <w:pPr>
+        <w:pStyle w:val="Heading3"/>
+      </w:pPr>
+      <w:r>
+        <w:rPr>
+          <w:color w:val="2F5597"/>
+        </w:rPr>
+        <w:t>2. ¿Cómo lo resuelve el código por dentro?</w:t>
+      </w:r>
+    </w:p>
+    <w:p>
+      <w:r>
+        <w:t>En run_experiments.py:</w:t>
+        <w:br/>
+        <w:t>1. Reutiliza el mismo motor: Llama a model.solve_model(scenario='devaluacion').</w:t>
+        <w:br/>
+        <w:t>2. Cambia el vector de Tipo de Cambio: En lugar de dividir los costos en pesos por el sendero base, usa el sendero devaluado:</w:t>
+        <w:br/>
+        <w:t xml:space="preserve">   • Año 1: $1.500</w:t>
+        <w:br/>
+        <w:t xml:space="preserve">   • Año 2: $2.200 (en vez de $1.750)</w:t>
+        <w:br/>
+        <w:t xml:space="preserve">   • Año 3: $2.650 (en vez de $1.950)</w:t>
+        <w:br/>
+        <w:t xml:space="preserve">   • Año 4: $3.100 (en vez de $2.350)</w:t>
+        <w:br/>
+        <w:t xml:space="preserve">   • Año 5: $3.550 (en vez de $2.800)</w:t>
+        <w:br/>
+        <w:t>3. El efecto matemático: Como los ingresos de la empresa están en dólares fijos, pero gran parte de los costos operativos están en pesos con inflación del 20%, un dólar más alto hace que los costos medidos en dólares se licúen (se hagan mucho más chicos). Por ejemplo, en el Año 5 fabricar una pick-up básica pasa de costar USD 42.583 en el caso base a costar USD 33.586 en el escenario devaluado.</w:t>
+        <w:br/>
+        <w:t>4. Comparación automática: El código compara las métricas clave de ambos escenarios calculando diff_dev = res_dev['objective_value'] - res_base['objective_value'] e itera año por año comparando los turnos activos y los totales vendidos en el mercado local y de exportación.</w:t>
+      </w:r>
+    </w:p>
+    <w:p>
+      <w:pPr>
+        <w:pStyle w:val="Heading3"/>
+      </w:pPr>
+      <w:r>
+        <w:rPr>
+          <w:color w:val="2F5597"/>
+        </w:rPr>
+        <w:t>3. ¿Qué conclusiones arroja la Consigna 2?</w:t>
+      </w:r>
+    </w:p>
+    <w:p>
+      <w:r>
+        <w:t>1. Impacto en la ganancia: La utilidad casi se duplica, saltando de USD 1.993,49 M a USD 3.910,05 M (+96,14% de ganancia extra). Al ser una industria con costos locales en pesos e ingresos en dólares, la devaluación la vuelve enormemente rentable.</w:t>
+        <w:br/>
+        <w:t>2. ¿Conviene prender el turno tarde? Sí, con más razón que nunca. Si en el caso base ya era rentable, con costos salariales licuados en dólares el turno tarde de la Línea B es una máquina de generar margen neto. Apagarlo sería un error gravísimo.</w:t>
+        <w:br/>
+        <w:t>3. ¿Cambia el mix local vs exportación?</w:t>
+        <w:br/>
+        <w:t xml:space="preserve">   • En los Años 1 a 4, la fábrica abastece el 100% de ambos mercados.</w:t>
+        <w:br/>
+        <w:t xml:space="preserve">   • En el Año 5, la demanda total de pick-ups supera el tope físico de la Línea B (43.750 camionetas). Ante este cuello de botella, el modelo prioriza siempre al 100% las exportaciones, porque pagan un sobreprecio del 5% en dólares limpios, y ajusta apenas 282 unidades de la pick-up básica en el mercado local (por ser la de menor margen).</w:t>
+      </w:r>
+    </w:p>
     <w:p>
       <w:r>
         <w:drawing>
@@ -5169,779 +3803,82 @@
       </w:r>
     </w:p>
     <w:p>
-      <w:r>
-        <w:t>2. Respuestas a la Dirección:</w:t>
-        <w:br/>
-        <w:t>• ¿Cambia el mix local/exportación? NO. La empresa ya abastece el 100% de la demanda local y de exportación en ambos escenarios. La relación la fija el mercado.</w:t>
-        <w:br/>
-        <w:t>• ¿Cambia la conveniencia del turno tarde? NO. Se vuelve aún más rentable mantener el turno tarde en la Línea B: sus costos en dólares bajan y aporta 18.750 pick-ups de alto margen.</w:t>
-      </w:r>
-    </w:p>
-    <w:p>
       <w:pPr>
         <w:pStyle w:val="Heading2"/>
       </w:pPr>
       <w:r>
         <w:rPr>
+          <w:color w:val="1F4E79"/>
+        </w:rPr>
+        <w:t>CONSIGNA 3: Reequipamiento de la Línea A a Pick-ups</w:t>
+      </w:r>
+    </w:p>
+    <w:p>
+      <w:pPr>
+        <w:pStyle w:val="Heading3"/>
+      </w:pPr>
+      <w:r>
+        <w:rPr>
           <w:color w:val="2F5597"/>
         </w:rPr>
-        <w:t>Consigna 3: Reequipamiento de la Línea A a Pick-ups</w:t>
+        <w:t>1. ¿Cuál es la idea de negocio?</w:t>
       </w:r>
     </w:p>
     <w:p>
       <w:r>
-        <w:t>1. Planteo y Modelo Conceptual:</w:t>
+        <w:t>El gerente operativo quiere adaptar la Línea A para ensamblar pick-ups, aprovechando que es el segmento más rentable. La obra exige parar la Línea A durante 1 año entero (capacidad = 0 ese año) e invertir entre USD 12M y USD 18M.</w:t>
         <w:br/>
-        <w:t>Se evalúa reequipar la Línea A para ensamblar pick-ups parando la línea 1 año (wA = yA = 0 en ese año) e invirtiendo entre USD 12M y 18M. A partir del año siguiente, la línea puede ensamblar pick-ups (capacidad de 8.333 u/año mañana y 6.250 u/año tarde).</w:t>
+        <w:t>• ¿Existe algún escenario que justifique la inversión durante los 5 años?</w:t>
+        <w:br/>
+        <w:t>• ¿Cambia si la demanda de pick-ups crece un +20% por un boom del campo?</w:t>
+        <w:br/>
+        <w:t>• ¿Cuál es el año óptimo para realizar la obra?</w:t>
       </w:r>
     </w:p>
-    <w:tbl>
-      <w:tblPr>
-        <w:tblW w:type="auto" w:w="0"/>
-        <w:jc w:val="center"/>
-        <w:tblLook w:firstColumn="1" w:firstRow="1" w:lastColumn="0" w:lastRow="0" w:noHBand="0" w:noVBand="1" w:val="04A0"/>
-      </w:tblPr>
-      <w:tblGrid>
-        <w:gridCol w:w="1560"/>
-        <w:gridCol w:w="1560"/>
-        <w:gridCol w:w="1560"/>
-        <w:gridCol w:w="1560"/>
-        <w:gridCol w:w="1560"/>
-        <w:gridCol w:w="1560"/>
-      </w:tblGrid>
-      <w:tr>
-        <w:tc>
-          <w:tcPr>
-            <w:tcW w:type="dxa" w:w="1560"/>
-            <w:shd w:fill="1F4E79"/>
-            <w:tcMar>
-              <w:top w:w="100" w:type="dxa"/>
-              <w:bottom w:w="100" w:type="dxa"/>
-              <w:left w:w="120" w:type="dxa"/>
-              <w:right w:w="120" w:type="dxa"/>
-            </w:tcMar>
-          </w:tcPr>
-          <w:p>
-            <w:r>
-              <w:rPr>
-                <w:b/>
-                <w:color w:val="FFFFFF"/>
-                <w:sz w:val="19"/>
-              </w:rPr>
-              <w:t>Año de Obra</w:t>
-            </w:r>
-          </w:p>
-        </w:tc>
-        <w:tc>
-          <w:tcPr>
-            <w:tcW w:type="dxa" w:w="1560"/>
-            <w:shd w:fill="1F4E79"/>
-            <w:tcMar>
-              <w:top w:w="100" w:type="dxa"/>
-              <w:bottom w:w="100" w:type="dxa"/>
-              <w:left w:w="120" w:type="dxa"/>
-              <w:right w:w="120" w:type="dxa"/>
-            </w:tcMar>
-          </w:tcPr>
-          <w:p>
-            <w:r>
-              <w:rPr>
-                <w:b/>
-                <w:color w:val="FFFFFF"/>
-                <w:sz w:val="19"/>
-              </w:rPr>
-              <w:t>Neto Base (12M)</w:t>
-            </w:r>
-          </w:p>
-        </w:tc>
-        <w:tc>
-          <w:tcPr>
-            <w:tcW w:type="dxa" w:w="1560"/>
-            <w:shd w:fill="1F4E79"/>
-            <w:tcMar>
-              <w:top w:w="100" w:type="dxa"/>
-              <w:bottom w:w="100" w:type="dxa"/>
-              <w:left w:w="120" w:type="dxa"/>
-              <w:right w:w="120" w:type="dxa"/>
-            </w:tcMar>
-          </w:tcPr>
-          <w:p>
-            <w:r>
-              <w:rPr>
-                <w:b/>
-                <w:color w:val="FFFFFF"/>
-                <w:sz w:val="19"/>
-              </w:rPr>
-              <w:t>Neto Base (18M)</w:t>
-            </w:r>
-          </w:p>
-        </w:tc>
-        <w:tc>
-          <w:tcPr>
-            <w:tcW w:type="dxa" w:w="1560"/>
-            <w:shd w:fill="1F4E79"/>
-            <w:tcMar>
-              <w:top w:w="100" w:type="dxa"/>
-              <w:bottom w:w="100" w:type="dxa"/>
-              <w:left w:w="120" w:type="dxa"/>
-              <w:right w:w="120" w:type="dxa"/>
-            </w:tcMar>
-          </w:tcPr>
-          <w:p>
-            <w:r>
-              <w:rPr>
-                <w:b/>
-                <w:color w:val="FFFFFF"/>
-                <w:sz w:val="19"/>
-              </w:rPr>
-              <w:t>Neto Boom (12M)</w:t>
-            </w:r>
-          </w:p>
-        </w:tc>
-        <w:tc>
-          <w:tcPr>
-            <w:tcW w:type="dxa" w:w="1560"/>
-            <w:shd w:fill="1F4E79"/>
-            <w:tcMar>
-              <w:top w:w="100" w:type="dxa"/>
-              <w:bottom w:w="100" w:type="dxa"/>
-              <w:left w:w="120" w:type="dxa"/>
-              <w:right w:w="120" w:type="dxa"/>
-            </w:tcMar>
-          </w:tcPr>
-          <w:p>
-            <w:r>
-              <w:rPr>
-                <w:b/>
-                <w:color w:val="FFFFFF"/>
-                <w:sz w:val="19"/>
-              </w:rPr>
-              <w:t>Neto Boom (15M)</w:t>
-            </w:r>
-          </w:p>
-        </w:tc>
-        <w:tc>
-          <w:tcPr>
-            <w:tcW w:type="dxa" w:w="1560"/>
-            <w:shd w:fill="1F4E79"/>
-            <w:tcMar>
-              <w:top w:w="100" w:type="dxa"/>
-              <w:bottom w:w="100" w:type="dxa"/>
-              <w:left w:w="120" w:type="dxa"/>
-              <w:right w:w="120" w:type="dxa"/>
-            </w:tcMar>
-          </w:tcPr>
-          <w:p>
-            <w:r>
-              <w:rPr>
-                <w:b/>
-                <w:color w:val="FFFFFF"/>
-                <w:sz w:val="19"/>
-              </w:rPr>
-              <w:t>Neto Boom (18M)</w:t>
-            </w:r>
-          </w:p>
-        </w:tc>
-      </w:tr>
-      <w:tr>
-        <w:tc>
-          <w:tcPr>
-            <w:tcW w:type="dxa" w:w="1560"/>
-            <w:shd w:fill="F2F5F9"/>
-            <w:tcMar>
-              <w:top w:w="60" w:type="dxa"/>
-              <w:bottom w:w="60" w:type="dxa"/>
-              <w:left w:w="100" w:type="dxa"/>
-              <w:right w:w="100" w:type="dxa"/>
-            </w:tcMar>
-          </w:tcPr>
-          <w:p>
-            <w:r>
-              <w:rPr>
-                <w:sz w:val="18"/>
-              </w:rPr>
-              <w:t>Obra Año 1</w:t>
-            </w:r>
-          </w:p>
-        </w:tc>
-        <w:tc>
-          <w:tcPr>
-            <w:tcW w:type="dxa" w:w="1560"/>
-            <w:shd w:fill="F2F5F9"/>
-            <w:tcMar>
-              <w:top w:w="60" w:type="dxa"/>
-              <w:bottom w:w="60" w:type="dxa"/>
-              <w:left w:w="100" w:type="dxa"/>
-              <w:right w:w="100" w:type="dxa"/>
-            </w:tcMar>
-          </w:tcPr>
-          <w:p>
-            <w:r>
-              <w:rPr>
-                <w:sz w:val="18"/>
-              </w:rPr>
-              <w:t>-$16,4 M</w:t>
-            </w:r>
-          </w:p>
-        </w:tc>
-        <w:tc>
-          <w:tcPr>
-            <w:tcW w:type="dxa" w:w="1560"/>
-            <w:shd w:fill="F2F5F9"/>
-            <w:tcMar>
-              <w:top w:w="60" w:type="dxa"/>
-              <w:bottom w:w="60" w:type="dxa"/>
-              <w:left w:w="100" w:type="dxa"/>
-              <w:right w:w="100" w:type="dxa"/>
-            </w:tcMar>
-          </w:tcPr>
-          <w:p>
-            <w:r>
-              <w:rPr>
-                <w:sz w:val="18"/>
-              </w:rPr>
-              <w:t>-$22,4 M</w:t>
-            </w:r>
-          </w:p>
-        </w:tc>
-        <w:tc>
-          <w:tcPr>
-            <w:tcW w:type="dxa" w:w="1560"/>
-            <w:shd w:fill="F2F5F9"/>
-            <w:tcMar>
-              <w:top w:w="60" w:type="dxa"/>
-              <w:bottom w:w="60" w:type="dxa"/>
-              <w:left w:w="100" w:type="dxa"/>
-              <w:right w:w="100" w:type="dxa"/>
-            </w:tcMar>
-          </w:tcPr>
-          <w:p>
-            <w:r>
-              <w:rPr>
-                <w:sz w:val="18"/>
-              </w:rPr>
-              <w:t>+$19,0 M</w:t>
-            </w:r>
-          </w:p>
-        </w:tc>
-        <w:tc>
-          <w:tcPr>
-            <w:tcW w:type="dxa" w:w="1560"/>
-            <w:shd w:fill="F2F5F9"/>
-            <w:tcMar>
-              <w:top w:w="60" w:type="dxa"/>
-              <w:bottom w:w="60" w:type="dxa"/>
-              <w:left w:w="100" w:type="dxa"/>
-              <w:right w:w="100" w:type="dxa"/>
-            </w:tcMar>
-          </w:tcPr>
-          <w:p>
-            <w:r>
-              <w:rPr>
-                <w:sz w:val="18"/>
-              </w:rPr>
-              <w:t>+$16,0 M</w:t>
-            </w:r>
-          </w:p>
-        </w:tc>
-        <w:tc>
-          <w:tcPr>
-            <w:tcW w:type="dxa" w:w="1560"/>
-            <w:shd w:fill="F2F5F9"/>
-            <w:tcMar>
-              <w:top w:w="60" w:type="dxa"/>
-              <w:bottom w:w="60" w:type="dxa"/>
-              <w:left w:w="100" w:type="dxa"/>
-              <w:right w:w="100" w:type="dxa"/>
-            </w:tcMar>
-          </w:tcPr>
-          <w:p>
-            <w:r>
-              <w:rPr>
-                <w:sz w:val="18"/>
-              </w:rPr>
-              <w:t>+$13,0 M</w:t>
-            </w:r>
-          </w:p>
-        </w:tc>
-      </w:tr>
-      <w:tr>
-        <w:tc>
-          <w:tcPr>
-            <w:tcW w:type="dxa" w:w="1560"/>
-            <w:tcMar>
-              <w:top w:w="60" w:type="dxa"/>
-              <w:bottom w:w="60" w:type="dxa"/>
-              <w:left w:w="100" w:type="dxa"/>
-              <w:right w:w="100" w:type="dxa"/>
-            </w:tcMar>
-          </w:tcPr>
-          <w:p>
-            <w:r>
-              <w:rPr>
-                <w:sz w:val="18"/>
-              </w:rPr>
-              <w:t>Obra Año 2</w:t>
-            </w:r>
-          </w:p>
-        </w:tc>
-        <w:tc>
-          <w:tcPr>
-            <w:tcW w:type="dxa" w:w="1560"/>
-            <w:tcMar>
-              <w:top w:w="60" w:type="dxa"/>
-              <w:bottom w:w="60" w:type="dxa"/>
-              <w:left w:w="100" w:type="dxa"/>
-              <w:right w:w="100" w:type="dxa"/>
-            </w:tcMar>
-          </w:tcPr>
-          <w:p>
-            <w:r>
-              <w:rPr>
-                <w:sz w:val="18"/>
-              </w:rPr>
-              <w:t>-$20,5 M</w:t>
-            </w:r>
-          </w:p>
-        </w:tc>
-        <w:tc>
-          <w:tcPr>
-            <w:tcW w:type="dxa" w:w="1560"/>
-            <w:tcMar>
-              <w:top w:w="60" w:type="dxa"/>
-              <w:bottom w:w="60" w:type="dxa"/>
-              <w:left w:w="100" w:type="dxa"/>
-              <w:right w:w="100" w:type="dxa"/>
-            </w:tcMar>
-          </w:tcPr>
-          <w:p>
-            <w:r>
-              <w:rPr>
-                <w:sz w:val="18"/>
-              </w:rPr>
-              <w:t>-$26,5 M</w:t>
-            </w:r>
-          </w:p>
-        </w:tc>
-        <w:tc>
-          <w:tcPr>
-            <w:tcW w:type="dxa" w:w="1560"/>
-            <w:tcMar>
-              <w:top w:w="60" w:type="dxa"/>
-              <w:bottom w:w="60" w:type="dxa"/>
-              <w:left w:w="100" w:type="dxa"/>
-              <w:right w:w="100" w:type="dxa"/>
-            </w:tcMar>
-          </w:tcPr>
-          <w:p>
-            <w:r>
-              <w:rPr>
-                <w:sz w:val="18"/>
-              </w:rPr>
-              <w:t>+$4,6 M</w:t>
-            </w:r>
-          </w:p>
-        </w:tc>
-        <w:tc>
-          <w:tcPr>
-            <w:tcW w:type="dxa" w:w="1560"/>
-            <w:tcMar>
-              <w:top w:w="60" w:type="dxa"/>
-              <w:bottom w:w="60" w:type="dxa"/>
-              <w:left w:w="100" w:type="dxa"/>
-              <w:right w:w="100" w:type="dxa"/>
-            </w:tcMar>
-          </w:tcPr>
-          <w:p>
-            <w:r>
-              <w:rPr>
-                <w:sz w:val="18"/>
-              </w:rPr>
-              <w:t>+$1,6 M</w:t>
-            </w:r>
-          </w:p>
-        </w:tc>
-        <w:tc>
-          <w:tcPr>
-            <w:tcW w:type="dxa" w:w="1560"/>
-            <w:tcMar>
-              <w:top w:w="60" w:type="dxa"/>
-              <w:bottom w:w="60" w:type="dxa"/>
-              <w:left w:w="100" w:type="dxa"/>
-              <w:right w:w="100" w:type="dxa"/>
-            </w:tcMar>
-          </w:tcPr>
-          <w:p>
-            <w:r>
-              <w:rPr>
-                <w:sz w:val="18"/>
-              </w:rPr>
-              <w:t>-$1,4 M</w:t>
-            </w:r>
-          </w:p>
-        </w:tc>
-      </w:tr>
-      <w:tr>
-        <w:tc>
-          <w:tcPr>
-            <w:tcW w:type="dxa" w:w="1560"/>
-            <w:shd w:fill="F2F5F9"/>
-            <w:tcMar>
-              <w:top w:w="60" w:type="dxa"/>
-              <w:bottom w:w="60" w:type="dxa"/>
-              <w:left w:w="100" w:type="dxa"/>
-              <w:right w:w="100" w:type="dxa"/>
-            </w:tcMar>
-          </w:tcPr>
-          <w:p>
-            <w:r>
-              <w:rPr>
-                <w:sz w:val="18"/>
-              </w:rPr>
-              <w:t>Obra Año 3</w:t>
-            </w:r>
-          </w:p>
-        </w:tc>
-        <w:tc>
-          <w:tcPr>
-            <w:tcW w:type="dxa" w:w="1560"/>
-            <w:shd w:fill="F2F5F9"/>
-            <w:tcMar>
-              <w:top w:w="60" w:type="dxa"/>
-              <w:bottom w:w="60" w:type="dxa"/>
-              <w:left w:w="100" w:type="dxa"/>
-              <w:right w:w="100" w:type="dxa"/>
-            </w:tcMar>
-          </w:tcPr>
-          <w:p>
-            <w:r>
-              <w:rPr>
-                <w:sz w:val="18"/>
-              </w:rPr>
-              <w:t>-$17,5 M</w:t>
-            </w:r>
-          </w:p>
-        </w:tc>
-        <w:tc>
-          <w:tcPr>
-            <w:tcW w:type="dxa" w:w="1560"/>
-            <w:shd w:fill="F2F5F9"/>
-            <w:tcMar>
-              <w:top w:w="60" w:type="dxa"/>
-              <w:bottom w:w="60" w:type="dxa"/>
-              <w:left w:w="100" w:type="dxa"/>
-              <w:right w:w="100" w:type="dxa"/>
-            </w:tcMar>
-          </w:tcPr>
-          <w:p>
-            <w:r>
-              <w:rPr>
-                <w:sz w:val="18"/>
-              </w:rPr>
-              <w:t>-$23,5 M</w:t>
-            </w:r>
-          </w:p>
-        </w:tc>
-        <w:tc>
-          <w:tcPr>
-            <w:tcW w:type="dxa" w:w="1560"/>
-            <w:shd w:fill="F2F5F9"/>
-            <w:tcMar>
-              <w:top w:w="60" w:type="dxa"/>
-              <w:bottom w:w="60" w:type="dxa"/>
-              <w:left w:w="100" w:type="dxa"/>
-              <w:right w:w="100" w:type="dxa"/>
-            </w:tcMar>
-          </w:tcPr>
-          <w:p>
-            <w:r>
-              <w:rPr>
-                <w:sz w:val="18"/>
-              </w:rPr>
-              <w:t>+$10,8 M</w:t>
-            </w:r>
-          </w:p>
-        </w:tc>
-        <w:tc>
-          <w:tcPr>
-            <w:tcW w:type="dxa" w:w="1560"/>
-            <w:shd w:fill="F2F5F9"/>
-            <w:tcMar>
-              <w:top w:w="60" w:type="dxa"/>
-              <w:bottom w:w="60" w:type="dxa"/>
-              <w:left w:w="100" w:type="dxa"/>
-              <w:right w:w="100" w:type="dxa"/>
-            </w:tcMar>
-          </w:tcPr>
-          <w:p>
-            <w:r>
-              <w:rPr>
-                <w:sz w:val="18"/>
-              </w:rPr>
-              <w:t>+$7,8 M</w:t>
-            </w:r>
-          </w:p>
-        </w:tc>
-        <w:tc>
-          <w:tcPr>
-            <w:tcW w:type="dxa" w:w="1560"/>
-            <w:shd w:fill="F2F5F9"/>
-            <w:tcMar>
-              <w:top w:w="60" w:type="dxa"/>
-              <w:bottom w:w="60" w:type="dxa"/>
-              <w:left w:w="100" w:type="dxa"/>
-              <w:right w:w="100" w:type="dxa"/>
-            </w:tcMar>
-          </w:tcPr>
-          <w:p>
-            <w:r>
-              <w:rPr>
-                <w:sz w:val="18"/>
-              </w:rPr>
-              <w:t>+$4,8 M</w:t>
-            </w:r>
-          </w:p>
-        </w:tc>
-      </w:tr>
-      <w:tr>
-        <w:tc>
-          <w:tcPr>
-            <w:tcW w:type="dxa" w:w="1560"/>
-            <w:tcMar>
-              <w:top w:w="60" w:type="dxa"/>
-              <w:bottom w:w="60" w:type="dxa"/>
-              <w:left w:w="100" w:type="dxa"/>
-              <w:right w:w="100" w:type="dxa"/>
-            </w:tcMar>
-          </w:tcPr>
-          <w:p>
-            <w:r>
-              <w:rPr>
-                <w:sz w:val="18"/>
-              </w:rPr>
-              <w:t>Obra Año 4</w:t>
-            </w:r>
-          </w:p>
-        </w:tc>
-        <w:tc>
-          <w:tcPr>
-            <w:tcW w:type="dxa" w:w="1560"/>
-            <w:tcMar>
-              <w:top w:w="60" w:type="dxa"/>
-              <w:bottom w:w="60" w:type="dxa"/>
-              <w:left w:w="100" w:type="dxa"/>
-              <w:right w:w="100" w:type="dxa"/>
-            </w:tcMar>
-          </w:tcPr>
-          <w:p>
-            <w:r>
-              <w:rPr>
-                <w:sz w:val="18"/>
-              </w:rPr>
-              <w:t>-$21,5 M</w:t>
-            </w:r>
-          </w:p>
-        </w:tc>
-        <w:tc>
-          <w:tcPr>
-            <w:tcW w:type="dxa" w:w="1560"/>
-            <w:tcMar>
-              <w:top w:w="60" w:type="dxa"/>
-              <w:bottom w:w="60" w:type="dxa"/>
-              <w:left w:w="100" w:type="dxa"/>
-              <w:right w:w="100" w:type="dxa"/>
-            </w:tcMar>
-          </w:tcPr>
-          <w:p>
-            <w:r>
-              <w:rPr>
-                <w:sz w:val="18"/>
-              </w:rPr>
-              <w:t>-$27,5 M</w:t>
-            </w:r>
-          </w:p>
-        </w:tc>
-        <w:tc>
-          <w:tcPr>
-            <w:tcW w:type="dxa" w:w="1560"/>
-            <w:tcMar>
-              <w:top w:w="60" w:type="dxa"/>
-              <w:bottom w:w="60" w:type="dxa"/>
-              <w:left w:w="100" w:type="dxa"/>
-              <w:right w:w="100" w:type="dxa"/>
-            </w:tcMar>
-          </w:tcPr>
-          <w:p>
-            <w:r>
-              <w:rPr>
-                <w:sz w:val="18"/>
-              </w:rPr>
-              <w:t>-$7,7 M</w:t>
-            </w:r>
-          </w:p>
-        </w:tc>
-        <w:tc>
-          <w:tcPr>
-            <w:tcW w:type="dxa" w:w="1560"/>
-            <w:tcMar>
-              <w:top w:w="60" w:type="dxa"/>
-              <w:bottom w:w="60" w:type="dxa"/>
-              <w:left w:w="100" w:type="dxa"/>
-              <w:right w:w="100" w:type="dxa"/>
-            </w:tcMar>
-          </w:tcPr>
-          <w:p>
-            <w:r>
-              <w:rPr>
-                <w:sz w:val="18"/>
-              </w:rPr>
-              <w:t>-$10,7 M</w:t>
-            </w:r>
-          </w:p>
-        </w:tc>
-        <w:tc>
-          <w:tcPr>
-            <w:tcW w:type="dxa" w:w="1560"/>
-            <w:tcMar>
-              <w:top w:w="60" w:type="dxa"/>
-              <w:bottom w:w="60" w:type="dxa"/>
-              <w:left w:w="100" w:type="dxa"/>
-              <w:right w:w="100" w:type="dxa"/>
-            </w:tcMar>
-          </w:tcPr>
-          <w:p>
-            <w:r>
-              <w:rPr>
-                <w:sz w:val="18"/>
-              </w:rPr>
-              <w:t>-$13,7 M</w:t>
-            </w:r>
-          </w:p>
-        </w:tc>
-      </w:tr>
-      <w:tr>
-        <w:tc>
-          <w:tcPr>
-            <w:tcW w:type="dxa" w:w="1560"/>
-            <w:shd w:fill="F2F5F9"/>
-            <w:tcMar>
-              <w:top w:w="60" w:type="dxa"/>
-              <w:bottom w:w="60" w:type="dxa"/>
-              <w:left w:w="100" w:type="dxa"/>
-              <w:right w:w="100" w:type="dxa"/>
-            </w:tcMar>
-          </w:tcPr>
-          <w:p>
-            <w:r>
-              <w:rPr>
-                <w:sz w:val="18"/>
-              </w:rPr>
-              <w:t>Obra Año 5</w:t>
-            </w:r>
-          </w:p>
-        </w:tc>
-        <w:tc>
-          <w:tcPr>
-            <w:tcW w:type="dxa" w:w="1560"/>
-            <w:shd w:fill="F2F5F9"/>
-            <w:tcMar>
-              <w:top w:w="60" w:type="dxa"/>
-              <w:bottom w:w="60" w:type="dxa"/>
-              <w:left w:w="100" w:type="dxa"/>
-              <w:right w:w="100" w:type="dxa"/>
-            </w:tcMar>
-          </w:tcPr>
-          <w:p>
-            <w:r>
-              <w:rPr>
-                <w:sz w:val="18"/>
-              </w:rPr>
-              <w:t>-$23,3 M</w:t>
-            </w:r>
-          </w:p>
-        </w:tc>
-        <w:tc>
-          <w:tcPr>
-            <w:tcW w:type="dxa" w:w="1560"/>
-            <w:shd w:fill="F2F5F9"/>
-            <w:tcMar>
-              <w:top w:w="60" w:type="dxa"/>
-              <w:bottom w:w="60" w:type="dxa"/>
-              <w:left w:w="100" w:type="dxa"/>
-              <w:right w:w="100" w:type="dxa"/>
-            </w:tcMar>
-          </w:tcPr>
-          <w:p>
-            <w:r>
-              <w:rPr>
-                <w:sz w:val="18"/>
-              </w:rPr>
-              <w:t>-$29,3 M</w:t>
-            </w:r>
-          </w:p>
-        </w:tc>
-        <w:tc>
-          <w:tcPr>
-            <w:tcW w:type="dxa" w:w="1560"/>
-            <w:shd w:fill="F2F5F9"/>
-            <w:tcMar>
-              <w:top w:w="60" w:type="dxa"/>
-              <w:bottom w:w="60" w:type="dxa"/>
-              <w:left w:w="100" w:type="dxa"/>
-              <w:right w:w="100" w:type="dxa"/>
-            </w:tcMar>
-          </w:tcPr>
-          <w:p>
-            <w:r>
-              <w:rPr>
-                <w:sz w:val="18"/>
-              </w:rPr>
-              <w:t>-$24,5 M</w:t>
-            </w:r>
-          </w:p>
-        </w:tc>
-        <w:tc>
-          <w:tcPr>
-            <w:tcW w:type="dxa" w:w="1560"/>
-            <w:shd w:fill="F2F5F9"/>
-            <w:tcMar>
-              <w:top w:w="60" w:type="dxa"/>
-              <w:bottom w:w="60" w:type="dxa"/>
-              <w:left w:w="100" w:type="dxa"/>
-              <w:right w:w="100" w:type="dxa"/>
-            </w:tcMar>
-          </w:tcPr>
-          <w:p>
-            <w:r>
-              <w:rPr>
-                <w:sz w:val="18"/>
-              </w:rPr>
-              <w:t>-$27,5 M</w:t>
-            </w:r>
-          </w:p>
-        </w:tc>
-        <w:tc>
-          <w:tcPr>
-            <w:tcW w:type="dxa" w:w="1560"/>
-            <w:shd w:fill="F2F5F9"/>
-            <w:tcMar>
-              <w:top w:w="60" w:type="dxa"/>
-              <w:bottom w:w="60" w:type="dxa"/>
-              <w:left w:w="100" w:type="dxa"/>
-              <w:right w:w="100" w:type="dxa"/>
-            </w:tcMar>
-          </w:tcPr>
-          <w:p>
-            <w:r>
-              <w:rPr>
-                <w:sz w:val="18"/>
-              </w:rPr>
-              <w:t>-$30,5 M</w:t>
-            </w:r>
-          </w:p>
-        </w:tc>
-      </w:tr>
-    </w:tbl>
+    <w:p>
+      <w:pPr>
+        <w:pStyle w:val="Heading3"/>
+      </w:pPr>
+      <w:r>
+        <w:rPr>
+          <w:color w:val="2F5597"/>
+        </w:rPr>
+        <w:t>2. ¿Cómo lo resuelve el código por dentro?</w:t>
+      </w:r>
+    </w:p>
+    <w:p>
+      <w:r>
+        <w:t>En model_engine.py y run_experiments.py:</w:t>
+        <w:br/>
+        <w:t>1. Se parametriza el año de obra retool_line_A_year en cada uno de los 5 años posibles.</w:t>
+        <w:br/>
+        <w:t>2. En el año de obra t, se fija forzosamente wA(t) = yA(t) = 0 (parada total de planta en Línea A).</w:t>
+        <w:br/>
+        <w:t>3. A partir del año t+1, se habilita a la Línea A para fabricar pick-ups aplicando el factor de equivalencia (capacidad 8.333 pick-ups/año mañana y 6.250 tarde).</w:t>
+        <w:br/>
+        <w:t>4. Se descuenta la inversión (USD 12M, 15M o 18M) del funcional y se corre para demanda base y para demanda con boom (+20% en pick-ups).</w:t>
+      </w:r>
+    </w:p>
+    <w:p>
+      <w:pPr>
+        <w:pStyle w:val="Heading3"/>
+      </w:pPr>
+      <w:r>
+        <w:rPr>
+          <w:color w:val="2F5597"/>
+        </w:rPr>
+        <w:t>3. ¿Qué resultado arroja y qué significa?</w:t>
+      </w:r>
+    </w:p>
+    <w:p>
+      <w:r>
+        <w:t>• Demanda Base: NO CONVIENE EN NINGÚN AÑO. Parar la Línea A hace perder 7.500 livianos mientras que la Línea B ya alcanzaba para todas las pick-ups hasta el Año 4. La inversión destruye entre USD 16M y 31M de caja.</w:t>
+        <w:br/>
+        <w:t>• Boom Agropecuario (+20%): SÍ CONVIENE rotundamente. La demanda salta a 46.200 pick-ups, saturando la Línea B.</w:t>
+        <w:br/>
+        <w:t>• Año Óptimo: AÑO 1. Aporta una ganancia neta de entre +USD 13,0M y +USD 19,0M neta de inversión, permitiendo aprovechar 4 años completos de capacidad dual expandida.</w:t>
+      </w:r>
+    </w:p>
     <w:p>
       <w:r>
         <w:drawing>
@@ -5991,16 +3928,76 @@
       </w:r>
     </w:p>
     <w:p>
+      <w:pPr>
+        <w:pStyle w:val="Heading2"/>
+      </w:pPr>
       <w:r>
-        <w:t>2. Conclusiones Analíticas:</w:t>
+        <w:rPr>
+          <w:color w:val="1F4E79"/>
+        </w:rPr>
+        <w:t>CONSIGNA 4: Importación de Livianos desde China</w:t>
+      </w:r>
+    </w:p>
+    <w:p>
+      <w:pPr>
+        <w:pStyle w:val="Heading3"/>
+      </w:pPr>
+      <w:r>
+        <w:rPr>
+          <w:color w:val="2F5597"/>
+        </w:rPr>
+        <w:t>1. ¿Cuál es la idea de negocio?</w:t>
+      </w:r>
+    </w:p>
+    <w:p>
+      <w:r>
+        <w:t>Evaluar si AutoITBA debe cerrar la producción local de livianos a partir del Año 2 y reemplazarla por autos importados desde China a precio CIF (LB: USD 25.000 / LP: USD 28.000), pagando USD 8.000.000 de costo único por indemnizaciones y logística.</w:t>
         <w:br/>
-        <w:t>• Demanda Base: NO CONVIENE EN NINGÚN AÑO. Parar la Línea A hace perder las ventas de 7.500 livianos mientras que la Línea B ya alcanza para todas las pick-ups hasta el Año 4. La inversión destruye entre USD 16M y 31M de caja.</w:t>
+        <w:t>• ¿Conviene en escenario base? ¿Y con devaluación?</w:t>
         <w:br/>
-        <w:t>• Boom Agropecuario (+20%): SÍ CONVIENE rotundamente. La demanda salta a 46.200 pick-ups, saturando la Línea B.</w:t>
+        <w:t>• ¿Qué pasa si el nuevo gobierno cierra las importaciones en el Año 3?</w:t>
+      </w:r>
+    </w:p>
+    <w:p>
+      <w:pPr>
+        <w:pStyle w:val="Heading3"/>
+      </w:pPr>
+      <w:r>
+        <w:rPr>
+          <w:color w:val="2F5597"/>
+        </w:rPr>
+        <w:t>2. ¿Cómo lo resuelve el código por dentro?</w:t>
+      </w:r>
+    </w:p>
+    <w:p>
+      <w:r>
+        <w:t>1. Se activan variables de importación M_china(m, t) para m in {LB, LP} a partir de t &gt;= 2.</w:t>
         <w:br/>
-        <w:t>• Año Óptimo: AÑO 1. Permite aprovechar 4 años completos de ventas extraordinarias con una ganancia neta de entre +USD 13,0M y +USD 19,0M.</w:t>
+        <w:t>2. Se fuerza a cero la producción local de livianos en la planta (X = 0).</w:t>
         <w:br/>
-        <w:t>• Umbral Mínimo: El boom de demanda debe ser de al menos +17% sostenido para justificar la obra.</w:t>
+        <w:t>3. Al cerrar la Línea A, el modelo ahorra automáticamente sus costos fijos de encendido y salarios (708 M ARS del Año 1).</w:t>
+        <w:br/>
+        <w:t>4. Se introduce el riesgo regulatorio fijando M_china = 0 a partir de t &gt;= 3, evaluando si la Línea A puede reabrirse o si queda cerrada irreversiblemente.</w:t>
+      </w:r>
+    </w:p>
+    <w:p>
+      <w:pPr>
+        <w:pStyle w:val="Heading3"/>
+      </w:pPr>
+      <w:r>
+        <w:rPr>
+          <w:color w:val="2F5597"/>
+        </w:rPr>
+        <w:t>3. ¿Qué resultado arroja y qué significa?</w:t>
+      </w:r>
+    </w:p>
+    <w:p>
+      <w:r>
+        <w:t>• Escenario Base: Conviene (+USD 109,7 M de ganancia neta). Importar a USD 25k/28k es más barato que fabricar localmente a USD 27,4k-29,6k, sumado al ahorro de costos fijos de Línea A.</w:t>
+        <w:br/>
+        <w:t>• Escenario Devaluación: NO CONVIENE (-USD 115,7 M de pérdida). La devaluación abarata los costos locales a USD 21,8k-23,4k, volviendo a la fábrica nacional mucho más competitiva.</w:t>
+        <w:br/>
+        <w:t>• Riesgo Regulatorio en Año 3: Si se cierran importaciones y la línea fue desmantelada, la empresa pierde USD 69,1 M; si la línea es reabrible, la ganancia se desploma a apenas +USD 7,4 M. No conviene desmantelar la fábrica.</w:t>
       </w:r>
     </w:p>
     <w:p>
@@ -6009,450 +4006,73 @@
       </w:pPr>
       <w:r>
         <w:rPr>
+          <w:color w:val="1F4E79"/>
+        </w:rPr>
+        <w:t>CONSIGNA 5: Evaluación del Contrato con Autonomy</w:t>
+      </w:r>
+    </w:p>
+    <w:p>
+      <w:pPr>
+        <w:pStyle w:val="Heading3"/>
+      </w:pPr>
+      <w:r>
+        <w:rPr>
           <w:color w:val="2F5597"/>
         </w:rPr>
-        <w:t>Consigna 4: Importación de Livianos desde China</w:t>
+        <w:t>1. ¿Cuál es la idea de negocio?</w:t>
       </w:r>
     </w:p>
     <w:p>
       <w:r>
-        <w:t>1. Planteo y Modelo Conceptual:</w:t>
+        <w:t>Autonomy ofrece comprar 1.000 unidades anuales de LB a precio fijo de USD 27.500 durante los 5 años.</w:t>
         <w:br/>
-        <w:t>Se evalúa sustituir la fabricación local de livianos por importación CIF desde China desde el Año 2, asumiendo un costo único de transición de USD 8.000.000 por indemnizaciones y logística. CIF Zárate: LB = USD 25.000, LP = USD 28.000.</w:t>
+        <w:t>• Área comercial: Lo defiende por estabilidad de volumen.</w:t>
+        <w:br/>
+        <w:t>• Área financiera: Dice que ocupa capacidad y compromete rentabilidad.</w:t>
+        <w:br/>
+        <w:t>• Preguntas: ¿Cuál es el costo de oportunidad? ¿A qué precio umbral deja de convenir?</w:t>
       </w:r>
     </w:p>
-    <w:tbl>
-      <w:tblPr>
-        <w:tblW w:type="auto" w:w="0"/>
-        <w:jc w:val="center"/>
-        <w:tblLook w:firstColumn="1" w:firstRow="1" w:lastColumn="0" w:lastRow="0" w:noHBand="0" w:noVBand="1" w:val="04A0"/>
-      </w:tblPr>
-      <w:tblGrid>
-        <w:gridCol w:w="2340"/>
-        <w:gridCol w:w="2340"/>
-        <w:gridCol w:w="2340"/>
-        <w:gridCol w:w="2340"/>
-      </w:tblGrid>
-      <w:tr>
-        <w:tc>
-          <w:tcPr>
-            <w:tcW w:type="dxa" w:w="2340"/>
-            <w:shd w:fill="1F4E79"/>
-            <w:tcMar>
-              <w:top w:w="100" w:type="dxa"/>
-              <w:bottom w:w="100" w:type="dxa"/>
-              <w:left w:w="120" w:type="dxa"/>
-              <w:right w:w="120" w:type="dxa"/>
-            </w:tcMar>
-          </w:tcPr>
-          <w:p>
-            <w:r>
-              <w:rPr>
-                <w:b/>
-                <w:color w:val="FFFFFF"/>
-                <w:sz w:val="19"/>
-              </w:rPr>
-              <w:t>Alternativa Evaluada</w:t>
-            </w:r>
-          </w:p>
-        </w:tc>
-        <w:tc>
-          <w:tcPr>
-            <w:tcW w:type="dxa" w:w="2340"/>
-            <w:shd w:fill="1F4E79"/>
-            <w:tcMar>
-              <w:top w:w="100" w:type="dxa"/>
-              <w:bottom w:w="100" w:type="dxa"/>
-              <w:left w:w="120" w:type="dxa"/>
-              <w:right w:w="120" w:type="dxa"/>
-            </w:tcMar>
-          </w:tcPr>
-          <w:p>
-            <w:r>
-              <w:rPr>
-                <w:b/>
-                <w:color w:val="FFFFFF"/>
-                <w:sz w:val="19"/>
-              </w:rPr>
-              <w:t>Base (M USD)</w:t>
-            </w:r>
-          </w:p>
-        </w:tc>
-        <w:tc>
-          <w:tcPr>
-            <w:tcW w:type="dxa" w:w="2340"/>
-            <w:shd w:fill="1F4E79"/>
-            <w:tcMar>
-              <w:top w:w="100" w:type="dxa"/>
-              <w:bottom w:w="100" w:type="dxa"/>
-              <w:left w:w="120" w:type="dxa"/>
-              <w:right w:w="120" w:type="dxa"/>
-            </w:tcMar>
-          </w:tcPr>
-          <w:p>
-            <w:r>
-              <w:rPr>
-                <w:b/>
-                <w:color w:val="FFFFFF"/>
-                <w:sz w:val="19"/>
-              </w:rPr>
-              <w:t>Devaluación (M USD)</w:t>
-            </w:r>
-          </w:p>
-        </w:tc>
-        <w:tc>
-          <w:tcPr>
-            <w:tcW w:type="dxa" w:w="2340"/>
-            <w:shd w:fill="1F4E79"/>
-            <w:tcMar>
-              <w:top w:w="100" w:type="dxa"/>
-              <w:bottom w:w="100" w:type="dxa"/>
-              <w:left w:w="120" w:type="dxa"/>
-              <w:right w:w="120" w:type="dxa"/>
-            </w:tcMar>
-          </w:tcPr>
-          <w:p>
-            <w:r>
-              <w:rPr>
-                <w:b/>
-                <w:color w:val="FFFFFF"/>
-                <w:sz w:val="19"/>
-              </w:rPr>
-              <w:t>Impacto Incremental vs Local</w:t>
-            </w:r>
-          </w:p>
-        </w:tc>
-      </w:tr>
-      <w:tr>
-        <w:tc>
-          <w:tcPr>
-            <w:tcW w:type="dxa" w:w="2340"/>
-            <w:shd w:fill="F2F5F9"/>
-            <w:tcMar>
-              <w:top w:w="60" w:type="dxa"/>
-              <w:bottom w:w="60" w:type="dxa"/>
-              <w:left w:w="100" w:type="dxa"/>
-              <w:right w:w="100" w:type="dxa"/>
-            </w:tcMar>
-          </w:tcPr>
-          <w:p>
-            <w:r>
-              <w:rPr>
-                <w:sz w:val="18"/>
-              </w:rPr>
-              <w:t>Seguir Produciendo Localmente</w:t>
-            </w:r>
-          </w:p>
-        </w:tc>
-        <w:tc>
-          <w:tcPr>
-            <w:tcW w:type="dxa" w:w="2340"/>
-            <w:shd w:fill="F2F5F9"/>
-            <w:tcMar>
-              <w:top w:w="60" w:type="dxa"/>
-              <w:bottom w:w="60" w:type="dxa"/>
-              <w:left w:w="100" w:type="dxa"/>
-              <w:right w:w="100" w:type="dxa"/>
-            </w:tcMar>
-          </w:tcPr>
-          <w:p>
-            <w:r>
-              <w:rPr>
-                <w:sz w:val="18"/>
-              </w:rPr>
-              <w:t>$1.916,3 M</w:t>
-            </w:r>
-          </w:p>
-        </w:tc>
-        <w:tc>
-          <w:tcPr>
-            <w:tcW w:type="dxa" w:w="2340"/>
-            <w:shd w:fill="F2F5F9"/>
-            <w:tcMar>
-              <w:top w:w="60" w:type="dxa"/>
-              <w:bottom w:w="60" w:type="dxa"/>
-              <w:left w:w="100" w:type="dxa"/>
-              <w:right w:w="100" w:type="dxa"/>
-            </w:tcMar>
-          </w:tcPr>
-          <w:p>
-            <w:r>
-              <w:rPr>
-                <w:sz w:val="18"/>
-              </w:rPr>
-              <w:t>$3.779,1 M</w:t>
-            </w:r>
-          </w:p>
-        </w:tc>
-        <w:tc>
-          <w:tcPr>
-            <w:tcW w:type="dxa" w:w="2340"/>
-            <w:shd w:fill="F2F5F9"/>
-            <w:tcMar>
-              <w:top w:w="60" w:type="dxa"/>
-              <w:bottom w:w="60" w:type="dxa"/>
-              <w:left w:w="100" w:type="dxa"/>
-              <w:right w:w="100" w:type="dxa"/>
-            </w:tcMar>
-          </w:tcPr>
-          <w:p>
-            <w:r>
-              <w:rPr>
-                <w:sz w:val="18"/>
-              </w:rPr>
-              <w:t>Base de comparación ($0,0)</w:t>
-            </w:r>
-          </w:p>
-        </w:tc>
-      </w:tr>
-      <w:tr>
-        <w:tc>
-          <w:tcPr>
-            <w:tcW w:type="dxa" w:w="2340"/>
-            <w:tcMar>
-              <w:top w:w="60" w:type="dxa"/>
-              <w:bottom w:w="60" w:type="dxa"/>
-              <w:left w:w="100" w:type="dxa"/>
-              <w:right w:w="100" w:type="dxa"/>
-            </w:tcMar>
-          </w:tcPr>
-          <w:p>
-            <w:r>
-              <w:rPr>
-                <w:sz w:val="18"/>
-              </w:rPr>
-              <w:t>Importar Livianos desde Año 2</w:t>
-            </w:r>
-          </w:p>
-        </w:tc>
-        <w:tc>
-          <w:tcPr>
-            <w:tcW w:type="dxa" w:w="2340"/>
-            <w:tcMar>
-              <w:top w:w="60" w:type="dxa"/>
-              <w:bottom w:w="60" w:type="dxa"/>
-              <w:left w:w="100" w:type="dxa"/>
-              <w:right w:w="100" w:type="dxa"/>
-            </w:tcMar>
-          </w:tcPr>
-          <w:p>
-            <w:r>
-              <w:rPr>
-                <w:sz w:val="18"/>
-              </w:rPr>
-              <w:t>$2.025,9 M</w:t>
-            </w:r>
-          </w:p>
-        </w:tc>
-        <w:tc>
-          <w:tcPr>
-            <w:tcW w:type="dxa" w:w="2340"/>
-            <w:tcMar>
-              <w:top w:w="60" w:type="dxa"/>
-              <w:bottom w:w="60" w:type="dxa"/>
-              <w:left w:w="100" w:type="dxa"/>
-              <w:right w:w="100" w:type="dxa"/>
-            </w:tcMar>
-          </w:tcPr>
-          <w:p>
-            <w:r>
-              <w:rPr>
-                <w:sz w:val="18"/>
-              </w:rPr>
-              <w:t>$3.663,4 M</w:t>
-            </w:r>
-          </w:p>
-        </w:tc>
-        <w:tc>
-          <w:tcPr>
-            <w:tcW w:type="dxa" w:w="2340"/>
-            <w:tcMar>
-              <w:top w:w="60" w:type="dxa"/>
-              <w:bottom w:w="60" w:type="dxa"/>
-              <w:left w:w="100" w:type="dxa"/>
-              <w:right w:w="100" w:type="dxa"/>
-            </w:tcMar>
-          </w:tcPr>
-          <w:p>
-            <w:r>
-              <w:rPr>
-                <w:sz w:val="18"/>
-              </w:rPr>
-              <w:t>Base: +$109,6 M | Deval: -$115,7 M</w:t>
-            </w:r>
-          </w:p>
-        </w:tc>
-      </w:tr>
-      <w:tr>
-        <w:tc>
-          <w:tcPr>
-            <w:tcW w:type="dxa" w:w="2340"/>
-            <w:shd w:fill="F2F5F9"/>
-            <w:tcMar>
-              <w:top w:w="60" w:type="dxa"/>
-              <w:bottom w:w="60" w:type="dxa"/>
-              <w:left w:w="100" w:type="dxa"/>
-              <w:right w:w="100" w:type="dxa"/>
-            </w:tcMar>
-          </w:tcPr>
-          <w:p>
-            <w:r>
-              <w:rPr>
-                <w:sz w:val="18"/>
-              </w:rPr>
-              <w:t>Cierre en Año 3 (Línea Reabrible)</w:t>
-            </w:r>
-          </w:p>
-        </w:tc>
-        <w:tc>
-          <w:tcPr>
-            <w:tcW w:type="dxa" w:w="2340"/>
-            <w:shd w:fill="F2F5F9"/>
-            <w:tcMar>
-              <w:top w:w="60" w:type="dxa"/>
-              <w:bottom w:w="60" w:type="dxa"/>
-              <w:left w:w="100" w:type="dxa"/>
-              <w:right w:w="100" w:type="dxa"/>
-            </w:tcMar>
-          </w:tcPr>
-          <w:p>
-            <w:r>
-              <w:rPr>
-                <w:sz w:val="18"/>
-              </w:rPr>
-              <w:t>$1.923,7 M</w:t>
-            </w:r>
-          </w:p>
-        </w:tc>
-        <w:tc>
-          <w:tcPr>
-            <w:tcW w:type="dxa" w:w="2340"/>
-            <w:shd w:fill="F2F5F9"/>
-            <w:tcMar>
-              <w:top w:w="60" w:type="dxa"/>
-              <w:bottom w:w="60" w:type="dxa"/>
-              <w:left w:w="100" w:type="dxa"/>
-              <w:right w:w="100" w:type="dxa"/>
-            </w:tcMar>
-          </w:tcPr>
-          <w:p>
-            <w:r>
-              <w:rPr>
-                <w:sz w:val="18"/>
-              </w:rPr>
-              <w:t>$3.779,1 M</w:t>
-            </w:r>
-          </w:p>
-        </w:tc>
-        <w:tc>
-          <w:tcPr>
-            <w:tcW w:type="dxa" w:w="2340"/>
-            <w:shd w:fill="F2F5F9"/>
-            <w:tcMar>
-              <w:top w:w="60" w:type="dxa"/>
-              <w:bottom w:w="60" w:type="dxa"/>
-              <w:left w:w="100" w:type="dxa"/>
-              <w:right w:w="100" w:type="dxa"/>
-            </w:tcMar>
-          </w:tcPr>
-          <w:p>
-            <w:r>
-              <w:rPr>
-                <w:sz w:val="18"/>
-              </w:rPr>
-              <w:t>+$7,4 M (Marginal)</w:t>
-            </w:r>
-          </w:p>
-        </w:tc>
-      </w:tr>
-      <w:tr>
-        <w:tc>
-          <w:tcPr>
-            <w:tcW w:type="dxa" w:w="2340"/>
-            <w:tcMar>
-              <w:top w:w="60" w:type="dxa"/>
-              <w:bottom w:w="60" w:type="dxa"/>
-              <w:left w:w="100" w:type="dxa"/>
-              <w:right w:w="100" w:type="dxa"/>
-            </w:tcMar>
-          </w:tcPr>
-          <w:p>
-            <w:r>
-              <w:rPr>
-                <w:sz w:val="18"/>
-              </w:rPr>
-              <w:t>Cierre en Año 3 (Cierre Irreversible)</w:t>
-            </w:r>
-          </w:p>
-        </w:tc>
-        <w:tc>
-          <w:tcPr>
-            <w:tcW w:type="dxa" w:w="2340"/>
-            <w:tcMar>
-              <w:top w:w="60" w:type="dxa"/>
-              <w:bottom w:w="60" w:type="dxa"/>
-              <w:left w:w="100" w:type="dxa"/>
-              <w:right w:w="100" w:type="dxa"/>
-            </w:tcMar>
-          </w:tcPr>
-          <w:p>
-            <w:r>
-              <w:rPr>
-                <w:sz w:val="18"/>
-              </w:rPr>
-              <w:t>$1.847,2 M</w:t>
-            </w:r>
-          </w:p>
-        </w:tc>
-        <w:tc>
-          <w:tcPr>
-            <w:tcW w:type="dxa" w:w="2340"/>
-            <w:tcMar>
-              <w:top w:w="60" w:type="dxa"/>
-              <w:bottom w:w="60" w:type="dxa"/>
-              <w:left w:w="100" w:type="dxa"/>
-              <w:right w:w="100" w:type="dxa"/>
-            </w:tcMar>
-          </w:tcPr>
-          <w:p>
-            <w:r>
-              <w:rPr>
-                <w:sz w:val="18"/>
-              </w:rPr>
-              <w:t>$3.779,1 M</w:t>
-            </w:r>
-          </w:p>
-        </w:tc>
-        <w:tc>
-          <w:tcPr>
-            <w:tcW w:type="dxa" w:w="2340"/>
-            <w:tcMar>
-              <w:top w:w="60" w:type="dxa"/>
-              <w:bottom w:w="60" w:type="dxa"/>
-              <w:left w:w="100" w:type="dxa"/>
-              <w:right w:w="100" w:type="dxa"/>
-            </w:tcMar>
-          </w:tcPr>
-          <w:p>
-            <w:r>
-              <w:rPr>
-                <w:sz w:val="18"/>
-              </w:rPr>
-              <w:t>-$69,1 M (PÉRDIDA GRAVE)</w:t>
-            </w:r>
-          </w:p>
-        </w:tc>
-      </w:tr>
-    </w:tbl>
+    <w:p>
+      <w:pPr>
+        <w:pStyle w:val="Heading3"/>
+      </w:pPr>
+      <w:r>
+        <w:rPr>
+          <w:color w:val="2F5597"/>
+        </w:rPr>
+        <w:t>2. ¿Cómo lo resuelve el código por dentro?</w:t>
+      </w:r>
+    </w:p>
     <w:p>
       <w:r>
-        <w:t>2. Explicación Económica de las Dos Fuerzas:</w:t>
+        <w:t>1. Se resuelve el modelo con la restricción obligatoria S_autonomy(t) = 1.000.</w:t>
         <w:br/>
-        <w:t>• En Escenario Base: Conviene ampliamente (+USD 109,6 M) por dos vías: menor costo unitario (LB sale USD 25k importado vs USD 27,4k-29,6k local) y ahorro de costos fijos de encendido y salarios de Línea A (708 M ARS del año 1, equivalentes a ~USD 500k anuales).</w:t>
+        <w:t>2. Se resuelve el modelo liberando la capacidad (S_autonomy(t) = 0).</w:t>
         <w:br/>
-        <w:t>• En Escenario Devaluación: Se da vuelta por completo (-USD 115,7 M de pérdida). Producir localmente pasa a costar USD 21.800 para LB, mucho más barato que los USD 25.000 fijos de importación.</w:t>
+        <w:t>3. Se resta la utilidad de ambos escenarios para hallar el costo de oportunidad: Costo Oportunidad = Z_sin - Z_con.</w:t>
         <w:br/>
-        <w:t>• Riesgo Regulatorio en Año 3: Si el nuevo gobierno cierra aduanas y la línea fue desmantelada, la empresa pierde las ventas de los Años 3 a 5 (-USD 69,1 M). La recomendación es NO adoptar esta estrategia en el Año 1.</w:t>
+        <w:t>4. Se calcula el precio de indiferencia analítico aprovechando que la función objetivo es perfectamente lineal respecto al precio del contrato.</w:t>
+      </w:r>
+    </w:p>
+    <w:p>
+      <w:pPr>
+        <w:pStyle w:val="Heading3"/>
+      </w:pPr>
+      <w:r>
+        <w:rPr>
+          <w:color w:val="2F5597"/>
+        </w:rPr>
+        <w:t>3. ¿Qué resultado arroja y qué significa?</w:t>
+      </w:r>
+    </w:p>
+    <w:p>
+      <w:r>
+        <w:t>• El contrato destruye USD 5,17 Millones de valor.</w:t>
+        <w:br/>
+        <w:t>• ¿Por qué? No es por falta de capacidad (la Línea A opera al 75%-83%). La pérdida es de margen puro: en los Años 3, 4 y 5 fabricar un LB cuesta USD 29.538, USD 29.413 y USD 29.623. Venderlo a USD 27.500 genera una pérdida operativa directa de más de USD 2.000 por vehículo en esos años.</w:t>
+        <w:br/>
+        <w:t>• Precio Umbral de Indiferencia: USD 28.534 por unidad. Es el costo variable promedio ponderado de los 5 años. Por debajo de USD 28.534, el contrato destruye caja.</w:t>
       </w:r>
     </w:p>
     <w:p>
@@ -6461,1228 +4081,73 @@
       </w:pPr>
       <w:r>
         <w:rPr>
-          <w:color w:val="2F5597"/>
+          <w:color w:val="1F4E79"/>
         </w:rPr>
-        <w:t>Consigna 5: Evaluación del Contrato con Autonomy</w:t>
-      </w:r>
-    </w:p>
-    <w:p>
-      <w:r>
-        <w:t>1. Demostración Matemática del Costo de Oportunidad:</w:t>
-        <w:br/>
-        <w:t>El contrato estipula 1.000 unidades anuales de LB a precio fijo de USD 27.500 durante los 5 años.</w:t>
-        <w:br/>
-        <w:t>• Utilidad con contrato: USD 1.916.300.845</w:t>
-        <w:br/>
-        <w:t>• Utilidad liberando la capacidad (sin contrato): USD 1.921.470.180</w:t>
-        <w:br/>
-        <w:t>• Costo de Oportunidad: +USD 5.169.335 (+USD 5,17 M). El contrato destruye valor.</w:t>
-      </w:r>
-    </w:p>
-    <w:tbl>
-      <w:tblPr>
-        <w:tblW w:type="auto" w:w="0"/>
-        <w:jc w:val="center"/>
-        <w:tblLook w:firstColumn="1" w:firstRow="1" w:lastColumn="0" w:lastRow="0" w:noHBand="0" w:noVBand="1" w:val="04A0"/>
-      </w:tblPr>
-      <w:tblGrid>
-        <w:gridCol w:w="1337"/>
-        <w:gridCol w:w="1337"/>
-        <w:gridCol w:w="1337"/>
-        <w:gridCol w:w="1337"/>
-        <w:gridCol w:w="1337"/>
-        <w:gridCol w:w="1337"/>
-        <w:gridCol w:w="1337"/>
-      </w:tblGrid>
-      <w:tr>
-        <w:tc>
-          <w:tcPr>
-            <w:tcW w:type="dxa" w:w="1337"/>
-            <w:shd w:fill="1F4E79"/>
-            <w:tcMar>
-              <w:top w:w="100" w:type="dxa"/>
-              <w:bottom w:w="100" w:type="dxa"/>
-              <w:left w:w="120" w:type="dxa"/>
-              <w:right w:w="120" w:type="dxa"/>
-            </w:tcMar>
-          </w:tcPr>
-          <w:p>
-            <w:r>
-              <w:rPr>
-                <w:b/>
-                <w:color w:val="FFFFFF"/>
-                <w:sz w:val="19"/>
-              </w:rPr>
-              <w:t>Concepto</w:t>
-            </w:r>
-          </w:p>
-        </w:tc>
-        <w:tc>
-          <w:tcPr>
-            <w:tcW w:type="dxa" w:w="1337"/>
-            <w:shd w:fill="1F4E79"/>
-            <w:tcMar>
-              <w:top w:w="100" w:type="dxa"/>
-              <w:bottom w:w="100" w:type="dxa"/>
-              <w:left w:w="120" w:type="dxa"/>
-              <w:right w:w="120" w:type="dxa"/>
-            </w:tcMar>
-          </w:tcPr>
-          <w:p>
-            <w:r>
-              <w:rPr>
-                <w:b/>
-                <w:color w:val="FFFFFF"/>
-                <w:sz w:val="19"/>
-              </w:rPr>
-              <w:t>Año 1</w:t>
-            </w:r>
-          </w:p>
-        </w:tc>
-        <w:tc>
-          <w:tcPr>
-            <w:tcW w:type="dxa" w:w="1337"/>
-            <w:shd w:fill="1F4E79"/>
-            <w:tcMar>
-              <w:top w:w="100" w:type="dxa"/>
-              <w:bottom w:w="100" w:type="dxa"/>
-              <w:left w:w="120" w:type="dxa"/>
-              <w:right w:w="120" w:type="dxa"/>
-            </w:tcMar>
-          </w:tcPr>
-          <w:p>
-            <w:r>
-              <w:rPr>
-                <w:b/>
-                <w:color w:val="FFFFFF"/>
-                <w:sz w:val="19"/>
-              </w:rPr>
-              <w:t>Año 2</w:t>
-            </w:r>
-          </w:p>
-        </w:tc>
-        <w:tc>
-          <w:tcPr>
-            <w:tcW w:type="dxa" w:w="1337"/>
-            <w:shd w:fill="1F4E79"/>
-            <w:tcMar>
-              <w:top w:w="100" w:type="dxa"/>
-              <w:bottom w:w="100" w:type="dxa"/>
-              <w:left w:w="120" w:type="dxa"/>
-              <w:right w:w="120" w:type="dxa"/>
-            </w:tcMar>
-          </w:tcPr>
-          <w:p>
-            <w:r>
-              <w:rPr>
-                <w:b/>
-                <w:color w:val="FFFFFF"/>
-                <w:sz w:val="19"/>
-              </w:rPr>
-              <w:t>Año 3</w:t>
-            </w:r>
-          </w:p>
-        </w:tc>
-        <w:tc>
-          <w:tcPr>
-            <w:tcW w:type="dxa" w:w="1337"/>
-            <w:shd w:fill="1F4E79"/>
-            <w:tcMar>
-              <w:top w:w="100" w:type="dxa"/>
-              <w:bottom w:w="100" w:type="dxa"/>
-              <w:left w:w="120" w:type="dxa"/>
-              <w:right w:w="120" w:type="dxa"/>
-            </w:tcMar>
-          </w:tcPr>
-          <w:p>
-            <w:r>
-              <w:rPr>
-                <w:b/>
-                <w:color w:val="FFFFFF"/>
-                <w:sz w:val="19"/>
-              </w:rPr>
-              <w:t>Año 4</w:t>
-            </w:r>
-          </w:p>
-        </w:tc>
-        <w:tc>
-          <w:tcPr>
-            <w:tcW w:type="dxa" w:w="1337"/>
-            <w:shd w:fill="1F4E79"/>
-            <w:tcMar>
-              <w:top w:w="100" w:type="dxa"/>
-              <w:bottom w:w="100" w:type="dxa"/>
-              <w:left w:w="120" w:type="dxa"/>
-              <w:right w:w="120" w:type="dxa"/>
-            </w:tcMar>
-          </w:tcPr>
-          <w:p>
-            <w:r>
-              <w:rPr>
-                <w:b/>
-                <w:color w:val="FFFFFF"/>
-                <w:sz w:val="19"/>
-              </w:rPr>
-              <w:t>Año 5</w:t>
-            </w:r>
-          </w:p>
-        </w:tc>
-        <w:tc>
-          <w:tcPr>
-            <w:tcW w:type="dxa" w:w="1337"/>
-            <w:shd w:fill="1F4E79"/>
-            <w:tcMar>
-              <w:top w:w="100" w:type="dxa"/>
-              <w:bottom w:w="100" w:type="dxa"/>
-              <w:left w:w="120" w:type="dxa"/>
-              <w:right w:w="120" w:type="dxa"/>
-            </w:tcMar>
-          </w:tcPr>
-          <w:p>
-            <w:r>
-              <w:rPr>
-                <w:b/>
-                <w:color w:val="FFFFFF"/>
-                <w:sz w:val="19"/>
-              </w:rPr>
-              <w:t>Total 5 Años</w:t>
-            </w:r>
-          </w:p>
-        </w:tc>
-      </w:tr>
-      <w:tr>
-        <w:tc>
-          <w:tcPr>
-            <w:tcW w:type="dxa" w:w="1337"/>
-            <w:shd w:fill="F2F5F9"/>
-            <w:tcMar>
-              <w:top w:w="60" w:type="dxa"/>
-              <w:bottom w:w="60" w:type="dxa"/>
-              <w:left w:w="100" w:type="dxa"/>
-              <w:right w:w="100" w:type="dxa"/>
-            </w:tcMar>
-          </w:tcPr>
-          <w:p>
-            <w:r>
-              <w:rPr>
-                <w:sz w:val="18"/>
-              </w:rPr>
-              <w:t>Precio Contrato (USD/u)</w:t>
-            </w:r>
-          </w:p>
-        </w:tc>
-        <w:tc>
-          <w:tcPr>
-            <w:tcW w:type="dxa" w:w="1337"/>
-            <w:shd w:fill="F2F5F9"/>
-            <w:tcMar>
-              <w:top w:w="60" w:type="dxa"/>
-              <w:bottom w:w="60" w:type="dxa"/>
-              <w:left w:w="100" w:type="dxa"/>
-              <w:right w:w="100" w:type="dxa"/>
-            </w:tcMar>
-          </w:tcPr>
-          <w:p>
-            <w:r>
-              <w:rPr>
-                <w:sz w:val="18"/>
-              </w:rPr>
-              <w:t>$27.500</w:t>
-            </w:r>
-          </w:p>
-        </w:tc>
-        <w:tc>
-          <w:tcPr>
-            <w:tcW w:type="dxa" w:w="1337"/>
-            <w:shd w:fill="F2F5F9"/>
-            <w:tcMar>
-              <w:top w:w="60" w:type="dxa"/>
-              <w:bottom w:w="60" w:type="dxa"/>
-              <w:left w:w="100" w:type="dxa"/>
-              <w:right w:w="100" w:type="dxa"/>
-            </w:tcMar>
-          </w:tcPr>
-          <w:p>
-            <w:r>
-              <w:rPr>
-                <w:sz w:val="18"/>
-              </w:rPr>
-              <w:t>$27.500</w:t>
-            </w:r>
-          </w:p>
-        </w:tc>
-        <w:tc>
-          <w:tcPr>
-            <w:tcW w:type="dxa" w:w="1337"/>
-            <w:shd w:fill="F2F5F9"/>
-            <w:tcMar>
-              <w:top w:w="60" w:type="dxa"/>
-              <w:bottom w:w="60" w:type="dxa"/>
-              <w:left w:w="100" w:type="dxa"/>
-              <w:right w:w="100" w:type="dxa"/>
-            </w:tcMar>
-          </w:tcPr>
-          <w:p>
-            <w:r>
-              <w:rPr>
-                <w:sz w:val="18"/>
-              </w:rPr>
-              <w:t>$27.500</w:t>
-            </w:r>
-          </w:p>
-        </w:tc>
-        <w:tc>
-          <w:tcPr>
-            <w:tcW w:type="dxa" w:w="1337"/>
-            <w:shd w:fill="F2F5F9"/>
-            <w:tcMar>
-              <w:top w:w="60" w:type="dxa"/>
-              <w:bottom w:w="60" w:type="dxa"/>
-              <w:left w:w="100" w:type="dxa"/>
-              <w:right w:w="100" w:type="dxa"/>
-            </w:tcMar>
-          </w:tcPr>
-          <w:p>
-            <w:r>
-              <w:rPr>
-                <w:sz w:val="18"/>
-              </w:rPr>
-              <w:t>$27.500</w:t>
-            </w:r>
-          </w:p>
-        </w:tc>
-        <w:tc>
-          <w:tcPr>
-            <w:tcW w:type="dxa" w:w="1337"/>
-            <w:shd w:fill="F2F5F9"/>
-            <w:tcMar>
-              <w:top w:w="60" w:type="dxa"/>
-              <w:bottom w:w="60" w:type="dxa"/>
-              <w:left w:w="100" w:type="dxa"/>
-              <w:right w:w="100" w:type="dxa"/>
-            </w:tcMar>
-          </w:tcPr>
-          <w:p>
-            <w:r>
-              <w:rPr>
-                <w:sz w:val="18"/>
-              </w:rPr>
-              <w:t>$27.500</w:t>
-            </w:r>
-          </w:p>
-        </w:tc>
-        <w:tc>
-          <w:tcPr>
-            <w:tcW w:type="dxa" w:w="1337"/>
-            <w:shd w:fill="F2F5F9"/>
-            <w:tcMar>
-              <w:top w:w="60" w:type="dxa"/>
-              <w:bottom w:w="60" w:type="dxa"/>
-              <w:left w:w="100" w:type="dxa"/>
-              <w:right w:w="100" w:type="dxa"/>
-            </w:tcMar>
-          </w:tcPr>
-          <w:p>
-            <w:r>
-              <w:rPr>
-                <w:sz w:val="18"/>
-              </w:rPr>
-              <w:t>—</w:t>
-            </w:r>
-          </w:p>
-        </w:tc>
-      </w:tr>
-      <w:tr>
-        <w:tc>
-          <w:tcPr>
-            <w:tcW w:type="dxa" w:w="1337"/>
-            <w:tcMar>
-              <w:top w:w="60" w:type="dxa"/>
-              <w:bottom w:w="60" w:type="dxa"/>
-              <w:left w:w="100" w:type="dxa"/>
-              <w:right w:w="100" w:type="dxa"/>
-            </w:tcMar>
-          </w:tcPr>
-          <w:p>
-            <w:r>
-              <w:rPr>
-                <w:sz w:val="18"/>
-              </w:rPr>
-              <w:t>Costo Variable LB (USD/u)</w:t>
-            </w:r>
-          </w:p>
-        </w:tc>
-        <w:tc>
-          <w:tcPr>
-            <w:tcW w:type="dxa" w:w="1337"/>
-            <w:tcMar>
-              <w:top w:w="60" w:type="dxa"/>
-              <w:bottom w:w="60" w:type="dxa"/>
-              <w:left w:w="100" w:type="dxa"/>
-              <w:right w:w="100" w:type="dxa"/>
-            </w:tcMar>
-          </w:tcPr>
-          <w:p>
-            <w:r>
-              <w:rPr>
-                <w:sz w:val="18"/>
-              </w:rPr>
-              <w:t>$26.667</w:t>
-            </w:r>
-          </w:p>
-        </w:tc>
-        <w:tc>
-          <w:tcPr>
-            <w:tcW w:type="dxa" w:w="1337"/>
-            <w:tcMar>
-              <w:top w:w="60" w:type="dxa"/>
-              <w:bottom w:w="60" w:type="dxa"/>
-              <w:left w:w="100" w:type="dxa"/>
-              <w:right w:w="100" w:type="dxa"/>
-            </w:tcMar>
-          </w:tcPr>
-          <w:p>
-            <w:r>
-              <w:rPr>
-                <w:sz w:val="18"/>
-              </w:rPr>
-              <w:t>$27.429</w:t>
-            </w:r>
-          </w:p>
-        </w:tc>
-        <w:tc>
-          <w:tcPr>
-            <w:tcW w:type="dxa" w:w="1337"/>
-            <w:tcMar>
-              <w:top w:w="60" w:type="dxa"/>
-              <w:bottom w:w="60" w:type="dxa"/>
-              <w:left w:w="100" w:type="dxa"/>
-              <w:right w:w="100" w:type="dxa"/>
-            </w:tcMar>
-          </w:tcPr>
-          <w:p>
-            <w:r>
-              <w:rPr>
-                <w:sz w:val="18"/>
-              </w:rPr>
-              <w:t>$29.538</w:t>
-            </w:r>
-          </w:p>
-        </w:tc>
-        <w:tc>
-          <w:tcPr>
-            <w:tcW w:type="dxa" w:w="1337"/>
-            <w:tcMar>
-              <w:top w:w="60" w:type="dxa"/>
-              <w:bottom w:w="60" w:type="dxa"/>
-              <w:left w:w="100" w:type="dxa"/>
-              <w:right w:w="100" w:type="dxa"/>
-            </w:tcMar>
-          </w:tcPr>
-          <w:p>
-            <w:r>
-              <w:rPr>
-                <w:sz w:val="18"/>
-              </w:rPr>
-              <w:t>$29.413</w:t>
-            </w:r>
-          </w:p>
-        </w:tc>
-        <w:tc>
-          <w:tcPr>
-            <w:tcW w:type="dxa" w:w="1337"/>
-            <w:tcMar>
-              <w:top w:w="60" w:type="dxa"/>
-              <w:bottom w:w="60" w:type="dxa"/>
-              <w:left w:w="100" w:type="dxa"/>
-              <w:right w:w="100" w:type="dxa"/>
-            </w:tcMar>
-          </w:tcPr>
-          <w:p>
-            <w:r>
-              <w:rPr>
-                <w:sz w:val="18"/>
-              </w:rPr>
-              <w:t>$29.623</w:t>
-            </w:r>
-          </w:p>
-        </w:tc>
-        <w:tc>
-          <w:tcPr>
-            <w:tcW w:type="dxa" w:w="1337"/>
-            <w:tcMar>
-              <w:top w:w="60" w:type="dxa"/>
-              <w:bottom w:w="60" w:type="dxa"/>
-              <w:left w:w="100" w:type="dxa"/>
-              <w:right w:w="100" w:type="dxa"/>
-            </w:tcMar>
-          </w:tcPr>
-          <w:p>
-            <w:r>
-              <w:rPr>
-                <w:sz w:val="18"/>
-              </w:rPr>
-              <w:t>—</w:t>
-            </w:r>
-          </w:p>
-        </w:tc>
-      </w:tr>
-      <w:tr>
-        <w:tc>
-          <w:tcPr>
-            <w:tcW w:type="dxa" w:w="1337"/>
-            <w:shd w:fill="F2F5F9"/>
-            <w:tcMar>
-              <w:top w:w="60" w:type="dxa"/>
-              <w:bottom w:w="60" w:type="dxa"/>
-              <w:left w:w="100" w:type="dxa"/>
-              <w:right w:w="100" w:type="dxa"/>
-            </w:tcMar>
-          </w:tcPr>
-          <w:p>
-            <w:r>
-              <w:rPr>
-                <w:sz w:val="18"/>
-              </w:rPr>
-              <w:t>Margen Unitario (USD/u)</w:t>
-            </w:r>
-          </w:p>
-        </w:tc>
-        <w:tc>
-          <w:tcPr>
-            <w:tcW w:type="dxa" w:w="1337"/>
-            <w:shd w:fill="F2F5F9"/>
-            <w:tcMar>
-              <w:top w:w="60" w:type="dxa"/>
-              <w:bottom w:w="60" w:type="dxa"/>
-              <w:left w:w="100" w:type="dxa"/>
-              <w:right w:w="100" w:type="dxa"/>
-            </w:tcMar>
-          </w:tcPr>
-          <w:p>
-            <w:r>
-              <w:rPr>
-                <w:sz w:val="18"/>
-              </w:rPr>
-              <w:t>+$833</w:t>
-            </w:r>
-          </w:p>
-        </w:tc>
-        <w:tc>
-          <w:tcPr>
-            <w:tcW w:type="dxa" w:w="1337"/>
-            <w:shd w:fill="F2F5F9"/>
-            <w:tcMar>
-              <w:top w:w="60" w:type="dxa"/>
-              <w:bottom w:w="60" w:type="dxa"/>
-              <w:left w:w="100" w:type="dxa"/>
-              <w:right w:w="100" w:type="dxa"/>
-            </w:tcMar>
-          </w:tcPr>
-          <w:p>
-            <w:r>
-              <w:rPr>
-                <w:sz w:val="18"/>
-              </w:rPr>
-              <w:t>+$71</w:t>
-            </w:r>
-          </w:p>
-        </w:tc>
-        <w:tc>
-          <w:tcPr>
-            <w:tcW w:type="dxa" w:w="1337"/>
-            <w:shd w:fill="F2F5F9"/>
-            <w:tcMar>
-              <w:top w:w="60" w:type="dxa"/>
-              <w:bottom w:w="60" w:type="dxa"/>
-              <w:left w:w="100" w:type="dxa"/>
-              <w:right w:w="100" w:type="dxa"/>
-            </w:tcMar>
-          </w:tcPr>
-          <w:p>
-            <w:r>
-              <w:rPr>
-                <w:sz w:val="18"/>
-              </w:rPr>
-              <w:t>-$2.038</w:t>
-            </w:r>
-          </w:p>
-        </w:tc>
-        <w:tc>
-          <w:tcPr>
-            <w:tcW w:type="dxa" w:w="1337"/>
-            <w:shd w:fill="F2F5F9"/>
-            <w:tcMar>
-              <w:top w:w="60" w:type="dxa"/>
-              <w:bottom w:w="60" w:type="dxa"/>
-              <w:left w:w="100" w:type="dxa"/>
-              <w:right w:w="100" w:type="dxa"/>
-            </w:tcMar>
-          </w:tcPr>
-          <w:p>
-            <w:r>
-              <w:rPr>
-                <w:sz w:val="18"/>
-              </w:rPr>
-              <w:t>-$1.913</w:t>
-            </w:r>
-          </w:p>
-        </w:tc>
-        <w:tc>
-          <w:tcPr>
-            <w:tcW w:type="dxa" w:w="1337"/>
-            <w:shd w:fill="F2F5F9"/>
-            <w:tcMar>
-              <w:top w:w="60" w:type="dxa"/>
-              <w:bottom w:w="60" w:type="dxa"/>
-              <w:left w:w="100" w:type="dxa"/>
-              <w:right w:w="100" w:type="dxa"/>
-            </w:tcMar>
-          </w:tcPr>
-          <w:p>
-            <w:r>
-              <w:rPr>
-                <w:sz w:val="18"/>
-              </w:rPr>
-              <w:t>-$2.123</w:t>
-            </w:r>
-          </w:p>
-        </w:tc>
-        <w:tc>
-          <w:tcPr>
-            <w:tcW w:type="dxa" w:w="1337"/>
-            <w:shd w:fill="F2F5F9"/>
-            <w:tcMar>
-              <w:top w:w="60" w:type="dxa"/>
-              <w:bottom w:w="60" w:type="dxa"/>
-              <w:left w:w="100" w:type="dxa"/>
-              <w:right w:w="100" w:type="dxa"/>
-            </w:tcMar>
-          </w:tcPr>
-          <w:p>
-            <w:r>
-              <w:rPr>
-                <w:sz w:val="18"/>
-              </w:rPr>
-              <w:t>-$5.170 / u</w:t>
-            </w:r>
-          </w:p>
-        </w:tc>
-      </w:tr>
-      <w:tr>
-        <w:tc>
-          <w:tcPr>
-            <w:tcW w:type="dxa" w:w="1337"/>
-            <w:tcMar>
-              <w:top w:w="60" w:type="dxa"/>
-              <w:bottom w:w="60" w:type="dxa"/>
-              <w:left w:w="100" w:type="dxa"/>
-              <w:right w:w="100" w:type="dxa"/>
-            </w:tcMar>
-          </w:tcPr>
-          <w:p>
-            <w:r>
-              <w:rPr>
-                <w:sz w:val="18"/>
-              </w:rPr>
-              <w:t>Aporte Anual (1.000 u)</w:t>
-            </w:r>
-          </w:p>
-        </w:tc>
-        <w:tc>
-          <w:tcPr>
-            <w:tcW w:type="dxa" w:w="1337"/>
-            <w:tcMar>
-              <w:top w:w="60" w:type="dxa"/>
-              <w:bottom w:w="60" w:type="dxa"/>
-              <w:left w:w="100" w:type="dxa"/>
-              <w:right w:w="100" w:type="dxa"/>
-            </w:tcMar>
-          </w:tcPr>
-          <w:p>
-            <w:r>
-              <w:rPr>
-                <w:sz w:val="18"/>
-              </w:rPr>
-              <w:t>+$833.000</w:t>
-            </w:r>
-          </w:p>
-        </w:tc>
-        <w:tc>
-          <w:tcPr>
-            <w:tcW w:type="dxa" w:w="1337"/>
-            <w:tcMar>
-              <w:top w:w="60" w:type="dxa"/>
-              <w:bottom w:w="60" w:type="dxa"/>
-              <w:left w:w="100" w:type="dxa"/>
-              <w:right w:w="100" w:type="dxa"/>
-            </w:tcMar>
-          </w:tcPr>
-          <w:p>
-            <w:r>
-              <w:rPr>
-                <w:sz w:val="18"/>
-              </w:rPr>
-              <w:t>+$71.000</w:t>
-            </w:r>
-          </w:p>
-        </w:tc>
-        <w:tc>
-          <w:tcPr>
-            <w:tcW w:type="dxa" w:w="1337"/>
-            <w:tcMar>
-              <w:top w:w="60" w:type="dxa"/>
-              <w:bottom w:w="60" w:type="dxa"/>
-              <w:left w:w="100" w:type="dxa"/>
-              <w:right w:w="100" w:type="dxa"/>
-            </w:tcMar>
-          </w:tcPr>
-          <w:p>
-            <w:r>
-              <w:rPr>
-                <w:sz w:val="18"/>
-              </w:rPr>
-              <w:t>-$2.038.000</w:t>
-            </w:r>
-          </w:p>
-        </w:tc>
-        <w:tc>
-          <w:tcPr>
-            <w:tcW w:type="dxa" w:w="1337"/>
-            <w:tcMar>
-              <w:top w:w="60" w:type="dxa"/>
-              <w:bottom w:w="60" w:type="dxa"/>
-              <w:left w:w="100" w:type="dxa"/>
-              <w:right w:w="100" w:type="dxa"/>
-            </w:tcMar>
-          </w:tcPr>
-          <w:p>
-            <w:r>
-              <w:rPr>
-                <w:sz w:val="18"/>
-              </w:rPr>
-              <w:t>-$1.913.000</w:t>
-            </w:r>
-          </w:p>
-        </w:tc>
-        <w:tc>
-          <w:tcPr>
-            <w:tcW w:type="dxa" w:w="1337"/>
-            <w:tcMar>
-              <w:top w:w="60" w:type="dxa"/>
-              <w:bottom w:w="60" w:type="dxa"/>
-              <w:left w:w="100" w:type="dxa"/>
-              <w:right w:w="100" w:type="dxa"/>
-            </w:tcMar>
-          </w:tcPr>
-          <w:p>
-            <w:r>
-              <w:rPr>
-                <w:sz w:val="18"/>
-              </w:rPr>
-              <w:t>-$2.123.000</w:t>
-            </w:r>
-          </w:p>
-        </w:tc>
-        <w:tc>
-          <w:tcPr>
-            <w:tcW w:type="dxa" w:w="1337"/>
-            <w:tcMar>
-              <w:top w:w="60" w:type="dxa"/>
-              <w:bottom w:w="60" w:type="dxa"/>
-              <w:left w:w="100" w:type="dxa"/>
-              <w:right w:w="100" w:type="dxa"/>
-            </w:tcMar>
-          </w:tcPr>
-          <w:p>
-            <w:r>
-              <w:rPr>
-                <w:sz w:val="18"/>
-              </w:rPr>
-              <w:t>-$5.170.000</w:t>
-            </w:r>
-          </w:p>
-        </w:tc>
-      </w:tr>
-    </w:tbl>
-    <w:p>
-      <w:r>
-        <w:t>2. Deducción del Precio de Indiferencia (USD 28.534):</w:t>
-        <w:br/>
-        <w:t>Como la Línea A opera con holgura de capacidad (75% a 83%), el contrato no desplaza capacidad de otros modelos. Su pérdida es puramente de margen de precio. Dado que Z es perfectamente lineal en el precio del contrato (cada dólar extra aporta 1.000 u x 5 años = USD 5.000):</w:t>
-        <w:br/>
-        <w:t>P_indiferencia = 27.500 + (5.169.335 / 5.000) = 27.500 + 1.033,87 = USD 28.533,87 (redondeado: USD 28.534).</w:t>
-        <w:br/>
-        <w:t>Este precio coincide exactamente con el costo variable promedio de los 5 años: (26.667 + 27.429 + 29.538 + 29.413 + 29.623) / 5 = USD 28.534.</w:t>
-        <w:br/>
-        <w:t>Recomendación: Renegociar a mínimo USD 28.550 o indexar; si no, rechazar el contrato.</w:t>
+        <w:t>CONSIGNA 6: Costo de Playón y Transferencia de Inventarios</w:t>
       </w:r>
     </w:p>
     <w:p>
       <w:pPr>
-        <w:pStyle w:val="Heading2"/>
+        <w:pStyle w:val="Heading3"/>
       </w:pPr>
       <w:r>
         <w:rPr>
           <w:color w:val="2F5597"/>
         </w:rPr>
-        <w:t>Consigna 6: Costo de Playón y Transferencia de Inventarios</w:t>
+        <w:t>1. ¿Cuál es la idea de negocio?</w:t>
       </w:r>
     </w:p>
     <w:p>
       <w:r>
-        <w:t>1. Condición Analítica de Arbitraje Intertemporal:</w:t>
+        <w:t>La empresa puede fabricar de más y guardar vehículos en el playón pagando un 25% anual de su costo variable.</w:t>
         <w:br/>
-        <w:t>Para que convenga fabricar una unidad en el año t y guardarla para el año t+1 pagando la tasa h, se debe cumplir:</w:t>
+        <w:t>• ¿En qué casos el modelo decide transferir inventario?</w:t>
         <w:br/>
-        <w:t>cv(t)·(1 + h) / e(t) &lt;= cv(t+1) / e(t+1)   ===&gt;   h &lt;= [ (cv(t+1)/e(t+1)) / (cv(t)/e(t)) ] - 1</w:t>
+        <w:t>• ¿Qué ocurre si la tasa sube al 30%?</w:t>
         <w:br/>
-        <w:t>El incremento porcentual del costo unitario en dólares del año 2 al 3 es del +7,7%. Por ende, para tasas h superiores al 7,7%-8,8%, el costo de guardar supera cualquier ahorro de fabricación anticipada.</w:t>
+        <w:t>• ¿A qué nivel de costo la transferencia deja de ser utilizada?</w:t>
       </w:r>
     </w:p>
-    <w:tbl>
-      <w:tblPr>
-        <w:tblW w:type="auto" w:w="0"/>
-        <w:jc w:val="center"/>
-        <w:tblLook w:firstColumn="1" w:firstRow="1" w:lastColumn="0" w:lastRow="0" w:noHBand="0" w:noVBand="1" w:val="04A0"/>
-      </w:tblPr>
-      <w:tblGrid>
-        <w:gridCol w:w="3120"/>
-        <w:gridCol w:w="3120"/>
-        <w:gridCol w:w="3120"/>
-      </w:tblGrid>
-      <w:tr>
-        <w:tc>
-          <w:tcPr>
-            <w:tcW w:type="dxa" w:w="3120"/>
-            <w:shd w:fill="1F4E79"/>
-            <w:tcMar>
-              <w:top w:w="100" w:type="dxa"/>
-              <w:bottom w:w="100" w:type="dxa"/>
-              <w:left w:w="120" w:type="dxa"/>
-              <w:right w:w="120" w:type="dxa"/>
-            </w:tcMar>
-          </w:tcPr>
-          <w:p>
-            <w:r>
-              <w:rPr>
-                <w:b/>
-                <w:color w:val="FFFFFF"/>
-                <w:sz w:val="19"/>
-              </w:rPr>
-              <w:t>Tasa de Mantenimiento (h)</w:t>
-            </w:r>
-          </w:p>
-        </w:tc>
-        <w:tc>
-          <w:tcPr>
-            <w:tcW w:type="dxa" w:w="3120"/>
-            <w:shd w:fill="1F4E79"/>
-            <w:tcMar>
-              <w:top w:w="100" w:type="dxa"/>
-              <w:bottom w:w="100" w:type="dxa"/>
-              <w:left w:w="120" w:type="dxa"/>
-              <w:right w:w="120" w:type="dxa"/>
-            </w:tcMar>
-          </w:tcPr>
-          <w:p>
-            <w:r>
-              <w:rPr>
-                <w:b/>
-                <w:color w:val="FFFFFF"/>
-                <w:sz w:val="19"/>
-              </w:rPr>
-              <w:t>Inventario Total Transferido</w:t>
-            </w:r>
-          </w:p>
-        </w:tc>
-        <w:tc>
-          <w:tcPr>
-            <w:tcW w:type="dxa" w:w="3120"/>
-            <w:shd w:fill="1F4E79"/>
-            <w:tcMar>
-              <w:top w:w="100" w:type="dxa"/>
-              <w:bottom w:w="100" w:type="dxa"/>
-              <w:left w:w="120" w:type="dxa"/>
-              <w:right w:w="120" w:type="dxa"/>
-            </w:tcMar>
-          </w:tcPr>
-          <w:p>
-            <w:r>
-              <w:rPr>
-                <w:b/>
-                <w:color w:val="FFFFFF"/>
-                <w:sz w:val="19"/>
-              </w:rPr>
-              <w:t>Comportamiento del Modelo</w:t>
-            </w:r>
-          </w:p>
-        </w:tc>
-      </w:tr>
-      <w:tr>
-        <w:tc>
-          <w:tcPr>
-            <w:tcW w:type="dxa" w:w="3120"/>
-            <w:shd w:fill="F2F5F9"/>
-            <w:tcMar>
-              <w:top w:w="60" w:type="dxa"/>
-              <w:bottom w:w="60" w:type="dxa"/>
-              <w:left w:w="100" w:type="dxa"/>
-              <w:right w:w="100" w:type="dxa"/>
-            </w:tcMar>
-          </w:tcPr>
-          <w:p>
-            <w:r>
-              <w:rPr>
-                <w:sz w:val="18"/>
-              </w:rPr>
-              <w:t>0,0% (Almacenamiento gratis)</w:t>
-            </w:r>
-          </w:p>
-        </w:tc>
-        <w:tc>
-          <w:tcPr>
-            <w:tcW w:type="dxa" w:w="3120"/>
-            <w:shd w:fill="F2F5F9"/>
-            <w:tcMar>
-              <w:top w:w="60" w:type="dxa"/>
-              <w:bottom w:w="60" w:type="dxa"/>
-              <w:left w:w="100" w:type="dxa"/>
-              <w:right w:w="100" w:type="dxa"/>
-            </w:tcMar>
-          </w:tcPr>
-          <w:p>
-            <w:r>
-              <w:rPr>
-                <w:sz w:val="18"/>
-              </w:rPr>
-              <w:t>91.252 unidades</w:t>
-            </w:r>
-          </w:p>
-        </w:tc>
-        <w:tc>
-          <w:tcPr>
-            <w:tcW w:type="dxa" w:w="3120"/>
-            <w:shd w:fill="F2F5F9"/>
-            <w:tcMar>
-              <w:top w:w="60" w:type="dxa"/>
-              <w:bottom w:w="60" w:type="dxa"/>
-              <w:left w:w="100" w:type="dxa"/>
-              <w:right w:w="100" w:type="dxa"/>
-            </w:tcMar>
-          </w:tcPr>
-          <w:p>
-            <w:r>
-              <w:rPr>
-                <w:sz w:val="18"/>
-              </w:rPr>
-              <w:t>Nivelación masiva de carga entre períodos.</w:t>
-            </w:r>
-          </w:p>
-        </w:tc>
-      </w:tr>
-      <w:tr>
-        <w:tc>
-          <w:tcPr>
-            <w:tcW w:type="dxa" w:w="3120"/>
-            <w:tcMar>
-              <w:top w:w="60" w:type="dxa"/>
-              <w:bottom w:w="60" w:type="dxa"/>
-              <w:left w:w="100" w:type="dxa"/>
-              <w:right w:w="100" w:type="dxa"/>
-            </w:tcMar>
-          </w:tcPr>
-          <w:p>
-            <w:r>
-              <w:rPr>
-                <w:sz w:val="18"/>
-              </w:rPr>
-              <w:t>1,0% a 5,0%</w:t>
-            </w:r>
-          </w:p>
-        </w:tc>
-        <w:tc>
-          <w:tcPr>
-            <w:tcW w:type="dxa" w:w="3120"/>
-            <w:tcMar>
-              <w:top w:w="60" w:type="dxa"/>
-              <w:bottom w:w="60" w:type="dxa"/>
-              <w:left w:w="100" w:type="dxa"/>
-              <w:right w:w="100" w:type="dxa"/>
-            </w:tcMar>
-          </w:tcPr>
-          <w:p>
-            <w:r>
-              <w:rPr>
-                <w:sz w:val="18"/>
-              </w:rPr>
-              <w:t>61.429 a 22.546 unidades</w:t>
-            </w:r>
-          </w:p>
-        </w:tc>
-        <w:tc>
-          <w:tcPr>
-            <w:tcW w:type="dxa" w:w="3120"/>
-            <w:tcMar>
-              <w:top w:w="60" w:type="dxa"/>
-              <w:bottom w:w="60" w:type="dxa"/>
-              <w:left w:w="100" w:type="dxa"/>
-              <w:right w:w="100" w:type="dxa"/>
-            </w:tcMar>
-          </w:tcPr>
-          <w:p>
-            <w:r>
-              <w:rPr>
-                <w:sz w:val="18"/>
-              </w:rPr>
-              <w:t>Traslado activo de pick-ups y livianos.</w:t>
-            </w:r>
-          </w:p>
-        </w:tc>
-      </w:tr>
-      <w:tr>
-        <w:tc>
-          <w:tcPr>
-            <w:tcW w:type="dxa" w:w="3120"/>
-            <w:shd w:fill="F2F5F9"/>
-            <w:tcMar>
-              <w:top w:w="60" w:type="dxa"/>
-              <w:bottom w:w="60" w:type="dxa"/>
-              <w:left w:w="100" w:type="dxa"/>
-              <w:right w:w="100" w:type="dxa"/>
-            </w:tcMar>
-          </w:tcPr>
-          <w:p>
-            <w:r>
-              <w:rPr>
-                <w:sz w:val="18"/>
-              </w:rPr>
-              <w:t>8,0% a 8,1%</w:t>
-            </w:r>
-          </w:p>
-        </w:tc>
-        <w:tc>
-          <w:tcPr>
-            <w:tcW w:type="dxa" w:w="3120"/>
-            <w:shd w:fill="F2F5F9"/>
-            <w:tcMar>
-              <w:top w:w="60" w:type="dxa"/>
-              <w:bottom w:w="60" w:type="dxa"/>
-              <w:left w:w="100" w:type="dxa"/>
-              <w:right w:w="100" w:type="dxa"/>
-            </w:tcMar>
-          </w:tcPr>
-          <w:p>
-            <w:r>
-              <w:rPr>
-                <w:sz w:val="18"/>
-              </w:rPr>
-              <w:t>4.302 unidades</w:t>
-            </w:r>
-          </w:p>
-        </w:tc>
-        <w:tc>
-          <w:tcPr>
-            <w:tcW w:type="dxa" w:w="3120"/>
-            <w:shd w:fill="F2F5F9"/>
-            <w:tcMar>
-              <w:top w:w="60" w:type="dxa"/>
-              <w:bottom w:w="60" w:type="dxa"/>
-              <w:left w:w="100" w:type="dxa"/>
-              <w:right w:w="100" w:type="dxa"/>
-            </w:tcMar>
-          </w:tcPr>
-          <w:p>
-            <w:r>
-              <w:rPr>
-                <w:sz w:val="18"/>
-              </w:rPr>
-              <w:t>Solo transfiere 4.302 livianos del año 2 al 3.</w:t>
-            </w:r>
-          </w:p>
-        </w:tc>
-      </w:tr>
-      <w:tr>
-        <w:tc>
-          <w:tcPr>
-            <w:tcW w:type="dxa" w:w="3120"/>
-            <w:tcMar>
-              <w:top w:w="60" w:type="dxa"/>
-              <w:bottom w:w="60" w:type="dxa"/>
-              <w:left w:w="100" w:type="dxa"/>
-              <w:right w:w="100" w:type="dxa"/>
-            </w:tcMar>
-          </w:tcPr>
-          <w:p>
-            <w:r>
-              <w:rPr>
-                <w:sz w:val="18"/>
-              </w:rPr>
-              <w:t>8,2% a 8,8%</w:t>
-            </w:r>
-          </w:p>
-        </w:tc>
-        <w:tc>
-          <w:tcPr>
-            <w:tcW w:type="dxa" w:w="3120"/>
-            <w:tcMar>
-              <w:top w:w="60" w:type="dxa"/>
-              <w:bottom w:w="60" w:type="dxa"/>
-              <w:left w:w="100" w:type="dxa"/>
-              <w:right w:w="100" w:type="dxa"/>
-            </w:tcMar>
-          </w:tcPr>
-          <w:p>
-            <w:r>
-              <w:rPr>
-                <w:sz w:val="18"/>
-              </w:rPr>
-              <w:t>0,0 unidades</w:t>
-            </w:r>
-          </w:p>
-        </w:tc>
-        <w:tc>
-          <w:tcPr>
-            <w:tcW w:type="dxa" w:w="3120"/>
-            <w:tcMar>
-              <w:top w:w="60" w:type="dxa"/>
-              <w:bottom w:w="60" w:type="dxa"/>
-              <w:left w:w="100" w:type="dxa"/>
-              <w:right w:w="100" w:type="dxa"/>
-            </w:tcMar>
-          </w:tcPr>
-          <w:p>
-            <w:r>
-              <w:rPr>
-                <w:sz w:val="18"/>
-              </w:rPr>
-              <w:t>PUNTO DE CORTE ANALÍTICO (El inventario cae a cero).</w:t>
-            </w:r>
-          </w:p>
-        </w:tc>
-      </w:tr>
-      <w:tr>
-        <w:tc>
-          <w:tcPr>
-            <w:tcW w:type="dxa" w:w="3120"/>
-            <w:shd w:fill="F2F5F9"/>
-            <w:tcMar>
-              <w:top w:w="60" w:type="dxa"/>
-              <w:bottom w:w="60" w:type="dxa"/>
-              <w:left w:w="100" w:type="dxa"/>
-              <w:right w:w="100" w:type="dxa"/>
-            </w:tcMar>
-          </w:tcPr>
-          <w:p>
-            <w:r>
-              <w:rPr>
-                <w:sz w:val="18"/>
-              </w:rPr>
-              <w:t>25,0% (Tasa Base)</w:t>
-            </w:r>
-          </w:p>
-        </w:tc>
-        <w:tc>
-          <w:tcPr>
-            <w:tcW w:type="dxa" w:w="3120"/>
-            <w:shd w:fill="F2F5F9"/>
-            <w:tcMar>
-              <w:top w:w="60" w:type="dxa"/>
-              <w:bottom w:w="60" w:type="dxa"/>
-              <w:left w:w="100" w:type="dxa"/>
-              <w:right w:w="100" w:type="dxa"/>
-            </w:tcMar>
-          </w:tcPr>
-          <w:p>
-            <w:r>
-              <w:rPr>
-                <w:sz w:val="18"/>
-              </w:rPr>
-              <w:t>0,0 unidades</w:t>
-            </w:r>
-          </w:p>
-        </w:tc>
-        <w:tc>
-          <w:tcPr>
-            <w:tcW w:type="dxa" w:w="3120"/>
-            <w:shd w:fill="F2F5F9"/>
-            <w:tcMar>
-              <w:top w:w="60" w:type="dxa"/>
-              <w:bottom w:w="60" w:type="dxa"/>
-              <w:left w:w="100" w:type="dxa"/>
-              <w:right w:w="100" w:type="dxa"/>
-            </w:tcMar>
-          </w:tcPr>
-          <w:p>
-            <w:r>
-              <w:rPr>
-                <w:sz w:val="18"/>
-              </w:rPr>
-              <w:t>Cero inventario (Régimen Just-in-Time estricto).</w:t>
-            </w:r>
-          </w:p>
-        </w:tc>
-      </w:tr>
-      <w:tr>
-        <w:tc>
-          <w:tcPr>
-            <w:tcW w:type="dxa" w:w="3120"/>
-            <w:tcMar>
-              <w:top w:w="60" w:type="dxa"/>
-              <w:bottom w:w="60" w:type="dxa"/>
-              <w:left w:w="100" w:type="dxa"/>
-              <w:right w:w="100" w:type="dxa"/>
-            </w:tcMar>
-          </w:tcPr>
-          <w:p>
-            <w:r>
-              <w:rPr>
-                <w:sz w:val="18"/>
-              </w:rPr>
-              <w:t>30,0% (Tasa Sensibilidad)</w:t>
-            </w:r>
-          </w:p>
-        </w:tc>
-        <w:tc>
-          <w:tcPr>
-            <w:tcW w:type="dxa" w:w="3120"/>
-            <w:tcMar>
-              <w:top w:w="60" w:type="dxa"/>
-              <w:bottom w:w="60" w:type="dxa"/>
-              <w:left w:w="100" w:type="dxa"/>
-              <w:right w:w="100" w:type="dxa"/>
-            </w:tcMar>
-          </w:tcPr>
-          <w:p>
-            <w:r>
-              <w:rPr>
-                <w:sz w:val="18"/>
-              </w:rPr>
-              <w:t>0,0 unidades</w:t>
-            </w:r>
-          </w:p>
-        </w:tc>
-        <w:tc>
-          <w:tcPr>
-            <w:tcW w:type="dxa" w:w="3120"/>
-            <w:tcMar>
-              <w:top w:w="60" w:type="dxa"/>
-              <w:bottom w:w="60" w:type="dxa"/>
-              <w:left w:w="100" w:type="dxa"/>
-              <w:right w:w="100" w:type="dxa"/>
-            </w:tcMar>
-          </w:tcPr>
-          <w:p>
-            <w:r>
-              <w:rPr>
-                <w:sz w:val="18"/>
-              </w:rPr>
-              <w:t>Cero inventario (Sin ningún impacto en la utilidad).</w:t>
-            </w:r>
-          </w:p>
-        </w:tc>
-      </w:tr>
-    </w:tbl>
+    <w:p>
+      <w:pPr>
+        <w:pStyle w:val="Heading3"/>
+      </w:pPr>
+      <w:r>
+        <w:rPr>
+          <w:color w:val="2F5597"/>
+        </w:rPr>
+        <w:t>2. ¿Cómo lo resuelve el código por dentro?</w:t>
+      </w:r>
+    </w:p>
+    <w:p>
+      <w:r>
+        <w:t>1. Se evalúa la condición de arbitraje intertemporal: [CV(t) * (1 + h) / TC(t)] &lt;= [CV(t+1) / TC(t+1)].</w:t>
+        <w:br/>
+        <w:t>2. Se realiza un barrido paramétrico continuo de la tasa h desde 0% hasta 30% con pasos de 0,5% y 1,0%.</w:t>
+        <w:br/>
+        <w:t>3. En cada iteración se suma el inventario total guardado para detectar el punto de anulación exacta.</w:t>
+      </w:r>
+    </w:p>
+    <w:p>
+      <w:pPr>
+        <w:pStyle w:val="Heading3"/>
+      </w:pPr>
+      <w:r>
+        <w:rPr>
+          <w:color w:val="2F5597"/>
+        </w:rPr>
+        <w:t>3. ¿Qué resultado arroja y qué significa?</w:t>
+      </w:r>
+    </w:p>
+    <w:p>
+      <w:r>
+        <w:t>• Al 25% y 30%: Cero (0) inventario transferido. Subir la tasa al 30% no genera ningún impacto porque al 25% ya no convenía guardar stock.</w:t>
+        <w:br/>
+        <w:t>• Punto de corte analítico: El inventario desaparece por completo a partir del 8,1% - 8,8% anual.</w:t>
+        <w:br/>
+        <w:t>• Significado: Para tasas mayores al ~8,8%, el costo financiero de tener autos parados supera cualquier beneficio de anticipar producción. AutoITBA debe operar en régimen Just-in-Time.</w:t>
+      </w:r>
+    </w:p>
     <w:p>
       <w:r>
         <w:drawing>
@@ -7737,652 +4202,73 @@
       </w:pPr>
       <w:r>
         <w:rPr>
+          <w:color w:val="1F4E79"/>
+        </w:rPr>
+        <w:t>CONSIGNA 7: Recomendación Estratégica Integral (Minimax Regret)</w:t>
+      </w:r>
+    </w:p>
+    <w:p>
+      <w:pPr>
+        <w:pStyle w:val="Heading3"/>
+      </w:pPr>
+      <w:r>
+        <w:rPr>
           <w:color w:val="2F5597"/>
         </w:rPr>
-        <w:t>Consigna 7: Recomendación Estratégica Integral (Minimax Regret)</w:t>
+        <w:t>1. ¿Cuál es la idea de negocio?</w:t>
       </w:r>
     </w:p>
     <w:p>
       <w:r>
-        <w:t>1. Planteo Formal del Criterio Minimax Regret de Savage:</w:t>
-        <w:br/>
-        <w:t>Se evalúa el arrepentimiento máximo de comprometer cada decisión estratégica hoy frente a los 4 estados posibles de la economía. El arrepentimiento R(i, j) = max_k P(k, j) - P(i, j) mide cuánto dinero dejó de ganar la empresa respecto a la mejor decisión que pudo haber tomado conociendo el escenario de antemano.</w:t>
+        <w:t>Presentar una recomendación integral al directorio distinguiendo decisiones robustas vs contingentes, y definir una estrategia que minimice el arrepentimiento en los Años 1 y 2 dejando opciones abiertas para los Años 3 a 5.</w:t>
       </w:r>
     </w:p>
-    <w:tbl>
-      <w:tblPr>
-        <w:tblW w:type="auto" w:w="0"/>
-        <w:jc w:val="center"/>
-        <w:tblLook w:firstColumn="1" w:firstRow="1" w:lastColumn="0" w:lastRow="0" w:noHBand="0" w:noVBand="1" w:val="04A0"/>
-      </w:tblPr>
-      <w:tblGrid>
-        <w:gridCol w:w="1560"/>
-        <w:gridCol w:w="1560"/>
-        <w:gridCol w:w="1560"/>
-        <w:gridCol w:w="1560"/>
-        <w:gridCol w:w="1560"/>
-        <w:gridCol w:w="1560"/>
-      </w:tblGrid>
-      <w:tr>
-        <w:tc>
-          <w:tcPr>
-            <w:tcW w:type="dxa" w:w="1560"/>
-            <w:shd w:fill="1F4E79"/>
-            <w:tcMar>
-              <w:top w:w="100" w:type="dxa"/>
-              <w:bottom w:w="100" w:type="dxa"/>
-              <w:left w:w="120" w:type="dxa"/>
-              <w:right w:w="120" w:type="dxa"/>
-            </w:tcMar>
-          </w:tcPr>
-          <w:p>
-            <w:r>
-              <w:rPr>
-                <w:b/>
-                <w:color w:val="FFFFFF"/>
-                <w:sz w:val="19"/>
-              </w:rPr>
-              <w:t>Estrategia / Decisión</w:t>
-            </w:r>
-          </w:p>
-        </w:tc>
-        <w:tc>
-          <w:tcPr>
-            <w:tcW w:type="dxa" w:w="1560"/>
-            <w:shd w:fill="1F4E79"/>
-            <w:tcMar>
-              <w:top w:w="100" w:type="dxa"/>
-              <w:bottom w:w="100" w:type="dxa"/>
-              <w:left w:w="120" w:type="dxa"/>
-              <w:right w:w="120" w:type="dxa"/>
-            </w:tcMar>
-          </w:tcPr>
-          <w:p>
-            <w:r>
-              <w:rPr>
-                <w:b/>
-                <w:color w:val="FFFFFF"/>
-                <w:sz w:val="19"/>
-              </w:rPr>
-              <w:t>E1: Base</w:t>
-            </w:r>
-          </w:p>
-        </w:tc>
-        <w:tc>
-          <w:tcPr>
-            <w:tcW w:type="dxa" w:w="1560"/>
-            <w:shd w:fill="1F4E79"/>
-            <w:tcMar>
-              <w:top w:w="100" w:type="dxa"/>
-              <w:bottom w:w="100" w:type="dxa"/>
-              <w:left w:w="120" w:type="dxa"/>
-              <w:right w:w="120" w:type="dxa"/>
-            </w:tcMar>
-          </w:tcPr>
-          <w:p>
-            <w:r>
-              <w:rPr>
-                <w:b/>
-                <w:color w:val="FFFFFF"/>
-                <w:sz w:val="19"/>
-              </w:rPr>
-              <w:t>E2: Deval.</w:t>
-            </w:r>
-          </w:p>
-        </w:tc>
-        <w:tc>
-          <w:tcPr>
-            <w:tcW w:type="dxa" w:w="1560"/>
-            <w:shd w:fill="1F4E79"/>
-            <w:tcMar>
-              <w:top w:w="100" w:type="dxa"/>
-              <w:bottom w:w="100" w:type="dxa"/>
-              <w:left w:w="120" w:type="dxa"/>
-              <w:right w:w="120" w:type="dxa"/>
-            </w:tcMar>
-          </w:tcPr>
-          <w:p>
-            <w:r>
-              <w:rPr>
-                <w:b/>
-                <w:color w:val="FFFFFF"/>
-                <w:sz w:val="19"/>
-              </w:rPr>
-              <w:t>E3: Boom</w:t>
-            </w:r>
-          </w:p>
-        </w:tc>
-        <w:tc>
-          <w:tcPr>
-            <w:tcW w:type="dxa" w:w="1560"/>
-            <w:shd w:fill="1F4E79"/>
-            <w:tcMar>
-              <w:top w:w="100" w:type="dxa"/>
-              <w:bottom w:w="100" w:type="dxa"/>
-              <w:left w:w="120" w:type="dxa"/>
-              <w:right w:w="120" w:type="dxa"/>
-            </w:tcMar>
-          </w:tcPr>
-          <w:p>
-            <w:r>
-              <w:rPr>
-                <w:b/>
-                <w:color w:val="FFFFFF"/>
-                <w:sz w:val="19"/>
-              </w:rPr>
-              <w:t>E4: Cierre Reg.</w:t>
-            </w:r>
-          </w:p>
-        </w:tc>
-        <w:tc>
-          <w:tcPr>
-            <w:tcW w:type="dxa" w:w="1560"/>
-            <w:shd w:fill="1F4E79"/>
-            <w:tcMar>
-              <w:top w:w="100" w:type="dxa"/>
-              <w:bottom w:w="100" w:type="dxa"/>
-              <w:left w:w="120" w:type="dxa"/>
-              <w:right w:w="120" w:type="dxa"/>
-            </w:tcMar>
-          </w:tcPr>
-          <w:p>
-            <w:r>
-              <w:rPr>
-                <w:b/>
-                <w:color w:val="FFFFFF"/>
-                <w:sz w:val="19"/>
-              </w:rPr>
-              <w:t>Arrepentimiento Máximo</w:t>
-            </w:r>
-          </w:p>
-        </w:tc>
-      </w:tr>
-      <w:tr>
-        <w:tc>
-          <w:tcPr>
-            <w:tcW w:type="dxa" w:w="1560"/>
-            <w:shd w:fill="F2F5F9"/>
-            <w:tcMar>
-              <w:top w:w="60" w:type="dxa"/>
-              <w:bottom w:w="60" w:type="dxa"/>
-              <w:left w:w="100" w:type="dxa"/>
-              <w:right w:w="100" w:type="dxa"/>
-            </w:tcMar>
-          </w:tcPr>
-          <w:p>
-            <w:r>
-              <w:rPr>
-                <w:sz w:val="18"/>
-              </w:rPr>
-              <w:t>S1: Plan Base Local</w:t>
-            </w:r>
-          </w:p>
-        </w:tc>
-        <w:tc>
-          <w:tcPr>
-            <w:tcW w:type="dxa" w:w="1560"/>
-            <w:shd w:fill="F2F5F9"/>
-            <w:tcMar>
-              <w:top w:w="60" w:type="dxa"/>
-              <w:bottom w:w="60" w:type="dxa"/>
-              <w:left w:w="100" w:type="dxa"/>
-              <w:right w:w="100" w:type="dxa"/>
-            </w:tcMar>
-          </w:tcPr>
-          <w:p>
-            <w:r>
-              <w:rPr>
-                <w:sz w:val="18"/>
-              </w:rPr>
-              <w:t>$109,6 M</w:t>
-            </w:r>
-          </w:p>
-        </w:tc>
-        <w:tc>
-          <w:tcPr>
-            <w:tcW w:type="dxa" w:w="1560"/>
-            <w:shd w:fill="F2F5F9"/>
-            <w:tcMar>
-              <w:top w:w="60" w:type="dxa"/>
-              <w:bottom w:w="60" w:type="dxa"/>
-              <w:left w:w="100" w:type="dxa"/>
-              <w:right w:w="100" w:type="dxa"/>
-            </w:tcMar>
-          </w:tcPr>
-          <w:p>
-            <w:r>
-              <w:rPr>
-                <w:sz w:val="18"/>
-              </w:rPr>
-              <w:t>$0,0 M</w:t>
-            </w:r>
-          </w:p>
-        </w:tc>
-        <w:tc>
-          <w:tcPr>
-            <w:tcW w:type="dxa" w:w="1560"/>
-            <w:shd w:fill="F2F5F9"/>
-            <w:tcMar>
-              <w:top w:w="60" w:type="dxa"/>
-              <w:bottom w:w="60" w:type="dxa"/>
-              <w:left w:w="100" w:type="dxa"/>
-              <w:right w:w="100" w:type="dxa"/>
-            </w:tcMar>
-          </w:tcPr>
-          <w:p>
-            <w:r>
-              <w:rPr>
-                <w:sz w:val="18"/>
-              </w:rPr>
-              <w:t>$18,9 M</w:t>
-            </w:r>
-          </w:p>
-        </w:tc>
-        <w:tc>
-          <w:tcPr>
-            <w:tcW w:type="dxa" w:w="1560"/>
-            <w:shd w:fill="F2F5F9"/>
-            <w:tcMar>
-              <w:top w:w="60" w:type="dxa"/>
-              <w:bottom w:w="60" w:type="dxa"/>
-              <w:left w:w="100" w:type="dxa"/>
-              <w:right w:w="100" w:type="dxa"/>
-            </w:tcMar>
-          </w:tcPr>
-          <w:p>
-            <w:r>
-              <w:rPr>
-                <w:sz w:val="18"/>
-              </w:rPr>
-              <w:t>$0,0 M</w:t>
-            </w:r>
-          </w:p>
-        </w:tc>
-        <w:tc>
-          <w:tcPr>
-            <w:tcW w:type="dxa" w:w="1560"/>
-            <w:shd w:fill="F2F5F9"/>
-            <w:tcMar>
-              <w:top w:w="60" w:type="dxa"/>
-              <w:bottom w:w="60" w:type="dxa"/>
-              <w:left w:w="100" w:type="dxa"/>
-              <w:right w:w="100" w:type="dxa"/>
-            </w:tcMar>
-          </w:tcPr>
-          <w:p>
-            <w:r>
-              <w:rPr>
-                <w:sz w:val="18"/>
-              </w:rPr>
-              <w:t>USD 109,6 M</w:t>
-            </w:r>
-          </w:p>
-        </w:tc>
-      </w:tr>
-      <w:tr>
-        <w:tc>
-          <w:tcPr>
-            <w:tcW w:type="dxa" w:w="1560"/>
-            <w:tcMar>
-              <w:top w:w="60" w:type="dxa"/>
-              <w:bottom w:w="60" w:type="dxa"/>
-              <w:left w:w="100" w:type="dxa"/>
-              <w:right w:w="100" w:type="dxa"/>
-            </w:tcMar>
-          </w:tcPr>
-          <w:p>
-            <w:r>
-              <w:rPr>
-                <w:sz w:val="18"/>
-              </w:rPr>
-              <w:t>S2: Reequipar Línea A (Año 1)</w:t>
-            </w:r>
-          </w:p>
-        </w:tc>
-        <w:tc>
-          <w:tcPr>
-            <w:tcW w:type="dxa" w:w="1560"/>
-            <w:tcMar>
-              <w:top w:w="60" w:type="dxa"/>
-              <w:bottom w:w="60" w:type="dxa"/>
-              <w:left w:w="100" w:type="dxa"/>
-              <w:right w:w="100" w:type="dxa"/>
-            </w:tcMar>
-          </w:tcPr>
-          <w:p>
-            <w:r>
-              <w:rPr>
-                <w:sz w:val="18"/>
-              </w:rPr>
-              <w:t>$126,0 M</w:t>
-            </w:r>
-          </w:p>
-        </w:tc>
-        <w:tc>
-          <w:tcPr>
-            <w:tcW w:type="dxa" w:w="1560"/>
-            <w:tcMar>
-              <w:top w:w="60" w:type="dxa"/>
-              <w:bottom w:w="60" w:type="dxa"/>
-              <w:left w:w="100" w:type="dxa"/>
-              <w:right w:w="100" w:type="dxa"/>
-            </w:tcMar>
-          </w:tcPr>
-          <w:p>
-            <w:r>
-              <w:rPr>
-                <w:sz w:val="18"/>
-              </w:rPr>
-              <w:t>$16,2 M</w:t>
-            </w:r>
-          </w:p>
-        </w:tc>
-        <w:tc>
-          <w:tcPr>
-            <w:tcW w:type="dxa" w:w="1560"/>
-            <w:tcMar>
-              <w:top w:w="60" w:type="dxa"/>
-              <w:bottom w:w="60" w:type="dxa"/>
-              <w:left w:w="100" w:type="dxa"/>
-              <w:right w:w="100" w:type="dxa"/>
-            </w:tcMar>
-          </w:tcPr>
-          <w:p>
-            <w:r>
-              <w:rPr>
-                <w:sz w:val="18"/>
-              </w:rPr>
-              <w:t>$0,0 M</w:t>
-            </w:r>
-          </w:p>
-        </w:tc>
-        <w:tc>
-          <w:tcPr>
-            <w:tcW w:type="dxa" w:w="1560"/>
-            <w:tcMar>
-              <w:top w:w="60" w:type="dxa"/>
-              <w:bottom w:w="60" w:type="dxa"/>
-              <w:left w:w="100" w:type="dxa"/>
-              <w:right w:w="100" w:type="dxa"/>
-            </w:tcMar>
-          </w:tcPr>
-          <w:p>
-            <w:r>
-              <w:rPr>
-                <w:sz w:val="18"/>
-              </w:rPr>
-              <w:t>$16,4 M</w:t>
-            </w:r>
-          </w:p>
-        </w:tc>
-        <w:tc>
-          <w:tcPr>
-            <w:tcW w:type="dxa" w:w="1560"/>
-            <w:tcMar>
-              <w:top w:w="60" w:type="dxa"/>
-              <w:bottom w:w="60" w:type="dxa"/>
-              <w:left w:w="100" w:type="dxa"/>
-              <w:right w:w="100" w:type="dxa"/>
-            </w:tcMar>
-          </w:tcPr>
-          <w:p>
-            <w:r>
-              <w:rPr>
-                <w:sz w:val="18"/>
-              </w:rPr>
-              <w:t>USD 126,0 M</w:t>
-            </w:r>
-          </w:p>
-        </w:tc>
-      </w:tr>
-      <w:tr>
-        <w:tc>
-          <w:tcPr>
-            <w:tcW w:type="dxa" w:w="1560"/>
-            <w:shd w:fill="F2F5F9"/>
-            <w:tcMar>
-              <w:top w:w="60" w:type="dxa"/>
-              <w:bottom w:w="60" w:type="dxa"/>
-              <w:left w:w="100" w:type="dxa"/>
-              <w:right w:w="100" w:type="dxa"/>
-            </w:tcMar>
-          </w:tcPr>
-          <w:p>
-            <w:r>
-              <w:rPr>
-                <w:sz w:val="18"/>
-              </w:rPr>
-              <w:t>S3: Importar China (Año 2)</w:t>
-            </w:r>
-          </w:p>
-        </w:tc>
-        <w:tc>
-          <w:tcPr>
-            <w:tcW w:type="dxa" w:w="1560"/>
-            <w:shd w:fill="F2F5F9"/>
-            <w:tcMar>
-              <w:top w:w="60" w:type="dxa"/>
-              <w:bottom w:w="60" w:type="dxa"/>
-              <w:left w:w="100" w:type="dxa"/>
-              <w:right w:w="100" w:type="dxa"/>
-            </w:tcMar>
-          </w:tcPr>
-          <w:p>
-            <w:r>
-              <w:rPr>
-                <w:sz w:val="18"/>
-              </w:rPr>
-              <w:t>$0,0 M</w:t>
-            </w:r>
-          </w:p>
-        </w:tc>
-        <w:tc>
-          <w:tcPr>
-            <w:tcW w:type="dxa" w:w="1560"/>
-            <w:shd w:fill="F2F5F9"/>
-            <w:tcMar>
-              <w:top w:w="60" w:type="dxa"/>
-              <w:bottom w:w="60" w:type="dxa"/>
-              <w:left w:w="100" w:type="dxa"/>
-              <w:right w:w="100" w:type="dxa"/>
-            </w:tcMar>
-          </w:tcPr>
-          <w:p>
-            <w:r>
-              <w:rPr>
-                <w:sz w:val="18"/>
-              </w:rPr>
-              <w:t>$115,7 M</w:t>
-            </w:r>
-          </w:p>
-        </w:tc>
-        <w:tc>
-          <w:tcPr>
-            <w:tcW w:type="dxa" w:w="1560"/>
-            <w:shd w:fill="F2F5F9"/>
-            <w:tcMar>
-              <w:top w:w="60" w:type="dxa"/>
-              <w:bottom w:w="60" w:type="dxa"/>
-              <w:left w:w="100" w:type="dxa"/>
-              <w:right w:w="100" w:type="dxa"/>
-            </w:tcMar>
-          </w:tcPr>
-          <w:p>
-            <w:r>
-              <w:rPr>
-                <w:sz w:val="18"/>
-              </w:rPr>
-              <w:t>$0,0 M</w:t>
-            </w:r>
-          </w:p>
-        </w:tc>
-        <w:tc>
-          <w:tcPr>
-            <w:tcW w:type="dxa" w:w="1560"/>
-            <w:shd w:fill="F2F5F9"/>
-            <w:tcMar>
-              <w:top w:w="60" w:type="dxa"/>
-              <w:bottom w:w="60" w:type="dxa"/>
-              <w:left w:w="100" w:type="dxa"/>
-              <w:right w:w="100" w:type="dxa"/>
-            </w:tcMar>
-          </w:tcPr>
-          <w:p>
-            <w:r>
-              <w:rPr>
-                <w:sz w:val="18"/>
-              </w:rPr>
-              <w:t>$69,1 M</w:t>
-            </w:r>
-          </w:p>
-        </w:tc>
-        <w:tc>
-          <w:tcPr>
-            <w:tcW w:type="dxa" w:w="1560"/>
-            <w:shd w:fill="F2F5F9"/>
-            <w:tcMar>
-              <w:top w:w="60" w:type="dxa"/>
-              <w:bottom w:w="60" w:type="dxa"/>
-              <w:left w:w="100" w:type="dxa"/>
-              <w:right w:w="100" w:type="dxa"/>
-            </w:tcMar>
-          </w:tcPr>
-          <w:p>
-            <w:r>
-              <w:rPr>
-                <w:sz w:val="18"/>
-              </w:rPr>
-              <w:t>USD 115,7 M</w:t>
-            </w:r>
-          </w:p>
-        </w:tc>
-      </w:tr>
-      <w:tr>
-        <w:tc>
-          <w:tcPr>
-            <w:tcW w:type="dxa" w:w="1560"/>
-            <w:tcMar>
-              <w:top w:w="60" w:type="dxa"/>
-              <w:bottom w:w="60" w:type="dxa"/>
-              <w:left w:w="100" w:type="dxa"/>
-              <w:right w:w="100" w:type="dxa"/>
-            </w:tcMar>
-          </w:tcPr>
-          <w:p>
-            <w:r>
-              <w:rPr>
-                <w:sz w:val="18"/>
-              </w:rPr>
-              <w:t>S_E: Opciones Abiertas (Esperar)</w:t>
-            </w:r>
-          </w:p>
-        </w:tc>
-        <w:tc>
-          <w:tcPr>
-            <w:tcW w:type="dxa" w:w="1560"/>
-            <w:tcMar>
-              <w:top w:w="60" w:type="dxa"/>
-              <w:bottom w:w="60" w:type="dxa"/>
-              <w:left w:w="100" w:type="dxa"/>
-              <w:right w:w="100" w:type="dxa"/>
-            </w:tcMar>
-          </w:tcPr>
-          <w:p>
-            <w:r>
-              <w:rPr>
-                <w:sz w:val="18"/>
-              </w:rPr>
-              <w:t>$15,4 M</w:t>
-            </w:r>
-          </w:p>
-        </w:tc>
-        <w:tc>
-          <w:tcPr>
-            <w:tcW w:type="dxa" w:w="1560"/>
-            <w:tcMar>
-              <w:top w:w="60" w:type="dxa"/>
-              <w:bottom w:w="60" w:type="dxa"/>
-              <w:left w:w="100" w:type="dxa"/>
-              <w:right w:w="100" w:type="dxa"/>
-            </w:tcMar>
-          </w:tcPr>
-          <w:p>
-            <w:r>
-              <w:rPr>
-                <w:sz w:val="18"/>
-              </w:rPr>
-              <w:t>$0,0 M</w:t>
-            </w:r>
-          </w:p>
-        </w:tc>
-        <w:tc>
-          <w:tcPr>
-            <w:tcW w:type="dxa" w:w="1560"/>
-            <w:tcMar>
-              <w:top w:w="60" w:type="dxa"/>
-              <w:bottom w:w="60" w:type="dxa"/>
-              <w:left w:w="100" w:type="dxa"/>
-              <w:right w:w="100" w:type="dxa"/>
-            </w:tcMar>
-          </w:tcPr>
-          <w:p>
-            <w:r>
-              <w:rPr>
-                <w:sz w:val="18"/>
-              </w:rPr>
-              <w:t>$0,0 M</w:t>
-            </w:r>
-          </w:p>
-        </w:tc>
-        <w:tc>
-          <w:tcPr>
-            <w:tcW w:type="dxa" w:w="1560"/>
-            <w:tcMar>
-              <w:top w:w="60" w:type="dxa"/>
-              <w:bottom w:w="60" w:type="dxa"/>
-              <w:left w:w="100" w:type="dxa"/>
-              <w:right w:w="100" w:type="dxa"/>
-            </w:tcMar>
-          </w:tcPr>
-          <w:p>
-            <w:r>
-              <w:rPr>
-                <w:sz w:val="18"/>
-              </w:rPr>
-              <w:t>$0,0 M</w:t>
-            </w:r>
-          </w:p>
-        </w:tc>
-        <w:tc>
-          <w:tcPr>
-            <w:tcW w:type="dxa" w:w="1560"/>
-            <w:tcMar>
-              <w:top w:w="60" w:type="dxa"/>
-              <w:bottom w:w="60" w:type="dxa"/>
-              <w:left w:w="100" w:type="dxa"/>
-              <w:right w:w="100" w:type="dxa"/>
-            </w:tcMar>
-          </w:tcPr>
-          <w:p>
-            <w:r>
-              <w:rPr>
-                <w:sz w:val="18"/>
-              </w:rPr>
-              <w:t>USD 15,4 M (ÓPTIMO)</w:t>
-            </w:r>
-          </w:p>
-        </w:tc>
-      </w:tr>
-    </w:tbl>
+    <w:p>
+      <w:pPr>
+        <w:pStyle w:val="Heading3"/>
+      </w:pPr>
+      <w:r>
+        <w:rPr>
+          <w:color w:val="2F5597"/>
+        </w:rPr>
+        <w:t>2. ¿Cómo lo resuelve el código por dentro?</w:t>
+      </w:r>
+    </w:p>
     <w:p>
       <w:r>
-        <w:t>2. Hoja de Ruta Táctica para los Años 1 a 5:</w:t>
+        <w:t>1. Se formula la matriz de pagos cruzando las estrategias directivas contra los cuatro escenarios posibles (Base, Devaluación, Boom Agro y Cierre de Aduana).</w:t>
         <w:br/>
-        <w:t>• Año 1: Operar según el Plan Base (Línea A mañana, Línea B doble turno). Renegociar con Autonomy a &gt; USD 28.550 (o liberar capacidad). No comprometer ni los USD 12M de obra ni los USD 8M de importación.</w:t>
+        <w:t>2. Se calcula la Matriz de Arrepentimiento (Regret de Savage): R(i, j) = max_k P(k, j) - P(i, j).</w:t>
         <w:br/>
-        <w:t>• Años 1 y 2: Seguir la demanda real del agro (umbral es +17%) y el tipo de cambio real frente a las elecciones.</w:t>
+        <w:t>3. Se selecciona la estrategia con el menor arrepentimiento máximo (Minimax Regret).</w:t>
+      </w:r>
+    </w:p>
+    <w:p>
+      <w:pPr>
+        <w:pStyle w:val="Heading3"/>
+      </w:pPr>
+      <w:r>
+        <w:rPr>
+          <w:color w:val="2F5597"/>
+        </w:rPr>
+        <w:t>3. ¿Qué resultado arroja y qué significa?</w:t>
+      </w:r>
+    </w:p>
+    <w:p>
+      <w:r>
+        <w:t>• Decisiones Robustas: Línea B en doble turno los 5 años; abastecer 100% exportaciones; inventario cero.</w:t>
         <w:br/>
-        <w:t>• Cierre de Año 2: Con las variables despejadas, decidir reconversión o importación con mínimo riesgo.</w:t>
+        <w:t>• Decisiones Contingentes: Importación de China y reconversión de Línea A.</w:t>
+        <w:br/>
+        <w:t>• Criterio Minimax Regret:</w:t>
+        <w:br/>
+        <w:t xml:space="preserve">  - Plan Base Local (S1): Arrepentimiento Máximo = USD 109,7 M</w:t>
+        <w:br/>
+        <w:t xml:space="preserve">  - Importar desde China (S3): Arrepentimiento Máximo = USD 115,7 M</w:t>
+        <w:br/>
+        <w:t xml:space="preserve">  - Estrategia de Opciones Abiertas (Esperar Año 2): Arrepentimiento Máximo = USD 15,4 M (Óptimo Global)</w:t>
+        <w:br/>
+        <w:t>• Hoja de Ruta: Operar localmente en Año 1, renegociar con Autonomy a &gt; USD 28.550, no incurrir en costos irreversibles en Años 1 y 2, y decidir reconversión o importación al cierre del Año 2 con el nuevo gobierno y régimen cambiario definidos.</w:t>
       </w:r>
     </w:p>
     <w:sectPr>

--- a/INFORME_EJECUTIVO_AUTOITBA.docx
+++ b/INFORME_EJECUTIVO_AUTOITBA.docx
@@ -58,7 +58,7 @@
           <w:color w:val="262626"/>
           <w:sz w:val="24"/>
         </w:rPr>
-        <w:t>Optimización Matemática (MILP), Procedimientos de Código Paso a Paso y Verificación de Respuestas</w:t>
+        <w:t>Optimización Matemática (MILP), Procedimientos de Código Paso a Paso y Verificación de Respuestas (2026-2030)</w:t>
       </w:r>
     </w:p>
     <w:tbl>
@@ -326,10 +326,10 @@
             <w:tcW w:type="dxa" w:w="2340"/>
             <w:shd w:fill="1F4E79"/>
             <w:tcMar>
-              <w:top w:w="100" w:type="dxa"/>
-              <w:bottom w:w="100" w:type="dxa"/>
-              <w:left w:w="120" w:type="dxa"/>
-              <w:right w:w="120" w:type="dxa"/>
+              <w:top w:w="90" w:type="dxa"/>
+              <w:bottom w:w="90" w:type="dxa"/>
+              <w:left w:w="110" w:type="dxa"/>
+              <w:right w:w="110" w:type="dxa"/>
             </w:tcMar>
           </w:tcPr>
           <w:p>
@@ -337,7 +337,7 @@
               <w:rPr>
                 <w:b/>
                 <w:color w:val="FFFFFF"/>
-                <w:sz w:val="19"/>
+                <w:sz w:val="18"/>
               </w:rPr>
               <w:t>Consigna</w:t>
             </w:r>
@@ -348,10 +348,10 @@
             <w:tcW w:type="dxa" w:w="2340"/>
             <w:shd w:fill="1F4E79"/>
             <w:tcMar>
-              <w:top w:w="100" w:type="dxa"/>
-              <w:bottom w:w="100" w:type="dxa"/>
-              <w:left w:w="120" w:type="dxa"/>
-              <w:right w:w="120" w:type="dxa"/>
+              <w:top w:w="90" w:type="dxa"/>
+              <w:bottom w:w="90" w:type="dxa"/>
+              <w:left w:w="110" w:type="dxa"/>
+              <w:right w:w="110" w:type="dxa"/>
             </w:tcMar>
           </w:tcPr>
           <w:p>
@@ -359,7 +359,7 @@
               <w:rPr>
                 <w:b/>
                 <w:color w:val="FFFFFF"/>
-                <w:sz w:val="19"/>
+                <w:sz w:val="18"/>
               </w:rPr>
               <w:t>Planteo Central</w:t>
             </w:r>
@@ -370,10 +370,10 @@
             <w:tcW w:type="dxa" w:w="2340"/>
             <w:shd w:fill="1F4E79"/>
             <w:tcMar>
-              <w:top w:w="100" w:type="dxa"/>
-              <w:bottom w:w="100" w:type="dxa"/>
-              <w:left w:w="120" w:type="dxa"/>
-              <w:right w:w="120" w:type="dxa"/>
+              <w:top w:w="90" w:type="dxa"/>
+              <w:bottom w:w="90" w:type="dxa"/>
+              <w:left w:w="110" w:type="dxa"/>
+              <w:right w:w="110" w:type="dxa"/>
             </w:tcMar>
           </w:tcPr>
           <w:p>
@@ -381,7 +381,7 @@
               <w:rPr>
                 <w:b/>
                 <w:color w:val="FFFFFF"/>
-                <w:sz w:val="19"/>
+                <w:sz w:val="18"/>
               </w:rPr>
               <w:t>Resultado Cuantitativo</w:t>
             </w:r>
@@ -392,10 +392,10 @@
             <w:tcW w:type="dxa" w:w="2340"/>
             <w:shd w:fill="1F4E79"/>
             <w:tcMar>
-              <w:top w:w="100" w:type="dxa"/>
-              <w:bottom w:w="100" w:type="dxa"/>
-              <w:left w:w="120" w:type="dxa"/>
-              <w:right w:w="120" w:type="dxa"/>
+              <w:top w:w="90" w:type="dxa"/>
+              <w:bottom w:w="90" w:type="dxa"/>
+              <w:left w:w="110" w:type="dxa"/>
+              <w:right w:w="110" w:type="dxa"/>
             </w:tcMar>
           </w:tcPr>
           <w:p>
@@ -403,7 +403,7 @@
               <w:rPr>
                 <w:b/>
                 <w:color w:val="FFFFFF"/>
-                <w:sz w:val="19"/>
+                <w:sz w:val="18"/>
               </w:rPr>
               <w:t>Decisión Recomendada</w:t>
             </w:r>
@@ -416,16 +416,16 @@
             <w:tcW w:type="dxa" w:w="2340"/>
             <w:shd w:fill="F2F5F9"/>
             <w:tcMar>
-              <w:top w:w="60" w:type="dxa"/>
-              <w:bottom w:w="60" w:type="dxa"/>
-              <w:left w:w="100" w:type="dxa"/>
-              <w:right w:w="100" w:type="dxa"/>
+              <w:top w:w="50" w:type="dxa"/>
+              <w:bottom w:w="50" w:type="dxa"/>
+              <w:left w:w="90" w:type="dxa"/>
+              <w:right w:w="90" w:type="dxa"/>
             </w:tcMar>
           </w:tcPr>
           <w:p>
             <w:r>
               <w:rPr>
-                <w:sz w:val="18"/>
+                <w:sz w:val="17"/>
               </w:rPr>
               <w:t>1. Plan Óptimo Base</w:t>
             </w:r>
@@ -436,16 +436,16 @@
             <w:tcW w:type="dxa" w:w="2340"/>
             <w:shd w:fill="F2F5F9"/>
             <w:tcMar>
-              <w:top w:w="60" w:type="dxa"/>
-              <w:bottom w:w="60" w:type="dxa"/>
-              <w:left w:w="100" w:type="dxa"/>
-              <w:right w:w="100" w:type="dxa"/>
+              <w:top w:w="50" w:type="dxa"/>
+              <w:bottom w:w="50" w:type="dxa"/>
+              <w:left w:w="90" w:type="dxa"/>
+              <w:right w:w="90" w:type="dxa"/>
             </w:tcMar>
           </w:tcPr>
           <w:p>
             <w:r>
               <w:rPr>
-                <w:sz w:val="18"/>
+                <w:sz w:val="17"/>
               </w:rPr>
               <w:t>Producción, turnos y cobertura a 5 años</w:t>
             </w:r>
@@ -456,16 +456,16 @@
             <w:tcW w:type="dxa" w:w="2340"/>
             <w:shd w:fill="F2F5F9"/>
             <w:tcMar>
-              <w:top w:w="60" w:type="dxa"/>
-              <w:bottom w:w="60" w:type="dxa"/>
-              <w:left w:w="100" w:type="dxa"/>
-              <w:right w:w="100" w:type="dxa"/>
+              <w:top w:w="50" w:type="dxa"/>
+              <w:bottom w:w="50" w:type="dxa"/>
+              <w:left w:w="90" w:type="dxa"/>
+              <w:right w:w="90" w:type="dxa"/>
             </w:tcMar>
           </w:tcPr>
           <w:p>
             <w:r>
               <w:rPr>
-                <w:sz w:val="18"/>
+                <w:sz w:val="17"/>
               </w:rPr>
               <w:t>Utilidad: USD 1.993,49 M (Inv = 0)</w:t>
             </w:r>
@@ -476,16 +476,16 @@
             <w:tcW w:type="dxa" w:w="2340"/>
             <w:shd w:fill="F2F5F9"/>
             <w:tcMar>
-              <w:top w:w="60" w:type="dxa"/>
-              <w:bottom w:w="60" w:type="dxa"/>
-              <w:left w:w="100" w:type="dxa"/>
-              <w:right w:w="100" w:type="dxa"/>
+              <w:top w:w="50" w:type="dxa"/>
+              <w:bottom w:w="50" w:type="dxa"/>
+              <w:left w:w="90" w:type="dxa"/>
+              <w:right w:w="90" w:type="dxa"/>
             </w:tcMar>
           </w:tcPr>
           <w:p>
             <w:r>
               <w:rPr>
-                <w:sz w:val="18"/>
+                <w:sz w:val="17"/>
               </w:rPr>
               <w:t>Línea A Mañana; Línea B Mañana y Tarde. 100% demanda cubierta.</w:t>
             </w:r>
@@ -497,16 +497,16 @@
           <w:tcPr>
             <w:tcW w:type="dxa" w:w="2340"/>
             <w:tcMar>
-              <w:top w:w="60" w:type="dxa"/>
-              <w:bottom w:w="60" w:type="dxa"/>
-              <w:left w:w="100" w:type="dxa"/>
-              <w:right w:w="100" w:type="dxa"/>
+              <w:top w:w="50" w:type="dxa"/>
+              <w:bottom w:w="50" w:type="dxa"/>
+              <w:left w:w="90" w:type="dxa"/>
+              <w:right w:w="90" w:type="dxa"/>
             </w:tcMar>
           </w:tcPr>
           <w:p>
             <w:r>
               <w:rPr>
-                <w:sz w:val="18"/>
+                <w:sz w:val="17"/>
               </w:rPr>
               <w:t>2. Devaluación</w:t>
             </w:r>
@@ -516,16 +516,16 @@
           <w:tcPr>
             <w:tcW w:type="dxa" w:w="2340"/>
             <w:tcMar>
-              <w:top w:w="60" w:type="dxa"/>
-              <w:bottom w:w="60" w:type="dxa"/>
-              <w:left w:w="100" w:type="dxa"/>
-              <w:right w:w="100" w:type="dxa"/>
+              <w:top w:w="50" w:type="dxa"/>
+              <w:bottom w:w="50" w:type="dxa"/>
+              <w:left w:w="90" w:type="dxa"/>
+              <w:right w:w="90" w:type="dxa"/>
             </w:tcMar>
           </w:tcPr>
           <w:p>
             <w:r>
               <w:rPr>
-                <w:sz w:val="18"/>
+                <w:sz w:val="17"/>
               </w:rPr>
               <w:t>Impacto de tipo de cambio acelerado</w:t>
             </w:r>
@@ -535,16 +535,16 @@
           <w:tcPr>
             <w:tcW w:type="dxa" w:w="2340"/>
             <w:tcMar>
-              <w:top w:w="60" w:type="dxa"/>
-              <w:bottom w:w="60" w:type="dxa"/>
-              <w:left w:w="100" w:type="dxa"/>
-              <w:right w:w="100" w:type="dxa"/>
+              <w:top w:w="50" w:type="dxa"/>
+              <w:bottom w:w="50" w:type="dxa"/>
+              <w:left w:w="90" w:type="dxa"/>
+              <w:right w:w="90" w:type="dxa"/>
             </w:tcMar>
           </w:tcPr>
           <w:p>
             <w:r>
               <w:rPr>
-                <w:sz w:val="18"/>
+                <w:sz w:val="17"/>
               </w:rPr>
               <w:t>Utilidad: USD 3.910,05 M (+96,1%)</w:t>
             </w:r>
@@ -554,16 +554,16 @@
           <w:tcPr>
             <w:tcW w:type="dxa" w:w="2340"/>
             <w:tcMar>
-              <w:top w:w="60" w:type="dxa"/>
-              <w:bottom w:w="60" w:type="dxa"/>
-              <w:left w:w="100" w:type="dxa"/>
-              <w:right w:w="100" w:type="dxa"/>
+              <w:top w:w="50" w:type="dxa"/>
+              <w:bottom w:w="50" w:type="dxa"/>
+              <w:left w:w="90" w:type="dxa"/>
+              <w:right w:w="90" w:type="dxa"/>
             </w:tcMar>
           </w:tcPr>
           <w:p>
             <w:r>
               <w:rPr>
-                <w:sz w:val="18"/>
+                <w:sz w:val="17"/>
               </w:rPr>
               <w:t>Costos en pesos se licúan en USD. Turno tarde en Línea B es indispensable.</w:t>
             </w:r>
@@ -576,16 +576,16 @@
             <w:tcW w:type="dxa" w:w="2340"/>
             <w:shd w:fill="F2F5F9"/>
             <w:tcMar>
-              <w:top w:w="60" w:type="dxa"/>
-              <w:bottom w:w="60" w:type="dxa"/>
-              <w:left w:w="100" w:type="dxa"/>
-              <w:right w:w="100" w:type="dxa"/>
+              <w:top w:w="50" w:type="dxa"/>
+              <w:bottom w:w="50" w:type="dxa"/>
+              <w:left w:w="90" w:type="dxa"/>
+              <w:right w:w="90" w:type="dxa"/>
             </w:tcMar>
           </w:tcPr>
           <w:p>
             <w:r>
               <w:rPr>
-                <w:sz w:val="18"/>
+                <w:sz w:val="17"/>
               </w:rPr>
               <w:t>3. Reequipamiento</w:t>
             </w:r>
@@ -596,16 +596,16 @@
             <w:tcW w:type="dxa" w:w="2340"/>
             <w:shd w:fill="F2F5F9"/>
             <w:tcMar>
-              <w:top w:w="60" w:type="dxa"/>
-              <w:bottom w:w="60" w:type="dxa"/>
-              <w:left w:w="100" w:type="dxa"/>
-              <w:right w:w="100" w:type="dxa"/>
+              <w:top w:w="50" w:type="dxa"/>
+              <w:bottom w:w="50" w:type="dxa"/>
+              <w:left w:w="90" w:type="dxa"/>
+              <w:right w:w="90" w:type="dxa"/>
             </w:tcMar>
           </w:tcPr>
           <w:p>
             <w:r>
               <w:rPr>
-                <w:sz w:val="18"/>
+                <w:sz w:val="17"/>
               </w:rPr>
               <w:t>Inversión USD 12M-18M para pick-ups en Línea A</w:t>
             </w:r>
@@ -616,16 +616,16 @@
             <w:tcW w:type="dxa" w:w="2340"/>
             <w:shd w:fill="F2F5F9"/>
             <w:tcMar>
-              <w:top w:w="60" w:type="dxa"/>
-              <w:bottom w:w="60" w:type="dxa"/>
-              <w:left w:w="100" w:type="dxa"/>
-              <w:right w:w="100" w:type="dxa"/>
+              <w:top w:w="50" w:type="dxa"/>
+              <w:bottom w:w="50" w:type="dxa"/>
+              <w:left w:w="90" w:type="dxa"/>
+              <w:right w:w="90" w:type="dxa"/>
             </w:tcMar>
           </w:tcPr>
           <w:p>
             <w:r>
               <w:rPr>
-                <w:sz w:val="18"/>
+                <w:sz w:val="17"/>
               </w:rPr>
               <w:t>Base: Inviable (-USD 16M a -31M)</w:t>
               <w:br/>
@@ -638,16 +638,16 @@
             <w:tcW w:type="dxa" w:w="2340"/>
             <w:shd w:fill="F2F5F9"/>
             <w:tcMar>
-              <w:top w:w="60" w:type="dxa"/>
-              <w:bottom w:w="60" w:type="dxa"/>
-              <w:left w:w="100" w:type="dxa"/>
-              <w:right w:w="100" w:type="dxa"/>
+              <w:top w:w="50" w:type="dxa"/>
+              <w:bottom w:w="50" w:type="dxa"/>
+              <w:left w:w="90" w:type="dxa"/>
+              <w:right w:w="90" w:type="dxa"/>
             </w:tcMar>
           </w:tcPr>
           <w:p>
             <w:r>
               <w:rPr>
-                <w:sz w:val="18"/>
+                <w:sz w:val="17"/>
               </w:rPr>
               <w:t>No reequipar en demanda normal. Con Boom Agropecuario, hacer la obra en Año 1.</w:t>
             </w:r>
@@ -659,16 +659,16 @@
           <w:tcPr>
             <w:tcW w:type="dxa" w:w="2340"/>
             <w:tcMar>
-              <w:top w:w="60" w:type="dxa"/>
-              <w:bottom w:w="60" w:type="dxa"/>
-              <w:left w:w="100" w:type="dxa"/>
-              <w:right w:w="100" w:type="dxa"/>
+              <w:top w:w="50" w:type="dxa"/>
+              <w:bottom w:w="50" w:type="dxa"/>
+              <w:left w:w="90" w:type="dxa"/>
+              <w:right w:w="90" w:type="dxa"/>
             </w:tcMar>
           </w:tcPr>
           <w:p>
             <w:r>
               <w:rPr>
-                <w:sz w:val="18"/>
+                <w:sz w:val="17"/>
               </w:rPr>
               <w:t>4. Importación China</w:t>
             </w:r>
@@ -678,16 +678,16 @@
           <w:tcPr>
             <w:tcW w:type="dxa" w:w="2340"/>
             <w:tcMar>
-              <w:top w:w="60" w:type="dxa"/>
-              <w:bottom w:w="60" w:type="dxa"/>
-              <w:left w:w="100" w:type="dxa"/>
-              <w:right w:w="100" w:type="dxa"/>
+              <w:top w:w="50" w:type="dxa"/>
+              <w:bottom w:w="50" w:type="dxa"/>
+              <w:left w:w="90" w:type="dxa"/>
+              <w:right w:w="90" w:type="dxa"/>
             </w:tcMar>
           </w:tcPr>
           <w:p>
             <w:r>
               <w:rPr>
-                <w:sz w:val="18"/>
+                <w:sz w:val="17"/>
               </w:rPr>
               <w:t>Reemplazo de livianos locales desde Año 2</w:t>
             </w:r>
@@ -697,16 +697,16 @@
           <w:tcPr>
             <w:tcW w:type="dxa" w:w="2340"/>
             <w:tcMar>
-              <w:top w:w="60" w:type="dxa"/>
-              <w:bottom w:w="60" w:type="dxa"/>
-              <w:left w:w="100" w:type="dxa"/>
-              <w:right w:w="100" w:type="dxa"/>
+              <w:top w:w="50" w:type="dxa"/>
+              <w:bottom w:w="50" w:type="dxa"/>
+              <w:left w:w="90" w:type="dxa"/>
+              <w:right w:w="90" w:type="dxa"/>
             </w:tcMar>
           </w:tcPr>
           <w:p>
             <w:r>
               <w:rPr>
-                <w:sz w:val="18"/>
+                <w:sz w:val="17"/>
               </w:rPr>
               <w:t>Base: +USD 109,7 M</w:t>
               <w:br/>
@@ -720,16 +720,16 @@
           <w:tcPr>
             <w:tcW w:type="dxa" w:w="2340"/>
             <w:tcMar>
-              <w:top w:w="60" w:type="dxa"/>
-              <w:bottom w:w="60" w:type="dxa"/>
-              <w:left w:w="100" w:type="dxa"/>
-              <w:right w:w="100" w:type="dxa"/>
+              <w:top w:w="50" w:type="dxa"/>
+              <w:bottom w:w="50" w:type="dxa"/>
+              <w:left w:w="90" w:type="dxa"/>
+              <w:right w:w="90" w:type="dxa"/>
             </w:tcMar>
           </w:tcPr>
           <w:p>
             <w:r>
               <w:rPr>
-                <w:sz w:val="18"/>
+                <w:sz w:val="17"/>
               </w:rPr>
               <w:t>No desmantelar la planta local. Riesgo regulatorio y cambiario extremo.</w:t>
             </w:r>
@@ -742,16 +742,16 @@
             <w:tcW w:type="dxa" w:w="2340"/>
             <w:shd w:fill="F2F5F9"/>
             <w:tcMar>
-              <w:top w:w="60" w:type="dxa"/>
-              <w:bottom w:w="60" w:type="dxa"/>
-              <w:left w:w="100" w:type="dxa"/>
-              <w:right w:w="100" w:type="dxa"/>
+              <w:top w:w="50" w:type="dxa"/>
+              <w:bottom w:w="50" w:type="dxa"/>
+              <w:left w:w="90" w:type="dxa"/>
+              <w:right w:w="90" w:type="dxa"/>
             </w:tcMar>
           </w:tcPr>
           <w:p>
             <w:r>
               <w:rPr>
-                <w:sz w:val="18"/>
+                <w:sz w:val="17"/>
               </w:rPr>
               <w:t>5. Contrato Autonomy</w:t>
             </w:r>
@@ -762,16 +762,16 @@
             <w:tcW w:type="dxa" w:w="2340"/>
             <w:shd w:fill="F2F5F9"/>
             <w:tcMar>
-              <w:top w:w="60" w:type="dxa"/>
-              <w:bottom w:w="60" w:type="dxa"/>
-              <w:left w:w="100" w:type="dxa"/>
-              <w:right w:w="100" w:type="dxa"/>
+              <w:top w:w="50" w:type="dxa"/>
+              <w:bottom w:w="50" w:type="dxa"/>
+              <w:left w:w="90" w:type="dxa"/>
+              <w:right w:w="90" w:type="dxa"/>
             </w:tcMar>
           </w:tcPr>
           <w:p>
             <w:r>
               <w:rPr>
-                <w:sz w:val="18"/>
+                <w:sz w:val="17"/>
               </w:rPr>
               <w:t>1.000 LB anuales a USD 27.500 fijo</w:t>
             </w:r>
@@ -782,16 +782,16 @@
             <w:tcW w:type="dxa" w:w="2340"/>
             <w:shd w:fill="F2F5F9"/>
             <w:tcMar>
-              <w:top w:w="60" w:type="dxa"/>
-              <w:bottom w:w="60" w:type="dxa"/>
-              <w:left w:w="100" w:type="dxa"/>
-              <w:right w:w="100" w:type="dxa"/>
+              <w:top w:w="50" w:type="dxa"/>
+              <w:bottom w:w="50" w:type="dxa"/>
+              <w:left w:w="90" w:type="dxa"/>
+              <w:right w:w="90" w:type="dxa"/>
             </w:tcMar>
           </w:tcPr>
           <w:p>
             <w:r>
               <w:rPr>
-                <w:sz w:val="18"/>
+                <w:sz w:val="17"/>
               </w:rPr>
               <w:t>Costo oportunidad: +USD 5,17 M</w:t>
               <w:br/>
@@ -804,16 +804,16 @@
             <w:tcW w:type="dxa" w:w="2340"/>
             <w:shd w:fill="F2F5F9"/>
             <w:tcMar>
-              <w:top w:w="60" w:type="dxa"/>
-              <w:bottom w:w="60" w:type="dxa"/>
-              <w:left w:w="100" w:type="dxa"/>
-              <w:right w:w="100" w:type="dxa"/>
+              <w:top w:w="50" w:type="dxa"/>
+              <w:bottom w:w="50" w:type="dxa"/>
+              <w:left w:w="90" w:type="dxa"/>
+              <w:right w:w="90" w:type="dxa"/>
             </w:tcMar>
           </w:tcPr>
           <w:p>
             <w:r>
               <w:rPr>
-                <w:sz w:val="18"/>
+                <w:sz w:val="17"/>
               </w:rPr>
               <w:t>A USD 27.500 da pérdida en Años 3-5. Renegociar a &gt; USD 28.550 o liberar capacidad.</w:t>
             </w:r>
@@ -825,16 +825,16 @@
           <w:tcPr>
             <w:tcW w:type="dxa" w:w="2340"/>
             <w:tcMar>
-              <w:top w:w="60" w:type="dxa"/>
-              <w:bottom w:w="60" w:type="dxa"/>
-              <w:left w:w="100" w:type="dxa"/>
-              <w:right w:w="100" w:type="dxa"/>
+              <w:top w:w="50" w:type="dxa"/>
+              <w:bottom w:w="50" w:type="dxa"/>
+              <w:left w:w="90" w:type="dxa"/>
+              <w:right w:w="90" w:type="dxa"/>
             </w:tcMar>
           </w:tcPr>
           <w:p>
             <w:r>
               <w:rPr>
-                <w:sz w:val="18"/>
+                <w:sz w:val="17"/>
               </w:rPr>
               <w:t>6. Costo de Playón</w:t>
             </w:r>
@@ -844,16 +844,16 @@
           <w:tcPr>
             <w:tcW w:type="dxa" w:w="2340"/>
             <w:tcMar>
-              <w:top w:w="60" w:type="dxa"/>
-              <w:bottom w:w="60" w:type="dxa"/>
-              <w:left w:w="100" w:type="dxa"/>
-              <w:right w:w="100" w:type="dxa"/>
+              <w:top w:w="50" w:type="dxa"/>
+              <w:bottom w:w="50" w:type="dxa"/>
+              <w:left w:w="90" w:type="dxa"/>
+              <w:right w:w="90" w:type="dxa"/>
             </w:tcMar>
           </w:tcPr>
           <w:p>
             <w:r>
               <w:rPr>
-                <w:sz w:val="18"/>
+                <w:sz w:val="17"/>
               </w:rPr>
               <w:t>Sensibilidad al costo de inventario (25%-30%)</w:t>
             </w:r>
@@ -863,16 +863,16 @@
           <w:tcPr>
             <w:tcW w:type="dxa" w:w="2340"/>
             <w:tcMar>
-              <w:top w:w="60" w:type="dxa"/>
-              <w:bottom w:w="60" w:type="dxa"/>
-              <w:left w:w="100" w:type="dxa"/>
-              <w:right w:w="100" w:type="dxa"/>
+              <w:top w:w="50" w:type="dxa"/>
+              <w:bottom w:w="50" w:type="dxa"/>
+              <w:left w:w="90" w:type="dxa"/>
+              <w:right w:w="90" w:type="dxa"/>
             </w:tcMar>
           </w:tcPr>
           <w:p>
             <w:r>
               <w:rPr>
-                <w:sz w:val="18"/>
+                <w:sz w:val="17"/>
               </w:rPr>
               <w:t>Inv = 0 a 25% y 30%</w:t>
               <w:br/>
@@ -884,16 +884,16 @@
           <w:tcPr>
             <w:tcW w:type="dxa" w:w="2340"/>
             <w:tcMar>
-              <w:top w:w="60" w:type="dxa"/>
-              <w:bottom w:w="60" w:type="dxa"/>
-              <w:left w:w="100" w:type="dxa"/>
-              <w:right w:w="100" w:type="dxa"/>
+              <w:top w:w="50" w:type="dxa"/>
+              <w:bottom w:w="50" w:type="dxa"/>
+              <w:left w:w="90" w:type="dxa"/>
+              <w:right w:w="90" w:type="dxa"/>
             </w:tcMar>
           </w:tcPr>
           <w:p>
             <w:r>
               <w:rPr>
-                <w:sz w:val="18"/>
+                <w:sz w:val="17"/>
               </w:rPr>
               <w:t>Operar Just-in-Time. Guardar stock solo conviene si la tasa fuera inferior al 8,8%.</w:t>
             </w:r>
@@ -906,16 +906,16 @@
             <w:tcW w:type="dxa" w:w="2340"/>
             <w:shd w:fill="F2F5F9"/>
             <w:tcMar>
-              <w:top w:w="60" w:type="dxa"/>
-              <w:bottom w:w="60" w:type="dxa"/>
-              <w:left w:w="100" w:type="dxa"/>
-              <w:right w:w="100" w:type="dxa"/>
+              <w:top w:w="50" w:type="dxa"/>
+              <w:bottom w:w="50" w:type="dxa"/>
+              <w:left w:w="90" w:type="dxa"/>
+              <w:right w:w="90" w:type="dxa"/>
             </w:tcMar>
           </w:tcPr>
           <w:p>
             <w:r>
               <w:rPr>
-                <w:sz w:val="18"/>
+                <w:sz w:val="17"/>
               </w:rPr>
               <w:t>7. Estrategia Directiva</w:t>
             </w:r>
@@ -926,16 +926,16 @@
             <w:tcW w:type="dxa" w:w="2340"/>
             <w:shd w:fill="F2F5F9"/>
             <w:tcMar>
-              <w:top w:w="60" w:type="dxa"/>
-              <w:bottom w:w="60" w:type="dxa"/>
-              <w:left w:w="100" w:type="dxa"/>
-              <w:right w:w="100" w:type="dxa"/>
+              <w:top w:w="50" w:type="dxa"/>
+              <w:bottom w:w="50" w:type="dxa"/>
+              <w:left w:w="90" w:type="dxa"/>
+              <w:right w:w="90" w:type="dxa"/>
             </w:tcMar>
           </w:tcPr>
           <w:p>
             <w:r>
               <w:rPr>
-                <w:sz w:val="18"/>
+                <w:sz w:val="17"/>
               </w:rPr>
               <w:t>Robustez vs contingencia (Minimax Regret)</w:t>
             </w:r>
@@ -946,16 +946,16 @@
             <w:tcW w:type="dxa" w:w="2340"/>
             <w:shd w:fill="F2F5F9"/>
             <w:tcMar>
-              <w:top w:w="60" w:type="dxa"/>
-              <w:bottom w:w="60" w:type="dxa"/>
-              <w:left w:w="100" w:type="dxa"/>
-              <w:right w:w="100" w:type="dxa"/>
+              <w:top w:w="50" w:type="dxa"/>
+              <w:bottom w:w="50" w:type="dxa"/>
+              <w:left w:w="90" w:type="dxa"/>
+              <w:right w:w="90" w:type="dxa"/>
             </w:tcMar>
           </w:tcPr>
           <w:p>
             <w:r>
               <w:rPr>
-                <w:sz w:val="18"/>
+                <w:sz w:val="17"/>
               </w:rPr>
               <w:t>Arrepentimiento S1: USD 109,7 M</w:t>
               <w:br/>
@@ -968,16 +968,16 @@
             <w:tcW w:type="dxa" w:w="2340"/>
             <w:shd w:fill="F2F5F9"/>
             <w:tcMar>
-              <w:top w:w="60" w:type="dxa"/>
-              <w:bottom w:w="60" w:type="dxa"/>
-              <w:left w:w="100" w:type="dxa"/>
-              <w:right w:w="100" w:type="dxa"/>
+              <w:top w:w="50" w:type="dxa"/>
+              <w:bottom w:w="50" w:type="dxa"/>
+              <w:left w:w="90" w:type="dxa"/>
+              <w:right w:w="90" w:type="dxa"/>
             </w:tcMar>
           </w:tcPr>
           <w:p>
             <w:r>
               <w:rPr>
-                <w:sz w:val="18"/>
+                <w:sz w:val="17"/>
               </w:rPr>
               <w:t>Fabricación Local Flexible: No asumir compromisos irreversibles en Años 1 y 2.</w:t>
             </w:r>
@@ -1097,10 +1097,10 @@
             <w:tcW w:type="dxa" w:w="2340"/>
             <w:shd w:fill="1F4E79"/>
             <w:tcMar>
-              <w:top w:w="100" w:type="dxa"/>
-              <w:bottom w:w="100" w:type="dxa"/>
-              <w:left w:w="120" w:type="dxa"/>
-              <w:right w:w="120" w:type="dxa"/>
+              <w:top w:w="90" w:type="dxa"/>
+              <w:bottom w:w="90" w:type="dxa"/>
+              <w:left w:w="110" w:type="dxa"/>
+              <w:right w:w="110" w:type="dxa"/>
             </w:tcMar>
           </w:tcPr>
           <w:p>
@@ -1108,7 +1108,7 @@
               <w:rPr>
                 <w:b/>
                 <w:color w:val="FFFFFF"/>
-                <w:sz w:val="19"/>
+                <w:sz w:val="18"/>
               </w:rPr>
               <w:t>Variable</w:t>
             </w:r>
@@ -1119,10 +1119,10 @@
             <w:tcW w:type="dxa" w:w="2340"/>
             <w:shd w:fill="1F4E79"/>
             <w:tcMar>
-              <w:top w:w="100" w:type="dxa"/>
-              <w:bottom w:w="100" w:type="dxa"/>
-              <w:left w:w="120" w:type="dxa"/>
-              <w:right w:w="120" w:type="dxa"/>
+              <w:top w:w="90" w:type="dxa"/>
+              <w:bottom w:w="90" w:type="dxa"/>
+              <w:left w:w="110" w:type="dxa"/>
+              <w:right w:w="110" w:type="dxa"/>
             </w:tcMar>
           </w:tcPr>
           <w:p>
@@ -1130,7 +1130,7 @@
               <w:rPr>
                 <w:b/>
                 <w:color w:val="FFFFFF"/>
-                <w:sz w:val="19"/>
+                <w:sz w:val="18"/>
               </w:rPr>
               <w:t>Dominio</w:t>
             </w:r>
@@ -1141,10 +1141,10 @@
             <w:tcW w:type="dxa" w:w="2340"/>
             <w:shd w:fill="1F4E79"/>
             <w:tcMar>
-              <w:top w:w="100" w:type="dxa"/>
-              <w:bottom w:w="100" w:type="dxa"/>
-              <w:left w:w="120" w:type="dxa"/>
-              <w:right w:w="120" w:type="dxa"/>
+              <w:top w:w="90" w:type="dxa"/>
+              <w:bottom w:w="90" w:type="dxa"/>
+              <w:left w:w="110" w:type="dxa"/>
+              <w:right w:w="110" w:type="dxa"/>
             </w:tcMar>
           </w:tcPr>
           <w:p>
@@ -1152,7 +1152,7 @@
               <w:rPr>
                 <w:b/>
                 <w:color w:val="FFFFFF"/>
-                <w:sz w:val="19"/>
+                <w:sz w:val="18"/>
               </w:rPr>
               <w:t>Cantidad</w:t>
             </w:r>
@@ -1163,10 +1163,10 @@
             <w:tcW w:type="dxa" w:w="2340"/>
             <w:shd w:fill="1F4E79"/>
             <w:tcMar>
-              <w:top w:w="100" w:type="dxa"/>
-              <w:bottom w:w="100" w:type="dxa"/>
-              <w:left w:w="120" w:type="dxa"/>
-              <w:right w:w="120" w:type="dxa"/>
+              <w:top w:w="90" w:type="dxa"/>
+              <w:bottom w:w="90" w:type="dxa"/>
+              <w:left w:w="110" w:type="dxa"/>
+              <w:right w:w="110" w:type="dxa"/>
             </w:tcMar>
           </w:tcPr>
           <w:p>
@@ -1174,7 +1174,7 @@
               <w:rPr>
                 <w:b/>
                 <w:color w:val="FFFFFF"/>
-                <w:sz w:val="19"/>
+                <w:sz w:val="18"/>
               </w:rPr>
               <w:t>Descripción y Rol Económico</w:t>
             </w:r>
@@ -1187,16 +1187,16 @@
             <w:tcW w:type="dxa" w:w="2340"/>
             <w:shd w:fill="F2F5F9"/>
             <w:tcMar>
-              <w:top w:w="60" w:type="dxa"/>
-              <w:bottom w:w="60" w:type="dxa"/>
-              <w:left w:w="100" w:type="dxa"/>
-              <w:right w:w="100" w:type="dxa"/>
+              <w:top w:w="50" w:type="dxa"/>
+              <w:bottom w:w="50" w:type="dxa"/>
+              <w:left w:w="90" w:type="dxa"/>
+              <w:right w:w="90" w:type="dxa"/>
             </w:tcMar>
           </w:tcPr>
           <w:p>
             <w:r>
               <w:rPr>
-                <w:sz w:val="18"/>
+                <w:sz w:val="17"/>
               </w:rPr>
               <w:t>X(v, l, s, t)</w:t>
             </w:r>
@@ -1207,16 +1207,16 @@
             <w:tcW w:type="dxa" w:w="2340"/>
             <w:shd w:fill="F2F5F9"/>
             <w:tcMar>
-              <w:top w:w="60" w:type="dxa"/>
-              <w:bottom w:w="60" w:type="dxa"/>
-              <w:left w:w="100" w:type="dxa"/>
-              <w:right w:w="100" w:type="dxa"/>
+              <w:top w:w="50" w:type="dxa"/>
+              <w:bottom w:w="50" w:type="dxa"/>
+              <w:left w:w="90" w:type="dxa"/>
+              <w:right w:w="90" w:type="dxa"/>
             </w:tcMar>
           </w:tcPr>
           <w:p>
             <w:r>
               <w:rPr>
-                <w:sz w:val="18"/>
+                <w:sz w:val="17"/>
               </w:rPr>
               <w:t>Real &gt;= 0</w:t>
             </w:r>
@@ -1227,16 +1227,16 @@
             <w:tcW w:type="dxa" w:w="2340"/>
             <w:shd w:fill="F2F5F9"/>
             <w:tcMar>
-              <w:top w:w="60" w:type="dxa"/>
-              <w:bottom w:w="60" w:type="dxa"/>
-              <w:left w:w="100" w:type="dxa"/>
-              <w:right w:w="100" w:type="dxa"/>
+              <w:top w:w="50" w:type="dxa"/>
+              <w:bottom w:w="50" w:type="dxa"/>
+              <w:left w:w="90" w:type="dxa"/>
+              <w:right w:w="90" w:type="dxa"/>
             </w:tcMar>
           </w:tcPr>
           <w:p>
             <w:r>
               <w:rPr>
-                <w:sz w:val="18"/>
+                <w:sz w:val="17"/>
               </w:rPr>
               <w:t>70</w:t>
             </w:r>
@@ -1247,16 +1247,16 @@
             <w:tcW w:type="dxa" w:w="2340"/>
             <w:shd w:fill="F2F5F9"/>
             <w:tcMar>
-              <w:top w:w="60" w:type="dxa"/>
-              <w:bottom w:w="60" w:type="dxa"/>
-              <w:left w:w="100" w:type="dxa"/>
-              <w:right w:w="100" w:type="dxa"/>
+              <w:top w:w="50" w:type="dxa"/>
+              <w:bottom w:w="50" w:type="dxa"/>
+              <w:left w:w="90" w:type="dxa"/>
+              <w:right w:w="90" w:type="dxa"/>
             </w:tcMar>
           </w:tcPr>
           <w:p>
             <w:r>
               <w:rPr>
-                <w:sz w:val="18"/>
+                <w:sz w:val="17"/>
               </w:rPr>
               <w:t>Unidades del vehículo v ensambladas en línea l, turno s, año t.</w:t>
             </w:r>
@@ -1268,16 +1268,16 @@
           <w:tcPr>
             <w:tcW w:type="dxa" w:w="2340"/>
             <w:tcMar>
-              <w:top w:w="60" w:type="dxa"/>
-              <w:bottom w:w="60" w:type="dxa"/>
-              <w:left w:w="100" w:type="dxa"/>
-              <w:right w:w="100" w:type="dxa"/>
+              <w:top w:w="50" w:type="dxa"/>
+              <w:bottom w:w="50" w:type="dxa"/>
+              <w:left w:w="90" w:type="dxa"/>
+              <w:right w:w="90" w:type="dxa"/>
             </w:tcMar>
           </w:tcPr>
           <w:p>
             <w:r>
               <w:rPr>
-                <w:sz w:val="18"/>
+                <w:sz w:val="17"/>
               </w:rPr>
               <w:t>sLoc(v, t)</w:t>
             </w:r>
@@ -1287,16 +1287,16 @@
           <w:tcPr>
             <w:tcW w:type="dxa" w:w="2340"/>
             <w:tcMar>
-              <w:top w:w="60" w:type="dxa"/>
-              <w:bottom w:w="60" w:type="dxa"/>
-              <w:left w:w="100" w:type="dxa"/>
-              <w:right w:w="100" w:type="dxa"/>
+              <w:top w:w="50" w:type="dxa"/>
+              <w:bottom w:w="50" w:type="dxa"/>
+              <w:left w:w="90" w:type="dxa"/>
+              <w:right w:w="90" w:type="dxa"/>
             </w:tcMar>
           </w:tcPr>
           <w:p>
             <w:r>
               <w:rPr>
-                <w:sz w:val="18"/>
+                <w:sz w:val="17"/>
               </w:rPr>
               <w:t>Real &gt;= 0</w:t>
             </w:r>
@@ -1306,16 +1306,16 @@
           <w:tcPr>
             <w:tcW w:type="dxa" w:w="2340"/>
             <w:tcMar>
-              <w:top w:w="60" w:type="dxa"/>
-              <w:bottom w:w="60" w:type="dxa"/>
-              <w:left w:w="100" w:type="dxa"/>
-              <w:right w:w="100" w:type="dxa"/>
+              <w:top w:w="50" w:type="dxa"/>
+              <w:bottom w:w="50" w:type="dxa"/>
+              <w:left w:w="90" w:type="dxa"/>
+              <w:right w:w="90" w:type="dxa"/>
             </w:tcMar>
           </w:tcPr>
           <w:p>
             <w:r>
               <w:rPr>
-                <w:sz w:val="18"/>
+                <w:sz w:val="17"/>
               </w:rPr>
               <w:t>25</w:t>
             </w:r>
@@ -1325,16 +1325,16 @@
           <w:tcPr>
             <w:tcW w:type="dxa" w:w="2340"/>
             <w:tcMar>
-              <w:top w:w="60" w:type="dxa"/>
-              <w:bottom w:w="60" w:type="dxa"/>
-              <w:left w:w="100" w:type="dxa"/>
-              <w:right w:w="100" w:type="dxa"/>
+              <w:top w:w="50" w:type="dxa"/>
+              <w:bottom w:w="50" w:type="dxa"/>
+              <w:left w:w="90" w:type="dxa"/>
+              <w:right w:w="90" w:type="dxa"/>
             </w:tcMar>
           </w:tcPr>
           <w:p>
             <w:r>
               <w:rPr>
-                <w:sz w:val="18"/>
+                <w:sz w:val="17"/>
               </w:rPr>
               <w:t>Unidades del modelo v vendidas en el mercado interno en el año t.</w:t>
             </w:r>
@@ -1347,16 +1347,16 @@
             <w:tcW w:type="dxa" w:w="2340"/>
             <w:shd w:fill="F2F5F9"/>
             <w:tcMar>
-              <w:top w:w="60" w:type="dxa"/>
-              <w:bottom w:w="60" w:type="dxa"/>
-              <w:left w:w="100" w:type="dxa"/>
-              <w:right w:w="100" w:type="dxa"/>
+              <w:top w:w="50" w:type="dxa"/>
+              <w:bottom w:w="50" w:type="dxa"/>
+              <w:left w:w="90" w:type="dxa"/>
+              <w:right w:w="90" w:type="dxa"/>
             </w:tcMar>
           </w:tcPr>
           <w:p>
             <w:r>
               <w:rPr>
-                <w:sz w:val="18"/>
+                <w:sz w:val="17"/>
               </w:rPr>
               <w:t>sExp(v, t)</w:t>
             </w:r>
@@ -1367,16 +1367,16 @@
             <w:tcW w:type="dxa" w:w="2340"/>
             <w:shd w:fill="F2F5F9"/>
             <w:tcMar>
-              <w:top w:w="60" w:type="dxa"/>
-              <w:bottom w:w="60" w:type="dxa"/>
-              <w:left w:w="100" w:type="dxa"/>
-              <w:right w:w="100" w:type="dxa"/>
+              <w:top w:w="50" w:type="dxa"/>
+              <w:bottom w:w="50" w:type="dxa"/>
+              <w:left w:w="90" w:type="dxa"/>
+              <w:right w:w="90" w:type="dxa"/>
             </w:tcMar>
           </w:tcPr>
           <w:p>
             <w:r>
               <w:rPr>
-                <w:sz w:val="18"/>
+                <w:sz w:val="17"/>
               </w:rPr>
               <w:t>Real &gt;= 0</w:t>
             </w:r>
@@ -1387,16 +1387,16 @@
             <w:tcW w:type="dxa" w:w="2340"/>
             <w:shd w:fill="F2F5F9"/>
             <w:tcMar>
-              <w:top w:w="60" w:type="dxa"/>
-              <w:bottom w:w="60" w:type="dxa"/>
-              <w:left w:w="100" w:type="dxa"/>
-              <w:right w:w="100" w:type="dxa"/>
+              <w:top w:w="50" w:type="dxa"/>
+              <w:bottom w:w="50" w:type="dxa"/>
+              <w:left w:w="90" w:type="dxa"/>
+              <w:right w:w="90" w:type="dxa"/>
             </w:tcMar>
           </w:tcPr>
           <w:p>
             <w:r>
               <w:rPr>
-                <w:sz w:val="18"/>
+                <w:sz w:val="17"/>
               </w:rPr>
               <w:t>15</w:t>
             </w:r>
@@ -1407,16 +1407,16 @@
             <w:tcW w:type="dxa" w:w="2340"/>
             <w:shd w:fill="F2F5F9"/>
             <w:tcMar>
-              <w:top w:w="60" w:type="dxa"/>
-              <w:bottom w:w="60" w:type="dxa"/>
-              <w:left w:w="100" w:type="dxa"/>
-              <w:right w:w="100" w:type="dxa"/>
+              <w:top w:w="50" w:type="dxa"/>
+              <w:bottom w:w="50" w:type="dxa"/>
+              <w:left w:w="90" w:type="dxa"/>
+              <w:right w:w="90" w:type="dxa"/>
             </w:tcMar>
           </w:tcPr>
           <w:p>
             <w:r>
               <w:rPr>
-                <w:sz w:val="18"/>
+                <w:sz w:val="17"/>
               </w:rPr>
               <w:t>Unidades de pick-ups exportadas al MERCOSUR en el año t.</w:t>
             </w:r>
@@ -1428,16 +1428,16 @@
           <w:tcPr>
             <w:tcW w:type="dxa" w:w="2340"/>
             <w:tcMar>
-              <w:top w:w="60" w:type="dxa"/>
-              <w:bottom w:w="60" w:type="dxa"/>
-              <w:left w:w="100" w:type="dxa"/>
-              <w:right w:w="100" w:type="dxa"/>
+              <w:top w:w="50" w:type="dxa"/>
+              <w:bottom w:w="50" w:type="dxa"/>
+              <w:left w:w="90" w:type="dxa"/>
+              <w:right w:w="90" w:type="dxa"/>
             </w:tcMar>
           </w:tcPr>
           <w:p>
             <w:r>
               <w:rPr>
-                <w:sz w:val="18"/>
+                <w:sz w:val="17"/>
               </w:rPr>
               <w:t>I(v, t)</w:t>
             </w:r>
@@ -1447,16 +1447,16 @@
           <w:tcPr>
             <w:tcW w:type="dxa" w:w="2340"/>
             <w:tcMar>
-              <w:top w:w="60" w:type="dxa"/>
-              <w:bottom w:w="60" w:type="dxa"/>
-              <w:left w:w="100" w:type="dxa"/>
-              <w:right w:w="100" w:type="dxa"/>
+              <w:top w:w="50" w:type="dxa"/>
+              <w:bottom w:w="50" w:type="dxa"/>
+              <w:left w:w="90" w:type="dxa"/>
+              <w:right w:w="90" w:type="dxa"/>
             </w:tcMar>
           </w:tcPr>
           <w:p>
             <w:r>
               <w:rPr>
-                <w:sz w:val="18"/>
+                <w:sz w:val="17"/>
               </w:rPr>
               <w:t>Real &gt;= 0</w:t>
             </w:r>
@@ -1466,16 +1466,16 @@
           <w:tcPr>
             <w:tcW w:type="dxa" w:w="2340"/>
             <w:tcMar>
-              <w:top w:w="60" w:type="dxa"/>
-              <w:bottom w:w="60" w:type="dxa"/>
-              <w:left w:w="100" w:type="dxa"/>
-              <w:right w:w="100" w:type="dxa"/>
+              <w:top w:w="50" w:type="dxa"/>
+              <w:bottom w:w="50" w:type="dxa"/>
+              <w:left w:w="90" w:type="dxa"/>
+              <w:right w:w="90" w:type="dxa"/>
             </w:tcMar>
           </w:tcPr>
           <w:p>
             <w:r>
               <w:rPr>
-                <w:sz w:val="18"/>
+                <w:sz w:val="17"/>
               </w:rPr>
               <w:t>25</w:t>
             </w:r>
@@ -1485,16 +1485,16 @@
           <w:tcPr>
             <w:tcW w:type="dxa" w:w="2340"/>
             <w:tcMar>
-              <w:top w:w="60" w:type="dxa"/>
-              <w:bottom w:w="60" w:type="dxa"/>
-              <w:left w:w="100" w:type="dxa"/>
-              <w:right w:w="100" w:type="dxa"/>
+              <w:top w:w="50" w:type="dxa"/>
+              <w:bottom w:w="50" w:type="dxa"/>
+              <w:left w:w="90" w:type="dxa"/>
+              <w:right w:w="90" w:type="dxa"/>
             </w:tcMar>
           </w:tcPr>
           <w:p>
             <w:r>
               <w:rPr>
-                <w:sz w:val="18"/>
+                <w:sz w:val="17"/>
               </w:rPr>
               <w:t>Inventario en playón del modelo v al cierre del año t (I(v, 0) = 0).</w:t>
             </w:r>
@@ -1507,16 +1507,16 @@
             <w:tcW w:type="dxa" w:w="2340"/>
             <w:shd w:fill="F2F5F9"/>
             <w:tcMar>
-              <w:top w:w="60" w:type="dxa"/>
-              <w:bottom w:w="60" w:type="dxa"/>
-              <w:left w:w="100" w:type="dxa"/>
-              <w:right w:w="100" w:type="dxa"/>
+              <w:top w:w="50" w:type="dxa"/>
+              <w:bottom w:w="50" w:type="dxa"/>
+              <w:left w:w="90" w:type="dxa"/>
+              <w:right w:w="90" w:type="dxa"/>
             </w:tcMar>
           </w:tcPr>
           <w:p>
             <w:r>
               <w:rPr>
-                <w:sz w:val="18"/>
+                <w:sz w:val="17"/>
               </w:rPr>
               <w:t>wA(t), wB(t)</w:t>
             </w:r>
@@ -1527,16 +1527,16 @@
             <w:tcW w:type="dxa" w:w="2340"/>
             <w:shd w:fill="F2F5F9"/>
             <w:tcMar>
-              <w:top w:w="60" w:type="dxa"/>
-              <w:bottom w:w="60" w:type="dxa"/>
-              <w:left w:w="100" w:type="dxa"/>
-              <w:right w:w="100" w:type="dxa"/>
+              <w:top w:w="50" w:type="dxa"/>
+              <w:bottom w:w="50" w:type="dxa"/>
+              <w:left w:w="90" w:type="dxa"/>
+              <w:right w:w="90" w:type="dxa"/>
             </w:tcMar>
           </w:tcPr>
           <w:p>
             <w:r>
               <w:rPr>
-                <w:sz w:val="18"/>
+                <w:sz w:val="17"/>
               </w:rPr>
               <w:t>Binaria {0, 1}</w:t>
             </w:r>
@@ -1547,16 +1547,16 @@
             <w:tcW w:type="dxa" w:w="2340"/>
             <w:shd w:fill="F2F5F9"/>
             <w:tcMar>
-              <w:top w:w="60" w:type="dxa"/>
-              <w:bottom w:w="60" w:type="dxa"/>
-              <w:left w:w="100" w:type="dxa"/>
-              <w:right w:w="100" w:type="dxa"/>
+              <w:top w:w="50" w:type="dxa"/>
+              <w:bottom w:w="50" w:type="dxa"/>
+              <w:left w:w="90" w:type="dxa"/>
+              <w:right w:w="90" w:type="dxa"/>
             </w:tcMar>
           </w:tcPr>
           <w:p>
             <w:r>
               <w:rPr>
-                <w:sz w:val="18"/>
+                <w:sz w:val="17"/>
               </w:rPr>
               <w:t>10</w:t>
             </w:r>
@@ -1567,16 +1567,16 @@
             <w:tcW w:type="dxa" w:w="2340"/>
             <w:shd w:fill="F2F5F9"/>
             <w:tcMar>
-              <w:top w:w="60" w:type="dxa"/>
-              <w:bottom w:w="60" w:type="dxa"/>
-              <w:left w:w="100" w:type="dxa"/>
-              <w:right w:w="100" w:type="dxa"/>
+              <w:top w:w="50" w:type="dxa"/>
+              <w:bottom w:w="50" w:type="dxa"/>
+              <w:left w:w="90" w:type="dxa"/>
+              <w:right w:w="90" w:type="dxa"/>
             </w:tcMar>
           </w:tcPr>
           <w:p>
             <w:r>
               <w:rPr>
-                <w:sz w:val="18"/>
+                <w:sz w:val="17"/>
               </w:rPr>
               <w:t>Vale 1 si se activa el Turno Mañana de la Línea A / B en el año t.</w:t>
             </w:r>
@@ -1588,16 +1588,16 @@
           <w:tcPr>
             <w:tcW w:type="dxa" w:w="2340"/>
             <w:tcMar>
-              <w:top w:w="60" w:type="dxa"/>
-              <w:bottom w:w="60" w:type="dxa"/>
-              <w:left w:w="100" w:type="dxa"/>
-              <w:right w:w="100" w:type="dxa"/>
+              <w:top w:w="50" w:type="dxa"/>
+              <w:bottom w:w="50" w:type="dxa"/>
+              <w:left w:w="90" w:type="dxa"/>
+              <w:right w:w="90" w:type="dxa"/>
             </w:tcMar>
           </w:tcPr>
           <w:p>
             <w:r>
               <w:rPr>
-                <w:sz w:val="18"/>
+                <w:sz w:val="17"/>
               </w:rPr>
               <w:t>yA(t), yB(t)</w:t>
             </w:r>
@@ -1607,16 +1607,16 @@
           <w:tcPr>
             <w:tcW w:type="dxa" w:w="2340"/>
             <w:tcMar>
-              <w:top w:w="60" w:type="dxa"/>
-              <w:bottom w:w="60" w:type="dxa"/>
-              <w:left w:w="100" w:type="dxa"/>
-              <w:right w:w="100" w:type="dxa"/>
+              <w:top w:w="50" w:type="dxa"/>
+              <w:bottom w:w="50" w:type="dxa"/>
+              <w:left w:w="90" w:type="dxa"/>
+              <w:right w:w="90" w:type="dxa"/>
             </w:tcMar>
           </w:tcPr>
           <w:p>
             <w:r>
               <w:rPr>
-                <w:sz w:val="18"/>
+                <w:sz w:val="17"/>
               </w:rPr>
               <w:t>Binaria {0, 1}</w:t>
             </w:r>
@@ -1626,16 +1626,16 @@
           <w:tcPr>
             <w:tcW w:type="dxa" w:w="2340"/>
             <w:tcMar>
-              <w:top w:w="60" w:type="dxa"/>
-              <w:bottom w:w="60" w:type="dxa"/>
-              <w:left w:w="100" w:type="dxa"/>
-              <w:right w:w="100" w:type="dxa"/>
+              <w:top w:w="50" w:type="dxa"/>
+              <w:bottom w:w="50" w:type="dxa"/>
+              <w:left w:w="90" w:type="dxa"/>
+              <w:right w:w="90" w:type="dxa"/>
             </w:tcMar>
           </w:tcPr>
           <w:p>
             <w:r>
               <w:rPr>
-                <w:sz w:val="18"/>
+                <w:sz w:val="17"/>
               </w:rPr>
               <w:t>10</w:t>
             </w:r>
@@ -1645,16 +1645,16 @@
           <w:tcPr>
             <w:tcW w:type="dxa" w:w="2340"/>
             <w:tcMar>
-              <w:top w:w="60" w:type="dxa"/>
-              <w:bottom w:w="60" w:type="dxa"/>
-              <w:left w:w="100" w:type="dxa"/>
-              <w:right w:w="100" w:type="dxa"/>
+              <w:top w:w="50" w:type="dxa"/>
+              <w:bottom w:w="50" w:type="dxa"/>
+              <w:left w:w="90" w:type="dxa"/>
+              <w:right w:w="90" w:type="dxa"/>
             </w:tcMar>
           </w:tcPr>
           <w:p>
             <w:r>
               <w:rPr>
-                <w:sz w:val="18"/>
+                <w:sz w:val="17"/>
               </w:rPr>
               <w:t>Vale 1 si se activa el Turno Tarde de la Línea A / B en el año t.</w:t>
             </w:r>
@@ -1667,16 +1667,16 @@
             <w:tcW w:type="dxa" w:w="2340"/>
             <w:shd w:fill="F2F5F9"/>
             <w:tcMar>
-              <w:top w:w="60" w:type="dxa"/>
-              <w:bottom w:w="60" w:type="dxa"/>
-              <w:left w:w="100" w:type="dxa"/>
-              <w:right w:w="100" w:type="dxa"/>
+              <w:top w:w="50" w:type="dxa"/>
+              <w:bottom w:w="50" w:type="dxa"/>
+              <w:left w:w="90" w:type="dxa"/>
+              <w:right w:w="90" w:type="dxa"/>
             </w:tcMar>
           </w:tcPr>
           <w:p>
             <w:r>
               <w:rPr>
-                <w:sz w:val="18"/>
+                <w:sz w:val="17"/>
               </w:rPr>
               <w:t>z(t)</w:t>
             </w:r>
@@ -1687,16 +1687,16 @@
             <w:tcW w:type="dxa" w:w="2340"/>
             <w:shd w:fill="F2F5F9"/>
             <w:tcMar>
-              <w:top w:w="60" w:type="dxa"/>
-              <w:bottom w:w="60" w:type="dxa"/>
-              <w:left w:w="100" w:type="dxa"/>
-              <w:right w:w="100" w:type="dxa"/>
+              <w:top w:w="50" w:type="dxa"/>
+              <w:bottom w:w="50" w:type="dxa"/>
+              <w:left w:w="90" w:type="dxa"/>
+              <w:right w:w="90" w:type="dxa"/>
             </w:tcMar>
           </w:tcPr>
           <w:p>
             <w:r>
               <w:rPr>
-                <w:sz w:val="18"/>
+                <w:sz w:val="17"/>
               </w:rPr>
               <w:t>Binaria {0, 1}</w:t>
             </w:r>
@@ -1707,16 +1707,16 @@
             <w:tcW w:type="dxa" w:w="2340"/>
             <w:shd w:fill="F2F5F9"/>
             <w:tcMar>
-              <w:top w:w="60" w:type="dxa"/>
-              <w:bottom w:w="60" w:type="dxa"/>
-              <w:left w:w="100" w:type="dxa"/>
-              <w:right w:w="100" w:type="dxa"/>
+              <w:top w:w="50" w:type="dxa"/>
+              <w:bottom w:w="50" w:type="dxa"/>
+              <w:left w:w="90" w:type="dxa"/>
+              <w:right w:w="90" w:type="dxa"/>
             </w:tcMar>
           </w:tcPr>
           <w:p>
             <w:r>
               <w:rPr>
-                <w:sz w:val="18"/>
+                <w:sz w:val="17"/>
               </w:rPr>
               <w:t>5</w:t>
             </w:r>
@@ -1727,16 +1727,16 @@
             <w:tcW w:type="dxa" w:w="2340"/>
             <w:shd w:fill="F2F5F9"/>
             <w:tcMar>
-              <w:top w:w="60" w:type="dxa"/>
-              <w:bottom w:w="60" w:type="dxa"/>
-              <w:left w:w="100" w:type="dxa"/>
-              <w:right w:w="100" w:type="dxa"/>
+              <w:top w:w="50" w:type="dxa"/>
+              <w:bottom w:w="50" w:type="dxa"/>
+              <w:left w:w="90" w:type="dxa"/>
+              <w:right w:w="90" w:type="dxa"/>
             </w:tcMar>
           </w:tcPr>
           <w:p>
             <w:r>
               <w:rPr>
-                <w:sz w:val="18"/>
+                <w:sz w:val="17"/>
               </w:rPr>
               <w:t>Vale 1 si al menos una línea opera el Turno Tarde (activa los 5 operarios extra).</w:t>
             </w:r>
@@ -1752,7 +1752,50 @@
         <w:rPr>
           <w:color w:val="2F5597"/>
         </w:rPr>
-        <w:t>a.iii) Parámetros del Modelo</w:t>
+        <w:t>a.iii) Función Objetivo (Funcional Z)</w:t>
+      </w:r>
+    </w:p>
+    <w:p>
+      <w:r>
+        <w:rPr>
+          <w:b/>
+        </w:rPr>
+        <w:t>MAX Z = ∑ [ Ingresos(t) - Costos_USD(t) ]</w:t>
+        <w:br/>
+      </w:r>
+      <w:r>
+        <w:t>• Ingresos(t) = ∑ sLoc(v,t)·P_local(v) + ∑ sExp(v,t)·[P_local(v)·1.05] + Autonomy(t)·27.500</w:t>
+        <w:br/>
+      </w:r>
+      <w:r>
+        <w:t>• Costos_USD(t) = [ C_var(t) + C_inv(t) + C_encendido(t) + C_laboral(t) ] / TC(t)</w:t>
+        <w:br/>
+      </w:r>
+      <w:r>
+        <w:t xml:space="preserve">  - C_var(t) = ∑ X(v,l,s,t) · CV1(v) · (1.20)^(t-1)</w:t>
+        <w:br/>
+      </w:r>
+      <w:r>
+        <w:t xml:space="preserve">  - C_inv(t) = ∑ I(v,t) · 0.25 · CV1(v) · (1.20)^(t-1)</w:t>
+        <w:br/>
+      </w:r>
+      <w:r>
+        <w:t xml:space="preserve">  - C_encendido(t) = [ 500M·(wA+yA) + 800M·(wB+yB) ] · (1.20)^(t-1)</w:t>
+        <w:br/>
+      </w:r>
+      <w:r>
+        <w:t xml:space="preserve">  - C_laboral(t) = 26M · [ 8·(wA+yA) + 10·(wB+yB) + 5·z ] · (1.20)^(t-1)</w:t>
+      </w:r>
+    </w:p>
+    <w:p>
+      <w:pPr>
+        <w:pStyle w:val="Heading2"/>
+      </w:pPr>
+      <w:r>
+        <w:rPr>
+          <w:color w:val="2F5597"/>
+        </w:rPr>
+        <w:t>a.iv) Parámetros del Modelo</w:t>
       </w:r>
     </w:p>
     <w:tbl>
@@ -1775,10 +1818,10 @@
             <w:tcW w:type="dxa" w:w="1560"/>
             <w:shd w:fill="1F4E79"/>
             <w:tcMar>
-              <w:top w:w="100" w:type="dxa"/>
-              <w:bottom w:w="100" w:type="dxa"/>
-              <w:left w:w="120" w:type="dxa"/>
-              <w:right w:w="120" w:type="dxa"/>
+              <w:top w:w="90" w:type="dxa"/>
+              <w:bottom w:w="90" w:type="dxa"/>
+              <w:left w:w="110" w:type="dxa"/>
+              <w:right w:w="110" w:type="dxa"/>
             </w:tcMar>
           </w:tcPr>
           <w:p>
@@ -1786,7 +1829,7 @@
               <w:rPr>
                 <w:b/>
                 <w:color w:val="FFFFFF"/>
-                <w:sz w:val="19"/>
+                <w:sz w:val="18"/>
               </w:rPr>
               <w:t>Parámetro / Concepto</w:t>
             </w:r>
@@ -1797,10 +1840,10 @@
             <w:tcW w:type="dxa" w:w="1560"/>
             <w:shd w:fill="1F4E79"/>
             <w:tcMar>
-              <w:top w:w="100" w:type="dxa"/>
-              <w:bottom w:w="100" w:type="dxa"/>
-              <w:left w:w="120" w:type="dxa"/>
-              <w:right w:w="120" w:type="dxa"/>
+              <w:top w:w="90" w:type="dxa"/>
+              <w:bottom w:w="90" w:type="dxa"/>
+              <w:left w:w="110" w:type="dxa"/>
+              <w:right w:w="110" w:type="dxa"/>
             </w:tcMar>
           </w:tcPr>
           <w:p>
@@ -1808,7 +1851,7 @@
               <w:rPr>
                 <w:b/>
                 <w:color w:val="FFFFFF"/>
-                <w:sz w:val="19"/>
+                <w:sz w:val="18"/>
               </w:rPr>
               <w:t>Año 1</w:t>
             </w:r>
@@ -1819,10 +1862,10 @@
             <w:tcW w:type="dxa" w:w="1560"/>
             <w:shd w:fill="1F4E79"/>
             <w:tcMar>
-              <w:top w:w="100" w:type="dxa"/>
-              <w:bottom w:w="100" w:type="dxa"/>
-              <w:left w:w="120" w:type="dxa"/>
-              <w:right w:w="120" w:type="dxa"/>
+              <w:top w:w="90" w:type="dxa"/>
+              <w:bottom w:w="90" w:type="dxa"/>
+              <w:left w:w="110" w:type="dxa"/>
+              <w:right w:w="110" w:type="dxa"/>
             </w:tcMar>
           </w:tcPr>
           <w:p>
@@ -1830,7 +1873,7 @@
               <w:rPr>
                 <w:b/>
                 <w:color w:val="FFFFFF"/>
-                <w:sz w:val="19"/>
+                <w:sz w:val="18"/>
               </w:rPr>
               <w:t>Año 2</w:t>
             </w:r>
@@ -1841,10 +1884,10 @@
             <w:tcW w:type="dxa" w:w="1560"/>
             <w:shd w:fill="1F4E79"/>
             <w:tcMar>
-              <w:top w:w="100" w:type="dxa"/>
-              <w:bottom w:w="100" w:type="dxa"/>
-              <w:left w:w="120" w:type="dxa"/>
-              <w:right w:w="120" w:type="dxa"/>
+              <w:top w:w="90" w:type="dxa"/>
+              <w:bottom w:w="90" w:type="dxa"/>
+              <w:left w:w="110" w:type="dxa"/>
+              <w:right w:w="110" w:type="dxa"/>
             </w:tcMar>
           </w:tcPr>
           <w:p>
@@ -1852,7 +1895,7 @@
               <w:rPr>
                 <w:b/>
                 <w:color w:val="FFFFFF"/>
-                <w:sz w:val="19"/>
+                <w:sz w:val="18"/>
               </w:rPr>
               <w:t>Año 3</w:t>
             </w:r>
@@ -1863,10 +1906,10 @@
             <w:tcW w:type="dxa" w:w="1560"/>
             <w:shd w:fill="1F4E79"/>
             <w:tcMar>
-              <w:top w:w="100" w:type="dxa"/>
-              <w:bottom w:w="100" w:type="dxa"/>
-              <w:left w:w="120" w:type="dxa"/>
-              <w:right w:w="120" w:type="dxa"/>
+              <w:top w:w="90" w:type="dxa"/>
+              <w:bottom w:w="90" w:type="dxa"/>
+              <w:left w:w="110" w:type="dxa"/>
+              <w:right w:w="110" w:type="dxa"/>
             </w:tcMar>
           </w:tcPr>
           <w:p>
@@ -1874,7 +1917,7 @@
               <w:rPr>
                 <w:b/>
                 <w:color w:val="FFFFFF"/>
-                <w:sz w:val="19"/>
+                <w:sz w:val="18"/>
               </w:rPr>
               <w:t>Año 4</w:t>
             </w:r>
@@ -1885,10 +1928,10 @@
             <w:tcW w:type="dxa" w:w="1560"/>
             <w:shd w:fill="1F4E79"/>
             <w:tcMar>
-              <w:top w:w="100" w:type="dxa"/>
-              <w:bottom w:w="100" w:type="dxa"/>
-              <w:left w:w="120" w:type="dxa"/>
-              <w:right w:w="120" w:type="dxa"/>
+              <w:top w:w="90" w:type="dxa"/>
+              <w:bottom w:w="90" w:type="dxa"/>
+              <w:left w:w="110" w:type="dxa"/>
+              <w:right w:w="110" w:type="dxa"/>
             </w:tcMar>
           </w:tcPr>
           <w:p>
@@ -1896,7 +1939,7 @@
               <w:rPr>
                 <w:b/>
                 <w:color w:val="FFFFFF"/>
-                <w:sz w:val="19"/>
+                <w:sz w:val="18"/>
               </w:rPr>
               <w:t>Año 5</w:t>
             </w:r>
@@ -1909,16 +1952,16 @@
             <w:tcW w:type="dxa" w:w="1560"/>
             <w:shd w:fill="F2F5F9"/>
             <w:tcMar>
-              <w:top w:w="60" w:type="dxa"/>
-              <w:bottom w:w="60" w:type="dxa"/>
-              <w:left w:w="100" w:type="dxa"/>
-              <w:right w:w="100" w:type="dxa"/>
+              <w:top w:w="50" w:type="dxa"/>
+              <w:bottom w:w="50" w:type="dxa"/>
+              <w:left w:w="90" w:type="dxa"/>
+              <w:right w:w="90" w:type="dxa"/>
             </w:tcMar>
           </w:tcPr>
           <w:p>
             <w:r>
               <w:rPr>
-                <w:sz w:val="18"/>
+                <w:sz w:val="17"/>
               </w:rPr>
               <w:t>Inflación acumulada (20% a.a.)</w:t>
             </w:r>
@@ -1929,16 +1972,16 @@
             <w:tcW w:type="dxa" w:w="1560"/>
             <w:shd w:fill="F2F5F9"/>
             <w:tcMar>
-              <w:top w:w="60" w:type="dxa"/>
-              <w:bottom w:w="60" w:type="dxa"/>
-              <w:left w:w="100" w:type="dxa"/>
-              <w:right w:w="100" w:type="dxa"/>
+              <w:top w:w="50" w:type="dxa"/>
+              <w:bottom w:w="50" w:type="dxa"/>
+              <w:left w:w="90" w:type="dxa"/>
+              <w:right w:w="90" w:type="dxa"/>
             </w:tcMar>
           </w:tcPr>
           <w:p>
             <w:r>
               <w:rPr>
-                <w:sz w:val="18"/>
+                <w:sz w:val="17"/>
               </w:rPr>
               <w:t>1,0000</w:t>
             </w:r>
@@ -1949,16 +1992,16 @@
             <w:tcW w:type="dxa" w:w="1560"/>
             <w:shd w:fill="F2F5F9"/>
             <w:tcMar>
-              <w:top w:w="60" w:type="dxa"/>
-              <w:bottom w:w="60" w:type="dxa"/>
-              <w:left w:w="100" w:type="dxa"/>
-              <w:right w:w="100" w:type="dxa"/>
+              <w:top w:w="50" w:type="dxa"/>
+              <w:bottom w:w="50" w:type="dxa"/>
+              <w:left w:w="90" w:type="dxa"/>
+              <w:right w:w="90" w:type="dxa"/>
             </w:tcMar>
           </w:tcPr>
           <w:p>
             <w:r>
               <w:rPr>
-                <w:sz w:val="18"/>
+                <w:sz w:val="17"/>
               </w:rPr>
               <w:t>1,2000</w:t>
             </w:r>
@@ -1969,16 +2012,16 @@
             <w:tcW w:type="dxa" w:w="1560"/>
             <w:shd w:fill="F2F5F9"/>
             <w:tcMar>
-              <w:top w:w="60" w:type="dxa"/>
-              <w:bottom w:w="60" w:type="dxa"/>
-              <w:left w:w="100" w:type="dxa"/>
-              <w:right w:w="100" w:type="dxa"/>
+              <w:top w:w="50" w:type="dxa"/>
+              <w:bottom w:w="50" w:type="dxa"/>
+              <w:left w:w="90" w:type="dxa"/>
+              <w:right w:w="90" w:type="dxa"/>
             </w:tcMar>
           </w:tcPr>
           <w:p>
             <w:r>
               <w:rPr>
-                <w:sz w:val="18"/>
+                <w:sz w:val="17"/>
               </w:rPr>
               <w:t>1,4400</w:t>
             </w:r>
@@ -1989,16 +2032,16 @@
             <w:tcW w:type="dxa" w:w="1560"/>
             <w:shd w:fill="F2F5F9"/>
             <w:tcMar>
-              <w:top w:w="60" w:type="dxa"/>
-              <w:bottom w:w="60" w:type="dxa"/>
-              <w:left w:w="100" w:type="dxa"/>
-              <w:right w:w="100" w:type="dxa"/>
+              <w:top w:w="50" w:type="dxa"/>
+              <w:bottom w:w="50" w:type="dxa"/>
+              <w:left w:w="90" w:type="dxa"/>
+              <w:right w:w="90" w:type="dxa"/>
             </w:tcMar>
           </w:tcPr>
           <w:p>
             <w:r>
               <w:rPr>
-                <w:sz w:val="18"/>
+                <w:sz w:val="17"/>
               </w:rPr>
               <w:t>1,7280</w:t>
             </w:r>
@@ -2009,16 +2052,16 @@
             <w:tcW w:type="dxa" w:w="1560"/>
             <w:shd w:fill="F2F5F9"/>
             <w:tcMar>
-              <w:top w:w="60" w:type="dxa"/>
-              <w:bottom w:w="60" w:type="dxa"/>
-              <w:left w:w="100" w:type="dxa"/>
-              <w:right w:w="100" w:type="dxa"/>
+              <w:top w:w="50" w:type="dxa"/>
+              <w:bottom w:w="50" w:type="dxa"/>
+              <w:left w:w="90" w:type="dxa"/>
+              <w:right w:w="90" w:type="dxa"/>
             </w:tcMar>
           </w:tcPr>
           <w:p>
             <w:r>
               <w:rPr>
-                <w:sz w:val="18"/>
+                <w:sz w:val="17"/>
               </w:rPr>
               <w:t>2,0736</w:t>
             </w:r>
@@ -2030,16 +2073,16 @@
           <w:tcPr>
             <w:tcW w:type="dxa" w:w="1560"/>
             <w:tcMar>
-              <w:top w:w="60" w:type="dxa"/>
-              <w:bottom w:w="60" w:type="dxa"/>
-              <w:left w:w="100" w:type="dxa"/>
-              <w:right w:w="100" w:type="dxa"/>
+              <w:top w:w="50" w:type="dxa"/>
+              <w:bottom w:w="50" w:type="dxa"/>
+              <w:left w:w="90" w:type="dxa"/>
+              <w:right w:w="90" w:type="dxa"/>
             </w:tcMar>
           </w:tcPr>
           <w:p>
             <w:r>
               <w:rPr>
-                <w:sz w:val="18"/>
+                <w:sz w:val="17"/>
               </w:rPr>
               <w:t>Tipo de Cambio Base (ARS/USD)</w:t>
             </w:r>
@@ -2049,16 +2092,16 @@
           <w:tcPr>
             <w:tcW w:type="dxa" w:w="1560"/>
             <w:tcMar>
-              <w:top w:w="60" w:type="dxa"/>
-              <w:bottom w:w="60" w:type="dxa"/>
-              <w:left w:w="100" w:type="dxa"/>
-              <w:right w:w="100" w:type="dxa"/>
+              <w:top w:w="50" w:type="dxa"/>
+              <w:bottom w:w="50" w:type="dxa"/>
+              <w:left w:w="90" w:type="dxa"/>
+              <w:right w:w="90" w:type="dxa"/>
             </w:tcMar>
           </w:tcPr>
           <w:p>
             <w:r>
               <w:rPr>
-                <w:sz w:val="18"/>
+                <w:sz w:val="17"/>
               </w:rPr>
               <w:t>1.500</w:t>
             </w:r>
@@ -2068,16 +2111,16 @@
           <w:tcPr>
             <w:tcW w:type="dxa" w:w="1560"/>
             <w:tcMar>
-              <w:top w:w="60" w:type="dxa"/>
-              <w:bottom w:w="60" w:type="dxa"/>
-              <w:left w:w="100" w:type="dxa"/>
-              <w:right w:w="100" w:type="dxa"/>
+              <w:top w:w="50" w:type="dxa"/>
+              <w:bottom w:w="50" w:type="dxa"/>
+              <w:left w:w="90" w:type="dxa"/>
+              <w:right w:w="90" w:type="dxa"/>
             </w:tcMar>
           </w:tcPr>
           <w:p>
             <w:r>
               <w:rPr>
-                <w:sz w:val="18"/>
+                <w:sz w:val="17"/>
               </w:rPr>
               <w:t>1.750</w:t>
             </w:r>
@@ -2087,16 +2130,16 @@
           <w:tcPr>
             <w:tcW w:type="dxa" w:w="1560"/>
             <w:tcMar>
-              <w:top w:w="60" w:type="dxa"/>
-              <w:bottom w:w="60" w:type="dxa"/>
-              <w:left w:w="100" w:type="dxa"/>
-              <w:right w:w="100" w:type="dxa"/>
+              <w:top w:w="50" w:type="dxa"/>
+              <w:bottom w:w="50" w:type="dxa"/>
+              <w:left w:w="90" w:type="dxa"/>
+              <w:right w:w="90" w:type="dxa"/>
             </w:tcMar>
           </w:tcPr>
           <w:p>
             <w:r>
               <w:rPr>
-                <w:sz w:val="18"/>
+                <w:sz w:val="17"/>
               </w:rPr>
               <w:t>1.950</w:t>
             </w:r>
@@ -2106,16 +2149,16 @@
           <w:tcPr>
             <w:tcW w:type="dxa" w:w="1560"/>
             <w:tcMar>
-              <w:top w:w="60" w:type="dxa"/>
-              <w:bottom w:w="60" w:type="dxa"/>
-              <w:left w:w="100" w:type="dxa"/>
-              <w:right w:w="100" w:type="dxa"/>
+              <w:top w:w="50" w:type="dxa"/>
+              <w:bottom w:w="50" w:type="dxa"/>
+              <w:left w:w="90" w:type="dxa"/>
+              <w:right w:w="90" w:type="dxa"/>
             </w:tcMar>
           </w:tcPr>
           <w:p>
             <w:r>
               <w:rPr>
-                <w:sz w:val="18"/>
+                <w:sz w:val="17"/>
               </w:rPr>
               <w:t>2.350</w:t>
             </w:r>
@@ -2125,16 +2168,16 @@
           <w:tcPr>
             <w:tcW w:type="dxa" w:w="1560"/>
             <w:tcMar>
-              <w:top w:w="60" w:type="dxa"/>
-              <w:bottom w:w="60" w:type="dxa"/>
-              <w:left w:w="100" w:type="dxa"/>
-              <w:right w:w="100" w:type="dxa"/>
+              <w:top w:w="50" w:type="dxa"/>
+              <w:bottom w:w="50" w:type="dxa"/>
+              <w:left w:w="90" w:type="dxa"/>
+              <w:right w:w="90" w:type="dxa"/>
             </w:tcMar>
           </w:tcPr>
           <w:p>
             <w:r>
               <w:rPr>
-                <w:sz w:val="18"/>
+                <w:sz w:val="17"/>
               </w:rPr>
               <w:t>2.800</w:t>
             </w:r>
@@ -2147,16 +2190,16 @@
             <w:tcW w:type="dxa" w:w="1560"/>
             <w:shd w:fill="F2F5F9"/>
             <w:tcMar>
-              <w:top w:w="60" w:type="dxa"/>
-              <w:bottom w:w="60" w:type="dxa"/>
-              <w:left w:w="100" w:type="dxa"/>
-              <w:right w:w="100" w:type="dxa"/>
+              <w:top w:w="50" w:type="dxa"/>
+              <w:bottom w:w="50" w:type="dxa"/>
+              <w:left w:w="90" w:type="dxa"/>
+              <w:right w:w="90" w:type="dxa"/>
             </w:tcMar>
           </w:tcPr>
           <w:p>
             <w:r>
               <w:rPr>
-                <w:sz w:val="18"/>
+                <w:sz w:val="17"/>
               </w:rPr>
               <w:t>Tipo de Cambio Devaluación (ARS/USD)</w:t>
             </w:r>
@@ -2167,16 +2210,16 @@
             <w:tcW w:type="dxa" w:w="1560"/>
             <w:shd w:fill="F2F5F9"/>
             <w:tcMar>
-              <w:top w:w="60" w:type="dxa"/>
-              <w:bottom w:w="60" w:type="dxa"/>
-              <w:left w:w="100" w:type="dxa"/>
-              <w:right w:w="100" w:type="dxa"/>
+              <w:top w:w="50" w:type="dxa"/>
+              <w:bottom w:w="50" w:type="dxa"/>
+              <w:left w:w="90" w:type="dxa"/>
+              <w:right w:w="90" w:type="dxa"/>
             </w:tcMar>
           </w:tcPr>
           <w:p>
             <w:r>
               <w:rPr>
-                <w:sz w:val="18"/>
+                <w:sz w:val="17"/>
               </w:rPr>
               <w:t>1.500</w:t>
             </w:r>
@@ -2187,16 +2230,16 @@
             <w:tcW w:type="dxa" w:w="1560"/>
             <w:shd w:fill="F2F5F9"/>
             <w:tcMar>
-              <w:top w:w="60" w:type="dxa"/>
-              <w:bottom w:w="60" w:type="dxa"/>
-              <w:left w:w="100" w:type="dxa"/>
-              <w:right w:w="100" w:type="dxa"/>
+              <w:top w:w="50" w:type="dxa"/>
+              <w:bottom w:w="50" w:type="dxa"/>
+              <w:left w:w="90" w:type="dxa"/>
+              <w:right w:w="90" w:type="dxa"/>
             </w:tcMar>
           </w:tcPr>
           <w:p>
             <w:r>
               <w:rPr>
-                <w:sz w:val="18"/>
+                <w:sz w:val="17"/>
               </w:rPr>
               <w:t>2.200</w:t>
             </w:r>
@@ -2207,16 +2250,16 @@
             <w:tcW w:type="dxa" w:w="1560"/>
             <w:shd w:fill="F2F5F9"/>
             <w:tcMar>
-              <w:top w:w="60" w:type="dxa"/>
-              <w:bottom w:w="60" w:type="dxa"/>
-              <w:left w:w="100" w:type="dxa"/>
-              <w:right w:w="100" w:type="dxa"/>
+              <w:top w:w="50" w:type="dxa"/>
+              <w:bottom w:w="50" w:type="dxa"/>
+              <w:left w:w="90" w:type="dxa"/>
+              <w:right w:w="90" w:type="dxa"/>
             </w:tcMar>
           </w:tcPr>
           <w:p>
             <w:r>
               <w:rPr>
-                <w:sz w:val="18"/>
+                <w:sz w:val="17"/>
               </w:rPr>
               <w:t>2.650</w:t>
             </w:r>
@@ -2227,16 +2270,16 @@
             <w:tcW w:type="dxa" w:w="1560"/>
             <w:shd w:fill="F2F5F9"/>
             <w:tcMar>
-              <w:top w:w="60" w:type="dxa"/>
-              <w:bottom w:w="60" w:type="dxa"/>
-              <w:left w:w="100" w:type="dxa"/>
-              <w:right w:w="100" w:type="dxa"/>
+              <w:top w:w="50" w:type="dxa"/>
+              <w:bottom w:w="50" w:type="dxa"/>
+              <w:left w:w="90" w:type="dxa"/>
+              <w:right w:w="90" w:type="dxa"/>
             </w:tcMar>
           </w:tcPr>
           <w:p>
             <w:r>
               <w:rPr>
-                <w:sz w:val="18"/>
+                <w:sz w:val="17"/>
               </w:rPr>
               <w:t>3.100</w:t>
             </w:r>
@@ -2247,16 +2290,16 @@
             <w:tcW w:type="dxa" w:w="1560"/>
             <w:shd w:fill="F2F5F9"/>
             <w:tcMar>
-              <w:top w:w="60" w:type="dxa"/>
-              <w:bottom w:w="60" w:type="dxa"/>
-              <w:left w:w="100" w:type="dxa"/>
-              <w:right w:w="100" w:type="dxa"/>
+              <w:top w:w="50" w:type="dxa"/>
+              <w:bottom w:w="50" w:type="dxa"/>
+              <w:left w:w="90" w:type="dxa"/>
+              <w:right w:w="90" w:type="dxa"/>
             </w:tcMar>
           </w:tcPr>
           <w:p>
             <w:r>
               <w:rPr>
-                <w:sz w:val="18"/>
+                <w:sz w:val="17"/>
               </w:rPr>
               <w:t>3.550</w:t>
             </w:r>
@@ -2268,16 +2311,16 @@
           <w:tcPr>
             <w:tcW w:type="dxa" w:w="1560"/>
             <w:tcMar>
-              <w:top w:w="60" w:type="dxa"/>
-              <w:bottom w:w="60" w:type="dxa"/>
-              <w:left w:w="100" w:type="dxa"/>
-              <w:right w:w="100" w:type="dxa"/>
+              <w:top w:w="50" w:type="dxa"/>
+              <w:bottom w:w="50" w:type="dxa"/>
+              <w:left w:w="90" w:type="dxa"/>
+              <w:right w:w="90" w:type="dxa"/>
             </w:tcMar>
           </w:tcPr>
           <w:p>
             <w:r>
               <w:rPr>
-                <w:sz w:val="18"/>
+                <w:sz w:val="17"/>
               </w:rPr>
               <w:t>Sueldo anual por operario (ARS)</w:t>
             </w:r>
@@ -2287,16 +2330,16 @@
           <w:tcPr>
             <w:tcW w:type="dxa" w:w="1560"/>
             <w:tcMar>
-              <w:top w:w="60" w:type="dxa"/>
-              <w:bottom w:w="60" w:type="dxa"/>
-              <w:left w:w="100" w:type="dxa"/>
-              <w:right w:w="100" w:type="dxa"/>
+              <w:top w:w="50" w:type="dxa"/>
+              <w:bottom w:w="50" w:type="dxa"/>
+              <w:left w:w="90" w:type="dxa"/>
+              <w:right w:w="90" w:type="dxa"/>
             </w:tcMar>
           </w:tcPr>
           <w:p>
             <w:r>
               <w:rPr>
-                <w:sz w:val="18"/>
+                <w:sz w:val="17"/>
               </w:rPr>
               <w:t>$26.000.000</w:t>
             </w:r>
@@ -2306,16 +2349,16 @@
           <w:tcPr>
             <w:tcW w:type="dxa" w:w="1560"/>
             <w:tcMar>
-              <w:top w:w="60" w:type="dxa"/>
-              <w:bottom w:w="60" w:type="dxa"/>
-              <w:left w:w="100" w:type="dxa"/>
-              <w:right w:w="100" w:type="dxa"/>
+              <w:top w:w="50" w:type="dxa"/>
+              <w:bottom w:w="50" w:type="dxa"/>
+              <w:left w:w="90" w:type="dxa"/>
+              <w:right w:w="90" w:type="dxa"/>
             </w:tcMar>
           </w:tcPr>
           <w:p>
             <w:r>
               <w:rPr>
-                <w:sz w:val="18"/>
+                <w:sz w:val="17"/>
               </w:rPr>
               <w:t>$31.200.000</w:t>
             </w:r>
@@ -2325,16 +2368,16 @@
           <w:tcPr>
             <w:tcW w:type="dxa" w:w="1560"/>
             <w:tcMar>
-              <w:top w:w="60" w:type="dxa"/>
-              <w:bottom w:w="60" w:type="dxa"/>
-              <w:left w:w="100" w:type="dxa"/>
-              <w:right w:w="100" w:type="dxa"/>
+              <w:top w:w="50" w:type="dxa"/>
+              <w:bottom w:w="50" w:type="dxa"/>
+              <w:left w:w="90" w:type="dxa"/>
+              <w:right w:w="90" w:type="dxa"/>
             </w:tcMar>
           </w:tcPr>
           <w:p>
             <w:r>
               <w:rPr>
-                <w:sz w:val="18"/>
+                <w:sz w:val="17"/>
               </w:rPr>
               <w:t>$37.440.000</w:t>
             </w:r>
@@ -2344,16 +2387,16 @@
           <w:tcPr>
             <w:tcW w:type="dxa" w:w="1560"/>
             <w:tcMar>
-              <w:top w:w="60" w:type="dxa"/>
-              <w:bottom w:w="60" w:type="dxa"/>
-              <w:left w:w="100" w:type="dxa"/>
-              <w:right w:w="100" w:type="dxa"/>
+              <w:top w:w="50" w:type="dxa"/>
+              <w:bottom w:w="50" w:type="dxa"/>
+              <w:left w:w="90" w:type="dxa"/>
+              <w:right w:w="90" w:type="dxa"/>
             </w:tcMar>
           </w:tcPr>
           <w:p>
             <w:r>
               <w:rPr>
-                <w:sz w:val="18"/>
+                <w:sz w:val="17"/>
               </w:rPr>
               <w:t>$44.928.000</w:t>
             </w:r>
@@ -2363,16 +2406,16 @@
           <w:tcPr>
             <w:tcW w:type="dxa" w:w="1560"/>
             <w:tcMar>
-              <w:top w:w="60" w:type="dxa"/>
-              <w:bottom w:w="60" w:type="dxa"/>
-              <w:left w:w="100" w:type="dxa"/>
-              <w:right w:w="100" w:type="dxa"/>
+              <w:top w:w="50" w:type="dxa"/>
+              <w:bottom w:w="50" w:type="dxa"/>
+              <w:left w:w="90" w:type="dxa"/>
+              <w:right w:w="90" w:type="dxa"/>
             </w:tcMar>
           </w:tcPr>
           <w:p>
             <w:r>
               <w:rPr>
-                <w:sz w:val="18"/>
+                <w:sz w:val="17"/>
               </w:rPr>
               <w:t>$53.913.600</w:t>
             </w:r>
@@ -2385,16 +2428,16 @@
             <w:tcW w:type="dxa" w:w="1560"/>
             <w:shd w:fill="F2F5F9"/>
             <w:tcMar>
-              <w:top w:w="60" w:type="dxa"/>
-              <w:bottom w:w="60" w:type="dxa"/>
-              <w:left w:w="100" w:type="dxa"/>
-              <w:right w:w="100" w:type="dxa"/>
+              <w:top w:w="50" w:type="dxa"/>
+              <w:bottom w:w="50" w:type="dxa"/>
+              <w:left w:w="90" w:type="dxa"/>
+              <w:right w:w="90" w:type="dxa"/>
             </w:tcMar>
           </w:tcPr>
           <w:p>
             <w:r>
               <w:rPr>
-                <w:sz w:val="18"/>
+                <w:sz w:val="17"/>
               </w:rPr>
               <w:t>Encendido Línea A (USD Base)</w:t>
             </w:r>
@@ -2405,16 +2448,16 @@
             <w:tcW w:type="dxa" w:w="1560"/>
             <w:shd w:fill="F2F5F9"/>
             <w:tcMar>
-              <w:top w:w="60" w:type="dxa"/>
-              <w:bottom w:w="60" w:type="dxa"/>
-              <w:left w:w="100" w:type="dxa"/>
-              <w:right w:w="100" w:type="dxa"/>
+              <w:top w:w="50" w:type="dxa"/>
+              <w:bottom w:w="50" w:type="dxa"/>
+              <w:left w:w="90" w:type="dxa"/>
+              <w:right w:w="90" w:type="dxa"/>
             </w:tcMar>
           </w:tcPr>
           <w:p>
             <w:r>
               <w:rPr>
-                <w:sz w:val="18"/>
+                <w:sz w:val="17"/>
               </w:rPr>
               <w:t>$333.333</w:t>
             </w:r>
@@ -2425,16 +2468,16 @@
             <w:tcW w:type="dxa" w:w="1560"/>
             <w:shd w:fill="F2F5F9"/>
             <w:tcMar>
-              <w:top w:w="60" w:type="dxa"/>
-              <w:bottom w:w="60" w:type="dxa"/>
-              <w:left w:w="100" w:type="dxa"/>
-              <w:right w:w="100" w:type="dxa"/>
+              <w:top w:w="50" w:type="dxa"/>
+              <w:bottom w:w="50" w:type="dxa"/>
+              <w:left w:w="90" w:type="dxa"/>
+              <w:right w:w="90" w:type="dxa"/>
             </w:tcMar>
           </w:tcPr>
           <w:p>
             <w:r>
               <w:rPr>
-                <w:sz w:val="18"/>
+                <w:sz w:val="17"/>
               </w:rPr>
               <w:t>$342.857</w:t>
             </w:r>
@@ -2445,16 +2488,16 @@
             <w:tcW w:type="dxa" w:w="1560"/>
             <w:shd w:fill="F2F5F9"/>
             <w:tcMar>
-              <w:top w:w="60" w:type="dxa"/>
-              <w:bottom w:w="60" w:type="dxa"/>
-              <w:left w:w="100" w:type="dxa"/>
-              <w:right w:w="100" w:type="dxa"/>
+              <w:top w:w="50" w:type="dxa"/>
+              <w:bottom w:w="50" w:type="dxa"/>
+              <w:left w:w="90" w:type="dxa"/>
+              <w:right w:w="90" w:type="dxa"/>
             </w:tcMar>
           </w:tcPr>
           <w:p>
             <w:r>
               <w:rPr>
-                <w:sz w:val="18"/>
+                <w:sz w:val="17"/>
               </w:rPr>
               <w:t>$369.231</w:t>
             </w:r>
@@ -2465,16 +2508,16 @@
             <w:tcW w:type="dxa" w:w="1560"/>
             <w:shd w:fill="F2F5F9"/>
             <w:tcMar>
-              <w:top w:w="60" w:type="dxa"/>
-              <w:bottom w:w="60" w:type="dxa"/>
-              <w:left w:w="100" w:type="dxa"/>
-              <w:right w:w="100" w:type="dxa"/>
+              <w:top w:w="50" w:type="dxa"/>
+              <w:bottom w:w="50" w:type="dxa"/>
+              <w:left w:w="90" w:type="dxa"/>
+              <w:right w:w="90" w:type="dxa"/>
             </w:tcMar>
           </w:tcPr>
           <w:p>
             <w:r>
               <w:rPr>
-                <w:sz w:val="18"/>
+                <w:sz w:val="17"/>
               </w:rPr>
               <w:t>$367.660</w:t>
             </w:r>
@@ -2485,16 +2528,16 @@
             <w:tcW w:type="dxa" w:w="1560"/>
             <w:shd w:fill="F2F5F9"/>
             <w:tcMar>
-              <w:top w:w="60" w:type="dxa"/>
-              <w:bottom w:w="60" w:type="dxa"/>
-              <w:left w:w="100" w:type="dxa"/>
-              <w:right w:w="100" w:type="dxa"/>
+              <w:top w:w="50" w:type="dxa"/>
+              <w:bottom w:w="50" w:type="dxa"/>
+              <w:left w:w="90" w:type="dxa"/>
+              <w:right w:w="90" w:type="dxa"/>
             </w:tcMar>
           </w:tcPr>
           <w:p>
             <w:r>
               <w:rPr>
-                <w:sz w:val="18"/>
+                <w:sz w:val="17"/>
               </w:rPr>
               <w:t>$370.286</w:t>
             </w:r>
@@ -2506,16 +2549,16 @@
           <w:tcPr>
             <w:tcW w:type="dxa" w:w="1560"/>
             <w:tcMar>
-              <w:top w:w="60" w:type="dxa"/>
-              <w:bottom w:w="60" w:type="dxa"/>
-              <w:left w:w="100" w:type="dxa"/>
-              <w:right w:w="100" w:type="dxa"/>
+              <w:top w:w="50" w:type="dxa"/>
+              <w:bottom w:w="50" w:type="dxa"/>
+              <w:left w:w="90" w:type="dxa"/>
+              <w:right w:w="90" w:type="dxa"/>
             </w:tcMar>
           </w:tcPr>
           <w:p>
             <w:r>
               <w:rPr>
-                <w:sz w:val="18"/>
+                <w:sz w:val="17"/>
               </w:rPr>
               <w:t>Encendido Línea B (USD Base)</w:t>
             </w:r>
@@ -2525,16 +2568,16 @@
           <w:tcPr>
             <w:tcW w:type="dxa" w:w="1560"/>
             <w:tcMar>
-              <w:top w:w="60" w:type="dxa"/>
-              <w:bottom w:w="60" w:type="dxa"/>
-              <w:left w:w="100" w:type="dxa"/>
-              <w:right w:w="100" w:type="dxa"/>
+              <w:top w:w="50" w:type="dxa"/>
+              <w:bottom w:w="50" w:type="dxa"/>
+              <w:left w:w="90" w:type="dxa"/>
+              <w:right w:w="90" w:type="dxa"/>
             </w:tcMar>
           </w:tcPr>
           <w:p>
             <w:r>
               <w:rPr>
-                <w:sz w:val="18"/>
+                <w:sz w:val="17"/>
               </w:rPr>
               <w:t>$533.333</w:t>
             </w:r>
@@ -2544,16 +2587,16 @@
           <w:tcPr>
             <w:tcW w:type="dxa" w:w="1560"/>
             <w:tcMar>
-              <w:top w:w="60" w:type="dxa"/>
-              <w:bottom w:w="60" w:type="dxa"/>
-              <w:left w:w="100" w:type="dxa"/>
-              <w:right w:w="100" w:type="dxa"/>
+              <w:top w:w="50" w:type="dxa"/>
+              <w:bottom w:w="50" w:type="dxa"/>
+              <w:left w:w="90" w:type="dxa"/>
+              <w:right w:w="90" w:type="dxa"/>
             </w:tcMar>
           </w:tcPr>
           <w:p>
             <w:r>
               <w:rPr>
-                <w:sz w:val="18"/>
+                <w:sz w:val="17"/>
               </w:rPr>
               <w:t>$548.571</w:t>
             </w:r>
@@ -2563,16 +2606,16 @@
           <w:tcPr>
             <w:tcW w:type="dxa" w:w="1560"/>
             <w:tcMar>
-              <w:top w:w="60" w:type="dxa"/>
-              <w:bottom w:w="60" w:type="dxa"/>
-              <w:left w:w="100" w:type="dxa"/>
-              <w:right w:w="100" w:type="dxa"/>
+              <w:top w:w="50" w:type="dxa"/>
+              <w:bottom w:w="50" w:type="dxa"/>
+              <w:left w:w="90" w:type="dxa"/>
+              <w:right w:w="90" w:type="dxa"/>
             </w:tcMar>
           </w:tcPr>
           <w:p>
             <w:r>
               <w:rPr>
-                <w:sz w:val="18"/>
+                <w:sz w:val="17"/>
               </w:rPr>
               <w:t>$590.769</w:t>
             </w:r>
@@ -2582,16 +2625,16 @@
           <w:tcPr>
             <w:tcW w:type="dxa" w:w="1560"/>
             <w:tcMar>
-              <w:top w:w="60" w:type="dxa"/>
-              <w:bottom w:w="60" w:type="dxa"/>
-              <w:left w:w="100" w:type="dxa"/>
-              <w:right w:w="100" w:type="dxa"/>
+              <w:top w:w="50" w:type="dxa"/>
+              <w:bottom w:w="50" w:type="dxa"/>
+              <w:left w:w="90" w:type="dxa"/>
+              <w:right w:w="90" w:type="dxa"/>
             </w:tcMar>
           </w:tcPr>
           <w:p>
             <w:r>
               <w:rPr>
-                <w:sz w:val="18"/>
+                <w:sz w:val="17"/>
               </w:rPr>
               <w:t>$588.255</w:t>
             </w:r>
@@ -2601,16 +2644,16 @@
           <w:tcPr>
             <w:tcW w:type="dxa" w:w="1560"/>
             <w:tcMar>
-              <w:top w:w="60" w:type="dxa"/>
-              <w:bottom w:w="60" w:type="dxa"/>
-              <w:left w:w="100" w:type="dxa"/>
-              <w:right w:w="100" w:type="dxa"/>
+              <w:top w:w="50" w:type="dxa"/>
+              <w:bottom w:w="50" w:type="dxa"/>
+              <w:left w:w="90" w:type="dxa"/>
+              <w:right w:w="90" w:type="dxa"/>
             </w:tcMar>
           </w:tcPr>
           <w:p>
             <w:r>
               <w:rPr>
-                <w:sz w:val="18"/>
+                <w:sz w:val="17"/>
               </w:rPr>
               <w:t>$592.457</w:t>
             </w:r>
@@ -2623,16 +2666,16 @@
             <w:tcW w:type="dxa" w:w="1560"/>
             <w:shd w:fill="F2F5F9"/>
             <w:tcMar>
-              <w:top w:w="60" w:type="dxa"/>
-              <w:bottom w:w="60" w:type="dxa"/>
-              <w:left w:w="100" w:type="dxa"/>
-              <w:right w:w="100" w:type="dxa"/>
+              <w:top w:w="50" w:type="dxa"/>
+              <w:bottom w:w="50" w:type="dxa"/>
+              <w:left w:w="90" w:type="dxa"/>
+              <w:right w:w="90" w:type="dxa"/>
             </w:tcMar>
           </w:tcPr>
           <w:p>
             <w:r>
               <w:rPr>
-                <w:sz w:val="18"/>
+                <w:sz w:val="17"/>
               </w:rPr>
               <w:t>CV Unitario LB (USD Base)</w:t>
             </w:r>
@@ -2643,16 +2686,16 @@
             <w:tcW w:type="dxa" w:w="1560"/>
             <w:shd w:fill="F2F5F9"/>
             <w:tcMar>
-              <w:top w:w="60" w:type="dxa"/>
-              <w:bottom w:w="60" w:type="dxa"/>
-              <w:left w:w="100" w:type="dxa"/>
-              <w:right w:w="100" w:type="dxa"/>
+              <w:top w:w="50" w:type="dxa"/>
+              <w:bottom w:w="50" w:type="dxa"/>
+              <w:left w:w="90" w:type="dxa"/>
+              <w:right w:w="90" w:type="dxa"/>
             </w:tcMar>
           </w:tcPr>
           <w:p>
             <w:r>
               <w:rPr>
-                <w:sz w:val="18"/>
+                <w:sz w:val="17"/>
               </w:rPr>
               <w:t>$26.667</w:t>
             </w:r>
@@ -2663,16 +2706,16 @@
             <w:tcW w:type="dxa" w:w="1560"/>
             <w:shd w:fill="F2F5F9"/>
             <w:tcMar>
-              <w:top w:w="60" w:type="dxa"/>
-              <w:bottom w:w="60" w:type="dxa"/>
-              <w:left w:w="100" w:type="dxa"/>
-              <w:right w:w="100" w:type="dxa"/>
+              <w:top w:w="50" w:type="dxa"/>
+              <w:bottom w:w="50" w:type="dxa"/>
+              <w:left w:w="90" w:type="dxa"/>
+              <w:right w:w="90" w:type="dxa"/>
             </w:tcMar>
           </w:tcPr>
           <w:p>
             <w:r>
               <w:rPr>
-                <w:sz w:val="18"/>
+                <w:sz w:val="17"/>
               </w:rPr>
               <w:t>$27.429</w:t>
             </w:r>
@@ -2683,16 +2726,16 @@
             <w:tcW w:type="dxa" w:w="1560"/>
             <w:shd w:fill="F2F5F9"/>
             <w:tcMar>
-              <w:top w:w="60" w:type="dxa"/>
-              <w:bottom w:w="60" w:type="dxa"/>
-              <w:left w:w="100" w:type="dxa"/>
-              <w:right w:w="100" w:type="dxa"/>
+              <w:top w:w="50" w:type="dxa"/>
+              <w:bottom w:w="50" w:type="dxa"/>
+              <w:left w:w="90" w:type="dxa"/>
+              <w:right w:w="90" w:type="dxa"/>
             </w:tcMar>
           </w:tcPr>
           <w:p>
             <w:r>
               <w:rPr>
-                <w:sz w:val="18"/>
+                <w:sz w:val="17"/>
               </w:rPr>
               <w:t>$29.538</w:t>
             </w:r>
@@ -2703,16 +2746,16 @@
             <w:tcW w:type="dxa" w:w="1560"/>
             <w:shd w:fill="F2F5F9"/>
             <w:tcMar>
-              <w:top w:w="60" w:type="dxa"/>
-              <w:bottom w:w="60" w:type="dxa"/>
-              <w:left w:w="100" w:type="dxa"/>
-              <w:right w:w="100" w:type="dxa"/>
+              <w:top w:w="50" w:type="dxa"/>
+              <w:bottom w:w="50" w:type="dxa"/>
+              <w:left w:w="90" w:type="dxa"/>
+              <w:right w:w="90" w:type="dxa"/>
             </w:tcMar>
           </w:tcPr>
           <w:p>
             <w:r>
               <w:rPr>
-                <w:sz w:val="18"/>
+                <w:sz w:val="17"/>
               </w:rPr>
               <w:t>$29.413</w:t>
             </w:r>
@@ -2723,16 +2766,16 @@
             <w:tcW w:type="dxa" w:w="1560"/>
             <w:shd w:fill="F2F5F9"/>
             <w:tcMar>
-              <w:top w:w="60" w:type="dxa"/>
-              <w:bottom w:w="60" w:type="dxa"/>
-              <w:left w:w="100" w:type="dxa"/>
-              <w:right w:w="100" w:type="dxa"/>
+              <w:top w:w="50" w:type="dxa"/>
+              <w:bottom w:w="50" w:type="dxa"/>
+              <w:left w:w="90" w:type="dxa"/>
+              <w:right w:w="90" w:type="dxa"/>
             </w:tcMar>
           </w:tcPr>
           <w:p>
             <w:r>
               <w:rPr>
-                <w:sz w:val="18"/>
+                <w:sz w:val="17"/>
               </w:rPr>
               <w:t>$29.623</w:t>
             </w:r>
@@ -2744,16 +2787,16 @@
           <w:tcPr>
             <w:tcW w:type="dxa" w:w="1560"/>
             <w:tcMar>
-              <w:top w:w="60" w:type="dxa"/>
-              <w:bottom w:w="60" w:type="dxa"/>
-              <w:left w:w="100" w:type="dxa"/>
-              <w:right w:w="100" w:type="dxa"/>
+              <w:top w:w="50" w:type="dxa"/>
+              <w:bottom w:w="50" w:type="dxa"/>
+              <w:left w:w="90" w:type="dxa"/>
+              <w:right w:w="90" w:type="dxa"/>
             </w:tcMar>
           </w:tcPr>
           <w:p>
             <w:r>
               <w:rPr>
-                <w:sz w:val="18"/>
+                <w:sz w:val="17"/>
               </w:rPr>
               <w:t>CV Unitario LP (USD Base)</w:t>
             </w:r>
@@ -2763,16 +2806,16 @@
           <w:tcPr>
             <w:tcW w:type="dxa" w:w="1560"/>
             <w:tcMar>
-              <w:top w:w="60" w:type="dxa"/>
-              <w:bottom w:w="60" w:type="dxa"/>
-              <w:left w:w="100" w:type="dxa"/>
-              <w:right w:w="100" w:type="dxa"/>
+              <w:top w:w="50" w:type="dxa"/>
+              <w:bottom w:w="50" w:type="dxa"/>
+              <w:left w:w="90" w:type="dxa"/>
+              <w:right w:w="90" w:type="dxa"/>
             </w:tcMar>
           </w:tcPr>
           <w:p>
             <w:r>
               <w:rPr>
-                <w:sz w:val="18"/>
+                <w:sz w:val="17"/>
               </w:rPr>
               <w:t>$28.800</w:t>
             </w:r>
@@ -2782,16 +2825,16 @@
           <w:tcPr>
             <w:tcW w:type="dxa" w:w="1560"/>
             <w:tcMar>
-              <w:top w:w="60" w:type="dxa"/>
-              <w:bottom w:w="60" w:type="dxa"/>
-              <w:left w:w="100" w:type="dxa"/>
-              <w:right w:w="100" w:type="dxa"/>
+              <w:top w:w="50" w:type="dxa"/>
+              <w:bottom w:w="50" w:type="dxa"/>
+              <w:left w:w="90" w:type="dxa"/>
+              <w:right w:w="90" w:type="dxa"/>
             </w:tcMar>
           </w:tcPr>
           <w:p>
             <w:r>
               <w:rPr>
-                <w:sz w:val="18"/>
+                <w:sz w:val="17"/>
               </w:rPr>
               <w:t>$29.623</w:t>
             </w:r>
@@ -2801,16 +2844,16 @@
           <w:tcPr>
             <w:tcW w:type="dxa" w:w="1560"/>
             <w:tcMar>
-              <w:top w:w="60" w:type="dxa"/>
-              <w:bottom w:w="60" w:type="dxa"/>
-              <w:left w:w="100" w:type="dxa"/>
-              <w:right w:w="100" w:type="dxa"/>
+              <w:top w:w="50" w:type="dxa"/>
+              <w:bottom w:w="50" w:type="dxa"/>
+              <w:left w:w="90" w:type="dxa"/>
+              <w:right w:w="90" w:type="dxa"/>
             </w:tcMar>
           </w:tcPr>
           <w:p>
             <w:r>
               <w:rPr>
-                <w:sz w:val="18"/>
+                <w:sz w:val="17"/>
               </w:rPr>
               <w:t>$31.902</w:t>
             </w:r>
@@ -2820,16 +2863,16 @@
           <w:tcPr>
             <w:tcW w:type="dxa" w:w="1560"/>
             <w:tcMar>
-              <w:top w:w="60" w:type="dxa"/>
-              <w:bottom w:w="60" w:type="dxa"/>
-              <w:left w:w="100" w:type="dxa"/>
-              <w:right w:w="100" w:type="dxa"/>
+              <w:top w:w="50" w:type="dxa"/>
+              <w:bottom w:w="50" w:type="dxa"/>
+              <w:left w:w="90" w:type="dxa"/>
+              <w:right w:w="90" w:type="dxa"/>
             </w:tcMar>
           </w:tcPr>
           <w:p>
             <w:r>
               <w:rPr>
-                <w:sz w:val="18"/>
+                <w:sz w:val="17"/>
               </w:rPr>
               <w:t>$31.766</w:t>
             </w:r>
@@ -2839,16 +2882,16 @@
           <w:tcPr>
             <w:tcW w:type="dxa" w:w="1560"/>
             <w:tcMar>
-              <w:top w:w="60" w:type="dxa"/>
-              <w:bottom w:w="60" w:type="dxa"/>
-              <w:left w:w="100" w:type="dxa"/>
-              <w:right w:w="100" w:type="dxa"/>
+              <w:top w:w="50" w:type="dxa"/>
+              <w:bottom w:w="50" w:type="dxa"/>
+              <w:left w:w="90" w:type="dxa"/>
+              <w:right w:w="90" w:type="dxa"/>
             </w:tcMar>
           </w:tcPr>
           <w:p>
             <w:r>
               <w:rPr>
-                <w:sz w:val="18"/>
+                <w:sz w:val="17"/>
               </w:rPr>
               <w:t>$31.993</w:t>
             </w:r>
@@ -2861,16 +2904,16 @@
             <w:tcW w:type="dxa" w:w="1560"/>
             <w:shd w:fill="F2F5F9"/>
             <w:tcMar>
-              <w:top w:w="60" w:type="dxa"/>
-              <w:bottom w:w="60" w:type="dxa"/>
-              <w:left w:w="100" w:type="dxa"/>
-              <w:right w:w="100" w:type="dxa"/>
+              <w:top w:w="50" w:type="dxa"/>
+              <w:bottom w:w="50" w:type="dxa"/>
+              <w:left w:w="90" w:type="dxa"/>
+              <w:right w:w="90" w:type="dxa"/>
             </w:tcMar>
           </w:tcPr>
           <w:p>
             <w:r>
               <w:rPr>
-                <w:sz w:val="18"/>
+                <w:sz w:val="17"/>
               </w:rPr>
               <w:t>CV Unitario PB (USD Base)</w:t>
             </w:r>
@@ -2881,16 +2924,16 @@
             <w:tcW w:type="dxa" w:w="1560"/>
             <w:shd w:fill="F2F5F9"/>
             <w:tcMar>
-              <w:top w:w="60" w:type="dxa"/>
-              <w:bottom w:w="60" w:type="dxa"/>
-              <w:left w:w="100" w:type="dxa"/>
-              <w:right w:w="100" w:type="dxa"/>
+              <w:top w:w="50" w:type="dxa"/>
+              <w:bottom w:w="50" w:type="dxa"/>
+              <w:left w:w="90" w:type="dxa"/>
+              <w:right w:w="90" w:type="dxa"/>
             </w:tcMar>
           </w:tcPr>
           <w:p>
             <w:r>
               <w:rPr>
-                <w:sz w:val="18"/>
+                <w:sz w:val="17"/>
               </w:rPr>
               <w:t>$38.333</w:t>
             </w:r>
@@ -2901,16 +2944,16 @@
             <w:tcW w:type="dxa" w:w="1560"/>
             <w:shd w:fill="F2F5F9"/>
             <w:tcMar>
-              <w:top w:w="60" w:type="dxa"/>
-              <w:bottom w:w="60" w:type="dxa"/>
-              <w:left w:w="100" w:type="dxa"/>
-              <w:right w:w="100" w:type="dxa"/>
+              <w:top w:w="50" w:type="dxa"/>
+              <w:bottom w:w="50" w:type="dxa"/>
+              <w:left w:w="90" w:type="dxa"/>
+              <w:right w:w="90" w:type="dxa"/>
             </w:tcMar>
           </w:tcPr>
           <w:p>
             <w:r>
               <w:rPr>
-                <w:sz w:val="18"/>
+                <w:sz w:val="17"/>
               </w:rPr>
               <w:t>$39.429</w:t>
             </w:r>
@@ -2921,16 +2964,16 @@
             <w:tcW w:type="dxa" w:w="1560"/>
             <w:shd w:fill="F2F5F9"/>
             <w:tcMar>
-              <w:top w:w="60" w:type="dxa"/>
-              <w:bottom w:w="60" w:type="dxa"/>
-              <w:left w:w="100" w:type="dxa"/>
-              <w:right w:w="100" w:type="dxa"/>
+              <w:top w:w="50" w:type="dxa"/>
+              <w:bottom w:w="50" w:type="dxa"/>
+              <w:left w:w="90" w:type="dxa"/>
+              <w:right w:w="90" w:type="dxa"/>
             </w:tcMar>
           </w:tcPr>
           <w:p>
             <w:r>
               <w:rPr>
-                <w:sz w:val="18"/>
+                <w:sz w:val="17"/>
               </w:rPr>
               <w:t>$42.462</w:t>
             </w:r>
@@ -2941,16 +2984,16 @@
             <w:tcW w:type="dxa" w:w="1560"/>
             <w:shd w:fill="F2F5F9"/>
             <w:tcMar>
-              <w:top w:w="60" w:type="dxa"/>
-              <w:bottom w:w="60" w:type="dxa"/>
-              <w:left w:w="100" w:type="dxa"/>
-              <w:right w:w="100" w:type="dxa"/>
+              <w:top w:w="50" w:type="dxa"/>
+              <w:bottom w:w="50" w:type="dxa"/>
+              <w:left w:w="90" w:type="dxa"/>
+              <w:right w:w="90" w:type="dxa"/>
             </w:tcMar>
           </w:tcPr>
           <w:p>
             <w:r>
               <w:rPr>
-                <w:sz w:val="18"/>
+                <w:sz w:val="17"/>
               </w:rPr>
               <w:t>$42.281</w:t>
             </w:r>
@@ -2961,16 +3004,16 @@
             <w:tcW w:type="dxa" w:w="1560"/>
             <w:shd w:fill="F2F5F9"/>
             <w:tcMar>
-              <w:top w:w="60" w:type="dxa"/>
-              <w:bottom w:w="60" w:type="dxa"/>
-              <w:left w:w="100" w:type="dxa"/>
-              <w:right w:w="100" w:type="dxa"/>
+              <w:top w:w="50" w:type="dxa"/>
+              <w:bottom w:w="50" w:type="dxa"/>
+              <w:left w:w="90" w:type="dxa"/>
+              <w:right w:w="90" w:type="dxa"/>
             </w:tcMar>
           </w:tcPr>
           <w:p>
             <w:r>
               <w:rPr>
-                <w:sz w:val="18"/>
+                <w:sz w:val="17"/>
               </w:rPr>
               <w:t>$42.583</w:t>
             </w:r>
@@ -2982,16 +3025,16 @@
           <w:tcPr>
             <w:tcW w:type="dxa" w:w="1560"/>
             <w:tcMar>
-              <w:top w:w="60" w:type="dxa"/>
-              <w:bottom w:w="60" w:type="dxa"/>
-              <w:left w:w="100" w:type="dxa"/>
-              <w:right w:w="100" w:type="dxa"/>
+              <w:top w:w="50" w:type="dxa"/>
+              <w:bottom w:w="50" w:type="dxa"/>
+              <w:left w:w="90" w:type="dxa"/>
+              <w:right w:w="90" w:type="dxa"/>
             </w:tcMar>
           </w:tcPr>
           <w:p>
             <w:r>
               <w:rPr>
-                <w:sz w:val="18"/>
+                <w:sz w:val="17"/>
               </w:rPr>
               <w:t>CV Unitario PM (USD Base)</w:t>
             </w:r>
@@ -3001,16 +3044,16 @@
           <w:tcPr>
             <w:tcW w:type="dxa" w:w="1560"/>
             <w:tcMar>
-              <w:top w:w="60" w:type="dxa"/>
-              <w:bottom w:w="60" w:type="dxa"/>
-              <w:left w:w="100" w:type="dxa"/>
-              <w:right w:w="100" w:type="dxa"/>
+              <w:top w:w="50" w:type="dxa"/>
+              <w:bottom w:w="50" w:type="dxa"/>
+              <w:left w:w="90" w:type="dxa"/>
+              <w:right w:w="90" w:type="dxa"/>
             </w:tcMar>
           </w:tcPr>
           <w:p>
             <w:r>
               <w:rPr>
-                <w:sz w:val="18"/>
+                <w:sz w:val="17"/>
               </w:rPr>
               <w:t>$39.483</w:t>
             </w:r>
@@ -3020,16 +3063,16 @@
           <w:tcPr>
             <w:tcW w:type="dxa" w:w="1560"/>
             <w:tcMar>
-              <w:top w:w="60" w:type="dxa"/>
-              <w:bottom w:w="60" w:type="dxa"/>
-              <w:left w:w="100" w:type="dxa"/>
-              <w:right w:w="100" w:type="dxa"/>
+              <w:top w:w="50" w:type="dxa"/>
+              <w:bottom w:w="50" w:type="dxa"/>
+              <w:left w:w="90" w:type="dxa"/>
+              <w:right w:w="90" w:type="dxa"/>
             </w:tcMar>
           </w:tcPr>
           <w:p>
             <w:r>
               <w:rPr>
-                <w:sz w:val="18"/>
+                <w:sz w:val="17"/>
               </w:rPr>
               <w:t>$40.611</w:t>
             </w:r>
@@ -3039,16 +3082,16 @@
           <w:tcPr>
             <w:tcW w:type="dxa" w:w="1560"/>
             <w:tcMar>
-              <w:top w:w="60" w:type="dxa"/>
-              <w:bottom w:w="60" w:type="dxa"/>
-              <w:left w:w="100" w:type="dxa"/>
-              <w:right w:w="100" w:type="dxa"/>
+              <w:top w:w="50" w:type="dxa"/>
+              <w:bottom w:w="50" w:type="dxa"/>
+              <w:left w:w="90" w:type="dxa"/>
+              <w:right w:w="90" w:type="dxa"/>
             </w:tcMar>
           </w:tcPr>
           <w:p>
             <w:r>
               <w:rPr>
-                <w:sz w:val="18"/>
+                <w:sz w:val="17"/>
               </w:rPr>
               <w:t>$43.735</w:t>
             </w:r>
@@ -3058,16 +3101,16 @@
           <w:tcPr>
             <w:tcW w:type="dxa" w:w="1560"/>
             <w:tcMar>
-              <w:top w:w="60" w:type="dxa"/>
-              <w:bottom w:w="60" w:type="dxa"/>
-              <w:left w:w="100" w:type="dxa"/>
-              <w:right w:w="100" w:type="dxa"/>
+              <w:top w:w="50" w:type="dxa"/>
+              <w:bottom w:w="50" w:type="dxa"/>
+              <w:left w:w="90" w:type="dxa"/>
+              <w:right w:w="90" w:type="dxa"/>
             </w:tcMar>
           </w:tcPr>
           <w:p>
             <w:r>
               <w:rPr>
-                <w:sz w:val="18"/>
+                <w:sz w:val="17"/>
               </w:rPr>
               <w:t>$43.549</w:t>
             </w:r>
@@ -3077,16 +3120,16 @@
           <w:tcPr>
             <w:tcW w:type="dxa" w:w="1560"/>
             <w:tcMar>
-              <w:top w:w="60" w:type="dxa"/>
-              <w:bottom w:w="60" w:type="dxa"/>
-              <w:left w:w="100" w:type="dxa"/>
-              <w:right w:w="100" w:type="dxa"/>
+              <w:top w:w="50" w:type="dxa"/>
+              <w:bottom w:w="50" w:type="dxa"/>
+              <w:left w:w="90" w:type="dxa"/>
+              <w:right w:w="90" w:type="dxa"/>
             </w:tcMar>
           </w:tcPr>
           <w:p>
             <w:r>
               <w:rPr>
-                <w:sz w:val="18"/>
+                <w:sz w:val="17"/>
               </w:rPr>
               <w:t>$43.860</w:t>
             </w:r>
@@ -3099,16 +3142,16 @@
             <w:tcW w:type="dxa" w:w="1560"/>
             <w:shd w:fill="F2F5F9"/>
             <w:tcMar>
-              <w:top w:w="60" w:type="dxa"/>
-              <w:bottom w:w="60" w:type="dxa"/>
-              <w:left w:w="100" w:type="dxa"/>
-              <w:right w:w="100" w:type="dxa"/>
+              <w:top w:w="50" w:type="dxa"/>
+              <w:bottom w:w="50" w:type="dxa"/>
+              <w:left w:w="90" w:type="dxa"/>
+              <w:right w:w="90" w:type="dxa"/>
             </w:tcMar>
           </w:tcPr>
           <w:p>
             <w:r>
               <w:rPr>
-                <w:sz w:val="18"/>
+                <w:sz w:val="17"/>
               </w:rPr>
               <w:t>CV Unitario PP (USD Base)</w:t>
             </w:r>
@@ -3119,16 +3162,16 @@
             <w:tcW w:type="dxa" w:w="1560"/>
             <w:shd w:fill="F2F5F9"/>
             <w:tcMar>
-              <w:top w:w="60" w:type="dxa"/>
-              <w:bottom w:w="60" w:type="dxa"/>
-              <w:left w:w="100" w:type="dxa"/>
-              <w:right w:w="100" w:type="dxa"/>
+              <w:top w:w="50" w:type="dxa"/>
+              <w:bottom w:w="50" w:type="dxa"/>
+              <w:left w:w="90" w:type="dxa"/>
+              <w:right w:w="90" w:type="dxa"/>
             </w:tcMar>
           </w:tcPr>
           <w:p>
             <w:r>
               <w:rPr>
-                <w:sz w:val="18"/>
+                <w:sz w:val="17"/>
               </w:rPr>
               <w:t>$40.633</w:t>
             </w:r>
@@ -3139,16 +3182,16 @@
             <w:tcW w:type="dxa" w:w="1560"/>
             <w:shd w:fill="F2F5F9"/>
             <w:tcMar>
-              <w:top w:w="60" w:type="dxa"/>
-              <w:bottom w:w="60" w:type="dxa"/>
-              <w:left w:w="100" w:type="dxa"/>
-              <w:right w:w="100" w:type="dxa"/>
+              <w:top w:w="50" w:type="dxa"/>
+              <w:bottom w:w="50" w:type="dxa"/>
+              <w:left w:w="90" w:type="dxa"/>
+              <w:right w:w="90" w:type="dxa"/>
             </w:tcMar>
           </w:tcPr>
           <w:p>
             <w:r>
               <w:rPr>
-                <w:sz w:val="18"/>
+                <w:sz w:val="17"/>
               </w:rPr>
               <w:t>$41.794</w:t>
             </w:r>
@@ -3159,16 +3202,16 @@
             <w:tcW w:type="dxa" w:w="1560"/>
             <w:shd w:fill="F2F5F9"/>
             <w:tcMar>
-              <w:top w:w="60" w:type="dxa"/>
-              <w:bottom w:w="60" w:type="dxa"/>
-              <w:left w:w="100" w:type="dxa"/>
-              <w:right w:w="100" w:type="dxa"/>
+              <w:top w:w="50" w:type="dxa"/>
+              <w:bottom w:w="50" w:type="dxa"/>
+              <w:left w:w="90" w:type="dxa"/>
+              <w:right w:w="90" w:type="dxa"/>
             </w:tcMar>
           </w:tcPr>
           <w:p>
             <w:r>
               <w:rPr>
-                <w:sz w:val="18"/>
+                <w:sz w:val="17"/>
               </w:rPr>
               <w:t>$45.009</w:t>
             </w:r>
@@ -3179,16 +3222,16 @@
             <w:tcW w:type="dxa" w:w="1560"/>
             <w:shd w:fill="F2F5F9"/>
             <w:tcMar>
-              <w:top w:w="60" w:type="dxa"/>
-              <w:bottom w:w="60" w:type="dxa"/>
-              <w:left w:w="100" w:type="dxa"/>
-              <w:right w:w="100" w:type="dxa"/>
+              <w:top w:w="50" w:type="dxa"/>
+              <w:bottom w:w="50" w:type="dxa"/>
+              <w:left w:w="90" w:type="dxa"/>
+              <w:right w:w="90" w:type="dxa"/>
             </w:tcMar>
           </w:tcPr>
           <w:p>
             <w:r>
               <w:rPr>
-                <w:sz w:val="18"/>
+                <w:sz w:val="17"/>
               </w:rPr>
               <w:t>$44.818</w:t>
             </w:r>
@@ -3199,16 +3242,16 @@
             <w:tcW w:type="dxa" w:w="1560"/>
             <w:shd w:fill="F2F5F9"/>
             <w:tcMar>
-              <w:top w:w="60" w:type="dxa"/>
-              <w:bottom w:w="60" w:type="dxa"/>
-              <w:left w:w="100" w:type="dxa"/>
-              <w:right w:w="100" w:type="dxa"/>
+              <w:top w:w="50" w:type="dxa"/>
+              <w:bottom w:w="50" w:type="dxa"/>
+              <w:left w:w="90" w:type="dxa"/>
+              <w:right w:w="90" w:type="dxa"/>
             </w:tcMar>
           </w:tcPr>
           <w:p>
             <w:r>
               <w:rPr>
-                <w:sz w:val="18"/>
+                <w:sz w:val="17"/>
               </w:rPr>
               <w:t>$45.138</w:t>
             </w:r>
@@ -3220,16 +3263,16 @@
           <w:tcPr>
             <w:tcW w:type="dxa" w:w="1560"/>
             <w:tcMar>
-              <w:top w:w="60" w:type="dxa"/>
-              <w:bottom w:w="60" w:type="dxa"/>
-              <w:left w:w="100" w:type="dxa"/>
-              <w:right w:w="100" w:type="dxa"/>
+              <w:top w:w="50" w:type="dxa"/>
+              <w:bottom w:w="50" w:type="dxa"/>
+              <w:left w:w="90" w:type="dxa"/>
+              <w:right w:w="90" w:type="dxa"/>
             </w:tcMar>
           </w:tcPr>
           <w:p>
             <w:r>
               <w:rPr>
-                <w:sz w:val="18"/>
+                <w:sz w:val="17"/>
               </w:rPr>
               <w:t>Precios de Lista Local (USD)</w:t>
             </w:r>
@@ -3239,16 +3282,16 @@
           <w:tcPr>
             <w:tcW w:type="dxa" w:w="1560"/>
             <w:tcMar>
-              <w:top w:w="60" w:type="dxa"/>
-              <w:bottom w:w="60" w:type="dxa"/>
-              <w:left w:w="100" w:type="dxa"/>
-              <w:right w:w="100" w:type="dxa"/>
+              <w:top w:w="50" w:type="dxa"/>
+              <w:bottom w:w="50" w:type="dxa"/>
+              <w:left w:w="90" w:type="dxa"/>
+              <w:right w:w="90" w:type="dxa"/>
             </w:tcMar>
           </w:tcPr>
           <w:p>
             <w:r>
               <w:rPr>
-                <w:sz w:val="18"/>
+                <w:sz w:val="17"/>
               </w:rPr>
               <w:t>LB: 30.000</w:t>
             </w:r>
@@ -3258,16 +3301,16 @@
           <w:tcPr>
             <w:tcW w:type="dxa" w:w="1560"/>
             <w:tcMar>
-              <w:top w:w="60" w:type="dxa"/>
-              <w:bottom w:w="60" w:type="dxa"/>
-              <w:left w:w="100" w:type="dxa"/>
-              <w:right w:w="100" w:type="dxa"/>
+              <w:top w:w="50" w:type="dxa"/>
+              <w:bottom w:w="50" w:type="dxa"/>
+              <w:left w:w="90" w:type="dxa"/>
+              <w:right w:w="90" w:type="dxa"/>
             </w:tcMar>
           </w:tcPr>
           <w:p>
             <w:r>
               <w:rPr>
-                <w:sz w:val="18"/>
+                <w:sz w:val="17"/>
               </w:rPr>
               <w:t>LP: 35.000</w:t>
             </w:r>
@@ -3277,16 +3320,16 @@
           <w:tcPr>
             <w:tcW w:type="dxa" w:w="1560"/>
             <w:tcMar>
-              <w:top w:w="60" w:type="dxa"/>
-              <w:bottom w:w="60" w:type="dxa"/>
-              <w:left w:w="100" w:type="dxa"/>
-              <w:right w:w="100" w:type="dxa"/>
+              <w:top w:w="50" w:type="dxa"/>
+              <w:bottom w:w="50" w:type="dxa"/>
+              <w:left w:w="90" w:type="dxa"/>
+              <w:right w:w="90" w:type="dxa"/>
             </w:tcMar>
           </w:tcPr>
           <w:p>
             <w:r>
               <w:rPr>
-                <w:sz w:val="18"/>
+                <w:sz w:val="17"/>
               </w:rPr>
               <w:t>PB: 45.000</w:t>
             </w:r>
@@ -3296,16 +3339,16 @@
           <w:tcPr>
             <w:tcW w:type="dxa" w:w="1560"/>
             <w:tcMar>
-              <w:top w:w="60" w:type="dxa"/>
-              <w:bottom w:w="60" w:type="dxa"/>
-              <w:left w:w="100" w:type="dxa"/>
-              <w:right w:w="100" w:type="dxa"/>
+              <w:top w:w="50" w:type="dxa"/>
+              <w:bottom w:w="50" w:type="dxa"/>
+              <w:left w:w="90" w:type="dxa"/>
+              <w:right w:w="90" w:type="dxa"/>
             </w:tcMar>
           </w:tcPr>
           <w:p>
             <w:r>
               <w:rPr>
-                <w:sz w:val="18"/>
+                <w:sz w:val="17"/>
               </w:rPr>
               <w:t>PM: 50.000</w:t>
             </w:r>
@@ -3315,16 +3358,16 @@
           <w:tcPr>
             <w:tcW w:type="dxa" w:w="1560"/>
             <w:tcMar>
-              <w:top w:w="60" w:type="dxa"/>
-              <w:bottom w:w="60" w:type="dxa"/>
-              <w:left w:w="100" w:type="dxa"/>
-              <w:right w:w="100" w:type="dxa"/>
+              <w:top w:w="50" w:type="dxa"/>
+              <w:bottom w:w="50" w:type="dxa"/>
+              <w:left w:w="90" w:type="dxa"/>
+              <w:right w:w="90" w:type="dxa"/>
             </w:tcMar>
           </w:tcPr>
           <w:p>
             <w:r>
               <w:rPr>
-                <w:sz w:val="18"/>
+                <w:sz w:val="17"/>
               </w:rPr>
               <w:t>PP: 57.500</w:t>
             </w:r>
@@ -3340,7 +3383,7 @@
         <w:rPr>
           <w:color w:val="2F5597"/>
         </w:rPr>
-        <w:t>a.iv) Restricciones Formales (135 Ecuaciones)</w:t>
+        <w:t>a.v) Restricciones Formales (135 Ecuaciones)</w:t>
       </w:r>
     </w:p>
     <w:p>
@@ -3428,7 +3471,2154 @@
         <w:rPr>
           <w:color w:val="1F4E79"/>
         </w:rPr>
-        <w:t>c) Representación Gráfica del Proceso Productivo</w:t>
+        <w:t>Sección 2: Análisis de Sensibilidad de la Respuesta</w:t>
+      </w:r>
+    </w:p>
+    <w:p>
+      <w:r>
+        <w:t>Conforme a los lineamientos de la Clase 06 de ITBA, en programación entera mixta se fijan las binarias de turno en su valor óptimo y se resuelve el LP resultante para extraer los precios sombra (duales) y las holguras analíticas:</w:t>
+      </w:r>
+    </w:p>
+    <w:p>
+      <w:pPr>
+        <w:pStyle w:val="Heading2"/>
+      </w:pPr>
+      <w:r>
+        <w:rPr>
+          <w:color w:val="2F5597"/>
+        </w:rPr>
+        <w:t>b.i) Rangos de Nivel de Actividad (Recursos y Capacidad)</w:t>
+      </w:r>
+    </w:p>
+    <w:tbl>
+      <w:tblPr>
+        <w:tblW w:type="auto" w:w="0"/>
+        <w:jc w:val="center"/>
+        <w:tblLook w:firstColumn="1" w:firstRow="1" w:lastColumn="0" w:lastRow="0" w:noHBand="0" w:noVBand="1" w:val="04A0"/>
+      </w:tblPr>
+      <w:tblGrid>
+        <w:gridCol w:w="1337"/>
+        <w:gridCol w:w="1337"/>
+        <w:gridCol w:w="1337"/>
+        <w:gridCol w:w="1337"/>
+        <w:gridCol w:w="1337"/>
+        <w:gridCol w:w="1337"/>
+        <w:gridCol w:w="1337"/>
+      </w:tblGrid>
+      <w:tr>
+        <w:tc>
+          <w:tcPr>
+            <w:tcW w:type="dxa" w:w="1337"/>
+            <w:shd w:fill="1F4E79"/>
+            <w:tcMar>
+              <w:top w:w="90" w:type="dxa"/>
+              <w:bottom w:w="90" w:type="dxa"/>
+              <w:left w:w="110" w:type="dxa"/>
+              <w:right w:w="110" w:type="dxa"/>
+            </w:tcMar>
+          </w:tcPr>
+          <w:p>
+            <w:r>
+              <w:rPr>
+                <w:b/>
+                <w:color w:val="FFFFFF"/>
+                <w:sz w:val="18"/>
+              </w:rPr>
+              <w:t>Recurso / Restricción</w:t>
+            </w:r>
+          </w:p>
+        </w:tc>
+        <w:tc>
+          <w:tcPr>
+            <w:tcW w:type="dxa" w:w="1337"/>
+            <w:shd w:fill="1F4E79"/>
+            <w:tcMar>
+              <w:top w:w="90" w:type="dxa"/>
+              <w:bottom w:w="90" w:type="dxa"/>
+              <w:left w:w="110" w:type="dxa"/>
+              <w:right w:w="110" w:type="dxa"/>
+            </w:tcMar>
+          </w:tcPr>
+          <w:p>
+            <w:r>
+              <w:rPr>
+                <w:b/>
+                <w:color w:val="FFFFFF"/>
+                <w:sz w:val="18"/>
+              </w:rPr>
+              <w:t>Valor Final</w:t>
+            </w:r>
+          </w:p>
+        </w:tc>
+        <w:tc>
+          <w:tcPr>
+            <w:tcW w:type="dxa" w:w="1337"/>
+            <w:shd w:fill="1F4E79"/>
+            <w:tcMar>
+              <w:top w:w="90" w:type="dxa"/>
+              <w:bottom w:w="90" w:type="dxa"/>
+              <w:left w:w="110" w:type="dxa"/>
+              <w:right w:w="110" w:type="dxa"/>
+            </w:tcMar>
+          </w:tcPr>
+          <w:p>
+            <w:r>
+              <w:rPr>
+                <w:b/>
+                <w:color w:val="FFFFFF"/>
+                <w:sz w:val="18"/>
+              </w:rPr>
+              <w:t>Término Indep.</w:t>
+            </w:r>
+          </w:p>
+        </w:tc>
+        <w:tc>
+          <w:tcPr>
+            <w:tcW w:type="dxa" w:w="1337"/>
+            <w:shd w:fill="1F4E79"/>
+            <w:tcMar>
+              <w:top w:w="90" w:type="dxa"/>
+              <w:bottom w:w="90" w:type="dxa"/>
+              <w:left w:w="110" w:type="dxa"/>
+              <w:right w:w="110" w:type="dxa"/>
+            </w:tcMar>
+          </w:tcPr>
+          <w:p>
+            <w:r>
+              <w:rPr>
+                <w:b/>
+                <w:color w:val="FFFFFF"/>
+                <w:sz w:val="18"/>
+              </w:rPr>
+              <w:t>Holgura (Si)</w:t>
+            </w:r>
+          </w:p>
+        </w:tc>
+        <w:tc>
+          <w:tcPr>
+            <w:tcW w:type="dxa" w:w="1337"/>
+            <w:shd w:fill="1F4E79"/>
+            <w:tcMar>
+              <w:top w:w="90" w:type="dxa"/>
+              <w:bottom w:w="90" w:type="dxa"/>
+              <w:left w:w="110" w:type="dxa"/>
+              <w:right w:w="110" w:type="dxa"/>
+            </w:tcMar>
+          </w:tcPr>
+          <w:p>
+            <w:r>
+              <w:rPr>
+                <w:b/>
+                <w:color w:val="FFFFFF"/>
+                <w:sz w:val="18"/>
+              </w:rPr>
+              <w:t>Precio Sombra</w:t>
+            </w:r>
+          </w:p>
+        </w:tc>
+        <w:tc>
+          <w:tcPr>
+            <w:tcW w:type="dxa" w:w="1337"/>
+            <w:shd w:fill="1F4E79"/>
+            <w:tcMar>
+              <w:top w:w="90" w:type="dxa"/>
+              <w:bottom w:w="90" w:type="dxa"/>
+              <w:left w:w="110" w:type="dxa"/>
+              <w:right w:w="110" w:type="dxa"/>
+            </w:tcMar>
+          </w:tcPr>
+          <w:p>
+            <w:r>
+              <w:rPr>
+                <w:b/>
+                <w:color w:val="FFFFFF"/>
+                <w:sz w:val="18"/>
+              </w:rPr>
+              <w:t>Inc. Permisible</w:t>
+            </w:r>
+          </w:p>
+        </w:tc>
+        <w:tc>
+          <w:tcPr>
+            <w:tcW w:type="dxa" w:w="1337"/>
+            <w:shd w:fill="1F4E79"/>
+            <w:tcMar>
+              <w:top w:w="90" w:type="dxa"/>
+              <w:bottom w:w="90" w:type="dxa"/>
+              <w:left w:w="110" w:type="dxa"/>
+              <w:right w:w="110" w:type="dxa"/>
+            </w:tcMar>
+          </w:tcPr>
+          <w:p>
+            <w:r>
+              <w:rPr>
+                <w:b/>
+                <w:color w:val="FFFFFF"/>
+                <w:sz w:val="18"/>
+              </w:rPr>
+              <w:t>Dec. Permisible</w:t>
+            </w:r>
+          </w:p>
+        </w:tc>
+      </w:tr>
+      <w:tr>
+        <w:tc>
+          <w:tcPr>
+            <w:tcW w:type="dxa" w:w="1337"/>
+            <w:shd w:fill="F2F5F9"/>
+            <w:tcMar>
+              <w:top w:w="50" w:type="dxa"/>
+              <w:bottom w:w="50" w:type="dxa"/>
+              <w:left w:w="90" w:type="dxa"/>
+              <w:right w:w="90" w:type="dxa"/>
+            </w:tcMar>
+          </w:tcPr>
+          <w:p>
+            <w:r>
+              <w:rPr>
+                <w:sz w:val="17"/>
+              </w:rPr>
+              <w:t>Capacidad Línea A Mañana (Año 1)</w:t>
+            </w:r>
+          </w:p>
+        </w:tc>
+        <w:tc>
+          <w:tcPr>
+            <w:tcW w:type="dxa" w:w="1337"/>
+            <w:shd w:fill="F2F5F9"/>
+            <w:tcMar>
+              <w:top w:w="50" w:type="dxa"/>
+              <w:bottom w:w="50" w:type="dxa"/>
+              <w:left w:w="90" w:type="dxa"/>
+              <w:right w:w="90" w:type="dxa"/>
+            </w:tcMar>
+          </w:tcPr>
+          <w:p>
+            <w:r>
+              <w:rPr>
+                <w:sz w:val="17"/>
+              </w:rPr>
+              <w:t>7.500,0</w:t>
+            </w:r>
+          </w:p>
+        </w:tc>
+        <w:tc>
+          <w:tcPr>
+            <w:tcW w:type="dxa" w:w="1337"/>
+            <w:shd w:fill="F2F5F9"/>
+            <w:tcMar>
+              <w:top w:w="50" w:type="dxa"/>
+              <w:bottom w:w="50" w:type="dxa"/>
+              <w:left w:w="90" w:type="dxa"/>
+              <w:right w:w="90" w:type="dxa"/>
+            </w:tcMar>
+          </w:tcPr>
+          <w:p>
+            <w:r>
+              <w:rPr>
+                <w:sz w:val="17"/>
+              </w:rPr>
+              <w:t>10.000,0</w:t>
+            </w:r>
+          </w:p>
+        </w:tc>
+        <w:tc>
+          <w:tcPr>
+            <w:tcW w:type="dxa" w:w="1337"/>
+            <w:shd w:fill="F2F5F9"/>
+            <w:tcMar>
+              <w:top w:w="50" w:type="dxa"/>
+              <w:bottom w:w="50" w:type="dxa"/>
+              <w:left w:w="90" w:type="dxa"/>
+              <w:right w:w="90" w:type="dxa"/>
+            </w:tcMar>
+          </w:tcPr>
+          <w:p>
+            <w:r>
+              <w:rPr>
+                <w:sz w:val="17"/>
+              </w:rPr>
+              <w:t>2.500,0</w:t>
+            </w:r>
+          </w:p>
+        </w:tc>
+        <w:tc>
+          <w:tcPr>
+            <w:tcW w:type="dxa" w:w="1337"/>
+            <w:shd w:fill="F2F5F9"/>
+            <w:tcMar>
+              <w:top w:w="50" w:type="dxa"/>
+              <w:bottom w:w="50" w:type="dxa"/>
+              <w:left w:w="90" w:type="dxa"/>
+              <w:right w:w="90" w:type="dxa"/>
+            </w:tcMar>
+          </w:tcPr>
+          <w:p>
+            <w:r>
+              <w:rPr>
+                <w:sz w:val="17"/>
+              </w:rPr>
+              <w:t>$0</w:t>
+            </w:r>
+          </w:p>
+        </w:tc>
+        <w:tc>
+          <w:tcPr>
+            <w:tcW w:type="dxa" w:w="1337"/>
+            <w:shd w:fill="F2F5F9"/>
+            <w:tcMar>
+              <w:top w:w="50" w:type="dxa"/>
+              <w:bottom w:w="50" w:type="dxa"/>
+              <w:left w:w="90" w:type="dxa"/>
+              <w:right w:w="90" w:type="dxa"/>
+            </w:tcMar>
+          </w:tcPr>
+          <w:p>
+            <w:r>
+              <w:rPr>
+                <w:sz w:val="17"/>
+              </w:rPr>
+              <w:t>Sin límite</w:t>
+            </w:r>
+          </w:p>
+        </w:tc>
+        <w:tc>
+          <w:tcPr>
+            <w:tcW w:type="dxa" w:w="1337"/>
+            <w:shd w:fill="F2F5F9"/>
+            <w:tcMar>
+              <w:top w:w="50" w:type="dxa"/>
+              <w:bottom w:w="50" w:type="dxa"/>
+              <w:left w:w="90" w:type="dxa"/>
+              <w:right w:w="90" w:type="dxa"/>
+            </w:tcMar>
+          </w:tcPr>
+          <w:p>
+            <w:r>
+              <w:rPr>
+                <w:sz w:val="17"/>
+              </w:rPr>
+              <w:t>2.500,0</w:t>
+            </w:r>
+          </w:p>
+        </w:tc>
+      </w:tr>
+      <w:tr>
+        <w:tc>
+          <w:tcPr>
+            <w:tcW w:type="dxa" w:w="1337"/>
+            <w:tcMar>
+              <w:top w:w="50" w:type="dxa"/>
+              <w:bottom w:w="50" w:type="dxa"/>
+              <w:left w:w="90" w:type="dxa"/>
+              <w:right w:w="90" w:type="dxa"/>
+            </w:tcMar>
+          </w:tcPr>
+          <w:p>
+            <w:r>
+              <w:rPr>
+                <w:sz w:val="17"/>
+              </w:rPr>
+              <w:t>Capacidad Línea B Mañana (Año 1)</w:t>
+            </w:r>
+          </w:p>
+        </w:tc>
+        <w:tc>
+          <w:tcPr>
+            <w:tcW w:type="dxa" w:w="1337"/>
+            <w:tcMar>
+              <w:top w:w="50" w:type="dxa"/>
+              <w:bottom w:w="50" w:type="dxa"/>
+              <w:left w:w="90" w:type="dxa"/>
+              <w:right w:w="90" w:type="dxa"/>
+            </w:tcMar>
+          </w:tcPr>
+          <w:p>
+            <w:r>
+              <w:rPr>
+                <w:sz w:val="17"/>
+              </w:rPr>
+              <w:t>25.000,0</w:t>
+            </w:r>
+          </w:p>
+        </w:tc>
+        <w:tc>
+          <w:tcPr>
+            <w:tcW w:type="dxa" w:w="1337"/>
+            <w:tcMar>
+              <w:top w:w="50" w:type="dxa"/>
+              <w:bottom w:w="50" w:type="dxa"/>
+              <w:left w:w="90" w:type="dxa"/>
+              <w:right w:w="90" w:type="dxa"/>
+            </w:tcMar>
+          </w:tcPr>
+          <w:p>
+            <w:r>
+              <w:rPr>
+                <w:sz w:val="17"/>
+              </w:rPr>
+              <w:t>25.000,0</w:t>
+            </w:r>
+          </w:p>
+        </w:tc>
+        <w:tc>
+          <w:tcPr>
+            <w:tcW w:type="dxa" w:w="1337"/>
+            <w:tcMar>
+              <w:top w:w="50" w:type="dxa"/>
+              <w:bottom w:w="50" w:type="dxa"/>
+              <w:left w:w="90" w:type="dxa"/>
+              <w:right w:w="90" w:type="dxa"/>
+            </w:tcMar>
+          </w:tcPr>
+          <w:p>
+            <w:r>
+              <w:rPr>
+                <w:sz w:val="17"/>
+              </w:rPr>
+              <w:t>0,0</w:t>
+            </w:r>
+          </w:p>
+        </w:tc>
+        <w:tc>
+          <w:tcPr>
+            <w:tcW w:type="dxa" w:w="1337"/>
+            <w:tcMar>
+              <w:top w:w="50" w:type="dxa"/>
+              <w:bottom w:w="50" w:type="dxa"/>
+              <w:left w:w="90" w:type="dxa"/>
+              <w:right w:w="90" w:type="dxa"/>
+            </w:tcMar>
+          </w:tcPr>
+          <w:p>
+            <w:r>
+              <w:rPr>
+                <w:sz w:val="17"/>
+              </w:rPr>
+              <w:t>$0</w:t>
+            </w:r>
+          </w:p>
+        </w:tc>
+        <w:tc>
+          <w:tcPr>
+            <w:tcW w:type="dxa" w:w="1337"/>
+            <w:tcMar>
+              <w:top w:w="50" w:type="dxa"/>
+              <w:bottom w:w="50" w:type="dxa"/>
+              <w:left w:w="90" w:type="dxa"/>
+              <w:right w:w="90" w:type="dxa"/>
+            </w:tcMar>
+          </w:tcPr>
+          <w:p>
+            <w:r>
+              <w:rPr>
+                <w:sz w:val="17"/>
+              </w:rPr>
+              <w:t>Sin límite</w:t>
+            </w:r>
+          </w:p>
+        </w:tc>
+        <w:tc>
+          <w:tcPr>
+            <w:tcW w:type="dxa" w:w="1337"/>
+            <w:tcMar>
+              <w:top w:w="50" w:type="dxa"/>
+              <w:bottom w:w="50" w:type="dxa"/>
+              <w:left w:w="90" w:type="dxa"/>
+              <w:right w:w="90" w:type="dxa"/>
+            </w:tcMar>
+          </w:tcPr>
+          <w:p>
+            <w:r>
+              <w:rPr>
+                <w:sz w:val="17"/>
+              </w:rPr>
+              <w:t>0,0</w:t>
+            </w:r>
+          </w:p>
+        </w:tc>
+      </w:tr>
+      <w:tr>
+        <w:tc>
+          <w:tcPr>
+            <w:tcW w:type="dxa" w:w="1337"/>
+            <w:shd w:fill="F2F5F9"/>
+            <w:tcMar>
+              <w:top w:w="50" w:type="dxa"/>
+              <w:bottom w:w="50" w:type="dxa"/>
+              <w:left w:w="90" w:type="dxa"/>
+              <w:right w:w="90" w:type="dxa"/>
+            </w:tcMar>
+          </w:tcPr>
+          <w:p>
+            <w:r>
+              <w:rPr>
+                <w:sz w:val="17"/>
+              </w:rPr>
+              <w:t>Capacidad Línea B Tarde (Año 1)</w:t>
+            </w:r>
+          </w:p>
+        </w:tc>
+        <w:tc>
+          <w:tcPr>
+            <w:tcW w:type="dxa" w:w="1337"/>
+            <w:shd w:fill="F2F5F9"/>
+            <w:tcMar>
+              <w:top w:w="50" w:type="dxa"/>
+              <w:bottom w:w="50" w:type="dxa"/>
+              <w:left w:w="90" w:type="dxa"/>
+              <w:right w:w="90" w:type="dxa"/>
+            </w:tcMar>
+          </w:tcPr>
+          <w:p>
+            <w:r>
+              <w:rPr>
+                <w:sz w:val="17"/>
+              </w:rPr>
+              <w:t>13.500,0</w:t>
+            </w:r>
+          </w:p>
+        </w:tc>
+        <w:tc>
+          <w:tcPr>
+            <w:tcW w:type="dxa" w:w="1337"/>
+            <w:shd w:fill="F2F5F9"/>
+            <w:tcMar>
+              <w:top w:w="50" w:type="dxa"/>
+              <w:bottom w:w="50" w:type="dxa"/>
+              <w:left w:w="90" w:type="dxa"/>
+              <w:right w:w="90" w:type="dxa"/>
+            </w:tcMar>
+          </w:tcPr>
+          <w:p>
+            <w:r>
+              <w:rPr>
+                <w:sz w:val="17"/>
+              </w:rPr>
+              <w:t>18.750,0</w:t>
+            </w:r>
+          </w:p>
+        </w:tc>
+        <w:tc>
+          <w:tcPr>
+            <w:tcW w:type="dxa" w:w="1337"/>
+            <w:shd w:fill="F2F5F9"/>
+            <w:tcMar>
+              <w:top w:w="50" w:type="dxa"/>
+              <w:bottom w:w="50" w:type="dxa"/>
+              <w:left w:w="90" w:type="dxa"/>
+              <w:right w:w="90" w:type="dxa"/>
+            </w:tcMar>
+          </w:tcPr>
+          <w:p>
+            <w:r>
+              <w:rPr>
+                <w:sz w:val="17"/>
+              </w:rPr>
+              <w:t>5.250,0</w:t>
+            </w:r>
+          </w:p>
+        </w:tc>
+        <w:tc>
+          <w:tcPr>
+            <w:tcW w:type="dxa" w:w="1337"/>
+            <w:shd w:fill="F2F5F9"/>
+            <w:tcMar>
+              <w:top w:w="50" w:type="dxa"/>
+              <w:bottom w:w="50" w:type="dxa"/>
+              <w:left w:w="90" w:type="dxa"/>
+              <w:right w:w="90" w:type="dxa"/>
+            </w:tcMar>
+          </w:tcPr>
+          <w:p>
+            <w:r>
+              <w:rPr>
+                <w:sz w:val="17"/>
+              </w:rPr>
+              <w:t>$0</w:t>
+            </w:r>
+          </w:p>
+        </w:tc>
+        <w:tc>
+          <w:tcPr>
+            <w:tcW w:type="dxa" w:w="1337"/>
+            <w:shd w:fill="F2F5F9"/>
+            <w:tcMar>
+              <w:top w:w="50" w:type="dxa"/>
+              <w:bottom w:w="50" w:type="dxa"/>
+              <w:left w:w="90" w:type="dxa"/>
+              <w:right w:w="90" w:type="dxa"/>
+            </w:tcMar>
+          </w:tcPr>
+          <w:p>
+            <w:r>
+              <w:rPr>
+                <w:sz w:val="17"/>
+              </w:rPr>
+              <w:t>Sin límite</w:t>
+            </w:r>
+          </w:p>
+        </w:tc>
+        <w:tc>
+          <w:tcPr>
+            <w:tcW w:type="dxa" w:w="1337"/>
+            <w:shd w:fill="F2F5F9"/>
+            <w:tcMar>
+              <w:top w:w="50" w:type="dxa"/>
+              <w:bottom w:w="50" w:type="dxa"/>
+              <w:left w:w="90" w:type="dxa"/>
+              <w:right w:w="90" w:type="dxa"/>
+            </w:tcMar>
+          </w:tcPr>
+          <w:p>
+            <w:r>
+              <w:rPr>
+                <w:sz w:val="17"/>
+              </w:rPr>
+              <w:t>5.250,0</w:t>
+            </w:r>
+          </w:p>
+        </w:tc>
+      </w:tr>
+      <w:tr>
+        <w:tc>
+          <w:tcPr>
+            <w:tcW w:type="dxa" w:w="1337"/>
+            <w:tcMar>
+              <w:top w:w="50" w:type="dxa"/>
+              <w:bottom w:w="50" w:type="dxa"/>
+              <w:left w:w="90" w:type="dxa"/>
+              <w:right w:w="90" w:type="dxa"/>
+            </w:tcMar>
+          </w:tcPr>
+          <w:p>
+            <w:r>
+              <w:rPr>
+                <w:sz w:val="17"/>
+              </w:rPr>
+              <w:t>Capacidad Línea A Mañana (Año 5)</w:t>
+            </w:r>
+          </w:p>
+        </w:tc>
+        <w:tc>
+          <w:tcPr>
+            <w:tcW w:type="dxa" w:w="1337"/>
+            <w:tcMar>
+              <w:top w:w="50" w:type="dxa"/>
+              <w:bottom w:w="50" w:type="dxa"/>
+              <w:left w:w="90" w:type="dxa"/>
+              <w:right w:w="90" w:type="dxa"/>
+            </w:tcMar>
+          </w:tcPr>
+          <w:p>
+            <w:r>
+              <w:rPr>
+                <w:sz w:val="17"/>
+              </w:rPr>
+              <w:t>8.315,8</w:t>
+            </w:r>
+          </w:p>
+        </w:tc>
+        <w:tc>
+          <w:tcPr>
+            <w:tcW w:type="dxa" w:w="1337"/>
+            <w:tcMar>
+              <w:top w:w="50" w:type="dxa"/>
+              <w:bottom w:w="50" w:type="dxa"/>
+              <w:left w:w="90" w:type="dxa"/>
+              <w:right w:w="90" w:type="dxa"/>
+            </w:tcMar>
+          </w:tcPr>
+          <w:p>
+            <w:r>
+              <w:rPr>
+                <w:sz w:val="17"/>
+              </w:rPr>
+              <w:t>10.000,0</w:t>
+            </w:r>
+          </w:p>
+        </w:tc>
+        <w:tc>
+          <w:tcPr>
+            <w:tcW w:type="dxa" w:w="1337"/>
+            <w:tcMar>
+              <w:top w:w="50" w:type="dxa"/>
+              <w:bottom w:w="50" w:type="dxa"/>
+              <w:left w:w="90" w:type="dxa"/>
+              <w:right w:w="90" w:type="dxa"/>
+            </w:tcMar>
+          </w:tcPr>
+          <w:p>
+            <w:r>
+              <w:rPr>
+                <w:sz w:val="17"/>
+              </w:rPr>
+              <w:t>1.684,2</w:t>
+            </w:r>
+          </w:p>
+        </w:tc>
+        <w:tc>
+          <w:tcPr>
+            <w:tcW w:type="dxa" w:w="1337"/>
+            <w:tcMar>
+              <w:top w:w="50" w:type="dxa"/>
+              <w:bottom w:w="50" w:type="dxa"/>
+              <w:left w:w="90" w:type="dxa"/>
+              <w:right w:w="90" w:type="dxa"/>
+            </w:tcMar>
+          </w:tcPr>
+          <w:p>
+            <w:r>
+              <w:rPr>
+                <w:sz w:val="17"/>
+              </w:rPr>
+              <w:t>$0</w:t>
+            </w:r>
+          </w:p>
+        </w:tc>
+        <w:tc>
+          <w:tcPr>
+            <w:tcW w:type="dxa" w:w="1337"/>
+            <w:tcMar>
+              <w:top w:w="50" w:type="dxa"/>
+              <w:bottom w:w="50" w:type="dxa"/>
+              <w:left w:w="90" w:type="dxa"/>
+              <w:right w:w="90" w:type="dxa"/>
+            </w:tcMar>
+          </w:tcPr>
+          <w:p>
+            <w:r>
+              <w:rPr>
+                <w:sz w:val="17"/>
+              </w:rPr>
+              <w:t>Sin límite</w:t>
+            </w:r>
+          </w:p>
+        </w:tc>
+        <w:tc>
+          <w:tcPr>
+            <w:tcW w:type="dxa" w:w="1337"/>
+            <w:tcMar>
+              <w:top w:w="50" w:type="dxa"/>
+              <w:bottom w:w="50" w:type="dxa"/>
+              <w:left w:w="90" w:type="dxa"/>
+              <w:right w:w="90" w:type="dxa"/>
+            </w:tcMar>
+          </w:tcPr>
+          <w:p>
+            <w:r>
+              <w:rPr>
+                <w:sz w:val="17"/>
+              </w:rPr>
+              <w:t>1.684,2</w:t>
+            </w:r>
+          </w:p>
+        </w:tc>
+      </w:tr>
+      <w:tr>
+        <w:tc>
+          <w:tcPr>
+            <w:tcW w:type="dxa" w:w="1337"/>
+            <w:shd w:fill="F2F5F9"/>
+            <w:tcMar>
+              <w:top w:w="50" w:type="dxa"/>
+              <w:bottom w:w="50" w:type="dxa"/>
+              <w:left w:w="90" w:type="dxa"/>
+              <w:right w:w="90" w:type="dxa"/>
+            </w:tcMar>
+          </w:tcPr>
+          <w:p>
+            <w:r>
+              <w:rPr>
+                <w:sz w:val="17"/>
+              </w:rPr>
+              <w:t>Capacidad Línea B Mañana (Año 5)</w:t>
+            </w:r>
+          </w:p>
+        </w:tc>
+        <w:tc>
+          <w:tcPr>
+            <w:tcW w:type="dxa" w:w="1337"/>
+            <w:shd w:fill="F2F5F9"/>
+            <w:tcMar>
+              <w:top w:w="50" w:type="dxa"/>
+              <w:bottom w:w="50" w:type="dxa"/>
+              <w:left w:w="90" w:type="dxa"/>
+              <w:right w:w="90" w:type="dxa"/>
+            </w:tcMar>
+          </w:tcPr>
+          <w:p>
+            <w:r>
+              <w:rPr>
+                <w:sz w:val="17"/>
+              </w:rPr>
+              <w:t>25.000,0</w:t>
+            </w:r>
+          </w:p>
+        </w:tc>
+        <w:tc>
+          <w:tcPr>
+            <w:tcW w:type="dxa" w:w="1337"/>
+            <w:shd w:fill="F2F5F9"/>
+            <w:tcMar>
+              <w:top w:w="50" w:type="dxa"/>
+              <w:bottom w:w="50" w:type="dxa"/>
+              <w:left w:w="90" w:type="dxa"/>
+              <w:right w:w="90" w:type="dxa"/>
+            </w:tcMar>
+          </w:tcPr>
+          <w:p>
+            <w:r>
+              <w:rPr>
+                <w:sz w:val="17"/>
+              </w:rPr>
+              <w:t>25.000,0</w:t>
+            </w:r>
+          </w:p>
+        </w:tc>
+        <w:tc>
+          <w:tcPr>
+            <w:tcW w:type="dxa" w:w="1337"/>
+            <w:shd w:fill="F2F5F9"/>
+            <w:tcMar>
+              <w:top w:w="50" w:type="dxa"/>
+              <w:bottom w:w="50" w:type="dxa"/>
+              <w:left w:w="90" w:type="dxa"/>
+              <w:right w:w="90" w:type="dxa"/>
+            </w:tcMar>
+          </w:tcPr>
+          <w:p>
+            <w:r>
+              <w:rPr>
+                <w:sz w:val="17"/>
+              </w:rPr>
+              <w:t>0,0</w:t>
+            </w:r>
+          </w:p>
+        </w:tc>
+        <w:tc>
+          <w:tcPr>
+            <w:tcW w:type="dxa" w:w="1337"/>
+            <w:shd w:fill="F2F5F9"/>
+            <w:tcMar>
+              <w:top w:w="50" w:type="dxa"/>
+              <w:bottom w:w="50" w:type="dxa"/>
+              <w:left w:w="90" w:type="dxa"/>
+              <w:right w:w="90" w:type="dxa"/>
+            </w:tcMar>
+          </w:tcPr>
+          <w:p>
+            <w:r>
+              <w:rPr>
+                <w:sz w:val="17"/>
+              </w:rPr>
+              <w:t>$0</w:t>
+            </w:r>
+          </w:p>
+        </w:tc>
+        <w:tc>
+          <w:tcPr>
+            <w:tcW w:type="dxa" w:w="1337"/>
+            <w:shd w:fill="F2F5F9"/>
+            <w:tcMar>
+              <w:top w:w="50" w:type="dxa"/>
+              <w:bottom w:w="50" w:type="dxa"/>
+              <w:left w:w="90" w:type="dxa"/>
+              <w:right w:w="90" w:type="dxa"/>
+            </w:tcMar>
+          </w:tcPr>
+          <w:p>
+            <w:r>
+              <w:rPr>
+                <w:sz w:val="17"/>
+              </w:rPr>
+              <w:t>7.101,9</w:t>
+            </w:r>
+          </w:p>
+        </w:tc>
+        <w:tc>
+          <w:tcPr>
+            <w:tcW w:type="dxa" w:w="1337"/>
+            <w:shd w:fill="F2F5F9"/>
+            <w:tcMar>
+              <w:top w:w="50" w:type="dxa"/>
+              <w:bottom w:w="50" w:type="dxa"/>
+              <w:left w:w="90" w:type="dxa"/>
+              <w:right w:w="90" w:type="dxa"/>
+            </w:tcMar>
+          </w:tcPr>
+          <w:p>
+            <w:r>
+              <w:rPr>
+                <w:sz w:val="17"/>
+              </w:rPr>
+              <w:t>0,0</w:t>
+            </w:r>
+          </w:p>
+        </w:tc>
+      </w:tr>
+      <w:tr>
+        <w:tc>
+          <w:tcPr>
+            <w:tcW w:type="dxa" w:w="1337"/>
+            <w:tcMar>
+              <w:top w:w="50" w:type="dxa"/>
+              <w:bottom w:w="50" w:type="dxa"/>
+              <w:left w:w="90" w:type="dxa"/>
+              <w:right w:w="90" w:type="dxa"/>
+            </w:tcMar>
+          </w:tcPr>
+          <w:p>
+            <w:r>
+              <w:rPr>
+                <w:sz w:val="17"/>
+              </w:rPr>
+              <w:t>Capacidad Línea B Tarde (Año 5)</w:t>
+            </w:r>
+          </w:p>
+        </w:tc>
+        <w:tc>
+          <w:tcPr>
+            <w:tcW w:type="dxa" w:w="1337"/>
+            <w:tcMar>
+              <w:top w:w="50" w:type="dxa"/>
+              <w:bottom w:w="50" w:type="dxa"/>
+              <w:left w:w="90" w:type="dxa"/>
+              <w:right w:w="90" w:type="dxa"/>
+            </w:tcMar>
+          </w:tcPr>
+          <w:p>
+            <w:r>
+              <w:rPr>
+                <w:sz w:val="17"/>
+              </w:rPr>
+              <w:t>18.241,1</w:t>
+            </w:r>
+          </w:p>
+        </w:tc>
+        <w:tc>
+          <w:tcPr>
+            <w:tcW w:type="dxa" w:w="1337"/>
+            <w:tcMar>
+              <w:top w:w="50" w:type="dxa"/>
+              <w:bottom w:w="50" w:type="dxa"/>
+              <w:left w:w="90" w:type="dxa"/>
+              <w:right w:w="90" w:type="dxa"/>
+            </w:tcMar>
+          </w:tcPr>
+          <w:p>
+            <w:r>
+              <w:rPr>
+                <w:sz w:val="17"/>
+              </w:rPr>
+              <w:t>18.750,0</w:t>
+            </w:r>
+          </w:p>
+        </w:tc>
+        <w:tc>
+          <w:tcPr>
+            <w:tcW w:type="dxa" w:w="1337"/>
+            <w:tcMar>
+              <w:top w:w="50" w:type="dxa"/>
+              <w:bottom w:w="50" w:type="dxa"/>
+              <w:left w:w="90" w:type="dxa"/>
+              <w:right w:w="90" w:type="dxa"/>
+            </w:tcMar>
+          </w:tcPr>
+          <w:p>
+            <w:r>
+              <w:rPr>
+                <w:sz w:val="17"/>
+              </w:rPr>
+              <w:t>508,9</w:t>
+            </w:r>
+          </w:p>
+        </w:tc>
+        <w:tc>
+          <w:tcPr>
+            <w:tcW w:type="dxa" w:w="1337"/>
+            <w:tcMar>
+              <w:top w:w="50" w:type="dxa"/>
+              <w:bottom w:w="50" w:type="dxa"/>
+              <w:left w:w="90" w:type="dxa"/>
+              <w:right w:w="90" w:type="dxa"/>
+            </w:tcMar>
+          </w:tcPr>
+          <w:p>
+            <w:r>
+              <w:rPr>
+                <w:sz w:val="17"/>
+              </w:rPr>
+              <w:t>$0</w:t>
+            </w:r>
+          </w:p>
+        </w:tc>
+        <w:tc>
+          <w:tcPr>
+            <w:tcW w:type="dxa" w:w="1337"/>
+            <w:tcMar>
+              <w:top w:w="50" w:type="dxa"/>
+              <w:bottom w:w="50" w:type="dxa"/>
+              <w:left w:w="90" w:type="dxa"/>
+              <w:right w:w="90" w:type="dxa"/>
+            </w:tcMar>
+          </w:tcPr>
+          <w:p>
+            <w:r>
+              <w:rPr>
+                <w:sz w:val="17"/>
+              </w:rPr>
+              <w:t>Sin límite</w:t>
+            </w:r>
+          </w:p>
+        </w:tc>
+        <w:tc>
+          <w:tcPr>
+            <w:tcW w:type="dxa" w:w="1337"/>
+            <w:tcMar>
+              <w:top w:w="50" w:type="dxa"/>
+              <w:bottom w:w="50" w:type="dxa"/>
+              <w:left w:w="90" w:type="dxa"/>
+              <w:right w:w="90" w:type="dxa"/>
+            </w:tcMar>
+          </w:tcPr>
+          <w:p>
+            <w:r>
+              <w:rPr>
+                <w:sz w:val="17"/>
+              </w:rPr>
+              <w:t>508,9</w:t>
+            </w:r>
+          </w:p>
+        </w:tc>
+      </w:tr>
+    </w:tbl>
+    <w:p>
+      <w:pPr>
+        <w:pStyle w:val="Heading2"/>
+      </w:pPr>
+      <w:r>
+        <w:rPr>
+          <w:color w:val="2F5597"/>
+        </w:rPr>
+        <w:t>b.ii) Rangos de Soluciones Posibles (Productos y Precios)</w:t>
+      </w:r>
+    </w:p>
+    <w:tbl>
+      <w:tblPr>
+        <w:tblW w:type="auto" w:w="0"/>
+        <w:jc w:val="center"/>
+        <w:tblLook w:firstColumn="1" w:firstRow="1" w:lastColumn="0" w:lastRow="0" w:noHBand="0" w:noVBand="1" w:val="04A0"/>
+      </w:tblPr>
+      <w:tblGrid>
+        <w:gridCol w:w="1560"/>
+        <w:gridCol w:w="1560"/>
+        <w:gridCol w:w="1560"/>
+        <w:gridCol w:w="1560"/>
+        <w:gridCol w:w="1560"/>
+        <w:gridCol w:w="1560"/>
+      </w:tblGrid>
+      <w:tr>
+        <w:tc>
+          <w:tcPr>
+            <w:tcW w:type="dxa" w:w="1560"/>
+            <w:shd w:fill="1F4E79"/>
+            <w:tcMar>
+              <w:top w:w="90" w:type="dxa"/>
+              <w:bottom w:w="90" w:type="dxa"/>
+              <w:left w:w="110" w:type="dxa"/>
+              <w:right w:w="110" w:type="dxa"/>
+            </w:tcMar>
+          </w:tcPr>
+          <w:p>
+            <w:r>
+              <w:rPr>
+                <w:b/>
+                <w:color w:val="FFFFFF"/>
+                <w:sz w:val="18"/>
+              </w:rPr>
+              <w:t>Producto / Canal</w:t>
+            </w:r>
+          </w:p>
+        </w:tc>
+        <w:tc>
+          <w:tcPr>
+            <w:tcW w:type="dxa" w:w="1560"/>
+            <w:shd w:fill="1F4E79"/>
+            <w:tcMar>
+              <w:top w:w="90" w:type="dxa"/>
+              <w:bottom w:w="90" w:type="dxa"/>
+              <w:left w:w="110" w:type="dxa"/>
+              <w:right w:w="110" w:type="dxa"/>
+            </w:tcMar>
+          </w:tcPr>
+          <w:p>
+            <w:r>
+              <w:rPr>
+                <w:b/>
+                <w:color w:val="FFFFFF"/>
+                <w:sz w:val="18"/>
+              </w:rPr>
+              <w:t>Valor 5 Años (u)</w:t>
+            </w:r>
+          </w:p>
+        </w:tc>
+        <w:tc>
+          <w:tcPr>
+            <w:tcW w:type="dxa" w:w="1560"/>
+            <w:shd w:fill="1F4E79"/>
+            <w:tcMar>
+              <w:top w:w="90" w:type="dxa"/>
+              <w:bottom w:w="90" w:type="dxa"/>
+              <w:left w:w="110" w:type="dxa"/>
+              <w:right w:w="110" w:type="dxa"/>
+            </w:tcMar>
+          </w:tcPr>
+          <w:p>
+            <w:r>
+              <w:rPr>
+                <w:b/>
+                <w:color w:val="FFFFFF"/>
+                <w:sz w:val="18"/>
+              </w:rPr>
+              <w:t>Precio Lista (cj)</w:t>
+            </w:r>
+          </w:p>
+        </w:tc>
+        <w:tc>
+          <w:tcPr>
+            <w:tcW w:type="dxa" w:w="1560"/>
+            <w:shd w:fill="1F4E79"/>
+            <w:tcMar>
+              <w:top w:w="90" w:type="dxa"/>
+              <w:bottom w:w="90" w:type="dxa"/>
+              <w:left w:w="110" w:type="dxa"/>
+              <w:right w:w="110" w:type="dxa"/>
+            </w:tcMar>
+          </w:tcPr>
+          <w:p>
+            <w:r>
+              <w:rPr>
+                <w:b/>
+                <w:color w:val="FFFFFF"/>
+                <w:sz w:val="18"/>
+              </w:rPr>
+              <w:t>Costo Reducido</w:t>
+            </w:r>
+          </w:p>
+        </w:tc>
+        <w:tc>
+          <w:tcPr>
+            <w:tcW w:type="dxa" w:w="1560"/>
+            <w:shd w:fill="1F4E79"/>
+            <w:tcMar>
+              <w:top w:w="90" w:type="dxa"/>
+              <w:bottom w:w="90" w:type="dxa"/>
+              <w:left w:w="110" w:type="dxa"/>
+              <w:right w:w="110" w:type="dxa"/>
+            </w:tcMar>
+          </w:tcPr>
+          <w:p>
+            <w:r>
+              <w:rPr>
+                <w:b/>
+                <w:color w:val="FFFFFF"/>
+                <w:sz w:val="18"/>
+              </w:rPr>
+              <w:t>Dec. Permisible</w:t>
+            </w:r>
+          </w:p>
+        </w:tc>
+        <w:tc>
+          <w:tcPr>
+            <w:tcW w:type="dxa" w:w="1560"/>
+            <w:shd w:fill="1F4E79"/>
+            <w:tcMar>
+              <w:top w:w="90" w:type="dxa"/>
+              <w:bottom w:w="90" w:type="dxa"/>
+              <w:left w:w="110" w:type="dxa"/>
+              <w:right w:w="110" w:type="dxa"/>
+            </w:tcMar>
+          </w:tcPr>
+          <w:p>
+            <w:r>
+              <w:rPr>
+                <w:b/>
+                <w:color w:val="FFFFFF"/>
+                <w:sz w:val="18"/>
+              </w:rPr>
+              <w:t>Precio Piso</w:t>
+            </w:r>
+          </w:p>
+        </w:tc>
+      </w:tr>
+      <w:tr>
+        <w:tc>
+          <w:tcPr>
+            <w:tcW w:type="dxa" w:w="1560"/>
+            <w:shd w:fill="F2F5F9"/>
+            <w:tcMar>
+              <w:top w:w="50" w:type="dxa"/>
+              <w:bottom w:w="50" w:type="dxa"/>
+              <w:left w:w="90" w:type="dxa"/>
+              <w:right w:w="90" w:type="dxa"/>
+            </w:tcMar>
+          </w:tcPr>
+          <w:p>
+            <w:r>
+              <w:rPr>
+                <w:sz w:val="17"/>
+              </w:rPr>
+              <w:t>LB Local</w:t>
+            </w:r>
+          </w:p>
+        </w:tc>
+        <w:tc>
+          <w:tcPr>
+            <w:tcW w:type="dxa" w:w="1560"/>
+            <w:shd w:fill="F2F5F9"/>
+            <w:tcMar>
+              <w:top w:w="50" w:type="dxa"/>
+              <w:bottom w:w="50" w:type="dxa"/>
+              <w:left w:w="90" w:type="dxa"/>
+              <w:right w:w="90" w:type="dxa"/>
+            </w:tcMar>
+          </w:tcPr>
+          <w:p>
+            <w:r>
+              <w:rPr>
+                <w:sz w:val="17"/>
+              </w:rPr>
+              <w:t>10.618,3</w:t>
+            </w:r>
+          </w:p>
+        </w:tc>
+        <w:tc>
+          <w:tcPr>
+            <w:tcW w:type="dxa" w:w="1560"/>
+            <w:shd w:fill="F2F5F9"/>
+            <w:tcMar>
+              <w:top w:w="50" w:type="dxa"/>
+              <w:bottom w:w="50" w:type="dxa"/>
+              <w:left w:w="90" w:type="dxa"/>
+              <w:right w:w="90" w:type="dxa"/>
+            </w:tcMar>
+          </w:tcPr>
+          <w:p>
+            <w:r>
+              <w:rPr>
+                <w:sz w:val="17"/>
+              </w:rPr>
+              <w:t>USD 30.000</w:t>
+            </w:r>
+          </w:p>
+        </w:tc>
+        <w:tc>
+          <w:tcPr>
+            <w:tcW w:type="dxa" w:w="1560"/>
+            <w:shd w:fill="F2F5F9"/>
+            <w:tcMar>
+              <w:top w:w="50" w:type="dxa"/>
+              <w:bottom w:w="50" w:type="dxa"/>
+              <w:left w:w="90" w:type="dxa"/>
+              <w:right w:w="90" w:type="dxa"/>
+            </w:tcMar>
+          </w:tcPr>
+          <w:p>
+            <w:r>
+              <w:rPr>
+                <w:sz w:val="17"/>
+              </w:rPr>
+              <w:t>0</w:t>
+            </w:r>
+          </w:p>
+        </w:tc>
+        <w:tc>
+          <w:tcPr>
+            <w:tcW w:type="dxa" w:w="1560"/>
+            <w:shd w:fill="F2F5F9"/>
+            <w:tcMar>
+              <w:top w:w="50" w:type="dxa"/>
+              <w:bottom w:w="50" w:type="dxa"/>
+              <w:left w:w="90" w:type="dxa"/>
+              <w:right w:w="90" w:type="dxa"/>
+            </w:tcMar>
+          </w:tcPr>
+          <w:p>
+            <w:r>
+              <w:rPr>
+                <w:sz w:val="17"/>
+              </w:rPr>
+              <w:t>USD 377,1</w:t>
+            </w:r>
+          </w:p>
+        </w:tc>
+        <w:tc>
+          <w:tcPr>
+            <w:tcW w:type="dxa" w:w="1560"/>
+            <w:shd w:fill="F2F5F9"/>
+            <w:tcMar>
+              <w:top w:w="50" w:type="dxa"/>
+              <w:bottom w:w="50" w:type="dxa"/>
+              <w:left w:w="90" w:type="dxa"/>
+              <w:right w:w="90" w:type="dxa"/>
+            </w:tcMar>
+          </w:tcPr>
+          <w:p>
+            <w:r>
+              <w:rPr>
+                <w:sz w:val="17"/>
+              </w:rPr>
+              <w:t>USD 29.623</w:t>
+            </w:r>
+          </w:p>
+        </w:tc>
+      </w:tr>
+      <w:tr>
+        <w:tc>
+          <w:tcPr>
+            <w:tcW w:type="dxa" w:w="1560"/>
+            <w:tcMar>
+              <w:top w:w="50" w:type="dxa"/>
+              <w:bottom w:w="50" w:type="dxa"/>
+              <w:left w:w="90" w:type="dxa"/>
+              <w:right w:w="90" w:type="dxa"/>
+            </w:tcMar>
+          </w:tcPr>
+          <w:p>
+            <w:r>
+              <w:rPr>
+                <w:sz w:val="17"/>
+              </w:rPr>
+              <w:t>LP Local</w:t>
+            </w:r>
+          </w:p>
+        </w:tc>
+        <w:tc>
+          <w:tcPr>
+            <w:tcW w:type="dxa" w:w="1560"/>
+            <w:tcMar>
+              <w:top w:w="50" w:type="dxa"/>
+              <w:bottom w:w="50" w:type="dxa"/>
+              <w:left w:w="90" w:type="dxa"/>
+              <w:right w:w="90" w:type="dxa"/>
+            </w:tcMar>
+          </w:tcPr>
+          <w:p>
+            <w:r>
+              <w:rPr>
+                <w:sz w:val="17"/>
+              </w:rPr>
+              <w:t>23.891,1</w:t>
+            </w:r>
+          </w:p>
+        </w:tc>
+        <w:tc>
+          <w:tcPr>
+            <w:tcW w:type="dxa" w:w="1560"/>
+            <w:tcMar>
+              <w:top w:w="50" w:type="dxa"/>
+              <w:bottom w:w="50" w:type="dxa"/>
+              <w:left w:w="90" w:type="dxa"/>
+              <w:right w:w="90" w:type="dxa"/>
+            </w:tcMar>
+          </w:tcPr>
+          <w:p>
+            <w:r>
+              <w:rPr>
+                <w:sz w:val="17"/>
+              </w:rPr>
+              <w:t>USD 35.000</w:t>
+            </w:r>
+          </w:p>
+        </w:tc>
+        <w:tc>
+          <w:tcPr>
+            <w:tcW w:type="dxa" w:w="1560"/>
+            <w:tcMar>
+              <w:top w:w="50" w:type="dxa"/>
+              <w:bottom w:w="50" w:type="dxa"/>
+              <w:left w:w="90" w:type="dxa"/>
+              <w:right w:w="90" w:type="dxa"/>
+            </w:tcMar>
+          </w:tcPr>
+          <w:p>
+            <w:r>
+              <w:rPr>
+                <w:sz w:val="17"/>
+              </w:rPr>
+              <w:t>0</w:t>
+            </w:r>
+          </w:p>
+        </w:tc>
+        <w:tc>
+          <w:tcPr>
+            <w:tcW w:type="dxa" w:w="1560"/>
+            <w:tcMar>
+              <w:top w:w="50" w:type="dxa"/>
+              <w:bottom w:w="50" w:type="dxa"/>
+              <w:left w:w="90" w:type="dxa"/>
+              <w:right w:w="90" w:type="dxa"/>
+            </w:tcMar>
+          </w:tcPr>
+          <w:p>
+            <w:r>
+              <w:rPr>
+                <w:sz w:val="17"/>
+              </w:rPr>
+              <w:t>USD 3.007,3</w:t>
+            </w:r>
+          </w:p>
+        </w:tc>
+        <w:tc>
+          <w:tcPr>
+            <w:tcW w:type="dxa" w:w="1560"/>
+            <w:tcMar>
+              <w:top w:w="50" w:type="dxa"/>
+              <w:bottom w:w="50" w:type="dxa"/>
+              <w:left w:w="90" w:type="dxa"/>
+              <w:right w:w="90" w:type="dxa"/>
+            </w:tcMar>
+          </w:tcPr>
+          <w:p>
+            <w:r>
+              <w:rPr>
+                <w:sz w:val="17"/>
+              </w:rPr>
+              <w:t>USD 31.993</w:t>
+            </w:r>
+          </w:p>
+        </w:tc>
+      </w:tr>
+      <w:tr>
+        <w:tc>
+          <w:tcPr>
+            <w:tcW w:type="dxa" w:w="1560"/>
+            <w:shd w:fill="F2F5F9"/>
+            <w:tcMar>
+              <w:top w:w="50" w:type="dxa"/>
+              <w:bottom w:w="50" w:type="dxa"/>
+              <w:left w:w="90" w:type="dxa"/>
+              <w:right w:w="90" w:type="dxa"/>
+            </w:tcMar>
+          </w:tcPr>
+          <w:p>
+            <w:r>
+              <w:rPr>
+                <w:sz w:val="17"/>
+              </w:rPr>
+              <w:t>PB Local</w:t>
+            </w:r>
+          </w:p>
+        </w:tc>
+        <w:tc>
+          <w:tcPr>
+            <w:tcW w:type="dxa" w:w="1560"/>
+            <w:shd w:fill="F2F5F9"/>
+            <w:tcMar>
+              <w:top w:w="50" w:type="dxa"/>
+              <w:bottom w:w="50" w:type="dxa"/>
+              <w:left w:w="90" w:type="dxa"/>
+              <w:right w:w="90" w:type="dxa"/>
+            </w:tcMar>
+          </w:tcPr>
+          <w:p>
+            <w:r>
+              <w:rPr>
+                <w:sz w:val="17"/>
+              </w:rPr>
+              <w:t>66.307,6</w:t>
+            </w:r>
+          </w:p>
+        </w:tc>
+        <w:tc>
+          <w:tcPr>
+            <w:tcW w:type="dxa" w:w="1560"/>
+            <w:shd w:fill="F2F5F9"/>
+            <w:tcMar>
+              <w:top w:w="50" w:type="dxa"/>
+              <w:bottom w:w="50" w:type="dxa"/>
+              <w:left w:w="90" w:type="dxa"/>
+              <w:right w:w="90" w:type="dxa"/>
+            </w:tcMar>
+          </w:tcPr>
+          <w:p>
+            <w:r>
+              <w:rPr>
+                <w:sz w:val="17"/>
+              </w:rPr>
+              <w:t>USD 45.000</w:t>
+            </w:r>
+          </w:p>
+        </w:tc>
+        <w:tc>
+          <w:tcPr>
+            <w:tcW w:type="dxa" w:w="1560"/>
+            <w:shd w:fill="F2F5F9"/>
+            <w:tcMar>
+              <w:top w:w="50" w:type="dxa"/>
+              <w:bottom w:w="50" w:type="dxa"/>
+              <w:left w:w="90" w:type="dxa"/>
+              <w:right w:w="90" w:type="dxa"/>
+            </w:tcMar>
+          </w:tcPr>
+          <w:p>
+            <w:r>
+              <w:rPr>
+                <w:sz w:val="17"/>
+              </w:rPr>
+              <w:t>0</w:t>
+            </w:r>
+          </w:p>
+        </w:tc>
+        <w:tc>
+          <w:tcPr>
+            <w:tcW w:type="dxa" w:w="1560"/>
+            <w:shd w:fill="F2F5F9"/>
+            <w:tcMar>
+              <w:top w:w="50" w:type="dxa"/>
+              <w:bottom w:w="50" w:type="dxa"/>
+              <w:left w:w="90" w:type="dxa"/>
+              <w:right w:w="90" w:type="dxa"/>
+            </w:tcMar>
+          </w:tcPr>
+          <w:p>
+            <w:r>
+              <w:rPr>
+                <w:sz w:val="17"/>
+              </w:rPr>
+              <w:t>USD 2.417,1</w:t>
+            </w:r>
+          </w:p>
+        </w:tc>
+        <w:tc>
+          <w:tcPr>
+            <w:tcW w:type="dxa" w:w="1560"/>
+            <w:shd w:fill="F2F5F9"/>
+            <w:tcMar>
+              <w:top w:w="50" w:type="dxa"/>
+              <w:bottom w:w="50" w:type="dxa"/>
+              <w:left w:w="90" w:type="dxa"/>
+              <w:right w:w="90" w:type="dxa"/>
+            </w:tcMar>
+          </w:tcPr>
+          <w:p>
+            <w:r>
+              <w:rPr>
+                <w:sz w:val="17"/>
+              </w:rPr>
+              <w:t>USD 42.583</w:t>
+            </w:r>
+          </w:p>
+        </w:tc>
+      </w:tr>
+      <w:tr>
+        <w:tc>
+          <w:tcPr>
+            <w:tcW w:type="dxa" w:w="1560"/>
+            <w:tcMar>
+              <w:top w:w="50" w:type="dxa"/>
+              <w:bottom w:w="50" w:type="dxa"/>
+              <w:left w:w="90" w:type="dxa"/>
+              <w:right w:w="90" w:type="dxa"/>
+            </w:tcMar>
+          </w:tcPr>
+          <w:p>
+            <w:r>
+              <w:rPr>
+                <w:sz w:val="17"/>
+              </w:rPr>
+              <w:t>PB Exportación</w:t>
+            </w:r>
+          </w:p>
+        </w:tc>
+        <w:tc>
+          <w:tcPr>
+            <w:tcW w:type="dxa" w:w="1560"/>
+            <w:tcMar>
+              <w:top w:w="50" w:type="dxa"/>
+              <w:bottom w:w="50" w:type="dxa"/>
+              <w:left w:w="90" w:type="dxa"/>
+              <w:right w:w="90" w:type="dxa"/>
+            </w:tcMar>
+          </w:tcPr>
+          <w:p>
+            <w:r>
+              <w:rPr>
+                <w:sz w:val="17"/>
+              </w:rPr>
+              <w:t>20.000,0</w:t>
+            </w:r>
+          </w:p>
+        </w:tc>
+        <w:tc>
+          <w:tcPr>
+            <w:tcW w:type="dxa" w:w="1560"/>
+            <w:tcMar>
+              <w:top w:w="50" w:type="dxa"/>
+              <w:bottom w:w="50" w:type="dxa"/>
+              <w:left w:w="90" w:type="dxa"/>
+              <w:right w:w="90" w:type="dxa"/>
+            </w:tcMar>
+          </w:tcPr>
+          <w:p>
+            <w:r>
+              <w:rPr>
+                <w:sz w:val="17"/>
+              </w:rPr>
+              <w:t>USD 47.250</w:t>
+            </w:r>
+          </w:p>
+        </w:tc>
+        <w:tc>
+          <w:tcPr>
+            <w:tcW w:type="dxa" w:w="1560"/>
+            <w:tcMar>
+              <w:top w:w="50" w:type="dxa"/>
+              <w:bottom w:w="50" w:type="dxa"/>
+              <w:left w:w="90" w:type="dxa"/>
+              <w:right w:w="90" w:type="dxa"/>
+            </w:tcMar>
+          </w:tcPr>
+          <w:p>
+            <w:r>
+              <w:rPr>
+                <w:sz w:val="17"/>
+              </w:rPr>
+              <w:t>0</w:t>
+            </w:r>
+          </w:p>
+        </w:tc>
+        <w:tc>
+          <w:tcPr>
+            <w:tcW w:type="dxa" w:w="1560"/>
+            <w:tcMar>
+              <w:top w:w="50" w:type="dxa"/>
+              <w:bottom w:w="50" w:type="dxa"/>
+              <w:left w:w="90" w:type="dxa"/>
+              <w:right w:w="90" w:type="dxa"/>
+            </w:tcMar>
+          </w:tcPr>
+          <w:p>
+            <w:r>
+              <w:rPr>
+                <w:sz w:val="17"/>
+              </w:rPr>
+              <w:t>USD 4.667,1</w:t>
+            </w:r>
+          </w:p>
+        </w:tc>
+        <w:tc>
+          <w:tcPr>
+            <w:tcW w:type="dxa" w:w="1560"/>
+            <w:tcMar>
+              <w:top w:w="50" w:type="dxa"/>
+              <w:bottom w:w="50" w:type="dxa"/>
+              <w:left w:w="90" w:type="dxa"/>
+              <w:right w:w="90" w:type="dxa"/>
+            </w:tcMar>
+          </w:tcPr>
+          <w:p>
+            <w:r>
+              <w:rPr>
+                <w:sz w:val="17"/>
+              </w:rPr>
+              <w:t>USD 42.583</w:t>
+            </w:r>
+          </w:p>
+        </w:tc>
+      </w:tr>
+      <w:tr>
+        <w:tc>
+          <w:tcPr>
+            <w:tcW w:type="dxa" w:w="1560"/>
+            <w:shd w:fill="F2F5F9"/>
+            <w:tcMar>
+              <w:top w:w="50" w:type="dxa"/>
+              <w:bottom w:w="50" w:type="dxa"/>
+              <w:left w:w="90" w:type="dxa"/>
+              <w:right w:w="90" w:type="dxa"/>
+            </w:tcMar>
+          </w:tcPr>
+          <w:p>
+            <w:r>
+              <w:rPr>
+                <w:sz w:val="17"/>
+              </w:rPr>
+              <w:t>PM Local</w:t>
+            </w:r>
+          </w:p>
+        </w:tc>
+        <w:tc>
+          <w:tcPr>
+            <w:tcW w:type="dxa" w:w="1560"/>
+            <w:shd w:fill="F2F5F9"/>
+            <w:tcMar>
+              <w:top w:w="50" w:type="dxa"/>
+              <w:bottom w:w="50" w:type="dxa"/>
+              <w:left w:w="90" w:type="dxa"/>
+              <w:right w:w="90" w:type="dxa"/>
+            </w:tcMar>
+          </w:tcPr>
+          <w:p>
+            <w:r>
+              <w:rPr>
+                <w:sz w:val="17"/>
+              </w:rPr>
+              <w:t>22.102,5</w:t>
+            </w:r>
+          </w:p>
+        </w:tc>
+        <w:tc>
+          <w:tcPr>
+            <w:tcW w:type="dxa" w:w="1560"/>
+            <w:shd w:fill="F2F5F9"/>
+            <w:tcMar>
+              <w:top w:w="50" w:type="dxa"/>
+              <w:bottom w:w="50" w:type="dxa"/>
+              <w:left w:w="90" w:type="dxa"/>
+              <w:right w:w="90" w:type="dxa"/>
+            </w:tcMar>
+          </w:tcPr>
+          <w:p>
+            <w:r>
+              <w:rPr>
+                <w:sz w:val="17"/>
+              </w:rPr>
+              <w:t>USD 50.000</w:t>
+            </w:r>
+          </w:p>
+        </w:tc>
+        <w:tc>
+          <w:tcPr>
+            <w:tcW w:type="dxa" w:w="1560"/>
+            <w:shd w:fill="F2F5F9"/>
+            <w:tcMar>
+              <w:top w:w="50" w:type="dxa"/>
+              <w:bottom w:w="50" w:type="dxa"/>
+              <w:left w:w="90" w:type="dxa"/>
+              <w:right w:w="90" w:type="dxa"/>
+            </w:tcMar>
+          </w:tcPr>
+          <w:p>
+            <w:r>
+              <w:rPr>
+                <w:sz w:val="17"/>
+              </w:rPr>
+              <w:t>0</w:t>
+            </w:r>
+          </w:p>
+        </w:tc>
+        <w:tc>
+          <w:tcPr>
+            <w:tcW w:type="dxa" w:w="1560"/>
+            <w:shd w:fill="F2F5F9"/>
+            <w:tcMar>
+              <w:top w:w="50" w:type="dxa"/>
+              <w:bottom w:w="50" w:type="dxa"/>
+              <w:left w:w="90" w:type="dxa"/>
+              <w:right w:w="90" w:type="dxa"/>
+            </w:tcMar>
+          </w:tcPr>
+          <w:p>
+            <w:r>
+              <w:rPr>
+                <w:sz w:val="17"/>
+              </w:rPr>
+              <w:t>USD 6.139,7</w:t>
+            </w:r>
+          </w:p>
+        </w:tc>
+        <w:tc>
+          <w:tcPr>
+            <w:tcW w:type="dxa" w:w="1560"/>
+            <w:shd w:fill="F2F5F9"/>
+            <w:tcMar>
+              <w:top w:w="50" w:type="dxa"/>
+              <w:bottom w:w="50" w:type="dxa"/>
+              <w:left w:w="90" w:type="dxa"/>
+              <w:right w:w="90" w:type="dxa"/>
+            </w:tcMar>
+          </w:tcPr>
+          <w:p>
+            <w:r>
+              <w:rPr>
+                <w:sz w:val="17"/>
+              </w:rPr>
+              <w:t>USD 43.860</w:t>
+            </w:r>
+          </w:p>
+        </w:tc>
+      </w:tr>
+      <w:tr>
+        <w:tc>
+          <w:tcPr>
+            <w:tcW w:type="dxa" w:w="1560"/>
+            <w:tcMar>
+              <w:top w:w="50" w:type="dxa"/>
+              <w:bottom w:w="50" w:type="dxa"/>
+              <w:left w:w="90" w:type="dxa"/>
+              <w:right w:w="90" w:type="dxa"/>
+            </w:tcMar>
+          </w:tcPr>
+          <w:p>
+            <w:r>
+              <w:rPr>
+                <w:sz w:val="17"/>
+              </w:rPr>
+              <w:t>PM Exportación</w:t>
+            </w:r>
+          </w:p>
+        </w:tc>
+        <w:tc>
+          <w:tcPr>
+            <w:tcW w:type="dxa" w:w="1560"/>
+            <w:tcMar>
+              <w:top w:w="50" w:type="dxa"/>
+              <w:bottom w:w="50" w:type="dxa"/>
+              <w:left w:w="90" w:type="dxa"/>
+              <w:right w:w="90" w:type="dxa"/>
+            </w:tcMar>
+          </w:tcPr>
+          <w:p>
+            <w:r>
+              <w:rPr>
+                <w:sz w:val="17"/>
+              </w:rPr>
+              <w:t>37.500,0</w:t>
+            </w:r>
+          </w:p>
+        </w:tc>
+        <w:tc>
+          <w:tcPr>
+            <w:tcW w:type="dxa" w:w="1560"/>
+            <w:tcMar>
+              <w:top w:w="50" w:type="dxa"/>
+              <w:bottom w:w="50" w:type="dxa"/>
+              <w:left w:w="90" w:type="dxa"/>
+              <w:right w:w="90" w:type="dxa"/>
+            </w:tcMar>
+          </w:tcPr>
+          <w:p>
+            <w:r>
+              <w:rPr>
+                <w:sz w:val="17"/>
+              </w:rPr>
+              <w:t>USD 52.500</w:t>
+            </w:r>
+          </w:p>
+        </w:tc>
+        <w:tc>
+          <w:tcPr>
+            <w:tcW w:type="dxa" w:w="1560"/>
+            <w:tcMar>
+              <w:top w:w="50" w:type="dxa"/>
+              <w:bottom w:w="50" w:type="dxa"/>
+              <w:left w:w="90" w:type="dxa"/>
+              <w:right w:w="90" w:type="dxa"/>
+            </w:tcMar>
+          </w:tcPr>
+          <w:p>
+            <w:r>
+              <w:rPr>
+                <w:sz w:val="17"/>
+              </w:rPr>
+              <w:t>0</w:t>
+            </w:r>
+          </w:p>
+        </w:tc>
+        <w:tc>
+          <w:tcPr>
+            <w:tcW w:type="dxa" w:w="1560"/>
+            <w:tcMar>
+              <w:top w:w="50" w:type="dxa"/>
+              <w:bottom w:w="50" w:type="dxa"/>
+              <w:left w:w="90" w:type="dxa"/>
+              <w:right w:w="90" w:type="dxa"/>
+            </w:tcMar>
+          </w:tcPr>
+          <w:p>
+            <w:r>
+              <w:rPr>
+                <w:sz w:val="17"/>
+              </w:rPr>
+              <w:t>USD 8.639,7</w:t>
+            </w:r>
+          </w:p>
+        </w:tc>
+        <w:tc>
+          <w:tcPr>
+            <w:tcW w:type="dxa" w:w="1560"/>
+            <w:tcMar>
+              <w:top w:w="50" w:type="dxa"/>
+              <w:bottom w:w="50" w:type="dxa"/>
+              <w:left w:w="90" w:type="dxa"/>
+              <w:right w:w="90" w:type="dxa"/>
+            </w:tcMar>
+          </w:tcPr>
+          <w:p>
+            <w:r>
+              <w:rPr>
+                <w:sz w:val="17"/>
+              </w:rPr>
+              <w:t>USD 43.860</w:t>
+            </w:r>
+          </w:p>
+        </w:tc>
+      </w:tr>
+      <w:tr>
+        <w:tc>
+          <w:tcPr>
+            <w:tcW w:type="dxa" w:w="1560"/>
+            <w:shd w:fill="F2F5F9"/>
+            <w:tcMar>
+              <w:top w:w="50" w:type="dxa"/>
+              <w:bottom w:w="50" w:type="dxa"/>
+              <w:left w:w="90" w:type="dxa"/>
+              <w:right w:w="90" w:type="dxa"/>
+            </w:tcMar>
+          </w:tcPr>
+          <w:p>
+            <w:r>
+              <w:rPr>
+                <w:sz w:val="17"/>
+              </w:rPr>
+              <w:t>PP Local</w:t>
+            </w:r>
+          </w:p>
+        </w:tc>
+        <w:tc>
+          <w:tcPr>
+            <w:tcW w:type="dxa" w:w="1560"/>
+            <w:shd w:fill="F2F5F9"/>
+            <w:tcMar>
+              <w:top w:w="50" w:type="dxa"/>
+              <w:bottom w:w="50" w:type="dxa"/>
+              <w:left w:w="90" w:type="dxa"/>
+              <w:right w:w="90" w:type="dxa"/>
+            </w:tcMar>
+          </w:tcPr>
+          <w:p>
+            <w:r>
+              <w:rPr>
+                <w:sz w:val="17"/>
+              </w:rPr>
+              <w:t>33.153,8</w:t>
+            </w:r>
+          </w:p>
+        </w:tc>
+        <w:tc>
+          <w:tcPr>
+            <w:tcW w:type="dxa" w:w="1560"/>
+            <w:shd w:fill="F2F5F9"/>
+            <w:tcMar>
+              <w:top w:w="50" w:type="dxa"/>
+              <w:bottom w:w="50" w:type="dxa"/>
+              <w:left w:w="90" w:type="dxa"/>
+              <w:right w:w="90" w:type="dxa"/>
+            </w:tcMar>
+          </w:tcPr>
+          <w:p>
+            <w:r>
+              <w:rPr>
+                <w:sz w:val="17"/>
+              </w:rPr>
+              <w:t>USD 57.500</w:t>
+            </w:r>
+          </w:p>
+        </w:tc>
+        <w:tc>
+          <w:tcPr>
+            <w:tcW w:type="dxa" w:w="1560"/>
+            <w:shd w:fill="F2F5F9"/>
+            <w:tcMar>
+              <w:top w:w="50" w:type="dxa"/>
+              <w:bottom w:w="50" w:type="dxa"/>
+              <w:left w:w="90" w:type="dxa"/>
+              <w:right w:w="90" w:type="dxa"/>
+            </w:tcMar>
+          </w:tcPr>
+          <w:p>
+            <w:r>
+              <w:rPr>
+                <w:sz w:val="17"/>
+              </w:rPr>
+              <w:t>0</w:t>
+            </w:r>
+          </w:p>
+        </w:tc>
+        <w:tc>
+          <w:tcPr>
+            <w:tcW w:type="dxa" w:w="1560"/>
+            <w:shd w:fill="F2F5F9"/>
+            <w:tcMar>
+              <w:top w:w="50" w:type="dxa"/>
+              <w:bottom w:w="50" w:type="dxa"/>
+              <w:left w:w="90" w:type="dxa"/>
+              <w:right w:w="90" w:type="dxa"/>
+            </w:tcMar>
+          </w:tcPr>
+          <w:p>
+            <w:r>
+              <w:rPr>
+                <w:sz w:val="17"/>
+              </w:rPr>
+              <w:t>USD 12.362,2</w:t>
+            </w:r>
+          </w:p>
+        </w:tc>
+        <w:tc>
+          <w:tcPr>
+            <w:tcW w:type="dxa" w:w="1560"/>
+            <w:shd w:fill="F2F5F9"/>
+            <w:tcMar>
+              <w:top w:w="50" w:type="dxa"/>
+              <w:bottom w:w="50" w:type="dxa"/>
+              <w:left w:w="90" w:type="dxa"/>
+              <w:right w:w="90" w:type="dxa"/>
+            </w:tcMar>
+          </w:tcPr>
+          <w:p>
+            <w:r>
+              <w:rPr>
+                <w:sz w:val="17"/>
+              </w:rPr>
+              <w:t>USD 45.138</w:t>
+            </w:r>
+          </w:p>
+        </w:tc>
+      </w:tr>
+      <w:tr>
+        <w:tc>
+          <w:tcPr>
+            <w:tcW w:type="dxa" w:w="1560"/>
+            <w:tcMar>
+              <w:top w:w="50" w:type="dxa"/>
+              <w:bottom w:w="50" w:type="dxa"/>
+              <w:left w:w="90" w:type="dxa"/>
+              <w:right w:w="90" w:type="dxa"/>
+            </w:tcMar>
+          </w:tcPr>
+          <w:p>
+            <w:r>
+              <w:rPr>
+                <w:sz w:val="17"/>
+              </w:rPr>
+              <w:t>PP Exportación</w:t>
+            </w:r>
+          </w:p>
+        </w:tc>
+        <w:tc>
+          <w:tcPr>
+            <w:tcW w:type="dxa" w:w="1560"/>
+            <w:tcMar>
+              <w:top w:w="50" w:type="dxa"/>
+              <w:bottom w:w="50" w:type="dxa"/>
+              <w:left w:w="90" w:type="dxa"/>
+              <w:right w:w="90" w:type="dxa"/>
+            </w:tcMar>
+          </w:tcPr>
+          <w:p>
+            <w:r>
+              <w:rPr>
+                <w:sz w:val="17"/>
+              </w:rPr>
+              <w:t>25.000,0</w:t>
+            </w:r>
+          </w:p>
+        </w:tc>
+        <w:tc>
+          <w:tcPr>
+            <w:tcW w:type="dxa" w:w="1560"/>
+            <w:tcMar>
+              <w:top w:w="50" w:type="dxa"/>
+              <w:bottom w:w="50" w:type="dxa"/>
+              <w:left w:w="90" w:type="dxa"/>
+              <w:right w:w="90" w:type="dxa"/>
+            </w:tcMar>
+          </w:tcPr>
+          <w:p>
+            <w:r>
+              <w:rPr>
+                <w:sz w:val="17"/>
+              </w:rPr>
+              <w:t>USD 60.375</w:t>
+            </w:r>
+          </w:p>
+        </w:tc>
+        <w:tc>
+          <w:tcPr>
+            <w:tcW w:type="dxa" w:w="1560"/>
+            <w:tcMar>
+              <w:top w:w="50" w:type="dxa"/>
+              <w:bottom w:w="50" w:type="dxa"/>
+              <w:left w:w="90" w:type="dxa"/>
+              <w:right w:w="90" w:type="dxa"/>
+            </w:tcMar>
+          </w:tcPr>
+          <w:p>
+            <w:r>
+              <w:rPr>
+                <w:sz w:val="17"/>
+              </w:rPr>
+              <w:t>0</w:t>
+            </w:r>
+          </w:p>
+        </w:tc>
+        <w:tc>
+          <w:tcPr>
+            <w:tcW w:type="dxa" w:w="1560"/>
+            <w:tcMar>
+              <w:top w:w="50" w:type="dxa"/>
+              <w:bottom w:w="50" w:type="dxa"/>
+              <w:left w:w="90" w:type="dxa"/>
+              <w:right w:w="90" w:type="dxa"/>
+            </w:tcMar>
+          </w:tcPr>
+          <w:p>
+            <w:r>
+              <w:rPr>
+                <w:sz w:val="17"/>
+              </w:rPr>
+              <w:t>USD 15.237,2</w:t>
+            </w:r>
+          </w:p>
+        </w:tc>
+        <w:tc>
+          <w:tcPr>
+            <w:tcW w:type="dxa" w:w="1560"/>
+            <w:tcMar>
+              <w:top w:w="50" w:type="dxa"/>
+              <w:bottom w:w="50" w:type="dxa"/>
+              <w:left w:w="90" w:type="dxa"/>
+              <w:right w:w="90" w:type="dxa"/>
+            </w:tcMar>
+          </w:tcPr>
+          <w:p>
+            <w:r>
+              <w:rPr>
+                <w:sz w:val="17"/>
+              </w:rPr>
+              <w:t>USD 45.138</w:t>
+            </w:r>
+          </w:p>
+        </w:tc>
+      </w:tr>
+    </w:tbl>
+    <w:p>
+      <w:r>
+        <w:br w:type="page"/>
+      </w:r>
+    </w:p>
+    <w:p>
+      <w:pPr>
+        <w:pStyle w:val="Heading1"/>
+      </w:pPr>
+      <w:r>
+        <w:rPr>
+          <w:color w:val="1F4E79"/>
+        </w:rPr>
+        <w:t>Sección 3: Representación Gráfica del Proceso Productivo</w:t>
       </w:r>
     </w:p>
     <w:p>
@@ -3497,7 +5687,466 @@
         <w:rPr>
           <w:color w:val="1F4E79"/>
         </w:rPr>
-        <w:t>Sección 2: Procedimientos de Código Paso a Paso y Verificación de Respuestas</w:t>
+        <w:t>Sección 4: Librerías Utilizadas y Justificación Técnica</w:t>
+      </w:r>
+    </w:p>
+    <w:tbl>
+      <w:tblPr>
+        <w:tblW w:type="auto" w:w="0"/>
+        <w:jc w:val="center"/>
+        <w:tblLook w:firstColumn="1" w:firstRow="1" w:lastColumn="0" w:lastRow="0" w:noHBand="0" w:noVBand="1" w:val="04A0"/>
+      </w:tblPr>
+      <w:tblGrid>
+        <w:gridCol w:w="3120"/>
+        <w:gridCol w:w="3120"/>
+        <w:gridCol w:w="3120"/>
+      </w:tblGrid>
+      <w:tr>
+        <w:tc>
+          <w:tcPr>
+            <w:tcW w:type="dxa" w:w="3120"/>
+            <w:shd w:fill="1F4E79"/>
+            <w:tcMar>
+              <w:top w:w="90" w:type="dxa"/>
+              <w:bottom w:w="90" w:type="dxa"/>
+              <w:left w:w="110" w:type="dxa"/>
+              <w:right w:w="110" w:type="dxa"/>
+            </w:tcMar>
+          </w:tcPr>
+          <w:p>
+            <w:r>
+              <w:rPr>
+                <w:b/>
+                <w:color w:val="FFFFFF"/>
+                <w:sz w:val="18"/>
+              </w:rPr>
+              <w:t>Librería / Herramienta</w:t>
+            </w:r>
+          </w:p>
+        </w:tc>
+        <w:tc>
+          <w:tcPr>
+            <w:tcW w:type="dxa" w:w="3120"/>
+            <w:shd w:fill="1F4E79"/>
+            <w:tcMar>
+              <w:top w:w="90" w:type="dxa"/>
+              <w:bottom w:w="90" w:type="dxa"/>
+              <w:left w:w="110" w:type="dxa"/>
+              <w:right w:w="110" w:type="dxa"/>
+            </w:tcMar>
+          </w:tcPr>
+          <w:p>
+            <w:r>
+              <w:rPr>
+                <w:b/>
+                <w:color w:val="FFFFFF"/>
+                <w:sz w:val="18"/>
+              </w:rPr>
+              <w:t>Versión</w:t>
+            </w:r>
+          </w:p>
+        </w:tc>
+        <w:tc>
+          <w:tcPr>
+            <w:tcW w:type="dxa" w:w="3120"/>
+            <w:shd w:fill="1F4E79"/>
+            <w:tcMar>
+              <w:top w:w="90" w:type="dxa"/>
+              <w:bottom w:w="90" w:type="dxa"/>
+              <w:left w:w="110" w:type="dxa"/>
+              <w:right w:w="110" w:type="dxa"/>
+            </w:tcMar>
+          </w:tcPr>
+          <w:p>
+            <w:r>
+              <w:rPr>
+                <w:b/>
+                <w:color w:val="FFFFFF"/>
+                <w:sz w:val="18"/>
+              </w:rPr>
+              <w:t>Rol en el Proyecto</w:t>
+            </w:r>
+          </w:p>
+        </w:tc>
+      </w:tr>
+      <w:tr>
+        <w:tc>
+          <w:tcPr>
+            <w:tcW w:type="dxa" w:w="3120"/>
+            <w:shd w:fill="F2F5F9"/>
+            <w:tcMar>
+              <w:top w:w="50" w:type="dxa"/>
+              <w:bottom w:w="50" w:type="dxa"/>
+              <w:left w:w="90" w:type="dxa"/>
+              <w:right w:w="90" w:type="dxa"/>
+            </w:tcMar>
+          </w:tcPr>
+          <w:p>
+            <w:r>
+              <w:rPr>
+                <w:sz w:val="17"/>
+              </w:rPr>
+              <w:t>Python</w:t>
+            </w:r>
+          </w:p>
+        </w:tc>
+        <w:tc>
+          <w:tcPr>
+            <w:tcW w:type="dxa" w:w="3120"/>
+            <w:shd w:fill="F2F5F9"/>
+            <w:tcMar>
+              <w:top w:w="50" w:type="dxa"/>
+              <w:bottom w:w="50" w:type="dxa"/>
+              <w:left w:w="90" w:type="dxa"/>
+              <w:right w:w="90" w:type="dxa"/>
+            </w:tcMar>
+          </w:tcPr>
+          <w:p>
+            <w:r>
+              <w:rPr>
+                <w:sz w:val="17"/>
+              </w:rPr>
+              <w:t>3.12 / 3.14</w:t>
+            </w:r>
+          </w:p>
+        </w:tc>
+        <w:tc>
+          <w:tcPr>
+            <w:tcW w:type="dxa" w:w="3120"/>
+            <w:shd w:fill="F2F5F9"/>
+            <w:tcMar>
+              <w:top w:w="50" w:type="dxa"/>
+              <w:bottom w:w="50" w:type="dxa"/>
+              <w:left w:w="90" w:type="dxa"/>
+              <w:right w:w="90" w:type="dxa"/>
+            </w:tcMar>
+          </w:tcPr>
+          <w:p>
+            <w:r>
+              <w:rPr>
+                <w:sz w:val="17"/>
+              </w:rPr>
+              <w:t>Lenguaje de programación base del motor y análisis de datos.</w:t>
+            </w:r>
+          </w:p>
+        </w:tc>
+      </w:tr>
+      <w:tr>
+        <w:tc>
+          <w:tcPr>
+            <w:tcW w:type="dxa" w:w="3120"/>
+            <w:tcMar>
+              <w:top w:w="50" w:type="dxa"/>
+              <w:bottom w:w="50" w:type="dxa"/>
+              <w:left w:w="90" w:type="dxa"/>
+              <w:right w:w="90" w:type="dxa"/>
+            </w:tcMar>
+          </w:tcPr>
+          <w:p>
+            <w:r>
+              <w:rPr>
+                <w:sz w:val="17"/>
+              </w:rPr>
+              <w:t>PuLP</w:t>
+            </w:r>
+          </w:p>
+        </w:tc>
+        <w:tc>
+          <w:tcPr>
+            <w:tcW w:type="dxa" w:w="3120"/>
+            <w:tcMar>
+              <w:top w:w="50" w:type="dxa"/>
+              <w:bottom w:w="50" w:type="dxa"/>
+              <w:left w:w="90" w:type="dxa"/>
+              <w:right w:w="90" w:type="dxa"/>
+            </w:tcMar>
+          </w:tcPr>
+          <w:p>
+            <w:r>
+              <w:rPr>
+                <w:sz w:val="17"/>
+              </w:rPr>
+              <w:t>3.3.2</w:t>
+            </w:r>
+          </w:p>
+        </w:tc>
+        <w:tc>
+          <w:tcPr>
+            <w:tcW w:type="dxa" w:w="3120"/>
+            <w:tcMar>
+              <w:top w:w="50" w:type="dxa"/>
+              <w:bottom w:w="50" w:type="dxa"/>
+              <w:left w:w="90" w:type="dxa"/>
+              <w:right w:w="90" w:type="dxa"/>
+            </w:tcMar>
+          </w:tcPr>
+          <w:p>
+            <w:r>
+              <w:rPr>
+                <w:sz w:val="17"/>
+              </w:rPr>
+              <w:t>Modelado algebraico declarativo de variables, restricciones y funcional objetivo.</w:t>
+            </w:r>
+          </w:p>
+        </w:tc>
+      </w:tr>
+      <w:tr>
+        <w:tc>
+          <w:tcPr>
+            <w:tcW w:type="dxa" w:w="3120"/>
+            <w:shd w:fill="F2F5F9"/>
+            <w:tcMar>
+              <w:top w:w="50" w:type="dxa"/>
+              <w:bottom w:w="50" w:type="dxa"/>
+              <w:left w:w="90" w:type="dxa"/>
+              <w:right w:w="90" w:type="dxa"/>
+            </w:tcMar>
+          </w:tcPr>
+          <w:p>
+            <w:r>
+              <w:rPr>
+                <w:sz w:val="17"/>
+              </w:rPr>
+              <w:t>CBC (COIN-OR)</w:t>
+            </w:r>
+          </w:p>
+        </w:tc>
+        <w:tc>
+          <w:tcPr>
+            <w:tcW w:type="dxa" w:w="3120"/>
+            <w:shd w:fill="F2F5F9"/>
+            <w:tcMar>
+              <w:top w:w="50" w:type="dxa"/>
+              <w:bottom w:w="50" w:type="dxa"/>
+              <w:left w:w="90" w:type="dxa"/>
+              <w:right w:w="90" w:type="dxa"/>
+            </w:tcMar>
+          </w:tcPr>
+          <w:p>
+            <w:r>
+              <w:rPr>
+                <w:sz w:val="17"/>
+              </w:rPr>
+              <w:t>2.10</w:t>
+            </w:r>
+          </w:p>
+        </w:tc>
+        <w:tc>
+          <w:tcPr>
+            <w:tcW w:type="dxa" w:w="3120"/>
+            <w:shd w:fill="F2F5F9"/>
+            <w:tcMar>
+              <w:top w:w="50" w:type="dxa"/>
+              <w:bottom w:w="50" w:type="dxa"/>
+              <w:left w:w="90" w:type="dxa"/>
+              <w:right w:w="90" w:type="dxa"/>
+            </w:tcMar>
+          </w:tcPr>
+          <w:p>
+            <w:r>
+              <w:rPr>
+                <w:sz w:val="17"/>
+              </w:rPr>
+              <w:t>Solver MIP de código abierto que resuelve por Branch &amp; Bound y planos de corte.</w:t>
+            </w:r>
+          </w:p>
+        </w:tc>
+      </w:tr>
+      <w:tr>
+        <w:tc>
+          <w:tcPr>
+            <w:tcW w:type="dxa" w:w="3120"/>
+            <w:tcMar>
+              <w:top w:w="50" w:type="dxa"/>
+              <w:bottom w:w="50" w:type="dxa"/>
+              <w:left w:w="90" w:type="dxa"/>
+              <w:right w:w="90" w:type="dxa"/>
+            </w:tcMar>
+          </w:tcPr>
+          <w:p>
+            <w:r>
+              <w:rPr>
+                <w:sz w:val="17"/>
+              </w:rPr>
+              <w:t>pandas</w:t>
+            </w:r>
+          </w:p>
+        </w:tc>
+        <w:tc>
+          <w:tcPr>
+            <w:tcW w:type="dxa" w:w="3120"/>
+            <w:tcMar>
+              <w:top w:w="50" w:type="dxa"/>
+              <w:bottom w:w="50" w:type="dxa"/>
+              <w:left w:w="90" w:type="dxa"/>
+              <w:right w:w="90" w:type="dxa"/>
+            </w:tcMar>
+          </w:tcPr>
+          <w:p>
+            <w:r>
+              <w:rPr>
+                <w:sz w:val="17"/>
+              </w:rPr>
+              <w:t>3.0.6</w:t>
+            </w:r>
+          </w:p>
+        </w:tc>
+        <w:tc>
+          <w:tcPr>
+            <w:tcW w:type="dxa" w:w="3120"/>
+            <w:tcMar>
+              <w:top w:w="50" w:type="dxa"/>
+              <w:bottom w:w="50" w:type="dxa"/>
+              <w:left w:w="90" w:type="dxa"/>
+              <w:right w:w="90" w:type="dxa"/>
+            </w:tcMar>
+          </w:tcPr>
+          <w:p>
+            <w:r>
+              <w:rPr>
+                <w:sz w:val="17"/>
+              </w:rPr>
+              <w:t>Carga de matrices desde Excel, cálculo de regret y agregación tabular.</w:t>
+            </w:r>
+          </w:p>
+        </w:tc>
+      </w:tr>
+      <w:tr>
+        <w:tc>
+          <w:tcPr>
+            <w:tcW w:type="dxa" w:w="3120"/>
+            <w:shd w:fill="F2F5F9"/>
+            <w:tcMar>
+              <w:top w:w="50" w:type="dxa"/>
+              <w:bottom w:w="50" w:type="dxa"/>
+              <w:left w:w="90" w:type="dxa"/>
+              <w:right w:w="90" w:type="dxa"/>
+            </w:tcMar>
+          </w:tcPr>
+          <w:p>
+            <w:r>
+              <w:rPr>
+                <w:sz w:val="17"/>
+              </w:rPr>
+              <w:t>openpyxl</w:t>
+            </w:r>
+          </w:p>
+        </w:tc>
+        <w:tc>
+          <w:tcPr>
+            <w:tcW w:type="dxa" w:w="3120"/>
+            <w:shd w:fill="F2F5F9"/>
+            <w:tcMar>
+              <w:top w:w="50" w:type="dxa"/>
+              <w:bottom w:w="50" w:type="dxa"/>
+              <w:left w:w="90" w:type="dxa"/>
+              <w:right w:w="90" w:type="dxa"/>
+            </w:tcMar>
+          </w:tcPr>
+          <w:p>
+            <w:r>
+              <w:rPr>
+                <w:sz w:val="17"/>
+              </w:rPr>
+              <w:t>3.1.5</w:t>
+            </w:r>
+          </w:p>
+        </w:tc>
+        <w:tc>
+          <w:tcPr>
+            <w:tcW w:type="dxa" w:w="3120"/>
+            <w:shd w:fill="F2F5F9"/>
+            <w:tcMar>
+              <w:top w:w="50" w:type="dxa"/>
+              <w:bottom w:w="50" w:type="dxa"/>
+              <w:left w:w="90" w:type="dxa"/>
+              <w:right w:w="90" w:type="dxa"/>
+            </w:tcMar>
+          </w:tcPr>
+          <w:p>
+            <w:r>
+              <w:rPr>
+                <w:sz w:val="17"/>
+              </w:rPr>
+              <w:t>Generación automatizada de la base de datos Excel con fórmulas vivas.</w:t>
+            </w:r>
+          </w:p>
+        </w:tc>
+      </w:tr>
+      <w:tr>
+        <w:tc>
+          <w:tcPr>
+            <w:tcW w:type="dxa" w:w="3120"/>
+            <w:tcMar>
+              <w:top w:w="50" w:type="dxa"/>
+              <w:bottom w:w="50" w:type="dxa"/>
+              <w:left w:w="90" w:type="dxa"/>
+              <w:right w:w="90" w:type="dxa"/>
+            </w:tcMar>
+          </w:tcPr>
+          <w:p>
+            <w:r>
+              <w:rPr>
+                <w:sz w:val="17"/>
+              </w:rPr>
+              <w:t>matplotlib</w:t>
+            </w:r>
+          </w:p>
+        </w:tc>
+        <w:tc>
+          <w:tcPr>
+            <w:tcW w:type="dxa" w:w="3120"/>
+            <w:tcMar>
+              <w:top w:w="50" w:type="dxa"/>
+              <w:bottom w:w="50" w:type="dxa"/>
+              <w:left w:w="90" w:type="dxa"/>
+              <w:right w:w="90" w:type="dxa"/>
+            </w:tcMar>
+          </w:tcPr>
+          <w:p>
+            <w:r>
+              <w:rPr>
+                <w:sz w:val="17"/>
+              </w:rPr>
+              <w:t>3.11.2</w:t>
+            </w:r>
+          </w:p>
+        </w:tc>
+        <w:tc>
+          <w:tcPr>
+            <w:tcW w:type="dxa" w:w="3120"/>
+            <w:tcMar>
+              <w:top w:w="50" w:type="dxa"/>
+              <w:bottom w:w="50" w:type="dxa"/>
+              <w:left w:w="90" w:type="dxa"/>
+              <w:right w:w="90" w:type="dxa"/>
+            </w:tcMar>
+          </w:tcPr>
+          <w:p>
+            <w:r>
+              <w:rPr>
+                <w:sz w:val="17"/>
+              </w:rPr>
+              <w:t>Generación de gráficos analíticos de barras apiladas, sensibilidad y curvas de decisión.</w:t>
+            </w:r>
+          </w:p>
+        </w:tc>
+      </w:tr>
+    </w:tbl>
+    <w:p>
+      <w:r>
+        <w:br w:type="page"/>
+      </w:r>
+    </w:p>
+    <w:p>
+      <w:pPr>
+        <w:pStyle w:val="Heading1"/>
+      </w:pPr>
+      <w:r>
+        <w:rPr>
+          <w:color w:val="1F4E79"/>
+        </w:rPr>
+        <w:t>Sección 5: Procedimientos Paso a Paso y Verificación de Respuestas</w:t>
       </w:r>
     </w:p>
     <w:p>
